--- a/zaświadczenie o udziale w projekcie naukowo-badawczym.docx
+++ b/zaświadczenie o udziale w projekcie naukowo-badawczym.docx
@@ -30,938 +30,356 @@
     </w:p>
     <w:p>
       <w:pPr>
+        <w:spacing w:after="0"/>
         <w:jc w:val="center"/>
         <w:rPr>
           <w:b/>
           <w:bCs/>
-          <w:sz w:val="32"/>
-          <w:szCs w:val="32"/>
+          <w:sz w:val="24"/>
+          <w:szCs w:val="24"/>
+          <w:lang w:val="pl-PL"/>
         </w:rPr>
       </w:pPr>
       <w:r>
         <w:rPr>
           <w:b/>
           <w:bCs/>
-          <w:sz w:val="32"/>
-          <w:szCs w:val="32"/>
+          <w:sz w:val="24"/>
+          <w:szCs w:val="24"/>
+          <w:lang w:val="pl-PL"/>
         </w:rPr>
-        <w:t>ZAŚWIADCZENIE</w:t>
+        <w:t xml:space="preserve">ZAŚWIADCZENIE O AKTYWNOŚCI </w:t>
       </w:r>
-    </w:p>
-    <w:p>
-      <w:pPr>
-        <w:jc w:val="center"/>
-        <w:rPr>
-          <w:b/>
-          <w:bCs/>
-          <w:sz w:val="32"/>
-          <w:szCs w:val="32"/>
-        </w:rPr>
-      </w:pPr>
       <w:r>
         <w:rPr>
           <w:b/>
           <w:bCs/>
-          <w:sz w:val="32"/>
-          <w:szCs w:val="32"/>
+          <w:sz w:val="24"/>
+          <w:szCs w:val="24"/>
+          <w:lang w:val="pl-PL"/>
         </w:rPr>
-        <w:t>O UCZESTNICTWIE W PROJEKCIE NAUKOWO-BADAWCZYM</w:t>
-      </w:r>
-    </w:p>
-    <w:p>
-      <w:pPr>
-        <w:jc w:val="center"/>
-        <w:rPr>
-          <w:sz w:val="18"/>
-          <w:szCs w:val="18"/>
-        </w:rPr>
-      </w:pPr>
-      <w:r>
-        <w:rPr>
-          <w:sz w:val="18"/>
-          <w:szCs w:val="18"/>
-        </w:rPr>
-        <w:t>(</w:t>
-      </w:r>
-      <w:proofErr w:type="spellStart"/>
-      <w:r>
-        <w:rPr>
-          <w:sz w:val="18"/>
-          <w:szCs w:val="18"/>
-        </w:rPr>
-        <w:t>przy</w:t>
-      </w:r>
-      <w:proofErr w:type="spellEnd"/>
-      <w:r>
-        <w:rPr>
-          <w:sz w:val="18"/>
-          <w:szCs w:val="18"/>
-        </w:rPr>
-        <w:t xml:space="preserve"> </w:t>
-      </w:r>
-      <w:proofErr w:type="spellStart"/>
-      <w:r>
-        <w:rPr>
-          <w:sz w:val="18"/>
-          <w:szCs w:val="18"/>
-        </w:rPr>
-        <w:t>ubieganiu</w:t>
-      </w:r>
-      <w:proofErr w:type="spellEnd"/>
-      <w:r>
-        <w:rPr>
-          <w:sz w:val="18"/>
-          <w:szCs w:val="18"/>
-        </w:rPr>
-        <w:t xml:space="preserve"> </w:t>
-      </w:r>
-      <w:proofErr w:type="spellStart"/>
-      <w:r>
-        <w:rPr>
-          <w:sz w:val="18"/>
-          <w:szCs w:val="18"/>
-        </w:rPr>
-        <w:t>się</w:t>
-      </w:r>
-      <w:proofErr w:type="spellEnd"/>
-      <w:r>
-        <w:rPr>
-          <w:sz w:val="18"/>
-          <w:szCs w:val="18"/>
-        </w:rPr>
-        <w:t xml:space="preserve"> o </w:t>
-      </w:r>
-      <w:proofErr w:type="spellStart"/>
-      <w:r>
-        <w:rPr>
-          <w:sz w:val="18"/>
-          <w:szCs w:val="18"/>
-        </w:rPr>
-        <w:t>stypednium</w:t>
-      </w:r>
-      <w:proofErr w:type="spellEnd"/>
-      <w:r>
-        <w:rPr>
-          <w:sz w:val="18"/>
-          <w:szCs w:val="18"/>
-        </w:rPr>
-        <w:t xml:space="preserve"> </w:t>
-      </w:r>
-      <w:proofErr w:type="spellStart"/>
-      <w:r>
-        <w:rPr>
-          <w:sz w:val="18"/>
-          <w:szCs w:val="18"/>
-        </w:rPr>
-        <w:t>Rektora</w:t>
-      </w:r>
-      <w:proofErr w:type="spellEnd"/>
-      <w:r>
-        <w:rPr>
-          <w:sz w:val="18"/>
-          <w:szCs w:val="18"/>
-        </w:rPr>
-        <w:t xml:space="preserve"> w </w:t>
-      </w:r>
-      <w:proofErr w:type="spellStart"/>
-      <w:r>
-        <w:rPr>
-          <w:sz w:val="18"/>
-          <w:szCs w:val="18"/>
-        </w:rPr>
-        <w:t>roku</w:t>
-      </w:r>
-      <w:proofErr w:type="spellEnd"/>
-      <w:r>
-        <w:rPr>
-          <w:sz w:val="18"/>
-          <w:szCs w:val="18"/>
-        </w:rPr>
-        <w:t xml:space="preserve"> </w:t>
-      </w:r>
-      <w:proofErr w:type="spellStart"/>
-      <w:r>
-        <w:rPr>
-          <w:sz w:val="18"/>
-          <w:szCs w:val="18"/>
-        </w:rPr>
-        <w:t>akademickim</w:t>
-      </w:r>
-      <w:proofErr w:type="spellEnd"/>
-      <w:r>
-        <w:rPr>
-          <w:sz w:val="18"/>
-          <w:szCs w:val="18"/>
-        </w:rPr>
-        <w:t xml:space="preserve"> 202</w:t>
+        <w:t xml:space="preserve">W PROJEKCIE </w:t>
       </w:r>
       <w:r>
         <w:rPr>
-          <w:sz w:val="18"/>
-          <w:szCs w:val="18"/>
+          <w:b/>
+          <w:bCs/>
+          <w:sz w:val="24"/>
+          <w:szCs w:val="24"/>
+          <w:lang w:val="pl-PL"/>
         </w:rPr>
-        <w:t>5</w:t>
+        <w:t>NAUKOWO-BADAWCZ</w:t>
       </w:r>
       <w:r>
         <w:rPr>
-          <w:sz w:val="18"/>
-          <w:szCs w:val="18"/>
+          <w:b/>
+          <w:bCs/>
+          <w:sz w:val="24"/>
+          <w:szCs w:val="24"/>
+          <w:lang w:val="pl-PL"/>
         </w:rPr>
-        <w:t>/202</w:t>
+        <w:t>YM</w:t>
       </w:r>
       <w:r>
         <w:rPr>
-          <w:sz w:val="18"/>
-          <w:szCs w:val="18"/>
-        </w:rPr>
-        <w:t xml:space="preserve">6 </w:t>
-      </w:r>
-      <w:proofErr w:type="spellStart"/>
-      <w:r>
-        <w:rPr>
-          <w:sz w:val="18"/>
-          <w:szCs w:val="18"/>
-        </w:rPr>
-        <w:t>na</w:t>
-      </w:r>
-      <w:proofErr w:type="spellEnd"/>
-      <w:r>
-        <w:rPr>
-          <w:sz w:val="18"/>
-          <w:szCs w:val="18"/>
-        </w:rPr>
-        <w:t xml:space="preserve"> </w:t>
-      </w:r>
-      <w:proofErr w:type="spellStart"/>
-      <w:r>
-        <w:rPr>
-          <w:sz w:val="18"/>
-          <w:szCs w:val="18"/>
-        </w:rPr>
-        <w:t>Wydziale</w:t>
-      </w:r>
-      <w:proofErr w:type="spellEnd"/>
-      <w:r>
-        <w:rPr>
-          <w:sz w:val="18"/>
-          <w:szCs w:val="18"/>
-        </w:rPr>
-        <w:t xml:space="preserve"> MEiL</w:t>
-      </w:r>
-      <w:r>
-        <w:rPr>
-          <w:sz w:val="18"/>
-          <w:szCs w:val="18"/>
-        </w:rPr>
-        <w:t>)</w:t>
-      </w:r>
-    </w:p>
-    <w:p w14:noSpellErr="1">
-      <w:pPr>
-        <w:spacing w:after="0" w:line="360" w:lineRule="auto"/>
-        <w:ind w:left="-57"/>
-        <w:jc w:val="both"/>
-        <w:rPr>
-          <w:lang w:val="pl-PL"/>
-        </w:rPr>
-      </w:pPr>
-      <w:r>
-        <w:rPr>
-          <w:lang w:val="pl-PL"/>
-        </w:rPr>
-        <w:t xml:space="preserve">Niniejszym oświadczam, że </w:t>
-      </w:r>
-      <w:r>
-        <w:rPr>
-          <w:i w:val="1"/>
-          <w:iCs w:val="1"/>
-          <w:lang w:val="pl-PL"/>
-        </w:rPr>
-        <w:t>Pan/Pani</w:t>
-      </w:r>
-      <w:r>
-        <w:rPr>
-          <w:lang w:val="pl-PL"/>
-        </w:rPr>
-        <w:t xml:space="preserve"> ……………………………………………………</w:t>
-      </w:r>
-      <w:r>
-        <w:rPr>
-          <w:lang w:val="pl-PL"/>
-        </w:rPr>
-        <w:t>…………….</w:t>
-      </w:r>
-      <w:r>
-        <w:rPr>
+          <w:b/>
+          <w:bCs/>
+          <w:sz w:val="24"/>
+          <w:szCs w:val="24"/>
           <w:lang w:val="pl-PL"/>
         </w:rPr>
         <w:t xml:space="preserve"> </w:t>
       </w:r>
       <w:r>
         <w:rPr>
+          <w:b/>
+          <w:bCs/>
+          <w:sz w:val="24"/>
+          <w:szCs w:val="24"/>
           <w:lang w:val="pl-PL"/>
         </w:rPr>
-        <w:t>w okresie od ………………………</w:t>
+        <w:br/>
       </w:r>
       <w:r>
         <w:rPr>
+          <w:b/>
+          <w:bCs/>
+          <w:sz w:val="24"/>
+          <w:szCs w:val="24"/>
           <w:lang w:val="pl-PL"/>
         </w:rPr>
-        <w:t>…….</w:t>
+        <w:t>(do wniosku o Stypendium Rektora - rok akad</w:t>
       </w:r>
       <w:r>
         <w:rPr>
+          <w:b/>
+          <w:bCs/>
+          <w:sz w:val="24"/>
+          <w:szCs w:val="24"/>
           <w:lang w:val="pl-PL"/>
         </w:rPr>
-        <w:t>.……</w:t>
+        <w:t>emicki</w:t>
       </w:r>
       <w:r>
         <w:rPr>
+          <w:b/>
+          <w:bCs/>
+          <w:sz w:val="24"/>
+          <w:szCs w:val="24"/>
           <w:lang w:val="pl-PL"/>
         </w:rPr>
-        <w:t>…</w:t>
+        <w:t xml:space="preserve"> 2025/2026 </w:t>
       </w:r>
       <w:r>
         <w:rPr>
+          <w:b/>
+          <w:bCs/>
+          <w:sz w:val="24"/>
+          <w:szCs w:val="24"/>
           <w:lang w:val="pl-PL"/>
         </w:rPr>
-        <w:t>…..</w:t>
+        <w:t>–</w:t>
+      </w:r>
+    </w:p>
+    <w:p>
+      <w:pPr>
+        <w:spacing w:after="0"/>
+        <w:jc w:val="center"/>
+        <w:rPr>
+          <w:b/>
+          <w:bCs/>
+          <w:sz w:val="24"/>
+          <w:szCs w:val="24"/>
+          <w:lang w:val="pl-PL"/>
+        </w:rPr>
+      </w:pPr>
+      <w:r>
+        <w:rPr>
+          <w:b/>
+          <w:bCs/>
+          <w:sz w:val="24"/>
+          <w:szCs w:val="24"/>
+          <w:lang w:val="pl-PL"/>
+        </w:rPr>
+        <w:t>Wydział M</w:t>
       </w:r>
       <w:r>
         <w:rPr>
+          <w:b/>
+          <w:bCs/>
+          <w:sz w:val="24"/>
+          <w:szCs w:val="24"/>
           <w:lang w:val="pl-PL"/>
         </w:rPr>
-        <w:t xml:space="preserve"> do ………………………………………</w:t>
-      </w:r>
-      <w:r>
-        <w:rPr>
-          <w:lang w:val="pl-PL"/>
-        </w:rPr>
-        <w:t>……</w:t>
-      </w:r>
-      <w:r>
-        <w:rPr>
-          <w:lang w:val="pl-PL"/>
-        </w:rPr>
-        <w:t xml:space="preserve"> </w:t>
-      </w:r>
-      <w:r>
-        <w:rPr>
-          <w:lang w:val="pl-PL"/>
-        </w:rPr>
-        <w:t>u</w:t>
-      </w:r>
-      <w:r>
-        <w:rPr>
-          <w:lang w:val="pl-PL"/>
-        </w:rPr>
-        <w:t>czestniczył</w:t>
-      </w:r>
-      <w:r>
-        <w:rPr>
-          <w:lang w:val="pl-PL"/>
-        </w:rPr>
-        <w:t>/uczestniczył</w:t>
-      </w:r>
-      <w:r>
-        <w:rPr>
-          <w:lang w:val="pl-PL"/>
-        </w:rPr>
-        <w:t>a</w:t>
-      </w:r>
-      <w:r>
-        <w:rPr>
-          <w:lang w:val="pl-PL"/>
-        </w:rPr>
-        <w:t xml:space="preserve"> </w:t>
-      </w:r>
-      <w:r>
-        <w:rPr>
-          <w:lang w:val="pl-PL"/>
-        </w:rPr>
-        <w:t xml:space="preserve">w projekcie </w:t>
-      </w:r>
-      <w:r>
-        <w:rPr>
-          <w:lang w:val="pl-PL"/>
-        </w:rPr>
-        <w:t>naukowo-</w:t>
-      </w:r>
-      <w:r>
-        <w:rPr>
-          <w:lang w:val="pl-PL"/>
-        </w:rPr>
-        <w:t>badawczym pn. …………………</w:t>
-      </w:r>
-      <w:r>
-        <w:rPr>
-          <w:lang w:val="pl-PL"/>
-        </w:rPr>
-        <w:t>…....</w:t>
-      </w:r>
-      <w:r>
-        <w:rPr>
-          <w:lang w:val="pl-PL"/>
-        </w:rPr>
-        <w:t>…………...……………</w:t>
-      </w:r>
-      <w:r>
-        <w:rPr>
-          <w:lang w:val="pl-PL"/>
-        </w:rPr>
-        <w:t>……………………</w:t>
-      </w:r>
-      <w:r>
-        <w:rPr>
-          <w:lang w:val="pl-PL"/>
-        </w:rPr>
-        <w:t>.........</w:t>
-      </w:r>
-      <w:r>
-        <w:rPr>
-          <w:lang w:val="pl-PL"/>
-        </w:rPr>
-        <w:t>.</w:t>
-      </w:r>
-      <w:r>
-        <w:rPr>
-          <w:lang w:val="pl-PL"/>
-        </w:rPr>
-        <w:t>....</w:t>
-      </w:r>
-    </w:p>
-    <w:p w14:noSpellErr="1">
-      <w:pPr>
-        <w:spacing w:after="0" w:line="360" w:lineRule="auto"/>
-        <w:ind w:left="-57"/>
-        <w:jc w:val="both"/>
-        <w:rPr>
-          <w:lang w:val="en-US"/>
-        </w:rPr>
-      </w:pPr>
-      <w:r>
-        <w:rPr>
-          <w:lang w:val="en-US"/>
-        </w:rPr>
-        <w:t xml:space="preserve">o numerze </w:t>
-      </w:r>
-      <w:r>
-        <w:rPr>
-          <w:lang w:val="en-US"/>
-        </w:rPr>
-        <w:t>…</w:t>
-      </w:r>
-      <w:r>
-        <w:rPr>
-          <w:lang w:val="en-US"/>
-        </w:rPr>
-        <w:t>…………………………………………………………………………………...</w:t>
-      </w:r>
-      <w:r>
-        <w:rPr>
-          <w:lang w:val="en-US"/>
-        </w:rPr>
-        <w:t>......</w:t>
-      </w:r>
-      <w:r>
-        <w:rPr>
-          <w:lang w:val="en-US"/>
-        </w:rPr>
-        <w:t>.......................</w:t>
-      </w:r>
-      <w:r>
-        <w:rPr>
-          <w:lang w:val="en-US"/>
-        </w:rPr>
-        <w:t xml:space="preserve"> </w:t>
-      </w:r>
-      <w:r>
-        <w:rPr>
-          <w:lang w:val="en-US"/>
-        </w:rPr>
-        <w:t xml:space="preserve">mającym na celu </w:t>
-      </w:r>
-      <w:r>
-        <w:rPr>
-          <w:lang w:val="en-US"/>
-        </w:rPr>
-        <w:t>…….</w:t>
-      </w:r>
-      <w:r>
-        <w:rPr>
-          <w:lang w:val="en-US"/>
-        </w:rPr>
-        <w:t>……………………………………………………………………………</w:t>
-      </w:r>
-      <w:r>
-        <w:rPr>
-          <w:lang w:val="en-US"/>
-        </w:rPr>
-        <w:t xml:space="preserve">…………………………………………... </w:t>
-      </w:r>
-      <w:r>
-        <w:rPr>
-          <w:lang w:val="en-US"/>
-        </w:rPr>
-        <w:t>realizowanym przez ………………………………………..………..………………………</w:t>
-      </w:r>
-      <w:r>
-        <w:rPr>
-          <w:lang w:val="en-US"/>
-        </w:rPr>
-        <w:t xml:space="preserve">……………………………….. </w:t>
-      </w:r>
-      <w:r>
-        <w:rPr>
-          <w:lang w:val="en-US"/>
-        </w:rPr>
-        <w:t>finansowanym przez ……………………………………………………...…</w:t>
-      </w:r>
-      <w:r>
-        <w:rPr>
-          <w:lang w:val="en-US"/>
-        </w:rPr>
-        <w:t>………………………………………………</w:t>
+        <w:t>echaniczny Energetyki i Lotnictwa PW)</w:t>
       </w:r>
     </w:p>
     <w:p>
       <w:pPr>
-        <w:spacing w:after="0" w:line="360" w:lineRule="auto"/>
-        <w:ind w:left="1383" w:firstLine="777"/>
-        <w:jc w:val="both"/>
+        <w:spacing w:after="0"/>
+        <w:jc w:val="center"/>
         <w:rPr>
+          <w:b/>
+          <w:bCs/>
+          <w:sz w:val="24"/>
+          <w:szCs w:val="24"/>
           <w:lang w:val="pl-PL"/>
         </w:rPr>
       </w:pPr>
-      <w:r>
-        <w:rPr>
-          <w:lang w:val="pl-PL"/>
-        </w:rPr>
-        <w:t>(nazwa konkursu)</w:t>
-      </w:r>
-    </w:p>
-    <w:p>
-      <w:pPr>
-        <w:spacing w:after="0" w:line="360" w:lineRule="auto"/>
-        <w:ind w:left="-57"/>
-        <w:jc w:val="both"/>
-        <w:rPr>
-          <w:lang w:val="pl-PL"/>
-        </w:rPr>
-      </w:pPr>
-      <w:r>
-        <w:rPr>
-          <w:lang w:val="pl-PL"/>
-        </w:rPr>
-        <w:t>trwającym od ……………………………..……</w:t>
-      </w:r>
-      <w:r>
-        <w:rPr>
-          <w:lang w:val="pl-PL"/>
-        </w:rPr>
-        <w:t>…</w:t>
-      </w:r>
-      <w:r>
-        <w:rPr>
-          <w:lang w:val="pl-PL"/>
-        </w:rPr>
-        <w:t>………</w:t>
-      </w:r>
-      <w:r>
-        <w:rPr>
-          <w:lang w:val="pl-PL"/>
-        </w:rPr>
-        <w:t xml:space="preserve">  do ………………………………………</w:t>
-      </w:r>
-      <w:r>
-        <w:rPr>
-          <w:lang w:val="pl-PL"/>
-        </w:rPr>
-        <w:t>………………………</w:t>
-      </w:r>
-    </w:p>
-    <w:p>
-      <w:pPr>
-        <w:spacing w:after="0" w:line="360" w:lineRule="auto"/>
-        <w:ind w:left="-57"/>
-        <w:jc w:val="both"/>
-        <w:rPr>
-          <w:u w:val="single"/>
-          <w:lang w:val="pl-PL"/>
-        </w:rPr>
-      </w:pPr>
-      <w:r>
-        <w:rPr>
-          <w:u w:val="single"/>
-          <w:lang w:val="pl-PL"/>
-        </w:rPr>
-        <w:t>Zakres realizowanych przez studenta zadań:</w:t>
-      </w:r>
-    </w:p>
-    <w:p>
-      <w:pPr>
-        <w:spacing w:after="0" w:line="360" w:lineRule="auto"/>
-        <w:ind w:left="-57"/>
-        <w:jc w:val="both"/>
-        <w:rPr>
-          <w:lang w:val="pl-PL"/>
-        </w:rPr>
-      </w:pPr>
-      <w:r>
-        <w:rPr>
-          <w:lang w:val="pl-PL"/>
-        </w:rPr>
-        <w:t>……………………………………………………………………………………………</w:t>
-      </w:r>
-      <w:r>
-        <w:rPr>
-          <w:lang w:val="pl-PL"/>
-        </w:rPr>
-        <w:t>……………………………………………</w:t>
-      </w:r>
-    </w:p>
-    <w:p>
-      <w:pPr>
-        <w:spacing w:after="0" w:line="360" w:lineRule="auto"/>
-        <w:ind w:left="-57"/>
-        <w:jc w:val="both"/>
-        <w:rPr>
-          <w:lang w:val="pl-PL"/>
-        </w:rPr>
-      </w:pPr>
-      <w:r>
-        <w:rPr>
-          <w:lang w:val="pl-PL"/>
-        </w:rPr>
-        <w:t>……………………………………………………………………………………………</w:t>
-      </w:r>
-      <w:r>
-        <w:rPr>
-          <w:lang w:val="pl-PL"/>
-        </w:rPr>
-        <w:t>……………………………………………</w:t>
-      </w:r>
-    </w:p>
-    <w:p>
-      <w:pPr>
-        <w:spacing w:after="0" w:line="360" w:lineRule="auto"/>
-        <w:ind w:left="-57"/>
-        <w:jc w:val="both"/>
-        <w:rPr>
-          <w:lang w:val="pl-PL"/>
-        </w:rPr>
-      </w:pPr>
-      <w:r>
-        <w:rPr>
-          <w:lang w:val="pl-PL"/>
-        </w:rPr>
-        <w:t>……………………………………………………………………………………………</w:t>
-      </w:r>
-      <w:r>
-        <w:rPr>
-          <w:lang w:val="pl-PL"/>
-        </w:rPr>
-        <w:t>……………………………………………</w:t>
-      </w:r>
-    </w:p>
-    <w:p>
-      <w:pPr>
-        <w:spacing w:after="0" w:line="360" w:lineRule="auto"/>
-        <w:ind w:left="-57"/>
-        <w:jc w:val="both"/>
-        <w:rPr>
-          <w:lang w:val="pl-PL"/>
-        </w:rPr>
-      </w:pPr>
-      <w:r>
-        <w:rPr>
-          <w:lang w:val="pl-PL"/>
-        </w:rPr>
-        <w:t>……………………………………………………………………………………………</w:t>
-      </w:r>
-      <w:r>
-        <w:rPr>
-          <w:lang w:val="pl-PL"/>
-        </w:rPr>
-        <w:t>……………………………………………</w:t>
-      </w:r>
-    </w:p>
-    <w:p>
-      <w:pPr>
-        <w:spacing w:after="0" w:line="360" w:lineRule="auto"/>
-        <w:ind w:left="-57"/>
-        <w:jc w:val="both"/>
-        <w:rPr>
-          <w:u w:val="single"/>
-          <w:lang w:val="pl-PL"/>
-        </w:rPr>
-      </w:pPr>
-      <w:r>
-        <w:rPr>
-          <w:u w:val="single"/>
-          <w:lang w:val="pl-PL"/>
-        </w:rPr>
-        <w:t>Efekty udziału studenta (np. referaty, publikacje, zastosowania praktyczne badań naukowych lub prac rozwojowych):</w:t>
-      </w:r>
-    </w:p>
-    <w:p>
-      <w:pPr>
-        <w:spacing w:after="0" w:line="360" w:lineRule="auto"/>
-        <w:ind w:left="-57"/>
-        <w:jc w:val="both"/>
-        <w:rPr>
-          <w:lang w:val="pl-PL"/>
-        </w:rPr>
-      </w:pPr>
-      <w:r>
-        <w:rPr>
-          <w:lang w:val="pl-PL"/>
-        </w:rPr>
-        <w:t>……………………………………………………………………………………………</w:t>
-      </w:r>
-      <w:r>
-        <w:rPr>
-          <w:lang w:val="pl-PL"/>
-        </w:rPr>
-        <w:t>……………………………………………</w:t>
-      </w:r>
-    </w:p>
-    <w:p>
-      <w:pPr>
-        <w:spacing w:after="0" w:line="360" w:lineRule="auto"/>
-        <w:ind w:left="-57"/>
-        <w:jc w:val="both"/>
-        <w:rPr>
-          <w:lang w:val="pl-PL"/>
-        </w:rPr>
-      </w:pPr>
-      <w:r>
-        <w:rPr>
-          <w:lang w:val="pl-PL"/>
-        </w:rPr>
-        <w:t>……………………………………………………………………………………………</w:t>
-      </w:r>
-      <w:r>
-        <w:rPr>
-          <w:lang w:val="pl-PL"/>
-        </w:rPr>
-        <w:t>……………………………………………</w:t>
-      </w:r>
-    </w:p>
-    <w:p>
-      <w:pPr>
-        <w:spacing w:after="0" w:line="360" w:lineRule="auto"/>
-        <w:ind w:left="-57"/>
-        <w:jc w:val="both"/>
-        <w:rPr>
-          <w:lang w:val="pl-PL"/>
-        </w:rPr>
-      </w:pPr>
-      <w:r>
-        <w:rPr>
-          <w:lang w:val="pl-PL"/>
-        </w:rPr>
-        <w:t>……………………………………………………………………………………………</w:t>
-      </w:r>
-      <w:r>
-        <w:rPr>
-          <w:lang w:val="pl-PL"/>
-        </w:rPr>
-        <w:t>……………………………………………</w:t>
-      </w:r>
-    </w:p>
-    <w:p>
-      <w:pPr>
-        <w:spacing w:after="0" w:line="360" w:lineRule="auto"/>
-        <w:ind w:left="-57"/>
-        <w:jc w:val="both"/>
-        <w:rPr>
-          <w:lang w:val="pl-PL"/>
-        </w:rPr>
-      </w:pPr>
-      <w:r>
-        <w:rPr>
-          <w:lang w:val="pl-PL"/>
-        </w:rPr>
-        <w:t>……………………………………………………………………………………………</w:t>
-      </w:r>
-      <w:r>
-        <w:rPr>
-          <w:lang w:val="pl-PL"/>
-        </w:rPr>
-        <w:t>……………………………………………</w:t>
-      </w:r>
-    </w:p>
-    <w:p>
-      <w:pPr>
-        <w:spacing w:after="0" w:line="360" w:lineRule="auto"/>
-        <w:ind w:left="-57"/>
-        <w:jc w:val="both"/>
-        <w:rPr>
-          <w:lang w:val="pl-PL"/>
-        </w:rPr>
-      </w:pPr>
-      <w:r>
-        <w:rPr>
-          <w:lang w:val="pl-PL"/>
-        </w:rPr>
-        <w:t>……………………………………………………………………………………………</w:t>
-      </w:r>
-      <w:r>
-        <w:rPr>
-          <w:lang w:val="pl-PL"/>
-        </w:rPr>
-        <w:t>……………………………………………</w:t>
-      </w:r>
-    </w:p>
-    <w:p>
-      <w:pPr>
-        <w:spacing w:after="0" w:line="360" w:lineRule="auto"/>
-        <w:ind w:left="-57"/>
-        <w:jc w:val="both"/>
-        <w:rPr>
-          <w:lang w:val="pl-PL"/>
-        </w:rPr>
-      </w:pPr>
-      <w:r>
-        <w:rPr>
-          <w:lang w:val="pl-PL"/>
-        </w:rPr>
-        <w:t>……………………………………………………………………………………………</w:t>
-      </w:r>
-      <w:r>
-        <w:rPr>
-          <w:lang w:val="pl-PL"/>
-        </w:rPr>
-        <w:t>……………………………………………</w:t>
-      </w:r>
     </w:p>
     <w:tbl>
       <w:tblPr>
         <w:tblStyle w:val="Tabela-Siatka"/>
         <w:tblW w:w="0" w:type="auto"/>
-        <w:tblBorders>
-          <w:top w:val="none" w:color="auto" w:sz="0" w:space="0"/>
-          <w:left w:val="none" w:color="auto" w:sz="0" w:space="0"/>
-          <w:bottom w:val="none" w:color="auto" w:sz="0" w:space="0"/>
-          <w:right w:val="none" w:color="auto" w:sz="0" w:space="0"/>
-          <w:insideH w:val="none" w:color="auto" w:sz="0" w:space="0"/>
-          <w:insideV w:val="none" w:color="auto" w:sz="0" w:space="0"/>
-        </w:tblBorders>
+        <w:jc w:val="center"/>
         <w:tblLook w:val="04A0" w:firstRow="1" w:lastRow="0" w:firstColumn="1" w:lastColumn="0" w:noHBand="0" w:noVBand="1"/>
       </w:tblPr>
       <w:tblGrid>
-        <w:gridCol w:w="4417"/>
-        <w:gridCol w:w="4439"/>
+        <w:gridCol w:w="4390"/>
+        <w:gridCol w:w="4390"/>
       </w:tblGrid>
       <w:tr>
+        <w:trPr>
+          <w:trHeight w:val="567"/>
+          <w:jc w:val="center"/>
+        </w:trPr>
         <w:tc>
           <w:tcPr>
-            <w:tcW w:w="4531" w:type="dxa"/>
+            <w:tcW w:w="8780" w:type="dxa"/>
+            <w:gridSpan w:val="2"/>
+            <w:shd w:val="pct10" w:color="auto" w:fill="auto"/>
+            <w:vAlign w:val="center"/>
           </w:tcPr>
           <w:p>
             <w:pPr>
-              <w:spacing w:line="360" w:lineRule="auto"/>
-              <w:ind w:left="-57"/>
+              <w:spacing w:after="200" w:line="276" w:lineRule="auto"/>
               <w:rPr>
+                <w:b/>
+                <w:bCs/>
+                <w:sz w:val="24"/>
+                <w:szCs w:val="24"/>
                 <w:lang w:val="pl-PL"/>
               </w:rPr>
             </w:pPr>
             <w:r>
               <w:rPr>
+                <w:b/>
+                <w:bCs/>
+                <w:sz w:val="24"/>
+                <w:szCs w:val="24"/>
                 <w:lang w:val="pl-PL"/>
               </w:rPr>
-              <w:t xml:space="preserve">       </w:t>
+              <w:t xml:space="preserve">Dane </w:t>
             </w:r>
             <w:r>
               <w:rPr>
+                <w:b/>
+                <w:bCs/>
+                <w:sz w:val="24"/>
+                <w:szCs w:val="24"/>
                 <w:lang w:val="pl-PL"/>
               </w:rPr>
-              <w:t>Data</w:t>
+              <w:t>osoby studiującej</w:t>
+            </w:r>
+            <w:r>
+              <w:rPr>
+                <w:b/>
+                <w:bCs/>
+                <w:sz w:val="24"/>
+                <w:szCs w:val="24"/>
+                <w:lang w:val="pl-PL"/>
+              </w:rPr>
+              <w:t>:</w:t>
             </w:r>
           </w:p>
+        </w:tc>
+      </w:tr>
+      <w:tr>
+        <w:trPr>
+          <w:trHeight w:val="567"/>
+          <w:jc w:val="center"/>
+        </w:trPr>
+        <w:tc>
+          <w:tcPr>
+            <w:tcW w:w="4390" w:type="dxa"/>
+            <w:vAlign w:val="center"/>
+          </w:tcPr>
           <w:p>
             <w:pPr>
-              <w:spacing w:line="360" w:lineRule="auto"/>
-              <w:ind w:left="-57"/>
               <w:rPr>
-                <w:lang w:val="pl-PL"/>
-              </w:rPr>
-            </w:pPr>
-          </w:p>
-          <w:p>
-            <w:pPr>
-              <w:spacing w:line="360" w:lineRule="auto"/>
-              <w:ind w:left="-57"/>
-              <w:rPr>
+                <w:sz w:val="24"/>
+                <w:szCs w:val="24"/>
                 <w:lang w:val="pl-PL"/>
               </w:rPr>
             </w:pPr>
             <w:r>
               <w:rPr>
+                <w:sz w:val="24"/>
+                <w:szCs w:val="24"/>
                 <w:lang w:val="pl-PL"/>
               </w:rPr>
-              <w:t>………………...……</w:t>
+              <w:t>Imię i nazwisko:</w:t>
             </w:r>
           </w:p>
+        </w:tc>
+        <w:tc>
+          <w:tcPr>
+            <w:tcW w:w="4390" w:type="dxa"/>
+            <w:vAlign w:val="center"/>
+          </w:tcPr>
           <w:p>
             <w:pPr>
-              <w:spacing w:line="360" w:lineRule="auto"/>
-              <w:ind w:left="-57"/>
               <w:rPr>
+                <w:sz w:val="24"/>
+                <w:szCs w:val="24"/>
                 <w:lang w:val="pl-PL"/>
               </w:rPr>
             </w:pPr>
           </w:p>
         </w:tc>
+      </w:tr>
+      <w:tr>
+        <w:trPr>
+          <w:trHeight w:val="567"/>
+          <w:jc w:val="center"/>
+        </w:trPr>
         <w:tc>
           <w:tcPr>
-            <w:tcW w:w="4531" w:type="dxa"/>
+            <w:tcW w:w="4390" w:type="dxa"/>
+            <w:vAlign w:val="center"/>
           </w:tcPr>
           <w:p>
             <w:pPr>
-              <w:spacing w:line="360" w:lineRule="auto"/>
-              <w:ind w:left="-57"/>
               <w:rPr>
+                <w:sz w:val="24"/>
+                <w:szCs w:val="24"/>
                 <w:lang w:val="pl-PL"/>
               </w:rPr>
             </w:pPr>
             <w:r>
               <w:rPr>
+                <w:sz w:val="24"/>
+                <w:szCs w:val="24"/>
                 <w:lang w:val="pl-PL"/>
               </w:rPr>
-              <w:t>Podpis kierownika projektu</w:t>
+              <w:t>Nr albumu:</w:t>
             </w:r>
           </w:p>
+        </w:tc>
+        <w:tc>
+          <w:tcPr>
+            <w:tcW w:w="4390" w:type="dxa"/>
+            <w:vAlign w:val="center"/>
+          </w:tcPr>
           <w:p>
             <w:pPr>
-              <w:spacing w:line="360" w:lineRule="auto"/>
-              <w:ind w:left="-57"/>
               <w:rPr>
+                <w:sz w:val="24"/>
+                <w:szCs w:val="24"/>
                 <w:lang w:val="pl-PL"/>
               </w:rPr>
             </w:pPr>
           </w:p>
+        </w:tc>
+      </w:tr>
+      <w:tr>
+        <w:trPr>
+          <w:trHeight w:val="567"/>
+          <w:jc w:val="center"/>
+        </w:trPr>
+        <w:tc>
+          <w:tcPr>
+            <w:tcW w:w="4390" w:type="dxa"/>
+            <w:vAlign w:val="center"/>
+          </w:tcPr>
           <w:p>
             <w:pPr>
-              <w:spacing w:line="360" w:lineRule="auto"/>
-              <w:ind w:left="-57"/>
               <w:rPr>
+                <w:sz w:val="24"/>
+                <w:szCs w:val="24"/>
                 <w:lang w:val="pl-PL"/>
               </w:rPr>
             </w:pPr>
             <w:r>
               <w:rPr>
+                <w:sz w:val="24"/>
+                <w:szCs w:val="24"/>
                 <w:lang w:val="pl-PL"/>
               </w:rPr>
-              <w:t>………………...…………….</w:t>
+              <w:t>Kierunek / rok:</w:t>
             </w:r>
           </w:p>
+        </w:tc>
+        <w:tc>
+          <w:tcPr>
+            <w:tcW w:w="4390" w:type="dxa"/>
+            <w:vAlign w:val="center"/>
+          </w:tcPr>
           <w:p>
             <w:pPr>
-              <w:spacing w:line="360" w:lineRule="auto"/>
-              <w:ind w:left="-57"/>
               <w:rPr>
+                <w:sz w:val="24"/>
+                <w:szCs w:val="24"/>
                 <w:lang w:val="pl-PL"/>
               </w:rPr>
             </w:pPr>
@@ -972,96 +390,1092 @@
     <w:p>
       <w:pPr>
         <w:rPr>
+          <w:sz w:val="24"/>
+          <w:szCs w:val="24"/>
+          <w:lang w:val="pl-PL"/>
+        </w:rPr>
+      </w:pPr>
+    </w:p>
+    <w:tbl>
+      <w:tblPr>
+        <w:tblStyle w:val="Tabela-Siatka"/>
+        <w:tblW w:w="0" w:type="auto"/>
+        <w:tblInd w:w="38" w:type="dxa"/>
+        <w:tblLook w:val="04A0" w:firstRow="1" w:lastRow="0" w:firstColumn="1" w:lastColumn="0" w:noHBand="0" w:noVBand="1"/>
+      </w:tblPr>
+      <w:tblGrid>
+        <w:gridCol w:w="4390"/>
+        <w:gridCol w:w="4390"/>
+      </w:tblGrid>
+      <w:tr>
+        <w:trPr>
+          <w:trHeight w:val="630"/>
+        </w:trPr>
+        <w:tc>
+          <w:tcPr>
+            <w:tcW w:w="8780" w:type="dxa"/>
+            <w:gridSpan w:val="2"/>
+            <w:shd w:val="pct10" w:color="auto" w:fill="auto"/>
+          </w:tcPr>
+          <w:p>
+            <w:pPr>
+              <w:spacing w:after="200" w:line="276" w:lineRule="auto"/>
+              <w:rPr>
+                <w:b/>
+                <w:bCs/>
+                <w:sz w:val="24"/>
+                <w:szCs w:val="24"/>
+                <w:lang w:val="pl-PL"/>
+              </w:rPr>
+            </w:pPr>
+            <w:r>
+              <w:rPr>
+                <w:b/>
+                <w:bCs/>
+                <w:sz w:val="24"/>
+                <w:szCs w:val="24"/>
+                <w:lang w:val="pl-PL"/>
+              </w:rPr>
+              <w:t>Forma aktywności</w:t>
+            </w:r>
+            <w:r>
+              <w:rPr>
+                <w:b/>
+                <w:bCs/>
+                <w:sz w:val="24"/>
+                <w:szCs w:val="24"/>
+                <w:lang w:val="pl-PL"/>
+              </w:rPr>
+              <w:t xml:space="preserve"> naukowo-badawczej</w:t>
+            </w:r>
+            <w:r>
+              <w:rPr>
+                <w:b/>
+                <w:bCs/>
+                <w:sz w:val="24"/>
+                <w:szCs w:val="24"/>
+                <w:lang w:val="pl-PL"/>
+              </w:rPr>
+              <w:t>:</w:t>
+            </w:r>
+          </w:p>
+        </w:tc>
+      </w:tr>
+      <w:tr>
+        <w:trPr>
+          <w:trHeight w:val="1418"/>
+        </w:trPr>
+        <w:tc>
+          <w:tcPr>
+            <w:tcW w:w="4390" w:type="dxa"/>
+            <w:vAlign w:val="center"/>
+          </w:tcPr>
+          <w:p>
+            <w:pPr>
+              <w:rPr>
+                <w:sz w:val="24"/>
+                <w:szCs w:val="24"/>
+                <w:lang w:val="pl-PL"/>
+              </w:rPr>
+            </w:pPr>
+            <w:r>
+              <w:rPr>
+                <w:sz w:val="24"/>
+                <w:szCs w:val="24"/>
+                <w:lang w:val="pl-PL"/>
+              </w:rPr>
+              <w:t>Udział w projekcie (tytuł):</w:t>
+            </w:r>
+          </w:p>
+          <w:p>
+            <w:pPr>
+              <w:rPr>
+                <w:sz w:val="24"/>
+                <w:szCs w:val="24"/>
+                <w:lang w:val="pl-PL"/>
+              </w:rPr>
+            </w:pPr>
+            <w:r>
+              <w:rPr>
+                <w:i/>
+                <w:iCs/>
+                <w:lang w:val="pl-PL"/>
+              </w:rPr>
+              <w:t>(</w:t>
+            </w:r>
+            <w:r>
+              <w:rPr>
+                <w:i/>
+                <w:iCs/>
+                <w:lang w:val="pl-PL"/>
+              </w:rPr>
+              <w:t>W przypadku projektów uczelnianych do niniejszego zaświadczenia należy dołączyć raport wygenerowany ze strony Repozytorium PW w zakładce "Projekty"</w:t>
+            </w:r>
+            <w:r>
+              <w:rPr>
+                <w:i/>
+                <w:iCs/>
+                <w:lang w:val="pl-PL"/>
+              </w:rPr>
+              <w:t>)</w:t>
+            </w:r>
+          </w:p>
+        </w:tc>
+        <w:tc>
+          <w:tcPr>
+            <w:tcW w:w="4390" w:type="dxa"/>
+            <w:vAlign w:val="center"/>
+          </w:tcPr>
+          <w:p>
+            <w:pPr>
+              <w:rPr>
+                <w:sz w:val="24"/>
+                <w:szCs w:val="24"/>
+                <w:lang w:val="pl-PL"/>
+              </w:rPr>
+            </w:pPr>
+          </w:p>
+        </w:tc>
+      </w:tr>
+      <w:tr>
+        <w:trPr>
+          <w:trHeight w:val="1418"/>
+        </w:trPr>
+        <w:tc>
+          <w:tcPr>
+            <w:tcW w:w="4390" w:type="dxa"/>
+            <w:vAlign w:val="center"/>
+          </w:tcPr>
+          <w:p>
+            <w:pPr>
+              <w:rPr>
+                <w:sz w:val="24"/>
+                <w:szCs w:val="24"/>
+                <w:lang w:val="pl-PL"/>
+              </w:rPr>
+            </w:pPr>
+            <w:r>
+              <w:rPr>
+                <w:sz w:val="24"/>
+                <w:szCs w:val="24"/>
+                <w:lang w:val="pl-PL"/>
+              </w:rPr>
+              <w:t>Źródło finansowania projektu:</w:t>
+            </w:r>
+          </w:p>
+        </w:tc>
+        <w:tc>
+          <w:tcPr>
+            <w:tcW w:w="4390" w:type="dxa"/>
+            <w:vAlign w:val="center"/>
+          </w:tcPr>
+          <w:p>
+            <w:pPr>
+              <w:rPr>
+                <w:sz w:val="24"/>
+                <w:szCs w:val="24"/>
+                <w:lang w:val="pl-PL"/>
+              </w:rPr>
+            </w:pPr>
+          </w:p>
+        </w:tc>
+      </w:tr>
+      <w:tr>
+        <w:trPr>
+          <w:trHeight w:val="1418"/>
+        </w:trPr>
+        <w:tc>
+          <w:tcPr>
+            <w:tcW w:w="4390" w:type="dxa"/>
+            <w:vAlign w:val="center"/>
+          </w:tcPr>
+          <w:p>
+            <w:pPr>
+              <w:rPr>
+                <w:sz w:val="24"/>
+                <w:szCs w:val="24"/>
+                <w:lang w:val="pl-PL"/>
+              </w:rPr>
+            </w:pPr>
+            <w:r>
+              <w:rPr>
+                <w:sz w:val="24"/>
+                <w:szCs w:val="24"/>
+                <w:lang w:val="pl-PL"/>
+              </w:rPr>
+              <w:t xml:space="preserve">Okres </w:t>
+            </w:r>
+            <w:r>
+              <w:rPr>
+                <w:sz w:val="24"/>
+                <w:szCs w:val="24"/>
+                <w:lang w:val="pl-PL"/>
+              </w:rPr>
+              <w:t>realizacji projektu</w:t>
+            </w:r>
+            <w:r>
+              <w:rPr>
+                <w:sz w:val="24"/>
+                <w:szCs w:val="24"/>
+                <w:lang w:val="pl-PL"/>
+              </w:rPr>
+              <w:t>:</w:t>
+            </w:r>
+          </w:p>
+        </w:tc>
+        <w:tc>
+          <w:tcPr>
+            <w:tcW w:w="4390" w:type="dxa"/>
+            <w:vAlign w:val="center"/>
+          </w:tcPr>
+          <w:p>
+            <w:pPr>
+              <w:rPr>
+                <w:sz w:val="24"/>
+                <w:szCs w:val="24"/>
+                <w:lang w:val="pl-PL"/>
+              </w:rPr>
+            </w:pPr>
+          </w:p>
+        </w:tc>
+      </w:tr>
+      <w:tr>
+        <w:trPr>
+          <w:trHeight w:val="1418"/>
+        </w:trPr>
+        <w:tc>
+          <w:tcPr>
+            <w:tcW w:w="4390" w:type="dxa"/>
+            <w:vAlign w:val="center"/>
+          </w:tcPr>
+          <w:p>
+            <w:pPr>
+              <w:rPr>
+                <w:sz w:val="24"/>
+                <w:szCs w:val="24"/>
+                <w:lang w:val="pl-PL"/>
+              </w:rPr>
+            </w:pPr>
+            <w:r>
+              <w:rPr>
+                <w:sz w:val="24"/>
+                <w:szCs w:val="24"/>
+                <w:lang w:val="pl-PL"/>
+              </w:rPr>
+              <w:t xml:space="preserve">Rola w </w:t>
+            </w:r>
+            <w:proofErr w:type="spellStart"/>
+            <w:r>
+              <w:rPr>
+                <w:sz w:val="24"/>
+                <w:szCs w:val="24"/>
+                <w:lang w:val="pl-PL"/>
+              </w:rPr>
+              <w:t>w</w:t>
+            </w:r>
+            <w:proofErr w:type="spellEnd"/>
+            <w:r>
+              <w:rPr>
+                <w:sz w:val="24"/>
+                <w:szCs w:val="24"/>
+                <w:lang w:val="pl-PL"/>
+              </w:rPr>
+              <w:t xml:space="preserve"> </w:t>
+            </w:r>
+            <w:r>
+              <w:rPr>
+                <w:sz w:val="24"/>
+                <w:szCs w:val="24"/>
+                <w:lang w:val="pl-PL"/>
+              </w:rPr>
+              <w:t>projekcie</w:t>
+            </w:r>
+            <w:r>
+              <w:rPr>
+                <w:sz w:val="24"/>
+                <w:szCs w:val="24"/>
+                <w:lang w:val="pl-PL"/>
+              </w:rPr>
+              <w:t>:</w:t>
+            </w:r>
+            <w:r>
+              <w:rPr>
+                <w:sz w:val="24"/>
+                <w:szCs w:val="24"/>
+                <w:lang w:val="pl-PL"/>
+              </w:rPr>
+              <w:t xml:space="preserve"> </w:t>
+            </w:r>
+          </w:p>
+          <w:p>
+            <w:pPr>
+              <w:rPr>
+                <w:sz w:val="24"/>
+                <w:szCs w:val="24"/>
+                <w:lang w:val="pl-PL"/>
+              </w:rPr>
+            </w:pPr>
+            <w:r>
+              <w:rPr>
+                <w:i/>
+                <w:iCs/>
+                <w:lang w:val="pl-PL"/>
+              </w:rPr>
+              <w:t>(</w:t>
+            </w:r>
+            <w:r>
+              <w:rPr>
+                <w:i/>
+                <w:iCs/>
+                <w:lang w:val="pl-PL"/>
+              </w:rPr>
+              <w:t>np. członek zespołu, lider zadania, koordynator</w:t>
+            </w:r>
+            <w:r>
+              <w:rPr>
+                <w:i/>
+                <w:iCs/>
+                <w:lang w:val="pl-PL"/>
+              </w:rPr>
+              <w:t>, wsparcie merytoryczne)</w:t>
+            </w:r>
+          </w:p>
+        </w:tc>
+        <w:tc>
+          <w:tcPr>
+            <w:tcW w:w="4390" w:type="dxa"/>
+            <w:vAlign w:val="center"/>
+          </w:tcPr>
+          <w:p>
+            <w:pPr>
+              <w:rPr>
+                <w:sz w:val="24"/>
+                <w:szCs w:val="24"/>
+                <w:lang w:val="pl-PL"/>
+              </w:rPr>
+            </w:pPr>
+          </w:p>
+        </w:tc>
+      </w:tr>
+      <w:tr>
+        <w:trPr>
+          <w:trHeight w:val="1418"/>
+        </w:trPr>
+        <w:tc>
+          <w:tcPr>
+            <w:tcW w:w="4390" w:type="dxa"/>
+            <w:vAlign w:val="center"/>
+          </w:tcPr>
+          <w:p>
+            <w:pPr>
+              <w:rPr>
+                <w:sz w:val="24"/>
+                <w:szCs w:val="24"/>
+                <w:lang w:val="pl-PL"/>
+              </w:rPr>
+            </w:pPr>
+            <w:r>
+              <w:rPr>
+                <w:sz w:val="24"/>
+                <w:szCs w:val="24"/>
+                <w:u w:val="single"/>
+                <w:lang w:val="pl-PL"/>
+              </w:rPr>
+              <w:t>Kluczowe</w:t>
+            </w:r>
+            <w:r>
+              <w:rPr>
+                <w:sz w:val="24"/>
+                <w:szCs w:val="24"/>
+                <w:lang w:val="pl-PL"/>
+              </w:rPr>
+              <w:t xml:space="preserve"> </w:t>
+            </w:r>
+            <w:r>
+              <w:rPr>
+                <w:sz w:val="24"/>
+                <w:szCs w:val="24"/>
+                <w:lang w:val="pl-PL"/>
+              </w:rPr>
+              <w:t xml:space="preserve">3 </w:t>
+            </w:r>
+            <w:r>
+              <w:rPr>
+                <w:sz w:val="24"/>
+                <w:szCs w:val="24"/>
+                <w:lang w:val="pl-PL"/>
+              </w:rPr>
+              <w:t>zadania w projekcie</w:t>
+            </w:r>
+            <w:r>
+              <w:rPr>
+                <w:sz w:val="24"/>
+                <w:szCs w:val="24"/>
+                <w:lang w:val="pl-PL"/>
+              </w:rPr>
+              <w:t>,</w:t>
+            </w:r>
+            <w:r>
+              <w:rPr>
+                <w:sz w:val="24"/>
+                <w:szCs w:val="24"/>
+                <w:lang w:val="pl-PL"/>
+              </w:rPr>
+              <w:t xml:space="preserve"> objęte okresem wniosku</w:t>
+            </w:r>
+            <w:r>
+              <w:rPr>
+                <w:sz w:val="24"/>
+                <w:szCs w:val="24"/>
+                <w:lang w:val="pl-PL"/>
+              </w:rPr>
+              <w:t>:</w:t>
+            </w:r>
+          </w:p>
+        </w:tc>
+        <w:tc>
+          <w:tcPr>
+            <w:tcW w:w="4390" w:type="dxa"/>
+            <w:vAlign w:val="center"/>
+          </w:tcPr>
+          <w:p>
+            <w:pPr>
+              <w:rPr>
+                <w:sz w:val="24"/>
+                <w:szCs w:val="24"/>
+                <w:lang w:val="pl-PL"/>
+              </w:rPr>
+            </w:pPr>
+          </w:p>
+        </w:tc>
+      </w:tr>
+    </w:tbl>
+    <w:p>
+      <w:pPr>
+        <w:rPr>
+          <w:sz w:val="24"/>
+          <w:szCs w:val="24"/>
+          <w:lang w:val="pl-PL"/>
+        </w:rPr>
+      </w:pPr>
+    </w:p>
+    <w:tbl>
+      <w:tblPr>
+        <w:tblStyle w:val="Tabela-Siatka"/>
+        <w:tblW w:w="0" w:type="auto"/>
+        <w:tblInd w:w="38" w:type="dxa"/>
+        <w:tblLook w:val="04A0" w:firstRow="1" w:lastRow="0" w:firstColumn="1" w:lastColumn="0" w:noHBand="0" w:noVBand="1"/>
+      </w:tblPr>
+      <w:tblGrid>
+        <w:gridCol w:w="4390"/>
+        <w:gridCol w:w="4390"/>
+      </w:tblGrid>
+      <w:tr>
+        <w:tc>
+          <w:tcPr>
+            <w:tcW w:w="8780" w:type="dxa"/>
+            <w:gridSpan w:val="2"/>
+            <w:shd w:val="pct10" w:color="auto" w:fill="auto"/>
+          </w:tcPr>
+          <w:p>
+            <w:pPr>
+              <w:spacing w:line="276" w:lineRule="auto"/>
+              <w:rPr>
+                <w:b/>
+                <w:bCs/>
+                <w:sz w:val="24"/>
+                <w:szCs w:val="24"/>
+                <w:lang w:val="pl-PL"/>
+              </w:rPr>
+            </w:pPr>
+            <w:r>
+              <w:rPr>
+                <w:b/>
+                <w:bCs/>
+                <w:sz w:val="24"/>
+                <w:szCs w:val="24"/>
+                <w:lang w:val="pl-PL"/>
+              </w:rPr>
+              <w:lastRenderedPageBreak/>
+              <w:t>Rezultaty</w:t>
+            </w:r>
+            <w:r>
+              <w:rPr>
+                <w:b/>
+                <w:bCs/>
+                <w:sz w:val="24"/>
+                <w:szCs w:val="24"/>
+                <w:lang w:val="pl-PL"/>
+              </w:rPr>
+              <w:t>:</w:t>
+            </w:r>
+            <w:r>
+              <w:rPr>
+                <w:b/>
+                <w:bCs/>
+                <w:sz w:val="24"/>
+                <w:szCs w:val="24"/>
+                <w:lang w:val="pl-PL"/>
+              </w:rPr>
+              <w:t xml:space="preserve"> </w:t>
+            </w:r>
+          </w:p>
+          <w:p>
+            <w:pPr>
+              <w:spacing w:line="276" w:lineRule="auto"/>
+              <w:rPr>
+                <w:i/>
+                <w:iCs/>
+                <w:sz w:val="24"/>
+                <w:szCs w:val="24"/>
+                <w:lang w:val="pl-PL"/>
+              </w:rPr>
+            </w:pPr>
+            <w:r>
+              <w:rPr>
+                <w:i/>
+                <w:iCs/>
+                <w:sz w:val="24"/>
+                <w:szCs w:val="24"/>
+                <w:lang w:val="pl-PL"/>
+              </w:rPr>
+              <w:t>Możesz dodać link dla uwierzytelnienia Twojego osiągnięcia</w:t>
+            </w:r>
+            <w:r>
+              <w:rPr>
+                <w:i/>
+                <w:iCs/>
+                <w:sz w:val="24"/>
+                <w:szCs w:val="24"/>
+                <w:lang w:val="pl-PL"/>
+              </w:rPr>
+              <w:t>)</w:t>
+            </w:r>
+          </w:p>
+        </w:tc>
+      </w:tr>
+      <w:tr>
+        <w:trPr>
+          <w:trHeight w:val="1134"/>
+        </w:trPr>
+        <w:tc>
+          <w:tcPr>
+            <w:tcW w:w="4390" w:type="dxa"/>
+            <w:vAlign w:val="center"/>
+          </w:tcPr>
+          <w:p>
+            <w:pPr>
+              <w:rPr>
+                <w:sz w:val="24"/>
+                <w:szCs w:val="24"/>
+                <w:lang w:val="pl-PL"/>
+              </w:rPr>
+            </w:pPr>
+            <w:r>
+              <w:rPr>
+                <w:sz w:val="24"/>
+                <w:szCs w:val="24"/>
+                <w:lang w:val="pl-PL"/>
+              </w:rPr>
+              <w:t>referat/prezentacja</w:t>
+            </w:r>
+            <w:r>
+              <w:rPr>
+                <w:sz w:val="24"/>
+                <w:szCs w:val="24"/>
+                <w:lang w:val="pl-PL"/>
+              </w:rPr>
+              <w:t>:</w:t>
+            </w:r>
+            <w:r>
+              <w:rPr>
+                <w:sz w:val="24"/>
+                <w:szCs w:val="24"/>
+                <w:lang w:val="pl-PL"/>
+              </w:rPr>
+              <w:t xml:space="preserve"> </w:t>
+            </w:r>
+          </w:p>
+          <w:p>
+            <w:pPr>
+              <w:rPr>
+                <w:i/>
+                <w:iCs/>
+                <w:sz w:val="24"/>
+                <w:szCs w:val="24"/>
+                <w:lang w:val="pl-PL"/>
+              </w:rPr>
+            </w:pPr>
+            <w:r>
+              <w:rPr>
+                <w:i/>
+                <w:iCs/>
+                <w:sz w:val="24"/>
+                <w:szCs w:val="24"/>
+                <w:lang w:val="pl-PL"/>
+              </w:rPr>
+              <w:t>(</w:t>
+            </w:r>
+            <w:r>
+              <w:rPr>
+                <w:i/>
+                <w:iCs/>
+                <w:sz w:val="24"/>
+                <w:szCs w:val="24"/>
+                <w:lang w:val="pl-PL"/>
+              </w:rPr>
+              <w:t xml:space="preserve">tytuł, </w:t>
+            </w:r>
+            <w:r>
+              <w:rPr>
+                <w:i/>
+                <w:iCs/>
+                <w:sz w:val="24"/>
+                <w:szCs w:val="24"/>
+                <w:lang w:val="pl-PL"/>
+              </w:rPr>
+              <w:t>gdzie, kiedy)</w:t>
+            </w:r>
+          </w:p>
+        </w:tc>
+        <w:tc>
+          <w:tcPr>
+            <w:tcW w:w="4390" w:type="dxa"/>
+            <w:vAlign w:val="center"/>
+          </w:tcPr>
+          <w:p>
+            <w:pPr>
+              <w:rPr>
+                <w:sz w:val="24"/>
+                <w:szCs w:val="24"/>
+                <w:lang w:val="pl-PL"/>
+              </w:rPr>
+            </w:pPr>
+          </w:p>
+        </w:tc>
+      </w:tr>
+      <w:tr>
+        <w:trPr>
+          <w:trHeight w:val="1134"/>
+        </w:trPr>
+        <w:tc>
+          <w:tcPr>
+            <w:tcW w:w="4390" w:type="dxa"/>
+            <w:vAlign w:val="center"/>
+          </w:tcPr>
+          <w:p>
+            <w:pPr>
+              <w:rPr>
+                <w:sz w:val="24"/>
+                <w:szCs w:val="24"/>
+                <w:lang w:val="pl-PL"/>
+              </w:rPr>
+            </w:pPr>
+            <w:r>
+              <w:rPr>
+                <w:sz w:val="24"/>
+                <w:szCs w:val="24"/>
+                <w:lang w:val="pl-PL"/>
+              </w:rPr>
+              <w:t>p</w:t>
+            </w:r>
+            <w:r>
+              <w:rPr>
+                <w:sz w:val="24"/>
+                <w:szCs w:val="24"/>
+                <w:lang w:val="pl-PL"/>
+              </w:rPr>
+              <w:t>ublikacja</w:t>
+            </w:r>
+            <w:r>
+              <w:rPr>
+                <w:sz w:val="24"/>
+                <w:szCs w:val="24"/>
+                <w:lang w:val="pl-PL"/>
+              </w:rPr>
+              <w:t>:</w:t>
+            </w:r>
+            <w:r>
+              <w:rPr>
+                <w:sz w:val="24"/>
+                <w:szCs w:val="24"/>
+                <w:lang w:val="pl-PL"/>
+              </w:rPr>
+              <w:t xml:space="preserve"> </w:t>
+            </w:r>
+          </w:p>
+          <w:p>
+            <w:pPr>
+              <w:rPr>
+                <w:i/>
+                <w:iCs/>
+                <w:sz w:val="24"/>
+                <w:szCs w:val="24"/>
+                <w:lang w:val="pl-PL"/>
+              </w:rPr>
+            </w:pPr>
+            <w:r>
+              <w:rPr>
+                <w:i/>
+                <w:iCs/>
+                <w:sz w:val="24"/>
+                <w:szCs w:val="24"/>
+                <w:lang w:val="pl-PL"/>
+              </w:rPr>
+              <w:t xml:space="preserve">(tytuł, </w:t>
+            </w:r>
+            <w:r>
+              <w:rPr>
+                <w:i/>
+                <w:iCs/>
+                <w:sz w:val="24"/>
+                <w:szCs w:val="24"/>
+                <w:lang w:val="pl-PL"/>
+              </w:rPr>
+              <w:t xml:space="preserve">gdzie, </w:t>
+            </w:r>
+            <w:r>
+              <w:rPr>
+                <w:i/>
+                <w:iCs/>
+                <w:sz w:val="24"/>
+                <w:szCs w:val="24"/>
+                <w:lang w:val="pl-PL"/>
+              </w:rPr>
+              <w:t>rok):</w:t>
+            </w:r>
+          </w:p>
+        </w:tc>
+        <w:tc>
+          <w:tcPr>
+            <w:tcW w:w="4390" w:type="dxa"/>
+            <w:vAlign w:val="center"/>
+          </w:tcPr>
+          <w:p>
+            <w:pPr>
+              <w:rPr>
+                <w:sz w:val="24"/>
+                <w:szCs w:val="24"/>
+                <w:lang w:val="pl-PL"/>
+              </w:rPr>
+            </w:pPr>
+          </w:p>
+        </w:tc>
+      </w:tr>
+      <w:tr>
+        <w:trPr>
+          <w:trHeight w:val="1134"/>
+        </w:trPr>
+        <w:tc>
+          <w:tcPr>
+            <w:tcW w:w="4390" w:type="dxa"/>
+            <w:vAlign w:val="center"/>
+          </w:tcPr>
+          <w:p>
+            <w:pPr>
+              <w:rPr>
+                <w:sz w:val="24"/>
+                <w:szCs w:val="24"/>
+                <w:lang w:val="pl-PL"/>
+              </w:rPr>
+            </w:pPr>
+            <w:r>
+              <w:rPr>
+                <w:sz w:val="24"/>
+                <w:szCs w:val="24"/>
+                <w:lang w:val="pl-PL"/>
+              </w:rPr>
+              <w:t>prototyp/ model/demonstrator</w:t>
+            </w:r>
+            <w:r>
+              <w:rPr>
+                <w:sz w:val="24"/>
+                <w:szCs w:val="24"/>
+                <w:lang w:val="pl-PL"/>
+              </w:rPr>
+              <w:t>”</w:t>
+            </w:r>
+          </w:p>
+        </w:tc>
+        <w:tc>
+          <w:tcPr>
+            <w:tcW w:w="4390" w:type="dxa"/>
+            <w:vAlign w:val="center"/>
+          </w:tcPr>
+          <w:p>
+            <w:pPr>
+              <w:rPr>
+                <w:sz w:val="24"/>
+                <w:szCs w:val="24"/>
+                <w:lang w:val="pl-PL"/>
+              </w:rPr>
+            </w:pPr>
+          </w:p>
+        </w:tc>
+      </w:tr>
+      <w:tr>
+        <w:trPr>
+          <w:trHeight w:val="1134"/>
+        </w:trPr>
+        <w:tc>
+          <w:tcPr>
+            <w:tcW w:w="4390" w:type="dxa"/>
+            <w:vAlign w:val="center"/>
+          </w:tcPr>
+          <w:p>
+            <w:pPr>
+              <w:rPr>
+                <w:sz w:val="24"/>
+                <w:szCs w:val="24"/>
+                <w:lang w:val="pl-PL"/>
+              </w:rPr>
+            </w:pPr>
+            <w:r>
+              <w:rPr>
+                <w:sz w:val="24"/>
+                <w:szCs w:val="24"/>
+                <w:lang w:val="pl-PL"/>
+              </w:rPr>
+              <w:t>konkurs/zawody</w:t>
+            </w:r>
+            <w:r>
+              <w:rPr>
+                <w:sz w:val="24"/>
+                <w:szCs w:val="24"/>
+                <w:lang w:val="pl-PL"/>
+              </w:rPr>
+              <w:t>/konferencja</w:t>
+            </w:r>
+            <w:r>
+              <w:rPr>
+                <w:sz w:val="24"/>
+                <w:szCs w:val="24"/>
+                <w:lang w:val="pl-PL"/>
+              </w:rPr>
+              <w:t>:</w:t>
+            </w:r>
+            <w:r>
+              <w:rPr>
+                <w:sz w:val="24"/>
+                <w:szCs w:val="24"/>
+                <w:lang w:val="pl-PL"/>
+              </w:rPr>
+              <w:t xml:space="preserve"> </w:t>
+            </w:r>
+          </w:p>
+          <w:p>
+            <w:pPr>
+              <w:rPr>
+                <w:i/>
+                <w:iCs/>
+                <w:sz w:val="24"/>
+                <w:szCs w:val="24"/>
+                <w:lang w:val="pl-PL"/>
+              </w:rPr>
+            </w:pPr>
+            <w:r>
+              <w:rPr>
+                <w:i/>
+                <w:iCs/>
+                <w:sz w:val="24"/>
+                <w:szCs w:val="24"/>
+                <w:lang w:val="pl-PL"/>
+              </w:rPr>
+              <w:t>(nazwa):</w:t>
+            </w:r>
+          </w:p>
+        </w:tc>
+        <w:tc>
+          <w:tcPr>
+            <w:tcW w:w="4390" w:type="dxa"/>
+            <w:vAlign w:val="center"/>
+          </w:tcPr>
+          <w:p>
+            <w:pPr>
+              <w:rPr>
+                <w:sz w:val="24"/>
+                <w:szCs w:val="24"/>
+                <w:lang w:val="pl-PL"/>
+              </w:rPr>
+            </w:pPr>
+          </w:p>
+        </w:tc>
+      </w:tr>
+    </w:tbl>
+    <w:p>
+      <w:pPr>
+        <w:rPr>
+          <w:sz w:val="24"/>
+          <w:szCs w:val="24"/>
+          <w:lang w:val="pl-PL"/>
+        </w:rPr>
+      </w:pPr>
+    </w:p>
+    <w:p>
+      <w:pPr>
+        <w:rPr>
+          <w:sz w:val="24"/>
+          <w:szCs w:val="24"/>
+          <w:lang w:val="pl-PL"/>
+        </w:rPr>
+      </w:pPr>
+      <w:r>
+        <w:rPr>
+          <w:sz w:val="24"/>
+          <w:szCs w:val="24"/>
+          <w:lang w:val="pl-PL"/>
+        </w:rPr>
+        <w:t>Potwierdzam, że wskazana aktywność była realizowana w zadeklarowanym okresie i dotyczyła działań merytorycznych</w:t>
+      </w:r>
+      <w:r>
+        <w:rPr>
+          <w:sz w:val="24"/>
+          <w:szCs w:val="24"/>
+          <w:lang w:val="pl-PL"/>
+        </w:rPr>
+        <w:t xml:space="preserve"> w projekcie</w:t>
+      </w:r>
+    </w:p>
+    <w:tbl>
+      <w:tblPr>
+        <w:tblStyle w:val="Tabela-Siatka"/>
+        <w:tblW w:w="8859" w:type="dxa"/>
+        <w:tblInd w:w="38" w:type="dxa"/>
+        <w:tblLook w:val="04A0" w:firstRow="1" w:lastRow="0" w:firstColumn="1" w:lastColumn="0" w:noHBand="0" w:noVBand="1"/>
+      </w:tblPr>
+      <w:tblGrid>
+        <w:gridCol w:w="5173"/>
+        <w:gridCol w:w="3686"/>
+      </w:tblGrid>
+      <w:tr>
+        <w:trPr>
+          <w:trHeight w:val="851"/>
+        </w:trPr>
+        <w:tc>
+          <w:tcPr>
+            <w:tcW w:w="5173" w:type="dxa"/>
+            <w:vAlign w:val="center"/>
+          </w:tcPr>
+          <w:p>
+            <w:pPr>
+              <w:rPr>
+                <w:sz w:val="24"/>
+                <w:szCs w:val="24"/>
+                <w:lang w:val="pl-PL"/>
+              </w:rPr>
+            </w:pPr>
+            <w:r>
+              <w:rPr>
+                <w:sz w:val="24"/>
+                <w:szCs w:val="24"/>
+                <w:lang w:val="pl-PL"/>
+              </w:rPr>
+              <w:t>Podpis kierownik</w:t>
+            </w:r>
+            <w:r>
+              <w:rPr>
+                <w:sz w:val="24"/>
+                <w:szCs w:val="24"/>
+                <w:lang w:val="pl-PL"/>
+              </w:rPr>
+              <w:t>a</w:t>
+            </w:r>
+            <w:r>
+              <w:rPr>
+                <w:sz w:val="24"/>
+                <w:szCs w:val="24"/>
+                <w:lang w:val="pl-PL"/>
+              </w:rPr>
+              <w:t xml:space="preserve"> projektu:</w:t>
+            </w:r>
+          </w:p>
+        </w:tc>
+        <w:tc>
+          <w:tcPr>
+            <w:tcW w:w="3686" w:type="dxa"/>
+            <w:vAlign w:val="center"/>
+          </w:tcPr>
+          <w:p>
+            <w:pPr>
+              <w:rPr>
+                <w:sz w:val="24"/>
+                <w:szCs w:val="24"/>
+                <w:lang w:val="pl-PL"/>
+              </w:rPr>
+            </w:pPr>
+          </w:p>
+        </w:tc>
+      </w:tr>
+      <w:tr>
+        <w:trPr>
+          <w:trHeight w:val="470"/>
+        </w:trPr>
+        <w:tc>
+          <w:tcPr>
+            <w:tcW w:w="5173" w:type="dxa"/>
+            <w:vAlign w:val="center"/>
+          </w:tcPr>
+          <w:p>
+            <w:pPr>
+              <w:jc w:val="right"/>
+              <w:rPr>
+                <w:sz w:val="24"/>
+                <w:szCs w:val="24"/>
+                <w:lang w:val="pl-PL"/>
+              </w:rPr>
+            </w:pPr>
+            <w:r>
+              <w:rPr>
+                <w:sz w:val="24"/>
+                <w:szCs w:val="24"/>
+                <w:lang w:val="pl-PL"/>
+              </w:rPr>
+              <w:t>Data:</w:t>
+            </w:r>
+          </w:p>
+        </w:tc>
+        <w:tc>
+          <w:tcPr>
+            <w:tcW w:w="3686" w:type="dxa"/>
+            <w:vAlign w:val="center"/>
+          </w:tcPr>
+          <w:p>
+            <w:pPr>
+              <w:rPr>
+                <w:sz w:val="24"/>
+                <w:szCs w:val="24"/>
+                <w:lang w:val="pl-PL"/>
+              </w:rPr>
+            </w:pPr>
+          </w:p>
+        </w:tc>
+      </w:tr>
+    </w:tbl>
+    <w:p>
+      <w:pPr>
+        <w:jc w:val="center"/>
+        <w:rPr>
           <w:b/>
           <w:bCs/>
-          <w:sz w:val="20"/>
-          <w:szCs w:val="20"/>
+          <w:sz w:val="16"/>
+          <w:szCs w:val="16"/>
+          <w:lang w:val="pl-PL"/>
         </w:rPr>
       </w:pPr>
-      <w:r>
+    </w:p>
+    <w:p>
+      <w:pPr>
         <w:rPr>
           <w:b/>
           <w:bCs/>
           <w:sz w:val="20"/>
           <w:szCs w:val="20"/>
+          <w:lang w:val="pl-PL"/>
         </w:rPr>
-        <w:t xml:space="preserve">W PRZYPADKU PROJEKTÓW </w:t>
-      </w:r>
-      <w:r>
-        <w:rPr>
-          <w:b/>
-          <w:bCs/>
-          <w:sz w:val="20"/>
-          <w:szCs w:val="20"/>
-        </w:rPr>
-        <w:t xml:space="preserve">UCZELNIANYCH, </w:t>
-      </w:r>
-      <w:r>
-        <w:rPr>
-          <w:b/>
-          <w:bCs/>
-          <w:sz w:val="20"/>
-          <w:szCs w:val="20"/>
-        </w:rPr>
-        <w:t xml:space="preserve">DO PONIŻSZEGO ZAŚWIADCZENIA PROSZĘ ZAŁĄCZYĆ </w:t>
-      </w:r>
-      <w:r>
-        <w:rPr>
-          <w:b/>
-          <w:bCs/>
-          <w:sz w:val="20"/>
-          <w:szCs w:val="20"/>
-        </w:rPr>
-        <w:t xml:space="preserve">RAPORT </w:t>
-      </w:r>
-      <w:r>
-        <w:rPr>
-          <w:b/>
-          <w:bCs/>
-          <w:sz w:val="20"/>
-          <w:szCs w:val="20"/>
-        </w:rPr>
-        <w:t>WYGEN</w:t>
-      </w:r>
-      <w:r>
-        <w:rPr>
-          <w:b/>
-          <w:bCs/>
-          <w:sz w:val="20"/>
-          <w:szCs w:val="20"/>
-        </w:rPr>
-        <w:t>E</w:t>
-      </w:r>
-      <w:r>
-        <w:rPr>
-          <w:b/>
-          <w:bCs/>
-          <w:sz w:val="20"/>
-          <w:szCs w:val="20"/>
-        </w:rPr>
-        <w:t xml:space="preserve">ROWANY </w:t>
-      </w:r>
-      <w:r>
-        <w:rPr>
-          <w:b/>
-          <w:bCs/>
-          <w:sz w:val="20"/>
-          <w:szCs w:val="20"/>
-        </w:rPr>
-        <w:t xml:space="preserve">ZE STRONY REPOZYTORIUM PW W DZIALE </w:t>
-      </w:r>
-      <w:r>
-        <w:rPr>
-          <w:b/>
-          <w:bCs/>
-          <w:sz w:val="20"/>
-          <w:szCs w:val="20"/>
-        </w:rPr>
-        <w:t>PROJEKTY</w:t>
-      </w:r>
+      </w:pPr>
     </w:p>
     <w:sectPr>
-      <w:pgSz w:w="12240" w:h="15840" w:orient="portrait"/>
+      <w:pgSz w:w="12240" w:h="15840"/>
       <w:pgMar w:top="1440" w:right="1800" w:bottom="1440" w:left="1800" w:header="720" w:footer="720" w:gutter="0"/>
       <w:cols w:space="720"/>
       <w:docGrid w:linePitch="360"/>
@@ -1158,7 +1572,7 @@
         <w:ind w:left="1440" w:hanging="360"/>
       </w:pPr>
       <w:rPr>
-        <w:rFonts w:hint="default" w:ascii="Symbol" w:hAnsi="Symbol"/>
+        <w:rFonts w:ascii="Symbol" w:hAnsi="Symbol" w:hint="default"/>
       </w:rPr>
     </w:lvl>
   </w:abstractNum>
@@ -1179,7 +1593,7 @@
         <w:ind w:left="1080" w:hanging="360"/>
       </w:pPr>
       <w:rPr>
-        <w:rFonts w:hint="default" w:ascii="Symbol" w:hAnsi="Symbol"/>
+        <w:rFonts w:ascii="Symbol" w:hAnsi="Symbol" w:hint="default"/>
       </w:rPr>
     </w:lvl>
   </w:abstractNum>
@@ -1200,7 +1614,7 @@
         <w:ind w:left="720" w:hanging="360"/>
       </w:pPr>
       <w:rPr>
-        <w:rFonts w:hint="default" w:ascii="Symbol" w:hAnsi="Symbol"/>
+        <w:rFonts w:ascii="Symbol" w:hAnsi="Symbol" w:hint="default"/>
       </w:rPr>
     </w:lvl>
   </w:abstractNum>
@@ -1239,8 +1653,907 @@
         <w:ind w:left="360" w:hanging="360"/>
       </w:pPr>
       <w:rPr>
-        <w:rFonts w:hint="default" w:ascii="Symbol" w:hAnsi="Symbol"/>
-      </w:rPr>
+        <w:rFonts w:ascii="Symbol" w:hAnsi="Symbol" w:hint="default"/>
+      </w:rPr>
+    </w:lvl>
+  </w:abstractNum>
+  <w:abstractNum w:abstractNumId="9" w15:restartNumberingAfterBreak="0">
+    <w:nsid w:val="0D923B38"/>
+    <w:multiLevelType w:val="multilevel"/>
+    <w:tmpl w:val="17B4C9D8"/>
+    <w:lvl w:ilvl="0">
+      <w:start w:val="4"/>
+      <w:numFmt w:val="decimal"/>
+      <w:lvlText w:val="%1."/>
+      <w:lvlJc w:val="left"/>
+      <w:pPr>
+        <w:tabs>
+          <w:tab w:val="num" w:pos="720"/>
+        </w:tabs>
+        <w:ind w:left="720" w:hanging="360"/>
+      </w:pPr>
+    </w:lvl>
+    <w:lvl w:ilvl="1" w:tentative="1">
+      <w:start w:val="1"/>
+      <w:numFmt w:val="decimal"/>
+      <w:lvlText w:val="%2."/>
+      <w:lvlJc w:val="left"/>
+      <w:pPr>
+        <w:tabs>
+          <w:tab w:val="num" w:pos="1440"/>
+        </w:tabs>
+        <w:ind w:left="1440" w:hanging="360"/>
+      </w:pPr>
+    </w:lvl>
+    <w:lvl w:ilvl="2" w:tentative="1">
+      <w:start w:val="1"/>
+      <w:numFmt w:val="decimal"/>
+      <w:lvlText w:val="%3."/>
+      <w:lvlJc w:val="left"/>
+      <w:pPr>
+        <w:tabs>
+          <w:tab w:val="num" w:pos="2160"/>
+        </w:tabs>
+        <w:ind w:left="2160" w:hanging="360"/>
+      </w:pPr>
+    </w:lvl>
+    <w:lvl w:ilvl="3" w:tentative="1">
+      <w:start w:val="1"/>
+      <w:numFmt w:val="decimal"/>
+      <w:lvlText w:val="%4."/>
+      <w:lvlJc w:val="left"/>
+      <w:pPr>
+        <w:tabs>
+          <w:tab w:val="num" w:pos="2880"/>
+        </w:tabs>
+        <w:ind w:left="2880" w:hanging="360"/>
+      </w:pPr>
+    </w:lvl>
+    <w:lvl w:ilvl="4" w:tentative="1">
+      <w:start w:val="1"/>
+      <w:numFmt w:val="decimal"/>
+      <w:lvlText w:val="%5."/>
+      <w:lvlJc w:val="left"/>
+      <w:pPr>
+        <w:tabs>
+          <w:tab w:val="num" w:pos="3600"/>
+        </w:tabs>
+        <w:ind w:left="3600" w:hanging="360"/>
+      </w:pPr>
+    </w:lvl>
+    <w:lvl w:ilvl="5" w:tentative="1">
+      <w:start w:val="1"/>
+      <w:numFmt w:val="decimal"/>
+      <w:lvlText w:val="%6."/>
+      <w:lvlJc w:val="left"/>
+      <w:pPr>
+        <w:tabs>
+          <w:tab w:val="num" w:pos="4320"/>
+        </w:tabs>
+        <w:ind w:left="4320" w:hanging="360"/>
+      </w:pPr>
+    </w:lvl>
+    <w:lvl w:ilvl="6" w:tentative="1">
+      <w:start w:val="1"/>
+      <w:numFmt w:val="decimal"/>
+      <w:lvlText w:val="%7."/>
+      <w:lvlJc w:val="left"/>
+      <w:pPr>
+        <w:tabs>
+          <w:tab w:val="num" w:pos="5040"/>
+        </w:tabs>
+        <w:ind w:left="5040" w:hanging="360"/>
+      </w:pPr>
+    </w:lvl>
+    <w:lvl w:ilvl="7" w:tentative="1">
+      <w:start w:val="1"/>
+      <w:numFmt w:val="decimal"/>
+      <w:lvlText w:val="%8."/>
+      <w:lvlJc w:val="left"/>
+      <w:pPr>
+        <w:tabs>
+          <w:tab w:val="num" w:pos="5760"/>
+        </w:tabs>
+        <w:ind w:left="5760" w:hanging="360"/>
+      </w:pPr>
+    </w:lvl>
+    <w:lvl w:ilvl="8" w:tentative="1">
+      <w:start w:val="1"/>
+      <w:numFmt w:val="decimal"/>
+      <w:lvlText w:val="%9."/>
+      <w:lvlJc w:val="left"/>
+      <w:pPr>
+        <w:tabs>
+          <w:tab w:val="num" w:pos="6480"/>
+        </w:tabs>
+        <w:ind w:left="6480" w:hanging="360"/>
+      </w:pPr>
+    </w:lvl>
+  </w:abstractNum>
+  <w:abstractNum w:abstractNumId="10" w15:restartNumberingAfterBreak="0">
+    <w:nsid w:val="341253BE"/>
+    <w:multiLevelType w:val="multilevel"/>
+    <w:tmpl w:val="CA6AEB00"/>
+    <w:lvl w:ilvl="0">
+      <w:start w:val="1"/>
+      <w:numFmt w:val="decimal"/>
+      <w:lvlText w:val="%1."/>
+      <w:lvlJc w:val="left"/>
+      <w:pPr>
+        <w:tabs>
+          <w:tab w:val="num" w:pos="720"/>
+        </w:tabs>
+        <w:ind w:left="720" w:hanging="360"/>
+      </w:pPr>
+    </w:lvl>
+    <w:lvl w:ilvl="1" w:tentative="1">
+      <w:start w:val="1"/>
+      <w:numFmt w:val="decimal"/>
+      <w:lvlText w:val="%2."/>
+      <w:lvlJc w:val="left"/>
+      <w:pPr>
+        <w:tabs>
+          <w:tab w:val="num" w:pos="1440"/>
+        </w:tabs>
+        <w:ind w:left="1440" w:hanging="360"/>
+      </w:pPr>
+    </w:lvl>
+    <w:lvl w:ilvl="2" w:tentative="1">
+      <w:start w:val="1"/>
+      <w:numFmt w:val="decimal"/>
+      <w:lvlText w:val="%3."/>
+      <w:lvlJc w:val="left"/>
+      <w:pPr>
+        <w:tabs>
+          <w:tab w:val="num" w:pos="2160"/>
+        </w:tabs>
+        <w:ind w:left="2160" w:hanging="360"/>
+      </w:pPr>
+    </w:lvl>
+    <w:lvl w:ilvl="3" w:tentative="1">
+      <w:start w:val="1"/>
+      <w:numFmt w:val="decimal"/>
+      <w:lvlText w:val="%4."/>
+      <w:lvlJc w:val="left"/>
+      <w:pPr>
+        <w:tabs>
+          <w:tab w:val="num" w:pos="2880"/>
+        </w:tabs>
+        <w:ind w:left="2880" w:hanging="360"/>
+      </w:pPr>
+    </w:lvl>
+    <w:lvl w:ilvl="4" w:tentative="1">
+      <w:start w:val="1"/>
+      <w:numFmt w:val="decimal"/>
+      <w:lvlText w:val="%5."/>
+      <w:lvlJc w:val="left"/>
+      <w:pPr>
+        <w:tabs>
+          <w:tab w:val="num" w:pos="3600"/>
+        </w:tabs>
+        <w:ind w:left="3600" w:hanging="360"/>
+      </w:pPr>
+    </w:lvl>
+    <w:lvl w:ilvl="5" w:tentative="1">
+      <w:start w:val="1"/>
+      <w:numFmt w:val="decimal"/>
+      <w:lvlText w:val="%6."/>
+      <w:lvlJc w:val="left"/>
+      <w:pPr>
+        <w:tabs>
+          <w:tab w:val="num" w:pos="4320"/>
+        </w:tabs>
+        <w:ind w:left="4320" w:hanging="360"/>
+      </w:pPr>
+    </w:lvl>
+    <w:lvl w:ilvl="6" w:tentative="1">
+      <w:start w:val="1"/>
+      <w:numFmt w:val="decimal"/>
+      <w:lvlText w:val="%7."/>
+      <w:lvlJc w:val="left"/>
+      <w:pPr>
+        <w:tabs>
+          <w:tab w:val="num" w:pos="5040"/>
+        </w:tabs>
+        <w:ind w:left="5040" w:hanging="360"/>
+      </w:pPr>
+    </w:lvl>
+    <w:lvl w:ilvl="7" w:tentative="1">
+      <w:start w:val="1"/>
+      <w:numFmt w:val="decimal"/>
+      <w:lvlText w:val="%8."/>
+      <w:lvlJc w:val="left"/>
+      <w:pPr>
+        <w:tabs>
+          <w:tab w:val="num" w:pos="5760"/>
+        </w:tabs>
+        <w:ind w:left="5760" w:hanging="360"/>
+      </w:pPr>
+    </w:lvl>
+    <w:lvl w:ilvl="8" w:tentative="1">
+      <w:start w:val="1"/>
+      <w:numFmt w:val="decimal"/>
+      <w:lvlText w:val="%9."/>
+      <w:lvlJc w:val="left"/>
+      <w:pPr>
+        <w:tabs>
+          <w:tab w:val="num" w:pos="6480"/>
+        </w:tabs>
+        <w:ind w:left="6480" w:hanging="360"/>
+      </w:pPr>
+    </w:lvl>
+  </w:abstractNum>
+  <w:abstractNum w:abstractNumId="11" w15:restartNumberingAfterBreak="0">
+    <w:nsid w:val="4C6A3385"/>
+    <w:multiLevelType w:val="multilevel"/>
+    <w:tmpl w:val="68E6BAAA"/>
+    <w:lvl w:ilvl="0">
+      <w:start w:val="1"/>
+      <w:numFmt w:val="bullet"/>
+      <w:lvlText w:val=""/>
+      <w:lvlJc w:val="left"/>
+      <w:pPr>
+        <w:tabs>
+          <w:tab w:val="num" w:pos="720"/>
+        </w:tabs>
+        <w:ind w:left="720" w:hanging="360"/>
+      </w:pPr>
+      <w:rPr>
+        <w:rFonts w:ascii="Symbol" w:hAnsi="Symbol" w:hint="default"/>
+        <w:sz w:val="20"/>
+      </w:rPr>
+    </w:lvl>
+    <w:lvl w:ilvl="1" w:tentative="1">
+      <w:start w:val="1"/>
+      <w:numFmt w:val="bullet"/>
+      <w:lvlText w:val="o"/>
+      <w:lvlJc w:val="left"/>
+      <w:pPr>
+        <w:tabs>
+          <w:tab w:val="num" w:pos="1440"/>
+        </w:tabs>
+        <w:ind w:left="1440" w:hanging="360"/>
+      </w:pPr>
+      <w:rPr>
+        <w:rFonts w:ascii="Courier New" w:hAnsi="Courier New" w:hint="default"/>
+        <w:sz w:val="20"/>
+      </w:rPr>
+    </w:lvl>
+    <w:lvl w:ilvl="2" w:tentative="1">
+      <w:start w:val="1"/>
+      <w:numFmt w:val="bullet"/>
+      <w:lvlText w:val=""/>
+      <w:lvlJc w:val="left"/>
+      <w:pPr>
+        <w:tabs>
+          <w:tab w:val="num" w:pos="2160"/>
+        </w:tabs>
+        <w:ind w:left="2160" w:hanging="360"/>
+      </w:pPr>
+      <w:rPr>
+        <w:rFonts w:ascii="Wingdings" w:hAnsi="Wingdings" w:hint="default"/>
+        <w:sz w:val="20"/>
+      </w:rPr>
+    </w:lvl>
+    <w:lvl w:ilvl="3" w:tentative="1">
+      <w:start w:val="1"/>
+      <w:numFmt w:val="bullet"/>
+      <w:lvlText w:val=""/>
+      <w:lvlJc w:val="left"/>
+      <w:pPr>
+        <w:tabs>
+          <w:tab w:val="num" w:pos="2880"/>
+        </w:tabs>
+        <w:ind w:left="2880" w:hanging="360"/>
+      </w:pPr>
+      <w:rPr>
+        <w:rFonts w:ascii="Wingdings" w:hAnsi="Wingdings" w:hint="default"/>
+        <w:sz w:val="20"/>
+      </w:rPr>
+    </w:lvl>
+    <w:lvl w:ilvl="4" w:tentative="1">
+      <w:start w:val="1"/>
+      <w:numFmt w:val="bullet"/>
+      <w:lvlText w:val=""/>
+      <w:lvlJc w:val="left"/>
+      <w:pPr>
+        <w:tabs>
+          <w:tab w:val="num" w:pos="3600"/>
+        </w:tabs>
+        <w:ind w:left="3600" w:hanging="360"/>
+      </w:pPr>
+      <w:rPr>
+        <w:rFonts w:ascii="Wingdings" w:hAnsi="Wingdings" w:hint="default"/>
+        <w:sz w:val="20"/>
+      </w:rPr>
+    </w:lvl>
+    <w:lvl w:ilvl="5" w:tentative="1">
+      <w:start w:val="1"/>
+      <w:numFmt w:val="bullet"/>
+      <w:lvlText w:val=""/>
+      <w:lvlJc w:val="left"/>
+      <w:pPr>
+        <w:tabs>
+          <w:tab w:val="num" w:pos="4320"/>
+        </w:tabs>
+        <w:ind w:left="4320" w:hanging="360"/>
+      </w:pPr>
+      <w:rPr>
+        <w:rFonts w:ascii="Wingdings" w:hAnsi="Wingdings" w:hint="default"/>
+        <w:sz w:val="20"/>
+      </w:rPr>
+    </w:lvl>
+    <w:lvl w:ilvl="6" w:tentative="1">
+      <w:start w:val="1"/>
+      <w:numFmt w:val="bullet"/>
+      <w:lvlText w:val=""/>
+      <w:lvlJc w:val="left"/>
+      <w:pPr>
+        <w:tabs>
+          <w:tab w:val="num" w:pos="5040"/>
+        </w:tabs>
+        <w:ind w:left="5040" w:hanging="360"/>
+      </w:pPr>
+      <w:rPr>
+        <w:rFonts w:ascii="Wingdings" w:hAnsi="Wingdings" w:hint="default"/>
+        <w:sz w:val="20"/>
+      </w:rPr>
+    </w:lvl>
+    <w:lvl w:ilvl="7" w:tentative="1">
+      <w:start w:val="1"/>
+      <w:numFmt w:val="bullet"/>
+      <w:lvlText w:val=""/>
+      <w:lvlJc w:val="left"/>
+      <w:pPr>
+        <w:tabs>
+          <w:tab w:val="num" w:pos="5760"/>
+        </w:tabs>
+        <w:ind w:left="5760" w:hanging="360"/>
+      </w:pPr>
+      <w:rPr>
+        <w:rFonts w:ascii="Wingdings" w:hAnsi="Wingdings" w:hint="default"/>
+        <w:sz w:val="20"/>
+      </w:rPr>
+    </w:lvl>
+    <w:lvl w:ilvl="8" w:tentative="1">
+      <w:start w:val="1"/>
+      <w:numFmt w:val="bullet"/>
+      <w:lvlText w:val=""/>
+      <w:lvlJc w:val="left"/>
+      <w:pPr>
+        <w:tabs>
+          <w:tab w:val="num" w:pos="6480"/>
+        </w:tabs>
+        <w:ind w:left="6480" w:hanging="360"/>
+      </w:pPr>
+      <w:rPr>
+        <w:rFonts w:ascii="Wingdings" w:hAnsi="Wingdings" w:hint="default"/>
+        <w:sz w:val="20"/>
+      </w:rPr>
+    </w:lvl>
+  </w:abstractNum>
+  <w:abstractNum w:abstractNumId="12" w15:restartNumberingAfterBreak="0">
+    <w:nsid w:val="51560A8D"/>
+    <w:multiLevelType w:val="multilevel"/>
+    <w:tmpl w:val="DBC49710"/>
+    <w:lvl w:ilvl="0">
+      <w:start w:val="1"/>
+      <w:numFmt w:val="bullet"/>
+      <w:lvlText w:val=""/>
+      <w:lvlJc w:val="left"/>
+      <w:pPr>
+        <w:tabs>
+          <w:tab w:val="num" w:pos="720"/>
+        </w:tabs>
+        <w:ind w:left="720" w:hanging="360"/>
+      </w:pPr>
+      <w:rPr>
+        <w:rFonts w:ascii="Symbol" w:hAnsi="Symbol" w:hint="default"/>
+        <w:sz w:val="20"/>
+      </w:rPr>
+    </w:lvl>
+    <w:lvl w:ilvl="1" w:tentative="1">
+      <w:start w:val="1"/>
+      <w:numFmt w:val="bullet"/>
+      <w:lvlText w:val="o"/>
+      <w:lvlJc w:val="left"/>
+      <w:pPr>
+        <w:tabs>
+          <w:tab w:val="num" w:pos="1440"/>
+        </w:tabs>
+        <w:ind w:left="1440" w:hanging="360"/>
+      </w:pPr>
+      <w:rPr>
+        <w:rFonts w:ascii="Courier New" w:hAnsi="Courier New" w:hint="default"/>
+        <w:sz w:val="20"/>
+      </w:rPr>
+    </w:lvl>
+    <w:lvl w:ilvl="2" w:tentative="1">
+      <w:start w:val="1"/>
+      <w:numFmt w:val="bullet"/>
+      <w:lvlText w:val=""/>
+      <w:lvlJc w:val="left"/>
+      <w:pPr>
+        <w:tabs>
+          <w:tab w:val="num" w:pos="2160"/>
+        </w:tabs>
+        <w:ind w:left="2160" w:hanging="360"/>
+      </w:pPr>
+      <w:rPr>
+        <w:rFonts w:ascii="Wingdings" w:hAnsi="Wingdings" w:hint="default"/>
+        <w:sz w:val="20"/>
+      </w:rPr>
+    </w:lvl>
+    <w:lvl w:ilvl="3" w:tentative="1">
+      <w:start w:val="1"/>
+      <w:numFmt w:val="bullet"/>
+      <w:lvlText w:val=""/>
+      <w:lvlJc w:val="left"/>
+      <w:pPr>
+        <w:tabs>
+          <w:tab w:val="num" w:pos="2880"/>
+        </w:tabs>
+        <w:ind w:left="2880" w:hanging="360"/>
+      </w:pPr>
+      <w:rPr>
+        <w:rFonts w:ascii="Wingdings" w:hAnsi="Wingdings" w:hint="default"/>
+        <w:sz w:val="20"/>
+      </w:rPr>
+    </w:lvl>
+    <w:lvl w:ilvl="4" w:tentative="1">
+      <w:start w:val="1"/>
+      <w:numFmt w:val="bullet"/>
+      <w:lvlText w:val=""/>
+      <w:lvlJc w:val="left"/>
+      <w:pPr>
+        <w:tabs>
+          <w:tab w:val="num" w:pos="3600"/>
+        </w:tabs>
+        <w:ind w:left="3600" w:hanging="360"/>
+      </w:pPr>
+      <w:rPr>
+        <w:rFonts w:ascii="Wingdings" w:hAnsi="Wingdings" w:hint="default"/>
+        <w:sz w:val="20"/>
+      </w:rPr>
+    </w:lvl>
+    <w:lvl w:ilvl="5" w:tentative="1">
+      <w:start w:val="1"/>
+      <w:numFmt w:val="bullet"/>
+      <w:lvlText w:val=""/>
+      <w:lvlJc w:val="left"/>
+      <w:pPr>
+        <w:tabs>
+          <w:tab w:val="num" w:pos="4320"/>
+        </w:tabs>
+        <w:ind w:left="4320" w:hanging="360"/>
+      </w:pPr>
+      <w:rPr>
+        <w:rFonts w:ascii="Wingdings" w:hAnsi="Wingdings" w:hint="default"/>
+        <w:sz w:val="20"/>
+      </w:rPr>
+    </w:lvl>
+    <w:lvl w:ilvl="6" w:tentative="1">
+      <w:start w:val="1"/>
+      <w:numFmt w:val="bullet"/>
+      <w:lvlText w:val=""/>
+      <w:lvlJc w:val="left"/>
+      <w:pPr>
+        <w:tabs>
+          <w:tab w:val="num" w:pos="5040"/>
+        </w:tabs>
+        <w:ind w:left="5040" w:hanging="360"/>
+      </w:pPr>
+      <w:rPr>
+        <w:rFonts w:ascii="Wingdings" w:hAnsi="Wingdings" w:hint="default"/>
+        <w:sz w:val="20"/>
+      </w:rPr>
+    </w:lvl>
+    <w:lvl w:ilvl="7" w:tentative="1">
+      <w:start w:val="1"/>
+      <w:numFmt w:val="bullet"/>
+      <w:lvlText w:val=""/>
+      <w:lvlJc w:val="left"/>
+      <w:pPr>
+        <w:tabs>
+          <w:tab w:val="num" w:pos="5760"/>
+        </w:tabs>
+        <w:ind w:left="5760" w:hanging="360"/>
+      </w:pPr>
+      <w:rPr>
+        <w:rFonts w:ascii="Wingdings" w:hAnsi="Wingdings" w:hint="default"/>
+        <w:sz w:val="20"/>
+      </w:rPr>
+    </w:lvl>
+    <w:lvl w:ilvl="8" w:tentative="1">
+      <w:start w:val="1"/>
+      <w:numFmt w:val="bullet"/>
+      <w:lvlText w:val=""/>
+      <w:lvlJc w:val="left"/>
+      <w:pPr>
+        <w:tabs>
+          <w:tab w:val="num" w:pos="6480"/>
+        </w:tabs>
+        <w:ind w:left="6480" w:hanging="360"/>
+      </w:pPr>
+      <w:rPr>
+        <w:rFonts w:ascii="Wingdings" w:hAnsi="Wingdings" w:hint="default"/>
+        <w:sz w:val="20"/>
+      </w:rPr>
+    </w:lvl>
+  </w:abstractNum>
+  <w:abstractNum w:abstractNumId="13" w15:restartNumberingAfterBreak="0">
+    <w:nsid w:val="58713446"/>
+    <w:multiLevelType w:val="multilevel"/>
+    <w:tmpl w:val="48CE93D8"/>
+    <w:lvl w:ilvl="0">
+      <w:start w:val="1"/>
+      <w:numFmt w:val="bullet"/>
+      <w:lvlText w:val=""/>
+      <w:lvlJc w:val="left"/>
+      <w:pPr>
+        <w:tabs>
+          <w:tab w:val="num" w:pos="720"/>
+        </w:tabs>
+        <w:ind w:left="720" w:hanging="360"/>
+      </w:pPr>
+      <w:rPr>
+        <w:rFonts w:ascii="Symbol" w:hAnsi="Symbol" w:hint="default"/>
+        <w:sz w:val="20"/>
+      </w:rPr>
+    </w:lvl>
+    <w:lvl w:ilvl="1" w:tentative="1">
+      <w:start w:val="1"/>
+      <w:numFmt w:val="bullet"/>
+      <w:lvlText w:val="o"/>
+      <w:lvlJc w:val="left"/>
+      <w:pPr>
+        <w:tabs>
+          <w:tab w:val="num" w:pos="1440"/>
+        </w:tabs>
+        <w:ind w:left="1440" w:hanging="360"/>
+      </w:pPr>
+      <w:rPr>
+        <w:rFonts w:ascii="Courier New" w:hAnsi="Courier New" w:hint="default"/>
+        <w:sz w:val="20"/>
+      </w:rPr>
+    </w:lvl>
+    <w:lvl w:ilvl="2" w:tentative="1">
+      <w:start w:val="1"/>
+      <w:numFmt w:val="bullet"/>
+      <w:lvlText w:val=""/>
+      <w:lvlJc w:val="left"/>
+      <w:pPr>
+        <w:tabs>
+          <w:tab w:val="num" w:pos="2160"/>
+        </w:tabs>
+        <w:ind w:left="2160" w:hanging="360"/>
+      </w:pPr>
+      <w:rPr>
+        <w:rFonts w:ascii="Wingdings" w:hAnsi="Wingdings" w:hint="default"/>
+        <w:sz w:val="20"/>
+      </w:rPr>
+    </w:lvl>
+    <w:lvl w:ilvl="3" w:tentative="1">
+      <w:start w:val="1"/>
+      <w:numFmt w:val="bullet"/>
+      <w:lvlText w:val=""/>
+      <w:lvlJc w:val="left"/>
+      <w:pPr>
+        <w:tabs>
+          <w:tab w:val="num" w:pos="2880"/>
+        </w:tabs>
+        <w:ind w:left="2880" w:hanging="360"/>
+      </w:pPr>
+      <w:rPr>
+        <w:rFonts w:ascii="Wingdings" w:hAnsi="Wingdings" w:hint="default"/>
+        <w:sz w:val="20"/>
+      </w:rPr>
+    </w:lvl>
+    <w:lvl w:ilvl="4" w:tentative="1">
+      <w:start w:val="1"/>
+      <w:numFmt w:val="bullet"/>
+      <w:lvlText w:val=""/>
+      <w:lvlJc w:val="left"/>
+      <w:pPr>
+        <w:tabs>
+          <w:tab w:val="num" w:pos="3600"/>
+        </w:tabs>
+        <w:ind w:left="3600" w:hanging="360"/>
+      </w:pPr>
+      <w:rPr>
+        <w:rFonts w:ascii="Wingdings" w:hAnsi="Wingdings" w:hint="default"/>
+        <w:sz w:val="20"/>
+      </w:rPr>
+    </w:lvl>
+    <w:lvl w:ilvl="5" w:tentative="1">
+      <w:start w:val="1"/>
+      <w:numFmt w:val="bullet"/>
+      <w:lvlText w:val=""/>
+      <w:lvlJc w:val="left"/>
+      <w:pPr>
+        <w:tabs>
+          <w:tab w:val="num" w:pos="4320"/>
+        </w:tabs>
+        <w:ind w:left="4320" w:hanging="360"/>
+      </w:pPr>
+      <w:rPr>
+        <w:rFonts w:ascii="Wingdings" w:hAnsi="Wingdings" w:hint="default"/>
+        <w:sz w:val="20"/>
+      </w:rPr>
+    </w:lvl>
+    <w:lvl w:ilvl="6" w:tentative="1">
+      <w:start w:val="1"/>
+      <w:numFmt w:val="bullet"/>
+      <w:lvlText w:val=""/>
+      <w:lvlJc w:val="left"/>
+      <w:pPr>
+        <w:tabs>
+          <w:tab w:val="num" w:pos="5040"/>
+        </w:tabs>
+        <w:ind w:left="5040" w:hanging="360"/>
+      </w:pPr>
+      <w:rPr>
+        <w:rFonts w:ascii="Wingdings" w:hAnsi="Wingdings" w:hint="default"/>
+        <w:sz w:val="20"/>
+      </w:rPr>
+    </w:lvl>
+    <w:lvl w:ilvl="7" w:tentative="1">
+      <w:start w:val="1"/>
+      <w:numFmt w:val="bullet"/>
+      <w:lvlText w:val=""/>
+      <w:lvlJc w:val="left"/>
+      <w:pPr>
+        <w:tabs>
+          <w:tab w:val="num" w:pos="5760"/>
+        </w:tabs>
+        <w:ind w:left="5760" w:hanging="360"/>
+      </w:pPr>
+      <w:rPr>
+        <w:rFonts w:ascii="Wingdings" w:hAnsi="Wingdings" w:hint="default"/>
+        <w:sz w:val="20"/>
+      </w:rPr>
+    </w:lvl>
+    <w:lvl w:ilvl="8" w:tentative="1">
+      <w:start w:val="1"/>
+      <w:numFmt w:val="bullet"/>
+      <w:lvlText w:val=""/>
+      <w:lvlJc w:val="left"/>
+      <w:pPr>
+        <w:tabs>
+          <w:tab w:val="num" w:pos="6480"/>
+        </w:tabs>
+        <w:ind w:left="6480" w:hanging="360"/>
+      </w:pPr>
+      <w:rPr>
+        <w:rFonts w:ascii="Wingdings" w:hAnsi="Wingdings" w:hint="default"/>
+        <w:sz w:val="20"/>
+      </w:rPr>
+    </w:lvl>
+  </w:abstractNum>
+  <w:abstractNum w:abstractNumId="14" w15:restartNumberingAfterBreak="0">
+    <w:nsid w:val="59C21ED1"/>
+    <w:multiLevelType w:val="multilevel"/>
+    <w:tmpl w:val="F6E675D0"/>
+    <w:lvl w:ilvl="0">
+      <w:start w:val="2"/>
+      <w:numFmt w:val="decimal"/>
+      <w:lvlText w:val="%1."/>
+      <w:lvlJc w:val="left"/>
+      <w:pPr>
+        <w:tabs>
+          <w:tab w:val="num" w:pos="720"/>
+        </w:tabs>
+        <w:ind w:left="720" w:hanging="360"/>
+      </w:pPr>
+    </w:lvl>
+    <w:lvl w:ilvl="1" w:tentative="1">
+      <w:start w:val="1"/>
+      <w:numFmt w:val="decimal"/>
+      <w:lvlText w:val="%2."/>
+      <w:lvlJc w:val="left"/>
+      <w:pPr>
+        <w:tabs>
+          <w:tab w:val="num" w:pos="1440"/>
+        </w:tabs>
+        <w:ind w:left="1440" w:hanging="360"/>
+      </w:pPr>
+    </w:lvl>
+    <w:lvl w:ilvl="2" w:tentative="1">
+      <w:start w:val="1"/>
+      <w:numFmt w:val="decimal"/>
+      <w:lvlText w:val="%3."/>
+      <w:lvlJc w:val="left"/>
+      <w:pPr>
+        <w:tabs>
+          <w:tab w:val="num" w:pos="2160"/>
+        </w:tabs>
+        <w:ind w:left="2160" w:hanging="360"/>
+      </w:pPr>
+    </w:lvl>
+    <w:lvl w:ilvl="3" w:tentative="1">
+      <w:start w:val="1"/>
+      <w:numFmt w:val="decimal"/>
+      <w:lvlText w:val="%4."/>
+      <w:lvlJc w:val="left"/>
+      <w:pPr>
+        <w:tabs>
+          <w:tab w:val="num" w:pos="2880"/>
+        </w:tabs>
+        <w:ind w:left="2880" w:hanging="360"/>
+      </w:pPr>
+    </w:lvl>
+    <w:lvl w:ilvl="4" w:tentative="1">
+      <w:start w:val="1"/>
+      <w:numFmt w:val="decimal"/>
+      <w:lvlText w:val="%5."/>
+      <w:lvlJc w:val="left"/>
+      <w:pPr>
+        <w:tabs>
+          <w:tab w:val="num" w:pos="3600"/>
+        </w:tabs>
+        <w:ind w:left="3600" w:hanging="360"/>
+      </w:pPr>
+    </w:lvl>
+    <w:lvl w:ilvl="5" w:tentative="1">
+      <w:start w:val="1"/>
+      <w:numFmt w:val="decimal"/>
+      <w:lvlText w:val="%6."/>
+      <w:lvlJc w:val="left"/>
+      <w:pPr>
+        <w:tabs>
+          <w:tab w:val="num" w:pos="4320"/>
+        </w:tabs>
+        <w:ind w:left="4320" w:hanging="360"/>
+      </w:pPr>
+    </w:lvl>
+    <w:lvl w:ilvl="6" w:tentative="1">
+      <w:start w:val="1"/>
+      <w:numFmt w:val="decimal"/>
+      <w:lvlText w:val="%7."/>
+      <w:lvlJc w:val="left"/>
+      <w:pPr>
+        <w:tabs>
+          <w:tab w:val="num" w:pos="5040"/>
+        </w:tabs>
+        <w:ind w:left="5040" w:hanging="360"/>
+      </w:pPr>
+    </w:lvl>
+    <w:lvl w:ilvl="7" w:tentative="1">
+      <w:start w:val="1"/>
+      <w:numFmt w:val="decimal"/>
+      <w:lvlText w:val="%8."/>
+      <w:lvlJc w:val="left"/>
+      <w:pPr>
+        <w:tabs>
+          <w:tab w:val="num" w:pos="5760"/>
+        </w:tabs>
+        <w:ind w:left="5760" w:hanging="360"/>
+      </w:pPr>
+    </w:lvl>
+    <w:lvl w:ilvl="8" w:tentative="1">
+      <w:start w:val="1"/>
+      <w:numFmt w:val="decimal"/>
+      <w:lvlText w:val="%9."/>
+      <w:lvlJc w:val="left"/>
+      <w:pPr>
+        <w:tabs>
+          <w:tab w:val="num" w:pos="6480"/>
+        </w:tabs>
+        <w:ind w:left="6480" w:hanging="360"/>
+      </w:pPr>
+    </w:lvl>
+  </w:abstractNum>
+  <w:abstractNum w:abstractNumId="15" w15:restartNumberingAfterBreak="0">
+    <w:nsid w:val="65971156"/>
+    <w:multiLevelType w:val="multilevel"/>
+    <w:tmpl w:val="A6F22B92"/>
+    <w:lvl w:ilvl="0">
+      <w:start w:val="3"/>
+      <w:numFmt w:val="decimal"/>
+      <w:lvlText w:val="%1."/>
+      <w:lvlJc w:val="left"/>
+      <w:pPr>
+        <w:tabs>
+          <w:tab w:val="num" w:pos="720"/>
+        </w:tabs>
+        <w:ind w:left="720" w:hanging="360"/>
+      </w:pPr>
+    </w:lvl>
+    <w:lvl w:ilvl="1" w:tentative="1">
+      <w:start w:val="1"/>
+      <w:numFmt w:val="decimal"/>
+      <w:lvlText w:val="%2."/>
+      <w:lvlJc w:val="left"/>
+      <w:pPr>
+        <w:tabs>
+          <w:tab w:val="num" w:pos="1440"/>
+        </w:tabs>
+        <w:ind w:left="1440" w:hanging="360"/>
+      </w:pPr>
+    </w:lvl>
+    <w:lvl w:ilvl="2" w:tentative="1">
+      <w:start w:val="1"/>
+      <w:numFmt w:val="decimal"/>
+      <w:lvlText w:val="%3."/>
+      <w:lvlJc w:val="left"/>
+      <w:pPr>
+        <w:tabs>
+          <w:tab w:val="num" w:pos="2160"/>
+        </w:tabs>
+        <w:ind w:left="2160" w:hanging="360"/>
+      </w:pPr>
+    </w:lvl>
+    <w:lvl w:ilvl="3" w:tentative="1">
+      <w:start w:val="1"/>
+      <w:numFmt w:val="decimal"/>
+      <w:lvlText w:val="%4."/>
+      <w:lvlJc w:val="left"/>
+      <w:pPr>
+        <w:tabs>
+          <w:tab w:val="num" w:pos="2880"/>
+        </w:tabs>
+        <w:ind w:left="2880" w:hanging="360"/>
+      </w:pPr>
+    </w:lvl>
+    <w:lvl w:ilvl="4" w:tentative="1">
+      <w:start w:val="1"/>
+      <w:numFmt w:val="decimal"/>
+      <w:lvlText w:val="%5."/>
+      <w:lvlJc w:val="left"/>
+      <w:pPr>
+        <w:tabs>
+          <w:tab w:val="num" w:pos="3600"/>
+        </w:tabs>
+        <w:ind w:left="3600" w:hanging="360"/>
+      </w:pPr>
+    </w:lvl>
+    <w:lvl w:ilvl="5" w:tentative="1">
+      <w:start w:val="1"/>
+      <w:numFmt w:val="decimal"/>
+      <w:lvlText w:val="%6."/>
+      <w:lvlJc w:val="left"/>
+      <w:pPr>
+        <w:tabs>
+          <w:tab w:val="num" w:pos="4320"/>
+        </w:tabs>
+        <w:ind w:left="4320" w:hanging="360"/>
+      </w:pPr>
+    </w:lvl>
+    <w:lvl w:ilvl="6" w:tentative="1">
+      <w:start w:val="1"/>
+      <w:numFmt w:val="decimal"/>
+      <w:lvlText w:val="%7."/>
+      <w:lvlJc w:val="left"/>
+      <w:pPr>
+        <w:tabs>
+          <w:tab w:val="num" w:pos="5040"/>
+        </w:tabs>
+        <w:ind w:left="5040" w:hanging="360"/>
+      </w:pPr>
+    </w:lvl>
+    <w:lvl w:ilvl="7" w:tentative="1">
+      <w:start w:val="1"/>
+      <w:numFmt w:val="decimal"/>
+      <w:lvlText w:val="%8."/>
+      <w:lvlJc w:val="left"/>
+      <w:pPr>
+        <w:tabs>
+          <w:tab w:val="num" w:pos="5760"/>
+        </w:tabs>
+        <w:ind w:left="5760" w:hanging="360"/>
+      </w:pPr>
+    </w:lvl>
+    <w:lvl w:ilvl="8" w:tentative="1">
+      <w:start w:val="1"/>
+      <w:numFmt w:val="decimal"/>
+      <w:lvlText w:val="%9."/>
+      <w:lvlJc w:val="left"/>
+      <w:pPr>
+        <w:tabs>
+          <w:tab w:val="num" w:pos="6480"/>
+        </w:tabs>
+        <w:ind w:left="6480" w:hanging="360"/>
+      </w:pPr>
     </w:lvl>
   </w:abstractNum>
   <w:num w:numId="1" w16cid:durableId="1555199300">
@@ -1270,6 +2583,27 @@
   <w:num w:numId="9" w16cid:durableId="1811362172">
     <w:abstractNumId w:val="0"/>
   </w:num>
+  <w:num w:numId="10" w16cid:durableId="228881194">
+    <w:abstractNumId w:val="10"/>
+  </w:num>
+  <w:num w:numId="11" w16cid:durableId="355885207">
+    <w:abstractNumId w:val="13"/>
+  </w:num>
+  <w:num w:numId="12" w16cid:durableId="437530872">
+    <w:abstractNumId w:val="14"/>
+  </w:num>
+  <w:num w:numId="13" w16cid:durableId="1222861636">
+    <w:abstractNumId w:val="11"/>
+  </w:num>
+  <w:num w:numId="14" w16cid:durableId="46802834">
+    <w:abstractNumId w:val="15"/>
+  </w:num>
+  <w:num w:numId="15" w16cid:durableId="2013604900">
+    <w:abstractNumId w:val="12"/>
+  </w:num>
+  <w:num w:numId="16" w16cid:durableId="2064912053">
+    <w:abstractNumId w:val="9"/>
+  </w:num>
 </w:numbering>
 </file>
 
@@ -1278,7 +2612,7 @@
   <w:docDefaults>
     <w:rPrDefault>
       <w:rPr>
-        <w:rFonts w:asciiTheme="minorHAnsi" w:hAnsiTheme="minorHAnsi" w:eastAsiaTheme="minorEastAsia" w:cstheme="minorBidi"/>
+        <w:rFonts w:asciiTheme="minorHAnsi" w:eastAsiaTheme="minorEastAsia" w:hAnsiTheme="minorHAnsi" w:cstheme="minorBidi"/>
         <w:sz w:val="22"/>
         <w:szCs w:val="22"/>
         <w:lang w:val="en-US" w:eastAsia="en-US" w:bidi="ar-SA"/>
@@ -1293,14 +2627,14 @@
   <w:latentStyles w:defLockedState="0" w:defUIPriority="99" w:defSemiHidden="0" w:defUnhideWhenUsed="0" w:defQFormat="0" w:count="376">
     <w:lsdException w:name="Normal" w:uiPriority="0" w:qFormat="1"/>
     <w:lsdException w:name="heading 1" w:uiPriority="9" w:qFormat="1"/>
-    <w:lsdException w:name="heading 2" w:uiPriority="9" w:semiHidden="1" w:unhideWhenUsed="1" w:qFormat="1"/>
-    <w:lsdException w:name="heading 3" w:uiPriority="9" w:semiHidden="1" w:unhideWhenUsed="1" w:qFormat="1"/>
-    <w:lsdException w:name="heading 4" w:uiPriority="9" w:semiHidden="1" w:unhideWhenUsed="1" w:qFormat="1"/>
-    <w:lsdException w:name="heading 5" w:uiPriority="9" w:semiHidden="1" w:unhideWhenUsed="1" w:qFormat="1"/>
-    <w:lsdException w:name="heading 6" w:uiPriority="9" w:semiHidden="1" w:unhideWhenUsed="1" w:qFormat="1"/>
-    <w:lsdException w:name="heading 7" w:uiPriority="9" w:semiHidden="1" w:unhideWhenUsed="1" w:qFormat="1"/>
-    <w:lsdException w:name="heading 8" w:uiPriority="9" w:semiHidden="1" w:unhideWhenUsed="1" w:qFormat="1"/>
-    <w:lsdException w:name="heading 9" w:uiPriority="9" w:semiHidden="1" w:unhideWhenUsed="1" w:qFormat="1"/>
+    <w:lsdException w:name="heading 2" w:semiHidden="1" w:uiPriority="9" w:unhideWhenUsed="1" w:qFormat="1"/>
+    <w:lsdException w:name="heading 3" w:semiHidden="1" w:uiPriority="9" w:unhideWhenUsed="1" w:qFormat="1"/>
+    <w:lsdException w:name="heading 4" w:semiHidden="1" w:uiPriority="9" w:unhideWhenUsed="1" w:qFormat="1"/>
+    <w:lsdException w:name="heading 5" w:semiHidden="1" w:uiPriority="9" w:unhideWhenUsed="1" w:qFormat="1"/>
+    <w:lsdException w:name="heading 6" w:semiHidden="1" w:uiPriority="9" w:unhideWhenUsed="1" w:qFormat="1"/>
+    <w:lsdException w:name="heading 7" w:semiHidden="1" w:uiPriority="9" w:unhideWhenUsed="1" w:qFormat="1"/>
+    <w:lsdException w:name="heading 8" w:semiHidden="1" w:uiPriority="9" w:unhideWhenUsed="1" w:qFormat="1"/>
+    <w:lsdException w:name="heading 9" w:semiHidden="1" w:uiPriority="9" w:unhideWhenUsed="1" w:qFormat="1"/>
     <w:lsdException w:name="index 1" w:semiHidden="1" w:unhideWhenUsed="1"/>
     <w:lsdException w:name="index 2" w:semiHidden="1" w:unhideWhenUsed="1"/>
     <w:lsdException w:name="index 3" w:semiHidden="1" w:unhideWhenUsed="1"/>
@@ -1310,22 +2644,22 @@
     <w:lsdException w:name="index 7" w:semiHidden="1" w:unhideWhenUsed="1"/>
     <w:lsdException w:name="index 8" w:semiHidden="1" w:unhideWhenUsed="1"/>
     <w:lsdException w:name="index 9" w:semiHidden="1" w:unhideWhenUsed="1"/>
-    <w:lsdException w:name="toc 1" w:uiPriority="39" w:semiHidden="1" w:unhideWhenUsed="1"/>
-    <w:lsdException w:name="toc 2" w:uiPriority="39" w:semiHidden="1" w:unhideWhenUsed="1"/>
-    <w:lsdException w:name="toc 3" w:uiPriority="39" w:semiHidden="1" w:unhideWhenUsed="1"/>
-    <w:lsdException w:name="toc 4" w:uiPriority="39" w:semiHidden="1" w:unhideWhenUsed="1"/>
-    <w:lsdException w:name="toc 5" w:uiPriority="39" w:semiHidden="1" w:unhideWhenUsed="1"/>
-    <w:lsdException w:name="toc 6" w:uiPriority="39" w:semiHidden="1" w:unhideWhenUsed="1"/>
-    <w:lsdException w:name="toc 7" w:uiPriority="39" w:semiHidden="1" w:unhideWhenUsed="1"/>
-    <w:lsdException w:name="toc 8" w:uiPriority="39" w:semiHidden="1" w:unhideWhenUsed="1"/>
-    <w:lsdException w:name="toc 9" w:uiPriority="39" w:semiHidden="1" w:unhideWhenUsed="1"/>
+    <w:lsdException w:name="toc 1" w:semiHidden="1" w:uiPriority="39" w:unhideWhenUsed="1"/>
+    <w:lsdException w:name="toc 2" w:semiHidden="1" w:uiPriority="39" w:unhideWhenUsed="1"/>
+    <w:lsdException w:name="toc 3" w:semiHidden="1" w:uiPriority="39" w:unhideWhenUsed="1"/>
+    <w:lsdException w:name="toc 4" w:semiHidden="1" w:uiPriority="39" w:unhideWhenUsed="1"/>
+    <w:lsdException w:name="toc 5" w:semiHidden="1" w:uiPriority="39" w:unhideWhenUsed="1"/>
+    <w:lsdException w:name="toc 6" w:semiHidden="1" w:uiPriority="39" w:unhideWhenUsed="1"/>
+    <w:lsdException w:name="toc 7" w:semiHidden="1" w:uiPriority="39" w:unhideWhenUsed="1"/>
+    <w:lsdException w:name="toc 8" w:semiHidden="1" w:uiPriority="39" w:unhideWhenUsed="1"/>
+    <w:lsdException w:name="toc 9" w:semiHidden="1" w:uiPriority="39" w:unhideWhenUsed="1"/>
     <w:lsdException w:name="Normal Indent" w:semiHidden="1" w:unhideWhenUsed="1"/>
     <w:lsdException w:name="footnote text" w:semiHidden="1" w:unhideWhenUsed="1"/>
     <w:lsdException w:name="annotation text" w:semiHidden="1" w:unhideWhenUsed="1"/>
     <w:lsdException w:name="header" w:semiHidden="1" w:unhideWhenUsed="1"/>
     <w:lsdException w:name="footer" w:semiHidden="1" w:unhideWhenUsed="1"/>
     <w:lsdException w:name="index heading" w:semiHidden="1" w:unhideWhenUsed="1"/>
-    <w:lsdException w:name="caption" w:uiPriority="35" w:semiHidden="1" w:unhideWhenUsed="1" w:qFormat="1"/>
+    <w:lsdException w:name="caption" w:semiHidden="1" w:uiPriority="35" w:unhideWhenUsed="1" w:qFormat="1"/>
     <w:lsdException w:name="table of figures" w:semiHidden="1" w:unhideWhenUsed="1"/>
     <w:lsdException w:name="envelope address" w:semiHidden="1" w:unhideWhenUsed="1"/>
     <w:lsdException w:name="envelope return" w:semiHidden="1" w:unhideWhenUsed="1"/>
@@ -1356,7 +2690,7 @@
     <w:lsdException w:name="Title" w:uiPriority="10" w:qFormat="1"/>
     <w:lsdException w:name="Closing" w:semiHidden="1" w:unhideWhenUsed="1"/>
     <w:lsdException w:name="Signature" w:semiHidden="1" w:unhideWhenUsed="1"/>
-    <w:lsdException w:name="Default Paragraph Font" w:uiPriority="1" w:semiHidden="1" w:unhideWhenUsed="1"/>
+    <w:lsdException w:name="Default Paragraph Font" w:semiHidden="1" w:uiPriority="1" w:unhideWhenUsed="1"/>
     <w:lsdException w:name="Body Text" w:semiHidden="1" w:unhideWhenUsed="1"/>
     <w:lsdException w:name="Body Text Indent" w:semiHidden="1" w:unhideWhenUsed="1"/>
     <w:lsdException w:name="List Continue" w:semiHidden="1" w:unhideWhenUsed="1"/>
@@ -1556,8 +2890,8 @@
     <w:lsdException w:name="Subtle Reference" w:uiPriority="31" w:qFormat="1"/>
     <w:lsdException w:name="Intense Reference" w:uiPriority="32" w:qFormat="1"/>
     <w:lsdException w:name="Book Title" w:uiPriority="33" w:qFormat="1"/>
-    <w:lsdException w:name="Bibliography" w:uiPriority="37" w:semiHidden="1" w:unhideWhenUsed="1"/>
-    <w:lsdException w:name="TOC Heading" w:uiPriority="39" w:semiHidden="1" w:unhideWhenUsed="1" w:qFormat="1"/>
+    <w:lsdException w:name="Bibliography" w:semiHidden="1" w:uiPriority="37" w:unhideWhenUsed="1"/>
+    <w:lsdException w:name="TOC Heading" w:semiHidden="1" w:uiPriority="39" w:unhideWhenUsed="1" w:qFormat="1"/>
     <w:lsdException w:name="Grid Table 4" w:uiPriority="49"/>
     <w:lsdException w:name="Grid Table 5 Dark" w:uiPriority="50"/>
     <w:lsdException w:name="Grid Table 6 Colorful" w:uiPriority="51"/>
@@ -1659,7 +2993,7 @@
     <w:lsdException w:name="Unresolved Mention" w:semiHidden="1" w:unhideWhenUsed="1"/>
     <w:lsdException w:name="Smart Link" w:semiHidden="1" w:unhideWhenUsed="1"/>
   </w:latentStyles>
-  <w:style w:type="paragraph" w:styleId="Normalny" w:default="1">
+  <w:style w:type="paragraph" w:default="1" w:styleId="Normalny">
     <w:name w:val="Normal"/>
     <w:qFormat/>
     <w:rsid w:val="00FC693F"/>
@@ -1679,7 +3013,7 @@
       <w:outlineLvl w:val="0"/>
     </w:pPr>
     <w:rPr>
-      <w:rFonts w:asciiTheme="majorHAnsi" w:hAnsiTheme="majorHAnsi" w:eastAsiaTheme="majorEastAsia" w:cstheme="majorBidi"/>
+      <w:rFonts w:asciiTheme="majorHAnsi" w:eastAsiaTheme="majorEastAsia" w:hAnsiTheme="majorHAnsi" w:cstheme="majorBidi"/>
       <w:b/>
       <w:bCs/>
       <w:color w:val="365F91" w:themeColor="accent1" w:themeShade="BF"/>
@@ -1703,7 +3037,7 @@
       <w:outlineLvl w:val="1"/>
     </w:pPr>
     <w:rPr>
-      <w:rFonts w:asciiTheme="majorHAnsi" w:hAnsiTheme="majorHAnsi" w:eastAsiaTheme="majorEastAsia" w:cstheme="majorBidi"/>
+      <w:rFonts w:asciiTheme="majorHAnsi" w:eastAsiaTheme="majorEastAsia" w:hAnsiTheme="majorHAnsi" w:cstheme="majorBidi"/>
       <w:b/>
       <w:bCs/>
       <w:color w:val="4F81BD" w:themeColor="accent1"/>
@@ -1727,7 +3061,7 @@
       <w:outlineLvl w:val="2"/>
     </w:pPr>
     <w:rPr>
-      <w:rFonts w:asciiTheme="majorHAnsi" w:hAnsiTheme="majorHAnsi" w:eastAsiaTheme="majorEastAsia" w:cstheme="majorBidi"/>
+      <w:rFonts w:asciiTheme="majorHAnsi" w:eastAsiaTheme="majorEastAsia" w:hAnsiTheme="majorHAnsi" w:cstheme="majorBidi"/>
       <w:b/>
       <w:bCs/>
       <w:color w:val="4F81BD" w:themeColor="accent1"/>
@@ -1750,7 +3084,7 @@
       <w:outlineLvl w:val="3"/>
     </w:pPr>
     <w:rPr>
-      <w:rFonts w:asciiTheme="majorHAnsi" w:hAnsiTheme="majorHAnsi" w:eastAsiaTheme="majorEastAsia" w:cstheme="majorBidi"/>
+      <w:rFonts w:asciiTheme="majorHAnsi" w:eastAsiaTheme="majorEastAsia" w:hAnsiTheme="majorHAnsi" w:cstheme="majorBidi"/>
       <w:b/>
       <w:bCs/>
       <w:i/>
@@ -1775,7 +3109,7 @@
       <w:outlineLvl w:val="4"/>
     </w:pPr>
     <w:rPr>
-      <w:rFonts w:asciiTheme="majorHAnsi" w:hAnsiTheme="majorHAnsi" w:eastAsiaTheme="majorEastAsia" w:cstheme="majorBidi"/>
+      <w:rFonts w:asciiTheme="majorHAnsi" w:eastAsiaTheme="majorEastAsia" w:hAnsiTheme="majorHAnsi" w:cstheme="majorBidi"/>
       <w:color w:val="243F60" w:themeColor="accent1" w:themeShade="7F"/>
     </w:rPr>
   </w:style>
@@ -1796,7 +3130,7 @@
       <w:outlineLvl w:val="5"/>
     </w:pPr>
     <w:rPr>
-      <w:rFonts w:asciiTheme="majorHAnsi" w:hAnsiTheme="majorHAnsi" w:eastAsiaTheme="majorEastAsia" w:cstheme="majorBidi"/>
+      <w:rFonts w:asciiTheme="majorHAnsi" w:eastAsiaTheme="majorEastAsia" w:hAnsiTheme="majorHAnsi" w:cstheme="majorBidi"/>
       <w:i/>
       <w:iCs/>
       <w:color w:val="243F60" w:themeColor="accent1" w:themeShade="7F"/>
@@ -1819,7 +3153,7 @@
       <w:outlineLvl w:val="6"/>
     </w:pPr>
     <w:rPr>
-      <w:rFonts w:asciiTheme="majorHAnsi" w:hAnsiTheme="majorHAnsi" w:eastAsiaTheme="majorEastAsia" w:cstheme="majorBidi"/>
+      <w:rFonts w:asciiTheme="majorHAnsi" w:eastAsiaTheme="majorEastAsia" w:hAnsiTheme="majorHAnsi" w:cstheme="majorBidi"/>
       <w:i/>
       <w:iCs/>
       <w:color w:val="404040" w:themeColor="text1" w:themeTint="BF"/>
@@ -1842,7 +3176,7 @@
       <w:outlineLvl w:val="7"/>
     </w:pPr>
     <w:rPr>
-      <w:rFonts w:asciiTheme="majorHAnsi" w:hAnsiTheme="majorHAnsi" w:eastAsiaTheme="majorEastAsia" w:cstheme="majorBidi"/>
+      <w:rFonts w:asciiTheme="majorHAnsi" w:eastAsiaTheme="majorEastAsia" w:hAnsiTheme="majorHAnsi" w:cstheme="majorBidi"/>
       <w:color w:val="4F81BD" w:themeColor="accent1"/>
       <w:sz w:val="20"/>
       <w:szCs w:val="20"/>
@@ -1865,7 +3199,7 @@
       <w:outlineLvl w:val="8"/>
     </w:pPr>
     <w:rPr>
-      <w:rFonts w:asciiTheme="majorHAnsi" w:hAnsiTheme="majorHAnsi" w:eastAsiaTheme="majorEastAsia" w:cstheme="majorBidi"/>
+      <w:rFonts w:asciiTheme="majorHAnsi" w:eastAsiaTheme="majorEastAsia" w:hAnsiTheme="majorHAnsi" w:cstheme="majorBidi"/>
       <w:i/>
       <w:iCs/>
       <w:color w:val="404040" w:themeColor="text1" w:themeTint="BF"/>
@@ -1873,13 +3207,13 @@
       <w:szCs w:val="20"/>
     </w:rPr>
   </w:style>
-  <w:style w:type="character" w:styleId="Domylnaczcionkaakapitu" w:default="1">
+  <w:style w:type="character" w:default="1" w:styleId="Domylnaczcionkaakapitu">
     <w:name w:val="Default Paragraph Font"/>
     <w:uiPriority w:val="1"/>
     <w:semiHidden/>
     <w:unhideWhenUsed/>
   </w:style>
-  <w:style w:type="table" w:styleId="Standardowy" w:default="1">
+  <w:style w:type="table" w:default="1" w:styleId="Standardowy">
     <w:name w:val="Normal Table"/>
     <w:uiPriority w:val="99"/>
     <w:semiHidden/>
@@ -1894,7 +3228,7 @@
       </w:tblCellMar>
     </w:tblPr>
   </w:style>
-  <w:style w:type="numbering" w:styleId="Bezlisty" w:default="1">
+  <w:style w:type="numbering" w:default="1" w:styleId="Bezlisty">
     <w:name w:val="No List"/>
     <w:uiPriority w:val="99"/>
     <w:semiHidden/>
@@ -1915,7 +3249,7 @@
       <w:spacing w:after="0" w:line="240" w:lineRule="auto"/>
     </w:pPr>
   </w:style>
-  <w:style w:type="character" w:styleId="NagwekZnak" w:customStyle="1">
+  <w:style w:type="character" w:customStyle="1" w:styleId="NagwekZnak">
     <w:name w:val="Nagłówek Znak"/>
     <w:basedOn w:val="Domylnaczcionkaakapitu"/>
     <w:link w:val="Nagwek"/>
@@ -1937,7 +3271,7 @@
       <w:spacing w:after="0" w:line="240" w:lineRule="auto"/>
     </w:pPr>
   </w:style>
-  <w:style w:type="character" w:styleId="StopkaZnak" w:customStyle="1">
+  <w:style w:type="character" w:customStyle="1" w:styleId="StopkaZnak">
     <w:name w:val="Stopka Znak"/>
     <w:basedOn w:val="Domylnaczcionkaakapitu"/>
     <w:link w:val="Stopka"/>
@@ -1953,14 +3287,14 @@
       <w:spacing w:after="0" w:line="240" w:lineRule="auto"/>
     </w:pPr>
   </w:style>
-  <w:style w:type="character" w:styleId="Nagwek1Znak" w:customStyle="1">
+  <w:style w:type="character" w:customStyle="1" w:styleId="Nagwek1Znak">
     <w:name w:val="Nagłówek 1 Znak"/>
     <w:basedOn w:val="Domylnaczcionkaakapitu"/>
     <w:link w:val="Nagwek1"/>
     <w:uiPriority w:val="9"/>
     <w:rsid w:val="00FC693F"/>
     <w:rPr>
-      <w:rFonts w:asciiTheme="majorHAnsi" w:hAnsiTheme="majorHAnsi" w:eastAsiaTheme="majorEastAsia" w:cstheme="majorBidi"/>
+      <w:rFonts w:asciiTheme="majorHAnsi" w:eastAsiaTheme="majorEastAsia" w:hAnsiTheme="majorHAnsi" w:cstheme="majorBidi"/>
       <w:b/>
       <w:bCs/>
       <w:color w:val="365F91" w:themeColor="accent1" w:themeShade="BF"/>
@@ -1968,14 +3302,14 @@
       <w:szCs w:val="28"/>
     </w:rPr>
   </w:style>
-  <w:style w:type="character" w:styleId="Nagwek2Znak" w:customStyle="1">
+  <w:style w:type="character" w:customStyle="1" w:styleId="Nagwek2Znak">
     <w:name w:val="Nagłówek 2 Znak"/>
     <w:basedOn w:val="Domylnaczcionkaakapitu"/>
     <w:link w:val="Nagwek2"/>
     <w:uiPriority w:val="9"/>
     <w:rsid w:val="00FC693F"/>
     <w:rPr>
-      <w:rFonts w:asciiTheme="majorHAnsi" w:hAnsiTheme="majorHAnsi" w:eastAsiaTheme="majorEastAsia" w:cstheme="majorBidi"/>
+      <w:rFonts w:asciiTheme="majorHAnsi" w:eastAsiaTheme="majorEastAsia" w:hAnsiTheme="majorHAnsi" w:cstheme="majorBidi"/>
       <w:b/>
       <w:bCs/>
       <w:color w:val="4F81BD" w:themeColor="accent1"/>
@@ -1983,14 +3317,14 @@
       <w:szCs w:val="26"/>
     </w:rPr>
   </w:style>
-  <w:style w:type="character" w:styleId="Nagwek3Znak" w:customStyle="1">
+  <w:style w:type="character" w:customStyle="1" w:styleId="Nagwek3Znak">
     <w:name w:val="Nagłówek 3 Znak"/>
     <w:basedOn w:val="Domylnaczcionkaakapitu"/>
     <w:link w:val="Nagwek3"/>
     <w:uiPriority w:val="9"/>
     <w:rsid w:val="00FC693F"/>
     <w:rPr>
-      <w:rFonts w:asciiTheme="majorHAnsi" w:hAnsiTheme="majorHAnsi" w:eastAsiaTheme="majorEastAsia" w:cstheme="majorBidi"/>
+      <w:rFonts w:asciiTheme="majorHAnsi" w:eastAsiaTheme="majorEastAsia" w:hAnsiTheme="majorHAnsi" w:cstheme="majorBidi"/>
       <w:b/>
       <w:bCs/>
       <w:color w:val="4F81BD" w:themeColor="accent1"/>
@@ -2006,13 +3340,13 @@
     <w:rsid w:val="00FC693F"/>
     <w:pPr>
       <w:pBdr>
-        <w:bottom w:val="single" w:color="4F81BD" w:themeColor="accent1" w:sz="8" w:space="4"/>
+        <w:bottom w:val="single" w:sz="8" w:space="4" w:color="4F81BD" w:themeColor="accent1"/>
       </w:pBdr>
       <w:spacing w:after="300" w:line="240" w:lineRule="auto"/>
       <w:contextualSpacing/>
     </w:pPr>
     <w:rPr>
-      <w:rFonts w:asciiTheme="majorHAnsi" w:hAnsiTheme="majorHAnsi" w:eastAsiaTheme="majorEastAsia" w:cstheme="majorBidi"/>
+      <w:rFonts w:asciiTheme="majorHAnsi" w:eastAsiaTheme="majorEastAsia" w:hAnsiTheme="majorHAnsi" w:cstheme="majorBidi"/>
       <w:color w:val="17365D" w:themeColor="text2" w:themeShade="BF"/>
       <w:spacing w:val="5"/>
       <w:kern w:val="28"/>
@@ -2020,14 +3354,14 @@
       <w:szCs w:val="52"/>
     </w:rPr>
   </w:style>
-  <w:style w:type="character" w:styleId="TytuZnak" w:customStyle="1">
+  <w:style w:type="character" w:customStyle="1" w:styleId="TytuZnak">
     <w:name w:val="Tytuł Znak"/>
     <w:basedOn w:val="Domylnaczcionkaakapitu"/>
     <w:link w:val="Tytu"/>
     <w:uiPriority w:val="10"/>
     <w:rsid w:val="00FC693F"/>
     <w:rPr>
-      <w:rFonts w:asciiTheme="majorHAnsi" w:hAnsiTheme="majorHAnsi" w:eastAsiaTheme="majorEastAsia" w:cstheme="majorBidi"/>
+      <w:rFonts w:asciiTheme="majorHAnsi" w:eastAsiaTheme="majorEastAsia" w:hAnsiTheme="majorHAnsi" w:cstheme="majorBidi"/>
       <w:color w:val="17365D" w:themeColor="text2" w:themeShade="BF"/>
       <w:spacing w:val="5"/>
       <w:kern w:val="28"/>
@@ -2049,7 +3383,7 @@
       </w:numPr>
     </w:pPr>
     <w:rPr>
-      <w:rFonts w:asciiTheme="majorHAnsi" w:hAnsiTheme="majorHAnsi" w:eastAsiaTheme="majorEastAsia" w:cstheme="majorBidi"/>
+      <w:rFonts w:asciiTheme="majorHAnsi" w:eastAsiaTheme="majorEastAsia" w:hAnsiTheme="majorHAnsi" w:cstheme="majorBidi"/>
       <w:i/>
       <w:iCs/>
       <w:color w:val="4F81BD" w:themeColor="accent1"/>
@@ -2058,14 +3392,14 @@
       <w:szCs w:val="24"/>
     </w:rPr>
   </w:style>
-  <w:style w:type="character" w:styleId="PodtytuZnak" w:customStyle="1">
+  <w:style w:type="character" w:customStyle="1" w:styleId="PodtytuZnak">
     <w:name w:val="Podtytuł Znak"/>
     <w:basedOn w:val="Domylnaczcionkaakapitu"/>
     <w:link w:val="Podtytu"/>
     <w:uiPriority w:val="11"/>
     <w:rsid w:val="00FC693F"/>
     <w:rPr>
-      <w:rFonts w:asciiTheme="majorHAnsi" w:hAnsiTheme="majorHAnsi" w:eastAsiaTheme="majorEastAsia" w:cstheme="majorBidi"/>
+      <w:rFonts w:asciiTheme="majorHAnsi" w:eastAsiaTheme="majorEastAsia" w:hAnsiTheme="majorHAnsi" w:cstheme="majorBidi"/>
       <w:i/>
       <w:iCs/>
       <w:color w:val="4F81BD" w:themeColor="accent1"/>
@@ -2096,7 +3430,7 @@
       <w:spacing w:after="120"/>
     </w:pPr>
   </w:style>
-  <w:style w:type="character" w:styleId="TekstpodstawowyZnak" w:customStyle="1">
+  <w:style w:type="character" w:customStyle="1" w:styleId="TekstpodstawowyZnak">
     <w:name w:val="Tekst podstawowy Znak"/>
     <w:basedOn w:val="Domylnaczcionkaakapitu"/>
     <w:link w:val="Tekstpodstawowy"/>
@@ -2114,7 +3448,7 @@
       <w:spacing w:after="120" w:line="480" w:lineRule="auto"/>
     </w:pPr>
   </w:style>
-  <w:style w:type="character" w:styleId="Tekstpodstawowy2Znak" w:customStyle="1">
+  <w:style w:type="character" w:customStyle="1" w:styleId="Tekstpodstawowy2Znak">
     <w:name w:val="Tekst podstawowy 2 Znak"/>
     <w:basedOn w:val="Domylnaczcionkaakapitu"/>
     <w:link w:val="Tekstpodstawowy2"/>
@@ -2136,7 +3470,7 @@
       <w:szCs w:val="16"/>
     </w:rPr>
   </w:style>
-  <w:style w:type="character" w:styleId="Tekstpodstawowy3Znak" w:customStyle="1">
+  <w:style w:type="character" w:customStyle="1" w:styleId="Tekstpodstawowy3Znak">
     <w:name w:val="Tekst podstawowy 3 Znak"/>
     <w:basedOn w:val="Domylnaczcionkaakapitu"/>
     <w:link w:val="Tekstpodstawowy3"/>
@@ -2317,7 +3651,7 @@
       <w:szCs w:val="20"/>
     </w:rPr>
   </w:style>
-  <w:style w:type="character" w:styleId="TekstmakraZnak" w:customStyle="1">
+  <w:style w:type="character" w:customStyle="1" w:styleId="TekstmakraZnak">
     <w:name w:val="Tekst makra Znak"/>
     <w:basedOn w:val="Domylnaczcionkaakapitu"/>
     <w:link w:val="Tekstmakra"/>
@@ -2343,7 +3677,7 @@
       <w:color w:val="000000" w:themeColor="text1"/>
     </w:rPr>
   </w:style>
-  <w:style w:type="character" w:styleId="CytatZnak" w:customStyle="1">
+  <w:style w:type="character" w:customStyle="1" w:styleId="CytatZnak">
     <w:name w:val="Cytat Znak"/>
     <w:basedOn w:val="Domylnaczcionkaakapitu"/>
     <w:link w:val="Cytat"/>
@@ -2355,7 +3689,7 @@
       <w:color w:val="000000" w:themeColor="text1"/>
     </w:rPr>
   </w:style>
-  <w:style w:type="character" w:styleId="Nagwek4Znak" w:customStyle="1">
+  <w:style w:type="character" w:customStyle="1" w:styleId="Nagwek4Znak">
     <w:name w:val="Nagłówek 4 Znak"/>
     <w:basedOn w:val="Domylnaczcionkaakapitu"/>
     <w:link w:val="Nagwek4"/>
@@ -2363,7 +3697,7 @@
     <w:semiHidden/>
     <w:rsid w:val="00FC693F"/>
     <w:rPr>
-      <w:rFonts w:asciiTheme="majorHAnsi" w:hAnsiTheme="majorHAnsi" w:eastAsiaTheme="majorEastAsia" w:cstheme="majorBidi"/>
+      <w:rFonts w:asciiTheme="majorHAnsi" w:eastAsiaTheme="majorEastAsia" w:hAnsiTheme="majorHAnsi" w:cstheme="majorBidi"/>
       <w:b/>
       <w:bCs/>
       <w:i/>
@@ -2371,7 +3705,7 @@
       <w:color w:val="4F81BD" w:themeColor="accent1"/>
     </w:rPr>
   </w:style>
-  <w:style w:type="character" w:styleId="Nagwek5Znak" w:customStyle="1">
+  <w:style w:type="character" w:customStyle="1" w:styleId="Nagwek5Znak">
     <w:name w:val="Nagłówek 5 Znak"/>
     <w:basedOn w:val="Domylnaczcionkaakapitu"/>
     <w:link w:val="Nagwek5"/>
@@ -2379,11 +3713,11 @@
     <w:semiHidden/>
     <w:rsid w:val="00FC693F"/>
     <w:rPr>
-      <w:rFonts w:asciiTheme="majorHAnsi" w:hAnsiTheme="majorHAnsi" w:eastAsiaTheme="majorEastAsia" w:cstheme="majorBidi"/>
+      <w:rFonts w:asciiTheme="majorHAnsi" w:eastAsiaTheme="majorEastAsia" w:hAnsiTheme="majorHAnsi" w:cstheme="majorBidi"/>
       <w:color w:val="243F60" w:themeColor="accent1" w:themeShade="7F"/>
     </w:rPr>
   </w:style>
-  <w:style w:type="character" w:styleId="Nagwek6Znak" w:customStyle="1">
+  <w:style w:type="character" w:customStyle="1" w:styleId="Nagwek6Znak">
     <w:name w:val="Nagłówek 6 Znak"/>
     <w:basedOn w:val="Domylnaczcionkaakapitu"/>
     <w:link w:val="Nagwek6"/>
@@ -2391,13 +3725,13 @@
     <w:semiHidden/>
     <w:rsid w:val="00FC693F"/>
     <w:rPr>
-      <w:rFonts w:asciiTheme="majorHAnsi" w:hAnsiTheme="majorHAnsi" w:eastAsiaTheme="majorEastAsia" w:cstheme="majorBidi"/>
+      <w:rFonts w:asciiTheme="majorHAnsi" w:eastAsiaTheme="majorEastAsia" w:hAnsiTheme="majorHAnsi" w:cstheme="majorBidi"/>
       <w:i/>
       <w:iCs/>
       <w:color w:val="243F60" w:themeColor="accent1" w:themeShade="7F"/>
     </w:rPr>
   </w:style>
-  <w:style w:type="character" w:styleId="Nagwek7Znak" w:customStyle="1">
+  <w:style w:type="character" w:customStyle="1" w:styleId="Nagwek7Znak">
     <w:name w:val="Nagłówek 7 Znak"/>
     <w:basedOn w:val="Domylnaczcionkaakapitu"/>
     <w:link w:val="Nagwek7"/>
@@ -2405,13 +3739,13 @@
     <w:semiHidden/>
     <w:rsid w:val="00FC693F"/>
     <w:rPr>
-      <w:rFonts w:asciiTheme="majorHAnsi" w:hAnsiTheme="majorHAnsi" w:eastAsiaTheme="majorEastAsia" w:cstheme="majorBidi"/>
+      <w:rFonts w:asciiTheme="majorHAnsi" w:eastAsiaTheme="majorEastAsia" w:hAnsiTheme="majorHAnsi" w:cstheme="majorBidi"/>
       <w:i/>
       <w:iCs/>
       <w:color w:val="404040" w:themeColor="text1" w:themeTint="BF"/>
     </w:rPr>
   </w:style>
-  <w:style w:type="character" w:styleId="Nagwek8Znak" w:customStyle="1">
+  <w:style w:type="character" w:customStyle="1" w:styleId="Nagwek8Znak">
     <w:name w:val="Nagłówek 8 Znak"/>
     <w:basedOn w:val="Domylnaczcionkaakapitu"/>
     <w:link w:val="Nagwek8"/>
@@ -2419,13 +3753,13 @@
     <w:semiHidden/>
     <w:rsid w:val="00FC693F"/>
     <w:rPr>
-      <w:rFonts w:asciiTheme="majorHAnsi" w:hAnsiTheme="majorHAnsi" w:eastAsiaTheme="majorEastAsia" w:cstheme="majorBidi"/>
+      <w:rFonts w:asciiTheme="majorHAnsi" w:eastAsiaTheme="majorEastAsia" w:hAnsiTheme="majorHAnsi" w:cstheme="majorBidi"/>
       <w:color w:val="4F81BD" w:themeColor="accent1"/>
       <w:sz w:val="20"/>
       <w:szCs w:val="20"/>
     </w:rPr>
   </w:style>
-  <w:style w:type="character" w:styleId="Nagwek9Znak" w:customStyle="1">
+  <w:style w:type="character" w:customStyle="1" w:styleId="Nagwek9Znak">
     <w:name w:val="Nagłówek 9 Znak"/>
     <w:basedOn w:val="Domylnaczcionkaakapitu"/>
     <w:link w:val="Nagwek9"/>
@@ -2433,7 +3767,7 @@
     <w:semiHidden/>
     <w:rsid w:val="00FC693F"/>
     <w:rPr>
-      <w:rFonts w:asciiTheme="majorHAnsi" w:hAnsiTheme="majorHAnsi" w:eastAsiaTheme="majorEastAsia" w:cstheme="majorBidi"/>
+      <w:rFonts w:asciiTheme="majorHAnsi" w:eastAsiaTheme="majorEastAsia" w:hAnsiTheme="majorHAnsi" w:cstheme="majorBidi"/>
       <w:i/>
       <w:iCs/>
       <w:color w:val="404040" w:themeColor="text1" w:themeTint="BF"/>
@@ -2493,7 +3827,7 @@
     <w:rsid w:val="00FC693F"/>
     <w:pPr>
       <w:pBdr>
-        <w:bottom w:val="single" w:color="4F81BD" w:themeColor="accent1" w:sz="4" w:space="4"/>
+        <w:bottom w:val="single" w:sz="4" w:space="4" w:color="4F81BD" w:themeColor="accent1"/>
       </w:pBdr>
       <w:spacing w:before="200" w:after="280"/>
       <w:ind w:left="936" w:right="936"/>
@@ -2506,7 +3840,7 @@
       <w:color w:val="4F81BD" w:themeColor="accent1"/>
     </w:rPr>
   </w:style>
-  <w:style w:type="character" w:styleId="CytatintensywnyZnak" w:customStyle="1">
+  <w:style w:type="character" w:customStyle="1" w:styleId="CytatintensywnyZnak">
     <w:name w:val="Cytat intensywny Znak"/>
     <w:basedOn w:val="Domylnaczcionkaakapitu"/>
     <w:link w:val="Cytatintensywny"/>
@@ -2609,12 +3943,12 @@
     </w:pPr>
     <w:tblPr>
       <w:tblBorders>
-        <w:top w:val="single" w:color="auto" w:sz="4" w:space="0"/>
-        <w:left w:val="single" w:color="auto" w:sz="4" w:space="0"/>
-        <w:bottom w:val="single" w:color="auto" w:sz="4" w:space="0"/>
-        <w:right w:val="single" w:color="auto" w:sz="4" w:space="0"/>
-        <w:insideH w:val="single" w:color="auto" w:sz="4" w:space="0"/>
-        <w:insideV w:val="single" w:color="auto" w:sz="4" w:space="0"/>
+        <w:top w:val="single" w:sz="4" w:space="0" w:color="auto"/>
+        <w:left w:val="single" w:sz="4" w:space="0" w:color="auto"/>
+        <w:bottom w:val="single" w:sz="4" w:space="0" w:color="auto"/>
+        <w:right w:val="single" w:sz="4" w:space="0" w:color="auto"/>
+        <w:insideH w:val="single" w:sz="4" w:space="0" w:color="auto"/>
+        <w:insideV w:val="single" w:sz="4" w:space="0" w:color="auto"/>
       </w:tblBorders>
     </w:tblPr>
   </w:style>
@@ -2633,8 +3967,8 @@
       <w:tblStyleRowBandSize w:val="1"/>
       <w:tblStyleColBandSize w:val="1"/>
       <w:tblBorders>
-        <w:top w:val="single" w:color="000000" w:themeColor="text1" w:sz="8" w:space="0"/>
-        <w:bottom w:val="single" w:color="000000" w:themeColor="text1" w:sz="8" w:space="0"/>
+        <w:top w:val="single" w:sz="8" w:space="0" w:color="000000" w:themeColor="text1"/>
+        <w:bottom w:val="single" w:sz="8" w:space="0" w:color="000000" w:themeColor="text1"/>
       </w:tblBorders>
     </w:tblPr>
     <w:tblStylePr w:type="firstRow">
@@ -2648,9 +3982,9 @@
       <w:tblPr/>
       <w:tcPr>
         <w:tcBorders>
-          <w:top w:val="single" w:color="000000" w:themeColor="text1" w:sz="8" w:space="0"/>
-          <w:left w:val="nil"/>
-          <w:bottom w:val="single" w:color="000000" w:themeColor="text1" w:sz="8" w:space="0"/>
+          <w:top w:val="single" w:sz="8" w:space="0" w:color="000000" w:themeColor="text1"/>
+          <w:left w:val="nil"/>
+          <w:bottom w:val="single" w:sz="8" w:space="0" w:color="000000" w:themeColor="text1"/>
           <w:right w:val="nil"/>
           <w:insideH w:val="nil"/>
           <w:insideV w:val="nil"/>
@@ -2668,9 +4002,9 @@
       <w:tblPr/>
       <w:tcPr>
         <w:tcBorders>
-          <w:top w:val="single" w:color="000000" w:themeColor="text1" w:sz="8" w:space="0"/>
-          <w:left w:val="nil"/>
-          <w:bottom w:val="single" w:color="000000" w:themeColor="text1" w:sz="8" w:space="0"/>
+          <w:top w:val="single" w:sz="8" w:space="0" w:color="000000" w:themeColor="text1"/>
+          <w:left w:val="nil"/>
+          <w:bottom w:val="single" w:sz="8" w:space="0" w:color="000000" w:themeColor="text1"/>
           <w:right w:val="nil"/>
           <w:insideH w:val="nil"/>
           <w:insideV w:val="nil"/>
@@ -2729,8 +4063,8 @@
       <w:tblStyleRowBandSize w:val="1"/>
       <w:tblStyleColBandSize w:val="1"/>
       <w:tblBorders>
-        <w:top w:val="single" w:color="4F81BD" w:themeColor="accent1" w:sz="8" w:space="0"/>
-        <w:bottom w:val="single" w:color="4F81BD" w:themeColor="accent1" w:sz="8" w:space="0"/>
+        <w:top w:val="single" w:sz="8" w:space="0" w:color="4F81BD" w:themeColor="accent1"/>
+        <w:bottom w:val="single" w:sz="8" w:space="0" w:color="4F81BD" w:themeColor="accent1"/>
       </w:tblBorders>
     </w:tblPr>
     <w:tblStylePr w:type="firstRow">
@@ -2744,9 +4078,9 @@
       <w:tblPr/>
       <w:tcPr>
         <w:tcBorders>
-          <w:top w:val="single" w:color="4F81BD" w:themeColor="accent1" w:sz="8" w:space="0"/>
-          <w:left w:val="nil"/>
-          <w:bottom w:val="single" w:color="4F81BD" w:themeColor="accent1" w:sz="8" w:space="0"/>
+          <w:top w:val="single" w:sz="8" w:space="0" w:color="4F81BD" w:themeColor="accent1"/>
+          <w:left w:val="nil"/>
+          <w:bottom w:val="single" w:sz="8" w:space="0" w:color="4F81BD" w:themeColor="accent1"/>
           <w:right w:val="nil"/>
           <w:insideH w:val="nil"/>
           <w:insideV w:val="nil"/>
@@ -2764,9 +4098,9 @@
       <w:tblPr/>
       <w:tcPr>
         <w:tcBorders>
-          <w:top w:val="single" w:color="4F81BD" w:themeColor="accent1" w:sz="8" w:space="0"/>
-          <w:left w:val="nil"/>
-          <w:bottom w:val="single" w:color="4F81BD" w:themeColor="accent1" w:sz="8" w:space="0"/>
+          <w:top w:val="single" w:sz="8" w:space="0" w:color="4F81BD" w:themeColor="accent1"/>
+          <w:left w:val="nil"/>
+          <w:bottom w:val="single" w:sz="8" w:space="0" w:color="4F81BD" w:themeColor="accent1"/>
           <w:right w:val="nil"/>
           <w:insideH w:val="nil"/>
           <w:insideV w:val="nil"/>
@@ -2825,8 +4159,8 @@
       <w:tblStyleRowBandSize w:val="1"/>
       <w:tblStyleColBandSize w:val="1"/>
       <w:tblBorders>
-        <w:top w:val="single" w:color="C0504D" w:themeColor="accent2" w:sz="8" w:space="0"/>
-        <w:bottom w:val="single" w:color="C0504D" w:themeColor="accent2" w:sz="8" w:space="0"/>
+        <w:top w:val="single" w:sz="8" w:space="0" w:color="C0504D" w:themeColor="accent2"/>
+        <w:bottom w:val="single" w:sz="8" w:space="0" w:color="C0504D" w:themeColor="accent2"/>
       </w:tblBorders>
     </w:tblPr>
     <w:tblStylePr w:type="firstRow">
@@ -2840,9 +4174,9 @@
       <w:tblPr/>
       <w:tcPr>
         <w:tcBorders>
-          <w:top w:val="single" w:color="C0504D" w:themeColor="accent2" w:sz="8" w:space="0"/>
-          <w:left w:val="nil"/>
-          <w:bottom w:val="single" w:color="C0504D" w:themeColor="accent2" w:sz="8" w:space="0"/>
+          <w:top w:val="single" w:sz="8" w:space="0" w:color="C0504D" w:themeColor="accent2"/>
+          <w:left w:val="nil"/>
+          <w:bottom w:val="single" w:sz="8" w:space="0" w:color="C0504D" w:themeColor="accent2"/>
           <w:right w:val="nil"/>
           <w:insideH w:val="nil"/>
           <w:insideV w:val="nil"/>
@@ -2860,9 +4194,9 @@
       <w:tblPr/>
       <w:tcPr>
         <w:tcBorders>
-          <w:top w:val="single" w:color="C0504D" w:themeColor="accent2" w:sz="8" w:space="0"/>
-          <w:left w:val="nil"/>
-          <w:bottom w:val="single" w:color="C0504D" w:themeColor="accent2" w:sz="8" w:space="0"/>
+          <w:top w:val="single" w:sz="8" w:space="0" w:color="C0504D" w:themeColor="accent2"/>
+          <w:left w:val="nil"/>
+          <w:bottom w:val="single" w:sz="8" w:space="0" w:color="C0504D" w:themeColor="accent2"/>
           <w:right w:val="nil"/>
           <w:insideH w:val="nil"/>
           <w:insideV w:val="nil"/>
@@ -2921,8 +4255,8 @@
       <w:tblStyleRowBandSize w:val="1"/>
       <w:tblStyleColBandSize w:val="1"/>
       <w:tblBorders>
-        <w:top w:val="single" w:color="9BBB59" w:themeColor="accent3" w:sz="8" w:space="0"/>
-        <w:bottom w:val="single" w:color="9BBB59" w:themeColor="accent3" w:sz="8" w:space="0"/>
+        <w:top w:val="single" w:sz="8" w:space="0" w:color="9BBB59" w:themeColor="accent3"/>
+        <w:bottom w:val="single" w:sz="8" w:space="0" w:color="9BBB59" w:themeColor="accent3"/>
       </w:tblBorders>
     </w:tblPr>
     <w:tblStylePr w:type="firstRow">
@@ -2936,9 +4270,9 @@
       <w:tblPr/>
       <w:tcPr>
         <w:tcBorders>
-          <w:top w:val="single" w:color="9BBB59" w:themeColor="accent3" w:sz="8" w:space="0"/>
-          <w:left w:val="nil"/>
-          <w:bottom w:val="single" w:color="9BBB59" w:themeColor="accent3" w:sz="8" w:space="0"/>
+          <w:top w:val="single" w:sz="8" w:space="0" w:color="9BBB59" w:themeColor="accent3"/>
+          <w:left w:val="nil"/>
+          <w:bottom w:val="single" w:sz="8" w:space="0" w:color="9BBB59" w:themeColor="accent3"/>
           <w:right w:val="nil"/>
           <w:insideH w:val="nil"/>
           <w:insideV w:val="nil"/>
@@ -2956,9 +4290,9 @@
       <w:tblPr/>
       <w:tcPr>
         <w:tcBorders>
-          <w:top w:val="single" w:color="9BBB59" w:themeColor="accent3" w:sz="8" w:space="0"/>
-          <w:left w:val="nil"/>
-          <w:bottom w:val="single" w:color="9BBB59" w:themeColor="accent3" w:sz="8" w:space="0"/>
+          <w:top w:val="single" w:sz="8" w:space="0" w:color="9BBB59" w:themeColor="accent3"/>
+          <w:left w:val="nil"/>
+          <w:bottom w:val="single" w:sz="8" w:space="0" w:color="9BBB59" w:themeColor="accent3"/>
           <w:right w:val="nil"/>
           <w:insideH w:val="nil"/>
           <w:insideV w:val="nil"/>
@@ -3017,8 +4351,8 @@
       <w:tblStyleRowBandSize w:val="1"/>
       <w:tblStyleColBandSize w:val="1"/>
       <w:tblBorders>
-        <w:top w:val="single" w:color="8064A2" w:themeColor="accent4" w:sz="8" w:space="0"/>
-        <w:bottom w:val="single" w:color="8064A2" w:themeColor="accent4" w:sz="8" w:space="0"/>
+        <w:top w:val="single" w:sz="8" w:space="0" w:color="8064A2" w:themeColor="accent4"/>
+        <w:bottom w:val="single" w:sz="8" w:space="0" w:color="8064A2" w:themeColor="accent4"/>
       </w:tblBorders>
     </w:tblPr>
     <w:tblStylePr w:type="firstRow">
@@ -3032,9 +4366,9 @@
       <w:tblPr/>
       <w:tcPr>
         <w:tcBorders>
-          <w:top w:val="single" w:color="8064A2" w:themeColor="accent4" w:sz="8" w:space="0"/>
-          <w:left w:val="nil"/>
-          <w:bottom w:val="single" w:color="8064A2" w:themeColor="accent4" w:sz="8" w:space="0"/>
+          <w:top w:val="single" w:sz="8" w:space="0" w:color="8064A2" w:themeColor="accent4"/>
+          <w:left w:val="nil"/>
+          <w:bottom w:val="single" w:sz="8" w:space="0" w:color="8064A2" w:themeColor="accent4"/>
           <w:right w:val="nil"/>
           <w:insideH w:val="nil"/>
           <w:insideV w:val="nil"/>
@@ -3052,9 +4386,9 @@
       <w:tblPr/>
       <w:tcPr>
         <w:tcBorders>
-          <w:top w:val="single" w:color="8064A2" w:themeColor="accent4" w:sz="8" w:space="0"/>
-          <w:left w:val="nil"/>
-          <w:bottom w:val="single" w:color="8064A2" w:themeColor="accent4" w:sz="8" w:space="0"/>
+          <w:top w:val="single" w:sz="8" w:space="0" w:color="8064A2" w:themeColor="accent4"/>
+          <w:left w:val="nil"/>
+          <w:bottom w:val="single" w:sz="8" w:space="0" w:color="8064A2" w:themeColor="accent4"/>
           <w:right w:val="nil"/>
           <w:insideH w:val="nil"/>
           <w:insideV w:val="nil"/>
@@ -3113,8 +4447,8 @@
       <w:tblStyleRowBandSize w:val="1"/>
       <w:tblStyleColBandSize w:val="1"/>
       <w:tblBorders>
-        <w:top w:val="single" w:color="4BACC6" w:themeColor="accent5" w:sz="8" w:space="0"/>
-        <w:bottom w:val="single" w:color="4BACC6" w:themeColor="accent5" w:sz="8" w:space="0"/>
+        <w:top w:val="single" w:sz="8" w:space="0" w:color="4BACC6" w:themeColor="accent5"/>
+        <w:bottom w:val="single" w:sz="8" w:space="0" w:color="4BACC6" w:themeColor="accent5"/>
       </w:tblBorders>
     </w:tblPr>
     <w:tblStylePr w:type="firstRow">
@@ -3128,9 +4462,9 @@
       <w:tblPr/>
       <w:tcPr>
         <w:tcBorders>
-          <w:top w:val="single" w:color="4BACC6" w:themeColor="accent5" w:sz="8" w:space="0"/>
-          <w:left w:val="nil"/>
-          <w:bottom w:val="single" w:color="4BACC6" w:themeColor="accent5" w:sz="8" w:space="0"/>
+          <w:top w:val="single" w:sz="8" w:space="0" w:color="4BACC6" w:themeColor="accent5"/>
+          <w:left w:val="nil"/>
+          <w:bottom w:val="single" w:sz="8" w:space="0" w:color="4BACC6" w:themeColor="accent5"/>
           <w:right w:val="nil"/>
           <w:insideH w:val="nil"/>
           <w:insideV w:val="nil"/>
@@ -3148,9 +4482,9 @@
       <w:tblPr/>
       <w:tcPr>
         <w:tcBorders>
-          <w:top w:val="single" w:color="4BACC6" w:themeColor="accent5" w:sz="8" w:space="0"/>
-          <w:left w:val="nil"/>
-          <w:bottom w:val="single" w:color="4BACC6" w:themeColor="accent5" w:sz="8" w:space="0"/>
+          <w:top w:val="single" w:sz="8" w:space="0" w:color="4BACC6" w:themeColor="accent5"/>
+          <w:left w:val="nil"/>
+          <w:bottom w:val="single" w:sz="8" w:space="0" w:color="4BACC6" w:themeColor="accent5"/>
           <w:right w:val="nil"/>
           <w:insideH w:val="nil"/>
           <w:insideV w:val="nil"/>
@@ -3209,8 +4543,8 @@
       <w:tblStyleRowBandSize w:val="1"/>
       <w:tblStyleColBandSize w:val="1"/>
       <w:tblBorders>
-        <w:top w:val="single" w:color="F79646" w:themeColor="accent6" w:sz="8" w:space="0"/>
-        <w:bottom w:val="single" w:color="F79646" w:themeColor="accent6" w:sz="8" w:space="0"/>
+        <w:top w:val="single" w:sz="8" w:space="0" w:color="F79646" w:themeColor="accent6"/>
+        <w:bottom w:val="single" w:sz="8" w:space="0" w:color="F79646" w:themeColor="accent6"/>
       </w:tblBorders>
     </w:tblPr>
     <w:tblStylePr w:type="firstRow">
@@ -3224,9 +4558,9 @@
       <w:tblPr/>
       <w:tcPr>
         <w:tcBorders>
-          <w:top w:val="single" w:color="F79646" w:themeColor="accent6" w:sz="8" w:space="0"/>
-          <w:left w:val="nil"/>
-          <w:bottom w:val="single" w:color="F79646" w:themeColor="accent6" w:sz="8" w:space="0"/>
+          <w:top w:val="single" w:sz="8" w:space="0" w:color="F79646" w:themeColor="accent6"/>
+          <w:left w:val="nil"/>
+          <w:bottom w:val="single" w:sz="8" w:space="0" w:color="F79646" w:themeColor="accent6"/>
           <w:right w:val="nil"/>
           <w:insideH w:val="nil"/>
           <w:insideV w:val="nil"/>
@@ -3244,9 +4578,9 @@
       <w:tblPr/>
       <w:tcPr>
         <w:tcBorders>
-          <w:top w:val="single" w:color="F79646" w:themeColor="accent6" w:sz="8" w:space="0"/>
-          <w:left w:val="nil"/>
-          <w:bottom w:val="single" w:color="F79646" w:themeColor="accent6" w:sz="8" w:space="0"/>
+          <w:top w:val="single" w:sz="8" w:space="0" w:color="F79646" w:themeColor="accent6"/>
+          <w:left w:val="nil"/>
+          <w:bottom w:val="single" w:sz="8" w:space="0" w:color="F79646" w:themeColor="accent6"/>
           <w:right w:val="nil"/>
           <w:insideH w:val="nil"/>
           <w:insideV w:val="nil"/>
@@ -3302,10 +4636,10 @@
       <w:tblStyleRowBandSize w:val="1"/>
       <w:tblStyleColBandSize w:val="1"/>
       <w:tblBorders>
-        <w:top w:val="single" w:color="000000" w:themeColor="text1" w:sz="8" w:space="0"/>
-        <w:left w:val="single" w:color="000000" w:themeColor="text1" w:sz="8" w:space="0"/>
-        <w:bottom w:val="single" w:color="000000" w:themeColor="text1" w:sz="8" w:space="0"/>
-        <w:right w:val="single" w:color="000000" w:themeColor="text1" w:sz="8" w:space="0"/>
+        <w:top w:val="single" w:sz="8" w:space="0" w:color="000000" w:themeColor="text1"/>
+        <w:left w:val="single" w:sz="8" w:space="0" w:color="000000" w:themeColor="text1"/>
+        <w:bottom w:val="single" w:sz="8" w:space="0" w:color="000000" w:themeColor="text1"/>
+        <w:right w:val="single" w:sz="8" w:space="0" w:color="000000" w:themeColor="text1"/>
       </w:tblBorders>
     </w:tblPr>
     <w:tblStylePr w:type="firstRow">
@@ -3333,10 +4667,10 @@
       <w:tblPr/>
       <w:tcPr>
         <w:tcBorders>
-          <w:top w:val="double" w:color="000000" w:themeColor="text1" w:sz="6" w:space="0"/>
-          <w:left w:val="single" w:color="000000" w:themeColor="text1" w:sz="8" w:space="0"/>
-          <w:bottom w:val="single" w:color="000000" w:themeColor="text1" w:sz="8" w:space="0"/>
-          <w:right w:val="single" w:color="000000" w:themeColor="text1" w:sz="8" w:space="0"/>
+          <w:top w:val="double" w:sz="6" w:space="0" w:color="000000" w:themeColor="text1"/>
+          <w:left w:val="single" w:sz="8" w:space="0" w:color="000000" w:themeColor="text1"/>
+          <w:bottom w:val="single" w:sz="8" w:space="0" w:color="000000" w:themeColor="text1"/>
+          <w:right w:val="single" w:sz="8" w:space="0" w:color="000000" w:themeColor="text1"/>
         </w:tcBorders>
       </w:tcPr>
     </w:tblStylePr>
@@ -3356,10 +4690,10 @@
       <w:tblPr/>
       <w:tcPr>
         <w:tcBorders>
-          <w:top w:val="single" w:color="000000" w:themeColor="text1" w:sz="8" w:space="0"/>
-          <w:left w:val="single" w:color="000000" w:themeColor="text1" w:sz="8" w:space="0"/>
-          <w:bottom w:val="single" w:color="000000" w:themeColor="text1" w:sz="8" w:space="0"/>
-          <w:right w:val="single" w:color="000000" w:themeColor="text1" w:sz="8" w:space="0"/>
+          <w:top w:val="single" w:sz="8" w:space="0" w:color="000000" w:themeColor="text1"/>
+          <w:left w:val="single" w:sz="8" w:space="0" w:color="000000" w:themeColor="text1"/>
+          <w:bottom w:val="single" w:sz="8" w:space="0" w:color="000000" w:themeColor="text1"/>
+          <w:right w:val="single" w:sz="8" w:space="0" w:color="000000" w:themeColor="text1"/>
         </w:tcBorders>
       </w:tcPr>
     </w:tblStylePr>
@@ -3367,10 +4701,10 @@
       <w:tblPr/>
       <w:tcPr>
         <w:tcBorders>
-          <w:top w:val="single" w:color="000000" w:themeColor="text1" w:sz="8" w:space="0"/>
-          <w:left w:val="single" w:color="000000" w:themeColor="text1" w:sz="8" w:space="0"/>
-          <w:bottom w:val="single" w:color="000000" w:themeColor="text1" w:sz="8" w:space="0"/>
-          <w:right w:val="single" w:color="000000" w:themeColor="text1" w:sz="8" w:space="0"/>
+          <w:top w:val="single" w:sz="8" w:space="0" w:color="000000" w:themeColor="text1"/>
+          <w:left w:val="single" w:sz="8" w:space="0" w:color="000000" w:themeColor="text1"/>
+          <w:bottom w:val="single" w:sz="8" w:space="0" w:color="000000" w:themeColor="text1"/>
+          <w:right w:val="single" w:sz="8" w:space="0" w:color="000000" w:themeColor="text1"/>
         </w:tcBorders>
       </w:tcPr>
     </w:tblStylePr>
@@ -3387,10 +4721,10 @@
       <w:tblStyleRowBandSize w:val="1"/>
       <w:tblStyleColBandSize w:val="1"/>
       <w:tblBorders>
-        <w:top w:val="single" w:color="4F81BD" w:themeColor="accent1" w:sz="8" w:space="0"/>
-        <w:left w:val="single" w:color="4F81BD" w:themeColor="accent1" w:sz="8" w:space="0"/>
-        <w:bottom w:val="single" w:color="4F81BD" w:themeColor="accent1" w:sz="8" w:space="0"/>
-        <w:right w:val="single" w:color="4F81BD" w:themeColor="accent1" w:sz="8" w:space="0"/>
+        <w:top w:val="single" w:sz="8" w:space="0" w:color="4F81BD" w:themeColor="accent1"/>
+        <w:left w:val="single" w:sz="8" w:space="0" w:color="4F81BD" w:themeColor="accent1"/>
+        <w:bottom w:val="single" w:sz="8" w:space="0" w:color="4F81BD" w:themeColor="accent1"/>
+        <w:right w:val="single" w:sz="8" w:space="0" w:color="4F81BD" w:themeColor="accent1"/>
       </w:tblBorders>
     </w:tblPr>
     <w:tblStylePr w:type="firstRow">
@@ -3418,10 +4752,10 @@
       <w:tblPr/>
       <w:tcPr>
         <w:tcBorders>
-          <w:top w:val="double" w:color="4F81BD" w:themeColor="accent1" w:sz="6" w:space="0"/>
-          <w:left w:val="single" w:color="4F81BD" w:themeColor="accent1" w:sz="8" w:space="0"/>
-          <w:bottom w:val="single" w:color="4F81BD" w:themeColor="accent1" w:sz="8" w:space="0"/>
-          <w:right w:val="single" w:color="4F81BD" w:themeColor="accent1" w:sz="8" w:space="0"/>
+          <w:top w:val="double" w:sz="6" w:space="0" w:color="4F81BD" w:themeColor="accent1"/>
+          <w:left w:val="single" w:sz="8" w:space="0" w:color="4F81BD" w:themeColor="accent1"/>
+          <w:bottom w:val="single" w:sz="8" w:space="0" w:color="4F81BD" w:themeColor="accent1"/>
+          <w:right w:val="single" w:sz="8" w:space="0" w:color="4F81BD" w:themeColor="accent1"/>
         </w:tcBorders>
       </w:tcPr>
     </w:tblStylePr>
@@ -3441,10 +4775,10 @@
       <w:tblPr/>
       <w:tcPr>
         <w:tcBorders>
-          <w:top w:val="single" w:color="4F81BD" w:themeColor="accent1" w:sz="8" w:space="0"/>
-          <w:left w:val="single" w:color="4F81BD" w:themeColor="accent1" w:sz="8" w:space="0"/>
-          <w:bottom w:val="single" w:color="4F81BD" w:themeColor="accent1" w:sz="8" w:space="0"/>
-          <w:right w:val="single" w:color="4F81BD" w:themeColor="accent1" w:sz="8" w:space="0"/>
+          <w:top w:val="single" w:sz="8" w:space="0" w:color="4F81BD" w:themeColor="accent1"/>
+          <w:left w:val="single" w:sz="8" w:space="0" w:color="4F81BD" w:themeColor="accent1"/>
+          <w:bottom w:val="single" w:sz="8" w:space="0" w:color="4F81BD" w:themeColor="accent1"/>
+          <w:right w:val="single" w:sz="8" w:space="0" w:color="4F81BD" w:themeColor="accent1"/>
         </w:tcBorders>
       </w:tcPr>
     </w:tblStylePr>
@@ -3452,10 +4786,10 @@
       <w:tblPr/>
       <w:tcPr>
         <w:tcBorders>
-          <w:top w:val="single" w:color="4F81BD" w:themeColor="accent1" w:sz="8" w:space="0"/>
-          <w:left w:val="single" w:color="4F81BD" w:themeColor="accent1" w:sz="8" w:space="0"/>
-          <w:bottom w:val="single" w:color="4F81BD" w:themeColor="accent1" w:sz="8" w:space="0"/>
-          <w:right w:val="single" w:color="4F81BD" w:themeColor="accent1" w:sz="8" w:space="0"/>
+          <w:top w:val="single" w:sz="8" w:space="0" w:color="4F81BD" w:themeColor="accent1"/>
+          <w:left w:val="single" w:sz="8" w:space="0" w:color="4F81BD" w:themeColor="accent1"/>
+          <w:bottom w:val="single" w:sz="8" w:space="0" w:color="4F81BD" w:themeColor="accent1"/>
+          <w:right w:val="single" w:sz="8" w:space="0" w:color="4F81BD" w:themeColor="accent1"/>
         </w:tcBorders>
       </w:tcPr>
     </w:tblStylePr>
@@ -3472,10 +4806,10 @@
       <w:tblStyleRowBandSize w:val="1"/>
       <w:tblStyleColBandSize w:val="1"/>
       <w:tblBorders>
-        <w:top w:val="single" w:color="C0504D" w:themeColor="accent2" w:sz="8" w:space="0"/>
-        <w:left w:val="single" w:color="C0504D" w:themeColor="accent2" w:sz="8" w:space="0"/>
-        <w:bottom w:val="single" w:color="C0504D" w:themeColor="accent2" w:sz="8" w:space="0"/>
-        <w:right w:val="single" w:color="C0504D" w:themeColor="accent2" w:sz="8" w:space="0"/>
+        <w:top w:val="single" w:sz="8" w:space="0" w:color="C0504D" w:themeColor="accent2"/>
+        <w:left w:val="single" w:sz="8" w:space="0" w:color="C0504D" w:themeColor="accent2"/>
+        <w:bottom w:val="single" w:sz="8" w:space="0" w:color="C0504D" w:themeColor="accent2"/>
+        <w:right w:val="single" w:sz="8" w:space="0" w:color="C0504D" w:themeColor="accent2"/>
       </w:tblBorders>
     </w:tblPr>
     <w:tblStylePr w:type="firstRow">
@@ -3503,10 +4837,10 @@
       <w:tblPr/>
       <w:tcPr>
         <w:tcBorders>
-          <w:top w:val="double" w:color="C0504D" w:themeColor="accent2" w:sz="6" w:space="0"/>
-          <w:left w:val="single" w:color="C0504D" w:themeColor="accent2" w:sz="8" w:space="0"/>
-          <w:bottom w:val="single" w:color="C0504D" w:themeColor="accent2" w:sz="8" w:space="0"/>
-          <w:right w:val="single" w:color="C0504D" w:themeColor="accent2" w:sz="8" w:space="0"/>
+          <w:top w:val="double" w:sz="6" w:space="0" w:color="C0504D" w:themeColor="accent2"/>
+          <w:left w:val="single" w:sz="8" w:space="0" w:color="C0504D" w:themeColor="accent2"/>
+          <w:bottom w:val="single" w:sz="8" w:space="0" w:color="C0504D" w:themeColor="accent2"/>
+          <w:right w:val="single" w:sz="8" w:space="0" w:color="C0504D" w:themeColor="accent2"/>
         </w:tcBorders>
       </w:tcPr>
     </w:tblStylePr>
@@ -3526,10 +4860,10 @@
       <w:tblPr/>
       <w:tcPr>
         <w:tcBorders>
-          <w:top w:val="single" w:color="C0504D" w:themeColor="accent2" w:sz="8" w:space="0"/>
-          <w:left w:val="single" w:color="C0504D" w:themeColor="accent2" w:sz="8" w:space="0"/>
-          <w:bottom w:val="single" w:color="C0504D" w:themeColor="accent2" w:sz="8" w:space="0"/>
-          <w:right w:val="single" w:color="C0504D" w:themeColor="accent2" w:sz="8" w:space="0"/>
+          <w:top w:val="single" w:sz="8" w:space="0" w:color="C0504D" w:themeColor="accent2"/>
+          <w:left w:val="single" w:sz="8" w:space="0" w:color="C0504D" w:themeColor="accent2"/>
+          <w:bottom w:val="single" w:sz="8" w:space="0" w:color="C0504D" w:themeColor="accent2"/>
+          <w:right w:val="single" w:sz="8" w:space="0" w:color="C0504D" w:themeColor="accent2"/>
         </w:tcBorders>
       </w:tcPr>
     </w:tblStylePr>
@@ -3537,10 +4871,10 @@
       <w:tblPr/>
       <w:tcPr>
         <w:tcBorders>
-          <w:top w:val="single" w:color="C0504D" w:themeColor="accent2" w:sz="8" w:space="0"/>
-          <w:left w:val="single" w:color="C0504D" w:themeColor="accent2" w:sz="8" w:space="0"/>
-          <w:bottom w:val="single" w:color="C0504D" w:themeColor="accent2" w:sz="8" w:space="0"/>
-          <w:right w:val="single" w:color="C0504D" w:themeColor="accent2" w:sz="8" w:space="0"/>
+          <w:top w:val="single" w:sz="8" w:space="0" w:color="C0504D" w:themeColor="accent2"/>
+          <w:left w:val="single" w:sz="8" w:space="0" w:color="C0504D" w:themeColor="accent2"/>
+          <w:bottom w:val="single" w:sz="8" w:space="0" w:color="C0504D" w:themeColor="accent2"/>
+          <w:right w:val="single" w:sz="8" w:space="0" w:color="C0504D" w:themeColor="accent2"/>
         </w:tcBorders>
       </w:tcPr>
     </w:tblStylePr>
@@ -3557,10 +4891,10 @@
       <w:tblStyleRowBandSize w:val="1"/>
       <w:tblStyleColBandSize w:val="1"/>
       <w:tblBorders>
-        <w:top w:val="single" w:color="9BBB59" w:themeColor="accent3" w:sz="8" w:space="0"/>
-        <w:left w:val="single" w:color="9BBB59" w:themeColor="accent3" w:sz="8" w:space="0"/>
-        <w:bottom w:val="single" w:color="9BBB59" w:themeColor="accent3" w:sz="8" w:space="0"/>
-        <w:right w:val="single" w:color="9BBB59" w:themeColor="accent3" w:sz="8" w:space="0"/>
+        <w:top w:val="single" w:sz="8" w:space="0" w:color="9BBB59" w:themeColor="accent3"/>
+        <w:left w:val="single" w:sz="8" w:space="0" w:color="9BBB59" w:themeColor="accent3"/>
+        <w:bottom w:val="single" w:sz="8" w:space="0" w:color="9BBB59" w:themeColor="accent3"/>
+        <w:right w:val="single" w:sz="8" w:space="0" w:color="9BBB59" w:themeColor="accent3"/>
       </w:tblBorders>
     </w:tblPr>
     <w:tblStylePr w:type="firstRow">
@@ -3588,10 +4922,10 @@
       <w:tblPr/>
       <w:tcPr>
         <w:tcBorders>
-          <w:top w:val="double" w:color="9BBB59" w:themeColor="accent3" w:sz="6" w:space="0"/>
-          <w:left w:val="single" w:color="9BBB59" w:themeColor="accent3" w:sz="8" w:space="0"/>
-          <w:bottom w:val="single" w:color="9BBB59" w:themeColor="accent3" w:sz="8" w:space="0"/>
-          <w:right w:val="single" w:color="9BBB59" w:themeColor="accent3" w:sz="8" w:space="0"/>
+          <w:top w:val="double" w:sz="6" w:space="0" w:color="9BBB59" w:themeColor="accent3"/>
+          <w:left w:val="single" w:sz="8" w:space="0" w:color="9BBB59" w:themeColor="accent3"/>
+          <w:bottom w:val="single" w:sz="8" w:space="0" w:color="9BBB59" w:themeColor="accent3"/>
+          <w:right w:val="single" w:sz="8" w:space="0" w:color="9BBB59" w:themeColor="accent3"/>
         </w:tcBorders>
       </w:tcPr>
     </w:tblStylePr>
@@ -3611,10 +4945,10 @@
       <w:tblPr/>
       <w:tcPr>
         <w:tcBorders>
-          <w:top w:val="single" w:color="9BBB59" w:themeColor="accent3" w:sz="8" w:space="0"/>
-          <w:left w:val="single" w:color="9BBB59" w:themeColor="accent3" w:sz="8" w:space="0"/>
-          <w:bottom w:val="single" w:color="9BBB59" w:themeColor="accent3" w:sz="8" w:space="0"/>
-          <w:right w:val="single" w:color="9BBB59" w:themeColor="accent3" w:sz="8" w:space="0"/>
+          <w:top w:val="single" w:sz="8" w:space="0" w:color="9BBB59" w:themeColor="accent3"/>
+          <w:left w:val="single" w:sz="8" w:space="0" w:color="9BBB59" w:themeColor="accent3"/>
+          <w:bottom w:val="single" w:sz="8" w:space="0" w:color="9BBB59" w:themeColor="accent3"/>
+          <w:right w:val="single" w:sz="8" w:space="0" w:color="9BBB59" w:themeColor="accent3"/>
         </w:tcBorders>
       </w:tcPr>
     </w:tblStylePr>
@@ -3622,10 +4956,10 @@
       <w:tblPr/>
       <w:tcPr>
         <w:tcBorders>
-          <w:top w:val="single" w:color="9BBB59" w:themeColor="accent3" w:sz="8" w:space="0"/>
-          <w:left w:val="single" w:color="9BBB59" w:themeColor="accent3" w:sz="8" w:space="0"/>
-          <w:bottom w:val="single" w:color="9BBB59" w:themeColor="accent3" w:sz="8" w:space="0"/>
-          <w:right w:val="single" w:color="9BBB59" w:themeColor="accent3" w:sz="8" w:space="0"/>
+          <w:top w:val="single" w:sz="8" w:space="0" w:color="9BBB59" w:themeColor="accent3"/>
+          <w:left w:val="single" w:sz="8" w:space="0" w:color="9BBB59" w:themeColor="accent3"/>
+          <w:bottom w:val="single" w:sz="8" w:space="0" w:color="9BBB59" w:themeColor="accent3"/>
+          <w:right w:val="single" w:sz="8" w:space="0" w:color="9BBB59" w:themeColor="accent3"/>
         </w:tcBorders>
       </w:tcPr>
     </w:tblStylePr>
@@ -3642,10 +4976,10 @@
       <w:tblStyleRowBandSize w:val="1"/>
       <w:tblStyleColBandSize w:val="1"/>
       <w:tblBorders>
-        <w:top w:val="single" w:color="8064A2" w:themeColor="accent4" w:sz="8" w:space="0"/>
-        <w:left w:val="single" w:color="8064A2" w:themeColor="accent4" w:sz="8" w:space="0"/>
-        <w:bottom w:val="single" w:color="8064A2" w:themeColor="accent4" w:sz="8" w:space="0"/>
-        <w:right w:val="single" w:color="8064A2" w:themeColor="accent4" w:sz="8" w:space="0"/>
+        <w:top w:val="single" w:sz="8" w:space="0" w:color="8064A2" w:themeColor="accent4"/>
+        <w:left w:val="single" w:sz="8" w:space="0" w:color="8064A2" w:themeColor="accent4"/>
+        <w:bottom w:val="single" w:sz="8" w:space="0" w:color="8064A2" w:themeColor="accent4"/>
+        <w:right w:val="single" w:sz="8" w:space="0" w:color="8064A2" w:themeColor="accent4"/>
       </w:tblBorders>
     </w:tblPr>
     <w:tblStylePr w:type="firstRow">
@@ -3673,10 +5007,10 @@
       <w:tblPr/>
       <w:tcPr>
         <w:tcBorders>
-          <w:top w:val="double" w:color="8064A2" w:themeColor="accent4" w:sz="6" w:space="0"/>
-          <w:left w:val="single" w:color="8064A2" w:themeColor="accent4" w:sz="8" w:space="0"/>
-          <w:bottom w:val="single" w:color="8064A2" w:themeColor="accent4" w:sz="8" w:space="0"/>
-          <w:right w:val="single" w:color="8064A2" w:themeColor="accent4" w:sz="8" w:space="0"/>
+          <w:top w:val="double" w:sz="6" w:space="0" w:color="8064A2" w:themeColor="accent4"/>
+          <w:left w:val="single" w:sz="8" w:space="0" w:color="8064A2" w:themeColor="accent4"/>
+          <w:bottom w:val="single" w:sz="8" w:space="0" w:color="8064A2" w:themeColor="accent4"/>
+          <w:right w:val="single" w:sz="8" w:space="0" w:color="8064A2" w:themeColor="accent4"/>
         </w:tcBorders>
       </w:tcPr>
     </w:tblStylePr>
@@ -3696,10 +5030,10 @@
       <w:tblPr/>
       <w:tcPr>
         <w:tcBorders>
-          <w:top w:val="single" w:color="8064A2" w:themeColor="accent4" w:sz="8" w:space="0"/>
-          <w:left w:val="single" w:color="8064A2" w:themeColor="accent4" w:sz="8" w:space="0"/>
-          <w:bottom w:val="single" w:color="8064A2" w:themeColor="accent4" w:sz="8" w:space="0"/>
-          <w:right w:val="single" w:color="8064A2" w:themeColor="accent4" w:sz="8" w:space="0"/>
+          <w:top w:val="single" w:sz="8" w:space="0" w:color="8064A2" w:themeColor="accent4"/>
+          <w:left w:val="single" w:sz="8" w:space="0" w:color="8064A2" w:themeColor="accent4"/>
+          <w:bottom w:val="single" w:sz="8" w:space="0" w:color="8064A2" w:themeColor="accent4"/>
+          <w:right w:val="single" w:sz="8" w:space="0" w:color="8064A2" w:themeColor="accent4"/>
         </w:tcBorders>
       </w:tcPr>
     </w:tblStylePr>
@@ -3707,10 +5041,10 @@
       <w:tblPr/>
       <w:tcPr>
         <w:tcBorders>
-          <w:top w:val="single" w:color="8064A2" w:themeColor="accent4" w:sz="8" w:space="0"/>
-          <w:left w:val="single" w:color="8064A2" w:themeColor="accent4" w:sz="8" w:space="0"/>
-          <w:bottom w:val="single" w:color="8064A2" w:themeColor="accent4" w:sz="8" w:space="0"/>
-          <w:right w:val="single" w:color="8064A2" w:themeColor="accent4" w:sz="8" w:space="0"/>
+          <w:top w:val="single" w:sz="8" w:space="0" w:color="8064A2" w:themeColor="accent4"/>
+          <w:left w:val="single" w:sz="8" w:space="0" w:color="8064A2" w:themeColor="accent4"/>
+          <w:bottom w:val="single" w:sz="8" w:space="0" w:color="8064A2" w:themeColor="accent4"/>
+          <w:right w:val="single" w:sz="8" w:space="0" w:color="8064A2" w:themeColor="accent4"/>
         </w:tcBorders>
       </w:tcPr>
     </w:tblStylePr>
@@ -3727,10 +5061,10 @@
       <w:tblStyleRowBandSize w:val="1"/>
       <w:tblStyleColBandSize w:val="1"/>
       <w:tblBorders>
-        <w:top w:val="single" w:color="4BACC6" w:themeColor="accent5" w:sz="8" w:space="0"/>
-        <w:left w:val="single" w:color="4BACC6" w:themeColor="accent5" w:sz="8" w:space="0"/>
-        <w:bottom w:val="single" w:color="4BACC6" w:themeColor="accent5" w:sz="8" w:space="0"/>
-        <w:right w:val="single" w:color="4BACC6" w:themeColor="accent5" w:sz="8" w:space="0"/>
+        <w:top w:val="single" w:sz="8" w:space="0" w:color="4BACC6" w:themeColor="accent5"/>
+        <w:left w:val="single" w:sz="8" w:space="0" w:color="4BACC6" w:themeColor="accent5"/>
+        <w:bottom w:val="single" w:sz="8" w:space="0" w:color="4BACC6" w:themeColor="accent5"/>
+        <w:right w:val="single" w:sz="8" w:space="0" w:color="4BACC6" w:themeColor="accent5"/>
       </w:tblBorders>
     </w:tblPr>
     <w:tblStylePr w:type="firstRow">
@@ -3758,10 +5092,10 @@
       <w:tblPr/>
       <w:tcPr>
         <w:tcBorders>
-          <w:top w:val="double" w:color="4BACC6" w:themeColor="accent5" w:sz="6" w:space="0"/>
-          <w:left w:val="single" w:color="4BACC6" w:themeColor="accent5" w:sz="8" w:space="0"/>
-          <w:bottom w:val="single" w:color="4BACC6" w:themeColor="accent5" w:sz="8" w:space="0"/>
-          <w:right w:val="single" w:color="4BACC6" w:themeColor="accent5" w:sz="8" w:space="0"/>
+          <w:top w:val="double" w:sz="6" w:space="0" w:color="4BACC6" w:themeColor="accent5"/>
+          <w:left w:val="single" w:sz="8" w:space="0" w:color="4BACC6" w:themeColor="accent5"/>
+          <w:bottom w:val="single" w:sz="8" w:space="0" w:color="4BACC6" w:themeColor="accent5"/>
+          <w:right w:val="single" w:sz="8" w:space="0" w:color="4BACC6" w:themeColor="accent5"/>
         </w:tcBorders>
       </w:tcPr>
     </w:tblStylePr>
@@ -3781,10 +5115,10 @@
       <w:tblPr/>
       <w:tcPr>
         <w:tcBorders>
-          <w:top w:val="single" w:color="4BACC6" w:themeColor="accent5" w:sz="8" w:space="0"/>
-          <w:left w:val="single" w:color="4BACC6" w:themeColor="accent5" w:sz="8" w:space="0"/>
-          <w:bottom w:val="single" w:color="4BACC6" w:themeColor="accent5" w:sz="8" w:space="0"/>
-          <w:right w:val="single" w:color="4BACC6" w:themeColor="accent5" w:sz="8" w:space="0"/>
+          <w:top w:val="single" w:sz="8" w:space="0" w:color="4BACC6" w:themeColor="accent5"/>
+          <w:left w:val="single" w:sz="8" w:space="0" w:color="4BACC6" w:themeColor="accent5"/>
+          <w:bottom w:val="single" w:sz="8" w:space="0" w:color="4BACC6" w:themeColor="accent5"/>
+          <w:right w:val="single" w:sz="8" w:space="0" w:color="4BACC6" w:themeColor="accent5"/>
         </w:tcBorders>
       </w:tcPr>
     </w:tblStylePr>
@@ -3792,10 +5126,10 @@
       <w:tblPr/>
       <w:tcPr>
         <w:tcBorders>
-          <w:top w:val="single" w:color="4BACC6" w:themeColor="accent5" w:sz="8" w:space="0"/>
-          <w:left w:val="single" w:color="4BACC6" w:themeColor="accent5" w:sz="8" w:space="0"/>
-          <w:bottom w:val="single" w:color="4BACC6" w:themeColor="accent5" w:sz="8" w:space="0"/>
-          <w:right w:val="single" w:color="4BACC6" w:themeColor="accent5" w:sz="8" w:space="0"/>
+          <w:top w:val="single" w:sz="8" w:space="0" w:color="4BACC6" w:themeColor="accent5"/>
+          <w:left w:val="single" w:sz="8" w:space="0" w:color="4BACC6" w:themeColor="accent5"/>
+          <w:bottom w:val="single" w:sz="8" w:space="0" w:color="4BACC6" w:themeColor="accent5"/>
+          <w:right w:val="single" w:sz="8" w:space="0" w:color="4BACC6" w:themeColor="accent5"/>
         </w:tcBorders>
       </w:tcPr>
     </w:tblStylePr>
@@ -3812,10 +5146,10 @@
       <w:tblStyleRowBandSize w:val="1"/>
       <w:tblStyleColBandSize w:val="1"/>
       <w:tblBorders>
-        <w:top w:val="single" w:color="F79646" w:themeColor="accent6" w:sz="8" w:space="0"/>
-        <w:left w:val="single" w:color="F79646" w:themeColor="accent6" w:sz="8" w:space="0"/>
-        <w:bottom w:val="single" w:color="F79646" w:themeColor="accent6" w:sz="8" w:space="0"/>
-        <w:right w:val="single" w:color="F79646" w:themeColor="accent6" w:sz="8" w:space="0"/>
+        <w:top w:val="single" w:sz="8" w:space="0" w:color="F79646" w:themeColor="accent6"/>
+        <w:left w:val="single" w:sz="8" w:space="0" w:color="F79646" w:themeColor="accent6"/>
+        <w:bottom w:val="single" w:sz="8" w:space="0" w:color="F79646" w:themeColor="accent6"/>
+        <w:right w:val="single" w:sz="8" w:space="0" w:color="F79646" w:themeColor="accent6"/>
       </w:tblBorders>
     </w:tblPr>
     <w:tblStylePr w:type="firstRow">
@@ -3843,10 +5177,10 @@
       <w:tblPr/>
       <w:tcPr>
         <w:tcBorders>
-          <w:top w:val="double" w:color="F79646" w:themeColor="accent6" w:sz="6" w:space="0"/>
-          <w:left w:val="single" w:color="F79646" w:themeColor="accent6" w:sz="8" w:space="0"/>
-          <w:bottom w:val="single" w:color="F79646" w:themeColor="accent6" w:sz="8" w:space="0"/>
-          <w:right w:val="single" w:color="F79646" w:themeColor="accent6" w:sz="8" w:space="0"/>
+          <w:top w:val="double" w:sz="6" w:space="0" w:color="F79646" w:themeColor="accent6"/>
+          <w:left w:val="single" w:sz="8" w:space="0" w:color="F79646" w:themeColor="accent6"/>
+          <w:bottom w:val="single" w:sz="8" w:space="0" w:color="F79646" w:themeColor="accent6"/>
+          <w:right w:val="single" w:sz="8" w:space="0" w:color="F79646" w:themeColor="accent6"/>
         </w:tcBorders>
       </w:tcPr>
     </w:tblStylePr>
@@ -3866,10 +5200,10 @@
       <w:tblPr/>
       <w:tcPr>
         <w:tcBorders>
-          <w:top w:val="single" w:color="F79646" w:themeColor="accent6" w:sz="8" w:space="0"/>
-          <w:left w:val="single" w:color="F79646" w:themeColor="accent6" w:sz="8" w:space="0"/>
-          <w:bottom w:val="single" w:color="F79646" w:themeColor="accent6" w:sz="8" w:space="0"/>
-          <w:right w:val="single" w:color="F79646" w:themeColor="accent6" w:sz="8" w:space="0"/>
+          <w:top w:val="single" w:sz="8" w:space="0" w:color="F79646" w:themeColor="accent6"/>
+          <w:left w:val="single" w:sz="8" w:space="0" w:color="F79646" w:themeColor="accent6"/>
+          <w:bottom w:val="single" w:sz="8" w:space="0" w:color="F79646" w:themeColor="accent6"/>
+          <w:right w:val="single" w:sz="8" w:space="0" w:color="F79646" w:themeColor="accent6"/>
         </w:tcBorders>
       </w:tcPr>
     </w:tblStylePr>
@@ -3877,10 +5211,10 @@
       <w:tblPr/>
       <w:tcPr>
         <w:tcBorders>
-          <w:top w:val="single" w:color="F79646" w:themeColor="accent6" w:sz="8" w:space="0"/>
-          <w:left w:val="single" w:color="F79646" w:themeColor="accent6" w:sz="8" w:space="0"/>
-          <w:bottom w:val="single" w:color="F79646" w:themeColor="accent6" w:sz="8" w:space="0"/>
-          <w:right w:val="single" w:color="F79646" w:themeColor="accent6" w:sz="8" w:space="0"/>
+          <w:top w:val="single" w:sz="8" w:space="0" w:color="F79646" w:themeColor="accent6"/>
+          <w:left w:val="single" w:sz="8" w:space="0" w:color="F79646" w:themeColor="accent6"/>
+          <w:bottom w:val="single" w:sz="8" w:space="0" w:color="F79646" w:themeColor="accent6"/>
+          <w:right w:val="single" w:sz="8" w:space="0" w:color="F79646" w:themeColor="accent6"/>
         </w:tcBorders>
       </w:tcPr>
     </w:tblStylePr>
@@ -3897,12 +5231,12 @@
       <w:tblStyleRowBandSize w:val="1"/>
       <w:tblStyleColBandSize w:val="1"/>
       <w:tblBorders>
-        <w:top w:val="single" w:color="000000" w:themeColor="text1" w:sz="8" w:space="0"/>
-        <w:left w:val="single" w:color="000000" w:themeColor="text1" w:sz="8" w:space="0"/>
-        <w:bottom w:val="single" w:color="000000" w:themeColor="text1" w:sz="8" w:space="0"/>
-        <w:right w:val="single" w:color="000000" w:themeColor="text1" w:sz="8" w:space="0"/>
-        <w:insideH w:val="single" w:color="000000" w:themeColor="text1" w:sz="8" w:space="0"/>
-        <w:insideV w:val="single" w:color="000000" w:themeColor="text1" w:sz="8" w:space="0"/>
+        <w:top w:val="single" w:sz="8" w:space="0" w:color="000000" w:themeColor="text1"/>
+        <w:left w:val="single" w:sz="8" w:space="0" w:color="000000" w:themeColor="text1"/>
+        <w:bottom w:val="single" w:sz="8" w:space="0" w:color="000000" w:themeColor="text1"/>
+        <w:right w:val="single" w:sz="8" w:space="0" w:color="000000" w:themeColor="text1"/>
+        <w:insideH w:val="single" w:sz="8" w:space="0" w:color="000000" w:themeColor="text1"/>
+        <w:insideV w:val="single" w:sz="8" w:space="0" w:color="000000" w:themeColor="text1"/>
       </w:tblBorders>
     </w:tblPr>
     <w:tblStylePr w:type="firstRow">
@@ -3910,19 +5244,19 @@
         <w:spacing w:before="0" w:after="0" w:line="240" w:lineRule="auto"/>
       </w:pPr>
       <w:rPr>
-        <w:rFonts w:asciiTheme="majorHAnsi" w:hAnsiTheme="majorHAnsi" w:eastAsiaTheme="majorEastAsia" w:cstheme="majorBidi"/>
-        <w:b/>
-        <w:bCs/>
-      </w:rPr>
-      <w:tblPr/>
-      <w:tcPr>
-        <w:tcBorders>
-          <w:top w:val="single" w:color="000000" w:themeColor="text1" w:sz="8" w:space="0"/>
-          <w:left w:val="single" w:color="000000" w:themeColor="text1" w:sz="8" w:space="0"/>
-          <w:bottom w:val="single" w:color="000000" w:themeColor="text1" w:sz="18" w:space="0"/>
-          <w:right w:val="single" w:color="000000" w:themeColor="text1" w:sz="8" w:space="0"/>
-          <w:insideH w:val="nil"/>
-          <w:insideV w:val="single" w:color="000000" w:themeColor="text1" w:sz="8" w:space="0"/>
+        <w:rFonts w:asciiTheme="majorHAnsi" w:eastAsiaTheme="majorEastAsia" w:hAnsiTheme="majorHAnsi" w:cstheme="majorBidi"/>
+        <w:b/>
+        <w:bCs/>
+      </w:rPr>
+      <w:tblPr/>
+      <w:tcPr>
+        <w:tcBorders>
+          <w:top w:val="single" w:sz="8" w:space="0" w:color="000000" w:themeColor="text1"/>
+          <w:left w:val="single" w:sz="8" w:space="0" w:color="000000" w:themeColor="text1"/>
+          <w:bottom w:val="single" w:sz="18" w:space="0" w:color="000000" w:themeColor="text1"/>
+          <w:right w:val="single" w:sz="8" w:space="0" w:color="000000" w:themeColor="text1"/>
+          <w:insideH w:val="nil"/>
+          <w:insideV w:val="single" w:sz="8" w:space="0" w:color="000000" w:themeColor="text1"/>
         </w:tcBorders>
       </w:tcPr>
     </w:tblStylePr>
@@ -3931,42 +5265,42 @@
         <w:spacing w:before="0" w:after="0" w:line="240" w:lineRule="auto"/>
       </w:pPr>
       <w:rPr>
-        <w:rFonts w:asciiTheme="majorHAnsi" w:hAnsiTheme="majorHAnsi" w:eastAsiaTheme="majorEastAsia" w:cstheme="majorBidi"/>
-        <w:b/>
-        <w:bCs/>
-      </w:rPr>
-      <w:tblPr/>
-      <w:tcPr>
-        <w:tcBorders>
-          <w:top w:val="double" w:color="000000" w:themeColor="text1" w:sz="6" w:space="0"/>
-          <w:left w:val="single" w:color="000000" w:themeColor="text1" w:sz="8" w:space="0"/>
-          <w:bottom w:val="single" w:color="000000" w:themeColor="text1" w:sz="8" w:space="0"/>
-          <w:right w:val="single" w:color="000000" w:themeColor="text1" w:sz="8" w:space="0"/>
-          <w:insideH w:val="nil"/>
-          <w:insideV w:val="single" w:color="000000" w:themeColor="text1" w:sz="8" w:space="0"/>
+        <w:rFonts w:asciiTheme="majorHAnsi" w:eastAsiaTheme="majorEastAsia" w:hAnsiTheme="majorHAnsi" w:cstheme="majorBidi"/>
+        <w:b/>
+        <w:bCs/>
+      </w:rPr>
+      <w:tblPr/>
+      <w:tcPr>
+        <w:tcBorders>
+          <w:top w:val="double" w:sz="6" w:space="0" w:color="000000" w:themeColor="text1"/>
+          <w:left w:val="single" w:sz="8" w:space="0" w:color="000000" w:themeColor="text1"/>
+          <w:bottom w:val="single" w:sz="8" w:space="0" w:color="000000" w:themeColor="text1"/>
+          <w:right w:val="single" w:sz="8" w:space="0" w:color="000000" w:themeColor="text1"/>
+          <w:insideH w:val="nil"/>
+          <w:insideV w:val="single" w:sz="8" w:space="0" w:color="000000" w:themeColor="text1"/>
         </w:tcBorders>
       </w:tcPr>
     </w:tblStylePr>
     <w:tblStylePr w:type="firstCol">
       <w:rPr>
-        <w:rFonts w:asciiTheme="majorHAnsi" w:hAnsiTheme="majorHAnsi" w:eastAsiaTheme="majorEastAsia" w:cstheme="majorBidi"/>
+        <w:rFonts w:asciiTheme="majorHAnsi" w:eastAsiaTheme="majorEastAsia" w:hAnsiTheme="majorHAnsi" w:cstheme="majorBidi"/>
         <w:b/>
         <w:bCs/>
       </w:rPr>
     </w:tblStylePr>
     <w:tblStylePr w:type="lastCol">
       <w:rPr>
-        <w:rFonts w:asciiTheme="majorHAnsi" w:hAnsiTheme="majorHAnsi" w:eastAsiaTheme="majorEastAsia" w:cstheme="majorBidi"/>
-        <w:b/>
-        <w:bCs/>
-      </w:rPr>
-      <w:tblPr/>
-      <w:tcPr>
-        <w:tcBorders>
-          <w:top w:val="single" w:color="000000" w:themeColor="text1" w:sz="8" w:space="0"/>
-          <w:left w:val="single" w:color="000000" w:themeColor="text1" w:sz="8" w:space="0"/>
-          <w:bottom w:val="single" w:color="000000" w:themeColor="text1" w:sz="8" w:space="0"/>
-          <w:right w:val="single" w:color="000000" w:themeColor="text1" w:sz="8" w:space="0"/>
+        <w:rFonts w:asciiTheme="majorHAnsi" w:eastAsiaTheme="majorEastAsia" w:hAnsiTheme="majorHAnsi" w:cstheme="majorBidi"/>
+        <w:b/>
+        <w:bCs/>
+      </w:rPr>
+      <w:tblPr/>
+      <w:tcPr>
+        <w:tcBorders>
+          <w:top w:val="single" w:sz="8" w:space="0" w:color="000000" w:themeColor="text1"/>
+          <w:left w:val="single" w:sz="8" w:space="0" w:color="000000" w:themeColor="text1"/>
+          <w:bottom w:val="single" w:sz="8" w:space="0" w:color="000000" w:themeColor="text1"/>
+          <w:right w:val="single" w:sz="8" w:space="0" w:color="000000" w:themeColor="text1"/>
         </w:tcBorders>
       </w:tcPr>
     </w:tblStylePr>
@@ -3974,10 +5308,10 @@
       <w:tblPr/>
       <w:tcPr>
         <w:tcBorders>
-          <w:top w:val="single" w:color="000000" w:themeColor="text1" w:sz="8" w:space="0"/>
-          <w:left w:val="single" w:color="000000" w:themeColor="text1" w:sz="8" w:space="0"/>
-          <w:bottom w:val="single" w:color="000000" w:themeColor="text1" w:sz="8" w:space="0"/>
-          <w:right w:val="single" w:color="000000" w:themeColor="text1" w:sz="8" w:space="0"/>
+          <w:top w:val="single" w:sz="8" w:space="0" w:color="000000" w:themeColor="text1"/>
+          <w:left w:val="single" w:sz="8" w:space="0" w:color="000000" w:themeColor="text1"/>
+          <w:bottom w:val="single" w:sz="8" w:space="0" w:color="000000" w:themeColor="text1"/>
+          <w:right w:val="single" w:sz="8" w:space="0" w:color="000000" w:themeColor="text1"/>
         </w:tcBorders>
         <w:shd w:val="clear" w:color="auto" w:fill="C0C0C0" w:themeFill="text1" w:themeFillTint="3F"/>
       </w:tcPr>
@@ -3986,11 +5320,11 @@
       <w:tblPr/>
       <w:tcPr>
         <w:tcBorders>
-          <w:top w:val="single" w:color="000000" w:themeColor="text1" w:sz="8" w:space="0"/>
-          <w:left w:val="single" w:color="000000" w:themeColor="text1" w:sz="8" w:space="0"/>
-          <w:bottom w:val="single" w:color="000000" w:themeColor="text1" w:sz="8" w:space="0"/>
-          <w:right w:val="single" w:color="000000" w:themeColor="text1" w:sz="8" w:space="0"/>
-          <w:insideV w:val="single" w:color="000000" w:themeColor="text1" w:sz="8" w:space="0"/>
+          <w:top w:val="single" w:sz="8" w:space="0" w:color="000000" w:themeColor="text1"/>
+          <w:left w:val="single" w:sz="8" w:space="0" w:color="000000" w:themeColor="text1"/>
+          <w:bottom w:val="single" w:sz="8" w:space="0" w:color="000000" w:themeColor="text1"/>
+          <w:right w:val="single" w:sz="8" w:space="0" w:color="000000" w:themeColor="text1"/>
+          <w:insideV w:val="single" w:sz="8" w:space="0" w:color="000000" w:themeColor="text1"/>
         </w:tcBorders>
         <w:shd w:val="clear" w:color="auto" w:fill="C0C0C0" w:themeFill="text1" w:themeFillTint="3F"/>
       </w:tcPr>
@@ -3999,11 +5333,11 @@
       <w:tblPr/>
       <w:tcPr>
         <w:tcBorders>
-          <w:top w:val="single" w:color="000000" w:themeColor="text1" w:sz="8" w:space="0"/>
-          <w:left w:val="single" w:color="000000" w:themeColor="text1" w:sz="8" w:space="0"/>
-          <w:bottom w:val="single" w:color="000000" w:themeColor="text1" w:sz="8" w:space="0"/>
-          <w:right w:val="single" w:color="000000" w:themeColor="text1" w:sz="8" w:space="0"/>
-          <w:insideV w:val="single" w:color="000000" w:themeColor="text1" w:sz="8" w:space="0"/>
+          <w:top w:val="single" w:sz="8" w:space="0" w:color="000000" w:themeColor="text1"/>
+          <w:left w:val="single" w:sz="8" w:space="0" w:color="000000" w:themeColor="text1"/>
+          <w:bottom w:val="single" w:sz="8" w:space="0" w:color="000000" w:themeColor="text1"/>
+          <w:right w:val="single" w:sz="8" w:space="0" w:color="000000" w:themeColor="text1"/>
+          <w:insideV w:val="single" w:sz="8" w:space="0" w:color="000000" w:themeColor="text1"/>
         </w:tcBorders>
       </w:tcPr>
     </w:tblStylePr>
@@ -4020,12 +5354,12 @@
       <w:tblStyleRowBandSize w:val="1"/>
       <w:tblStyleColBandSize w:val="1"/>
       <w:tblBorders>
-        <w:top w:val="single" w:color="4F81BD" w:themeColor="accent1" w:sz="8" w:space="0"/>
-        <w:left w:val="single" w:color="4F81BD" w:themeColor="accent1" w:sz="8" w:space="0"/>
-        <w:bottom w:val="single" w:color="4F81BD" w:themeColor="accent1" w:sz="8" w:space="0"/>
-        <w:right w:val="single" w:color="4F81BD" w:themeColor="accent1" w:sz="8" w:space="0"/>
-        <w:insideH w:val="single" w:color="4F81BD" w:themeColor="accent1" w:sz="8" w:space="0"/>
-        <w:insideV w:val="single" w:color="4F81BD" w:themeColor="accent1" w:sz="8" w:space="0"/>
+        <w:top w:val="single" w:sz="8" w:space="0" w:color="4F81BD" w:themeColor="accent1"/>
+        <w:left w:val="single" w:sz="8" w:space="0" w:color="4F81BD" w:themeColor="accent1"/>
+        <w:bottom w:val="single" w:sz="8" w:space="0" w:color="4F81BD" w:themeColor="accent1"/>
+        <w:right w:val="single" w:sz="8" w:space="0" w:color="4F81BD" w:themeColor="accent1"/>
+        <w:insideH w:val="single" w:sz="8" w:space="0" w:color="4F81BD" w:themeColor="accent1"/>
+        <w:insideV w:val="single" w:sz="8" w:space="0" w:color="4F81BD" w:themeColor="accent1"/>
       </w:tblBorders>
     </w:tblPr>
     <w:tblStylePr w:type="firstRow">
@@ -4033,19 +5367,19 @@
         <w:spacing w:before="0" w:after="0" w:line="240" w:lineRule="auto"/>
       </w:pPr>
       <w:rPr>
-        <w:rFonts w:asciiTheme="majorHAnsi" w:hAnsiTheme="majorHAnsi" w:eastAsiaTheme="majorEastAsia" w:cstheme="majorBidi"/>
-        <w:b/>
-        <w:bCs/>
-      </w:rPr>
-      <w:tblPr/>
-      <w:tcPr>
-        <w:tcBorders>
-          <w:top w:val="single" w:color="4F81BD" w:themeColor="accent1" w:sz="8" w:space="0"/>
-          <w:left w:val="single" w:color="4F81BD" w:themeColor="accent1" w:sz="8" w:space="0"/>
-          <w:bottom w:val="single" w:color="4F81BD" w:themeColor="accent1" w:sz="18" w:space="0"/>
-          <w:right w:val="single" w:color="4F81BD" w:themeColor="accent1" w:sz="8" w:space="0"/>
-          <w:insideH w:val="nil"/>
-          <w:insideV w:val="single" w:color="4F81BD" w:themeColor="accent1" w:sz="8" w:space="0"/>
+        <w:rFonts w:asciiTheme="majorHAnsi" w:eastAsiaTheme="majorEastAsia" w:hAnsiTheme="majorHAnsi" w:cstheme="majorBidi"/>
+        <w:b/>
+        <w:bCs/>
+      </w:rPr>
+      <w:tblPr/>
+      <w:tcPr>
+        <w:tcBorders>
+          <w:top w:val="single" w:sz="8" w:space="0" w:color="4F81BD" w:themeColor="accent1"/>
+          <w:left w:val="single" w:sz="8" w:space="0" w:color="4F81BD" w:themeColor="accent1"/>
+          <w:bottom w:val="single" w:sz="18" w:space="0" w:color="4F81BD" w:themeColor="accent1"/>
+          <w:right w:val="single" w:sz="8" w:space="0" w:color="4F81BD" w:themeColor="accent1"/>
+          <w:insideH w:val="nil"/>
+          <w:insideV w:val="single" w:sz="8" w:space="0" w:color="4F81BD" w:themeColor="accent1"/>
         </w:tcBorders>
       </w:tcPr>
     </w:tblStylePr>
@@ -4054,42 +5388,42 @@
         <w:spacing w:before="0" w:after="0" w:line="240" w:lineRule="auto"/>
       </w:pPr>
       <w:rPr>
-        <w:rFonts w:asciiTheme="majorHAnsi" w:hAnsiTheme="majorHAnsi" w:eastAsiaTheme="majorEastAsia" w:cstheme="majorBidi"/>
-        <w:b/>
-        <w:bCs/>
-      </w:rPr>
-      <w:tblPr/>
-      <w:tcPr>
-        <w:tcBorders>
-          <w:top w:val="double" w:color="4F81BD" w:themeColor="accent1" w:sz="6" w:space="0"/>
-          <w:left w:val="single" w:color="4F81BD" w:themeColor="accent1" w:sz="8" w:space="0"/>
-          <w:bottom w:val="single" w:color="4F81BD" w:themeColor="accent1" w:sz="8" w:space="0"/>
-          <w:right w:val="single" w:color="4F81BD" w:themeColor="accent1" w:sz="8" w:space="0"/>
-          <w:insideH w:val="nil"/>
-          <w:insideV w:val="single" w:color="4F81BD" w:themeColor="accent1" w:sz="8" w:space="0"/>
+        <w:rFonts w:asciiTheme="majorHAnsi" w:eastAsiaTheme="majorEastAsia" w:hAnsiTheme="majorHAnsi" w:cstheme="majorBidi"/>
+        <w:b/>
+        <w:bCs/>
+      </w:rPr>
+      <w:tblPr/>
+      <w:tcPr>
+        <w:tcBorders>
+          <w:top w:val="double" w:sz="6" w:space="0" w:color="4F81BD" w:themeColor="accent1"/>
+          <w:left w:val="single" w:sz="8" w:space="0" w:color="4F81BD" w:themeColor="accent1"/>
+          <w:bottom w:val="single" w:sz="8" w:space="0" w:color="4F81BD" w:themeColor="accent1"/>
+          <w:right w:val="single" w:sz="8" w:space="0" w:color="4F81BD" w:themeColor="accent1"/>
+          <w:insideH w:val="nil"/>
+          <w:insideV w:val="single" w:sz="8" w:space="0" w:color="4F81BD" w:themeColor="accent1"/>
         </w:tcBorders>
       </w:tcPr>
     </w:tblStylePr>
     <w:tblStylePr w:type="firstCol">
       <w:rPr>
-        <w:rFonts w:asciiTheme="majorHAnsi" w:hAnsiTheme="majorHAnsi" w:eastAsiaTheme="majorEastAsia" w:cstheme="majorBidi"/>
+        <w:rFonts w:asciiTheme="majorHAnsi" w:eastAsiaTheme="majorEastAsia" w:hAnsiTheme="majorHAnsi" w:cstheme="majorBidi"/>
         <w:b/>
         <w:bCs/>
       </w:rPr>
     </w:tblStylePr>
     <w:tblStylePr w:type="lastCol">
       <w:rPr>
-        <w:rFonts w:asciiTheme="majorHAnsi" w:hAnsiTheme="majorHAnsi" w:eastAsiaTheme="majorEastAsia" w:cstheme="majorBidi"/>
-        <w:b/>
-        <w:bCs/>
-      </w:rPr>
-      <w:tblPr/>
-      <w:tcPr>
-        <w:tcBorders>
-          <w:top w:val="single" w:color="4F81BD" w:themeColor="accent1" w:sz="8" w:space="0"/>
-          <w:left w:val="single" w:color="4F81BD" w:themeColor="accent1" w:sz="8" w:space="0"/>
-          <w:bottom w:val="single" w:color="4F81BD" w:themeColor="accent1" w:sz="8" w:space="0"/>
-          <w:right w:val="single" w:color="4F81BD" w:themeColor="accent1" w:sz="8" w:space="0"/>
+        <w:rFonts w:asciiTheme="majorHAnsi" w:eastAsiaTheme="majorEastAsia" w:hAnsiTheme="majorHAnsi" w:cstheme="majorBidi"/>
+        <w:b/>
+        <w:bCs/>
+      </w:rPr>
+      <w:tblPr/>
+      <w:tcPr>
+        <w:tcBorders>
+          <w:top w:val="single" w:sz="8" w:space="0" w:color="4F81BD" w:themeColor="accent1"/>
+          <w:left w:val="single" w:sz="8" w:space="0" w:color="4F81BD" w:themeColor="accent1"/>
+          <w:bottom w:val="single" w:sz="8" w:space="0" w:color="4F81BD" w:themeColor="accent1"/>
+          <w:right w:val="single" w:sz="8" w:space="0" w:color="4F81BD" w:themeColor="accent1"/>
         </w:tcBorders>
       </w:tcPr>
     </w:tblStylePr>
@@ -4097,10 +5431,10 @@
       <w:tblPr/>
       <w:tcPr>
         <w:tcBorders>
-          <w:top w:val="single" w:color="4F81BD" w:themeColor="accent1" w:sz="8" w:space="0"/>
-          <w:left w:val="single" w:color="4F81BD" w:themeColor="accent1" w:sz="8" w:space="0"/>
-          <w:bottom w:val="single" w:color="4F81BD" w:themeColor="accent1" w:sz="8" w:space="0"/>
-          <w:right w:val="single" w:color="4F81BD" w:themeColor="accent1" w:sz="8" w:space="0"/>
+          <w:top w:val="single" w:sz="8" w:space="0" w:color="4F81BD" w:themeColor="accent1"/>
+          <w:left w:val="single" w:sz="8" w:space="0" w:color="4F81BD" w:themeColor="accent1"/>
+          <w:bottom w:val="single" w:sz="8" w:space="0" w:color="4F81BD" w:themeColor="accent1"/>
+          <w:right w:val="single" w:sz="8" w:space="0" w:color="4F81BD" w:themeColor="accent1"/>
         </w:tcBorders>
         <w:shd w:val="clear" w:color="auto" w:fill="D3DFEE" w:themeFill="accent1" w:themeFillTint="3F"/>
       </w:tcPr>
@@ -4109,11 +5443,11 @@
       <w:tblPr/>
       <w:tcPr>
         <w:tcBorders>
-          <w:top w:val="single" w:color="4F81BD" w:themeColor="accent1" w:sz="8" w:space="0"/>
-          <w:left w:val="single" w:color="4F81BD" w:themeColor="accent1" w:sz="8" w:space="0"/>
-          <w:bottom w:val="single" w:color="4F81BD" w:themeColor="accent1" w:sz="8" w:space="0"/>
-          <w:right w:val="single" w:color="4F81BD" w:themeColor="accent1" w:sz="8" w:space="0"/>
-          <w:insideV w:val="single" w:color="4F81BD" w:themeColor="accent1" w:sz="8" w:space="0"/>
+          <w:top w:val="single" w:sz="8" w:space="0" w:color="4F81BD" w:themeColor="accent1"/>
+          <w:left w:val="single" w:sz="8" w:space="0" w:color="4F81BD" w:themeColor="accent1"/>
+          <w:bottom w:val="single" w:sz="8" w:space="0" w:color="4F81BD" w:themeColor="accent1"/>
+          <w:right w:val="single" w:sz="8" w:space="0" w:color="4F81BD" w:themeColor="accent1"/>
+          <w:insideV w:val="single" w:sz="8" w:space="0" w:color="4F81BD" w:themeColor="accent1"/>
         </w:tcBorders>
         <w:shd w:val="clear" w:color="auto" w:fill="D3DFEE" w:themeFill="accent1" w:themeFillTint="3F"/>
       </w:tcPr>
@@ -4122,11 +5456,11 @@
       <w:tblPr/>
       <w:tcPr>
         <w:tcBorders>
-          <w:top w:val="single" w:color="4F81BD" w:themeColor="accent1" w:sz="8" w:space="0"/>
-          <w:left w:val="single" w:color="4F81BD" w:themeColor="accent1" w:sz="8" w:space="0"/>
-          <w:bottom w:val="single" w:color="4F81BD" w:themeColor="accent1" w:sz="8" w:space="0"/>
-          <w:right w:val="single" w:color="4F81BD" w:themeColor="accent1" w:sz="8" w:space="0"/>
-          <w:insideV w:val="single" w:color="4F81BD" w:themeColor="accent1" w:sz="8" w:space="0"/>
+          <w:top w:val="single" w:sz="8" w:space="0" w:color="4F81BD" w:themeColor="accent1"/>
+          <w:left w:val="single" w:sz="8" w:space="0" w:color="4F81BD" w:themeColor="accent1"/>
+          <w:bottom w:val="single" w:sz="8" w:space="0" w:color="4F81BD" w:themeColor="accent1"/>
+          <w:right w:val="single" w:sz="8" w:space="0" w:color="4F81BD" w:themeColor="accent1"/>
+          <w:insideV w:val="single" w:sz="8" w:space="0" w:color="4F81BD" w:themeColor="accent1"/>
         </w:tcBorders>
       </w:tcPr>
     </w:tblStylePr>
@@ -4143,12 +5477,12 @@
       <w:tblStyleRowBandSize w:val="1"/>
       <w:tblStyleColBandSize w:val="1"/>
       <w:tblBorders>
-        <w:top w:val="single" w:color="C0504D" w:themeColor="accent2" w:sz="8" w:space="0"/>
-        <w:left w:val="single" w:color="C0504D" w:themeColor="accent2" w:sz="8" w:space="0"/>
-        <w:bottom w:val="single" w:color="C0504D" w:themeColor="accent2" w:sz="8" w:space="0"/>
-        <w:right w:val="single" w:color="C0504D" w:themeColor="accent2" w:sz="8" w:space="0"/>
-        <w:insideH w:val="single" w:color="C0504D" w:themeColor="accent2" w:sz="8" w:space="0"/>
-        <w:insideV w:val="single" w:color="C0504D" w:themeColor="accent2" w:sz="8" w:space="0"/>
+        <w:top w:val="single" w:sz="8" w:space="0" w:color="C0504D" w:themeColor="accent2"/>
+        <w:left w:val="single" w:sz="8" w:space="0" w:color="C0504D" w:themeColor="accent2"/>
+        <w:bottom w:val="single" w:sz="8" w:space="0" w:color="C0504D" w:themeColor="accent2"/>
+        <w:right w:val="single" w:sz="8" w:space="0" w:color="C0504D" w:themeColor="accent2"/>
+        <w:insideH w:val="single" w:sz="8" w:space="0" w:color="C0504D" w:themeColor="accent2"/>
+        <w:insideV w:val="single" w:sz="8" w:space="0" w:color="C0504D" w:themeColor="accent2"/>
       </w:tblBorders>
     </w:tblPr>
     <w:tblStylePr w:type="firstRow">
@@ -4156,19 +5490,19 @@
         <w:spacing w:before="0" w:after="0" w:line="240" w:lineRule="auto"/>
       </w:pPr>
       <w:rPr>
-        <w:rFonts w:asciiTheme="majorHAnsi" w:hAnsiTheme="majorHAnsi" w:eastAsiaTheme="majorEastAsia" w:cstheme="majorBidi"/>
-        <w:b/>
-        <w:bCs/>
-      </w:rPr>
-      <w:tblPr/>
-      <w:tcPr>
-        <w:tcBorders>
-          <w:top w:val="single" w:color="C0504D" w:themeColor="accent2" w:sz="8" w:space="0"/>
-          <w:left w:val="single" w:color="C0504D" w:themeColor="accent2" w:sz="8" w:space="0"/>
-          <w:bottom w:val="single" w:color="C0504D" w:themeColor="accent2" w:sz="18" w:space="0"/>
-          <w:right w:val="single" w:color="C0504D" w:themeColor="accent2" w:sz="8" w:space="0"/>
-          <w:insideH w:val="nil"/>
-          <w:insideV w:val="single" w:color="C0504D" w:themeColor="accent2" w:sz="8" w:space="0"/>
+        <w:rFonts w:asciiTheme="majorHAnsi" w:eastAsiaTheme="majorEastAsia" w:hAnsiTheme="majorHAnsi" w:cstheme="majorBidi"/>
+        <w:b/>
+        <w:bCs/>
+      </w:rPr>
+      <w:tblPr/>
+      <w:tcPr>
+        <w:tcBorders>
+          <w:top w:val="single" w:sz="8" w:space="0" w:color="C0504D" w:themeColor="accent2"/>
+          <w:left w:val="single" w:sz="8" w:space="0" w:color="C0504D" w:themeColor="accent2"/>
+          <w:bottom w:val="single" w:sz="18" w:space="0" w:color="C0504D" w:themeColor="accent2"/>
+          <w:right w:val="single" w:sz="8" w:space="0" w:color="C0504D" w:themeColor="accent2"/>
+          <w:insideH w:val="nil"/>
+          <w:insideV w:val="single" w:sz="8" w:space="0" w:color="C0504D" w:themeColor="accent2"/>
         </w:tcBorders>
       </w:tcPr>
     </w:tblStylePr>
@@ -4177,42 +5511,42 @@
         <w:spacing w:before="0" w:after="0" w:line="240" w:lineRule="auto"/>
       </w:pPr>
       <w:rPr>
-        <w:rFonts w:asciiTheme="majorHAnsi" w:hAnsiTheme="majorHAnsi" w:eastAsiaTheme="majorEastAsia" w:cstheme="majorBidi"/>
-        <w:b/>
-        <w:bCs/>
-      </w:rPr>
-      <w:tblPr/>
-      <w:tcPr>
-        <w:tcBorders>
-          <w:top w:val="double" w:color="C0504D" w:themeColor="accent2" w:sz="6" w:space="0"/>
-          <w:left w:val="single" w:color="C0504D" w:themeColor="accent2" w:sz="8" w:space="0"/>
-          <w:bottom w:val="single" w:color="C0504D" w:themeColor="accent2" w:sz="8" w:space="0"/>
-          <w:right w:val="single" w:color="C0504D" w:themeColor="accent2" w:sz="8" w:space="0"/>
-          <w:insideH w:val="nil"/>
-          <w:insideV w:val="single" w:color="C0504D" w:themeColor="accent2" w:sz="8" w:space="0"/>
+        <w:rFonts w:asciiTheme="majorHAnsi" w:eastAsiaTheme="majorEastAsia" w:hAnsiTheme="majorHAnsi" w:cstheme="majorBidi"/>
+        <w:b/>
+        <w:bCs/>
+      </w:rPr>
+      <w:tblPr/>
+      <w:tcPr>
+        <w:tcBorders>
+          <w:top w:val="double" w:sz="6" w:space="0" w:color="C0504D" w:themeColor="accent2"/>
+          <w:left w:val="single" w:sz="8" w:space="0" w:color="C0504D" w:themeColor="accent2"/>
+          <w:bottom w:val="single" w:sz="8" w:space="0" w:color="C0504D" w:themeColor="accent2"/>
+          <w:right w:val="single" w:sz="8" w:space="0" w:color="C0504D" w:themeColor="accent2"/>
+          <w:insideH w:val="nil"/>
+          <w:insideV w:val="single" w:sz="8" w:space="0" w:color="C0504D" w:themeColor="accent2"/>
         </w:tcBorders>
       </w:tcPr>
     </w:tblStylePr>
     <w:tblStylePr w:type="firstCol">
       <w:rPr>
-        <w:rFonts w:asciiTheme="majorHAnsi" w:hAnsiTheme="majorHAnsi" w:eastAsiaTheme="majorEastAsia" w:cstheme="majorBidi"/>
+        <w:rFonts w:asciiTheme="majorHAnsi" w:eastAsiaTheme="majorEastAsia" w:hAnsiTheme="majorHAnsi" w:cstheme="majorBidi"/>
         <w:b/>
         <w:bCs/>
       </w:rPr>
     </w:tblStylePr>
     <w:tblStylePr w:type="lastCol">
       <w:rPr>
-        <w:rFonts w:asciiTheme="majorHAnsi" w:hAnsiTheme="majorHAnsi" w:eastAsiaTheme="majorEastAsia" w:cstheme="majorBidi"/>
-        <w:b/>
-        <w:bCs/>
-      </w:rPr>
-      <w:tblPr/>
-      <w:tcPr>
-        <w:tcBorders>
-          <w:top w:val="single" w:color="C0504D" w:themeColor="accent2" w:sz="8" w:space="0"/>
-          <w:left w:val="single" w:color="C0504D" w:themeColor="accent2" w:sz="8" w:space="0"/>
-          <w:bottom w:val="single" w:color="C0504D" w:themeColor="accent2" w:sz="8" w:space="0"/>
-          <w:right w:val="single" w:color="C0504D" w:themeColor="accent2" w:sz="8" w:space="0"/>
+        <w:rFonts w:asciiTheme="majorHAnsi" w:eastAsiaTheme="majorEastAsia" w:hAnsiTheme="majorHAnsi" w:cstheme="majorBidi"/>
+        <w:b/>
+        <w:bCs/>
+      </w:rPr>
+      <w:tblPr/>
+      <w:tcPr>
+        <w:tcBorders>
+          <w:top w:val="single" w:sz="8" w:space="0" w:color="C0504D" w:themeColor="accent2"/>
+          <w:left w:val="single" w:sz="8" w:space="0" w:color="C0504D" w:themeColor="accent2"/>
+          <w:bottom w:val="single" w:sz="8" w:space="0" w:color="C0504D" w:themeColor="accent2"/>
+          <w:right w:val="single" w:sz="8" w:space="0" w:color="C0504D" w:themeColor="accent2"/>
         </w:tcBorders>
       </w:tcPr>
     </w:tblStylePr>
@@ -4220,10 +5554,10 @@
       <w:tblPr/>
       <w:tcPr>
         <w:tcBorders>
-          <w:top w:val="single" w:color="C0504D" w:themeColor="accent2" w:sz="8" w:space="0"/>
-          <w:left w:val="single" w:color="C0504D" w:themeColor="accent2" w:sz="8" w:space="0"/>
-          <w:bottom w:val="single" w:color="C0504D" w:themeColor="accent2" w:sz="8" w:space="0"/>
-          <w:right w:val="single" w:color="C0504D" w:themeColor="accent2" w:sz="8" w:space="0"/>
+          <w:top w:val="single" w:sz="8" w:space="0" w:color="C0504D" w:themeColor="accent2"/>
+          <w:left w:val="single" w:sz="8" w:space="0" w:color="C0504D" w:themeColor="accent2"/>
+          <w:bottom w:val="single" w:sz="8" w:space="0" w:color="C0504D" w:themeColor="accent2"/>
+          <w:right w:val="single" w:sz="8" w:space="0" w:color="C0504D" w:themeColor="accent2"/>
         </w:tcBorders>
         <w:shd w:val="clear" w:color="auto" w:fill="EFD3D2" w:themeFill="accent2" w:themeFillTint="3F"/>
       </w:tcPr>
@@ -4232,11 +5566,11 @@
       <w:tblPr/>
       <w:tcPr>
         <w:tcBorders>
-          <w:top w:val="single" w:color="C0504D" w:themeColor="accent2" w:sz="8" w:space="0"/>
-          <w:left w:val="single" w:color="C0504D" w:themeColor="accent2" w:sz="8" w:space="0"/>
-          <w:bottom w:val="single" w:color="C0504D" w:themeColor="accent2" w:sz="8" w:space="0"/>
-          <w:right w:val="single" w:color="C0504D" w:themeColor="accent2" w:sz="8" w:space="0"/>
-          <w:insideV w:val="single" w:color="C0504D" w:themeColor="accent2" w:sz="8" w:space="0"/>
+          <w:top w:val="single" w:sz="8" w:space="0" w:color="C0504D" w:themeColor="accent2"/>
+          <w:left w:val="single" w:sz="8" w:space="0" w:color="C0504D" w:themeColor="accent2"/>
+          <w:bottom w:val="single" w:sz="8" w:space="0" w:color="C0504D" w:themeColor="accent2"/>
+          <w:right w:val="single" w:sz="8" w:space="0" w:color="C0504D" w:themeColor="accent2"/>
+          <w:insideV w:val="single" w:sz="8" w:space="0" w:color="C0504D" w:themeColor="accent2"/>
         </w:tcBorders>
         <w:shd w:val="clear" w:color="auto" w:fill="EFD3D2" w:themeFill="accent2" w:themeFillTint="3F"/>
       </w:tcPr>
@@ -4245,11 +5579,11 @@
       <w:tblPr/>
       <w:tcPr>
         <w:tcBorders>
-          <w:top w:val="single" w:color="C0504D" w:themeColor="accent2" w:sz="8" w:space="0"/>
-          <w:left w:val="single" w:color="C0504D" w:themeColor="accent2" w:sz="8" w:space="0"/>
-          <w:bottom w:val="single" w:color="C0504D" w:themeColor="accent2" w:sz="8" w:space="0"/>
-          <w:right w:val="single" w:color="C0504D" w:themeColor="accent2" w:sz="8" w:space="0"/>
-          <w:insideV w:val="single" w:color="C0504D" w:themeColor="accent2" w:sz="8" w:space="0"/>
+          <w:top w:val="single" w:sz="8" w:space="0" w:color="C0504D" w:themeColor="accent2"/>
+          <w:left w:val="single" w:sz="8" w:space="0" w:color="C0504D" w:themeColor="accent2"/>
+          <w:bottom w:val="single" w:sz="8" w:space="0" w:color="C0504D" w:themeColor="accent2"/>
+          <w:right w:val="single" w:sz="8" w:space="0" w:color="C0504D" w:themeColor="accent2"/>
+          <w:insideV w:val="single" w:sz="8" w:space="0" w:color="C0504D" w:themeColor="accent2"/>
         </w:tcBorders>
       </w:tcPr>
     </w:tblStylePr>
@@ -4266,12 +5600,12 @@
       <w:tblStyleRowBandSize w:val="1"/>
       <w:tblStyleColBandSize w:val="1"/>
       <w:tblBorders>
-        <w:top w:val="single" w:color="9BBB59" w:themeColor="accent3" w:sz="8" w:space="0"/>
-        <w:left w:val="single" w:color="9BBB59" w:themeColor="accent3" w:sz="8" w:space="0"/>
-        <w:bottom w:val="single" w:color="9BBB59" w:themeColor="accent3" w:sz="8" w:space="0"/>
-        <w:right w:val="single" w:color="9BBB59" w:themeColor="accent3" w:sz="8" w:space="0"/>
-        <w:insideH w:val="single" w:color="9BBB59" w:themeColor="accent3" w:sz="8" w:space="0"/>
-        <w:insideV w:val="single" w:color="9BBB59" w:themeColor="accent3" w:sz="8" w:space="0"/>
+        <w:top w:val="single" w:sz="8" w:space="0" w:color="9BBB59" w:themeColor="accent3"/>
+        <w:left w:val="single" w:sz="8" w:space="0" w:color="9BBB59" w:themeColor="accent3"/>
+        <w:bottom w:val="single" w:sz="8" w:space="0" w:color="9BBB59" w:themeColor="accent3"/>
+        <w:right w:val="single" w:sz="8" w:space="0" w:color="9BBB59" w:themeColor="accent3"/>
+        <w:insideH w:val="single" w:sz="8" w:space="0" w:color="9BBB59" w:themeColor="accent3"/>
+        <w:insideV w:val="single" w:sz="8" w:space="0" w:color="9BBB59" w:themeColor="accent3"/>
       </w:tblBorders>
     </w:tblPr>
     <w:tblStylePr w:type="firstRow">
@@ -4279,19 +5613,19 @@
         <w:spacing w:before="0" w:after="0" w:line="240" w:lineRule="auto"/>
       </w:pPr>
       <w:rPr>
-        <w:rFonts w:asciiTheme="majorHAnsi" w:hAnsiTheme="majorHAnsi" w:eastAsiaTheme="majorEastAsia" w:cstheme="majorBidi"/>
-        <w:b/>
-        <w:bCs/>
-      </w:rPr>
-      <w:tblPr/>
-      <w:tcPr>
-        <w:tcBorders>
-          <w:top w:val="single" w:color="9BBB59" w:themeColor="accent3" w:sz="8" w:space="0"/>
-          <w:left w:val="single" w:color="9BBB59" w:themeColor="accent3" w:sz="8" w:space="0"/>
-          <w:bottom w:val="single" w:color="9BBB59" w:themeColor="accent3" w:sz="18" w:space="0"/>
-          <w:right w:val="single" w:color="9BBB59" w:themeColor="accent3" w:sz="8" w:space="0"/>
-          <w:insideH w:val="nil"/>
-          <w:insideV w:val="single" w:color="9BBB59" w:themeColor="accent3" w:sz="8" w:space="0"/>
+        <w:rFonts w:asciiTheme="majorHAnsi" w:eastAsiaTheme="majorEastAsia" w:hAnsiTheme="majorHAnsi" w:cstheme="majorBidi"/>
+        <w:b/>
+        <w:bCs/>
+      </w:rPr>
+      <w:tblPr/>
+      <w:tcPr>
+        <w:tcBorders>
+          <w:top w:val="single" w:sz="8" w:space="0" w:color="9BBB59" w:themeColor="accent3"/>
+          <w:left w:val="single" w:sz="8" w:space="0" w:color="9BBB59" w:themeColor="accent3"/>
+          <w:bottom w:val="single" w:sz="18" w:space="0" w:color="9BBB59" w:themeColor="accent3"/>
+          <w:right w:val="single" w:sz="8" w:space="0" w:color="9BBB59" w:themeColor="accent3"/>
+          <w:insideH w:val="nil"/>
+          <w:insideV w:val="single" w:sz="8" w:space="0" w:color="9BBB59" w:themeColor="accent3"/>
         </w:tcBorders>
       </w:tcPr>
     </w:tblStylePr>
@@ -4300,42 +5634,42 @@
         <w:spacing w:before="0" w:after="0" w:line="240" w:lineRule="auto"/>
       </w:pPr>
       <w:rPr>
-        <w:rFonts w:asciiTheme="majorHAnsi" w:hAnsiTheme="majorHAnsi" w:eastAsiaTheme="majorEastAsia" w:cstheme="majorBidi"/>
-        <w:b/>
-        <w:bCs/>
-      </w:rPr>
-      <w:tblPr/>
-      <w:tcPr>
-        <w:tcBorders>
-          <w:top w:val="double" w:color="9BBB59" w:themeColor="accent3" w:sz="6" w:space="0"/>
-          <w:left w:val="single" w:color="9BBB59" w:themeColor="accent3" w:sz="8" w:space="0"/>
-          <w:bottom w:val="single" w:color="9BBB59" w:themeColor="accent3" w:sz="8" w:space="0"/>
-          <w:right w:val="single" w:color="9BBB59" w:themeColor="accent3" w:sz="8" w:space="0"/>
-          <w:insideH w:val="nil"/>
-          <w:insideV w:val="single" w:color="9BBB59" w:themeColor="accent3" w:sz="8" w:space="0"/>
+        <w:rFonts w:asciiTheme="majorHAnsi" w:eastAsiaTheme="majorEastAsia" w:hAnsiTheme="majorHAnsi" w:cstheme="majorBidi"/>
+        <w:b/>
+        <w:bCs/>
+      </w:rPr>
+      <w:tblPr/>
+      <w:tcPr>
+        <w:tcBorders>
+          <w:top w:val="double" w:sz="6" w:space="0" w:color="9BBB59" w:themeColor="accent3"/>
+          <w:left w:val="single" w:sz="8" w:space="0" w:color="9BBB59" w:themeColor="accent3"/>
+          <w:bottom w:val="single" w:sz="8" w:space="0" w:color="9BBB59" w:themeColor="accent3"/>
+          <w:right w:val="single" w:sz="8" w:space="0" w:color="9BBB59" w:themeColor="accent3"/>
+          <w:insideH w:val="nil"/>
+          <w:insideV w:val="single" w:sz="8" w:space="0" w:color="9BBB59" w:themeColor="accent3"/>
         </w:tcBorders>
       </w:tcPr>
     </w:tblStylePr>
     <w:tblStylePr w:type="firstCol">
       <w:rPr>
-        <w:rFonts w:asciiTheme="majorHAnsi" w:hAnsiTheme="majorHAnsi" w:eastAsiaTheme="majorEastAsia" w:cstheme="majorBidi"/>
+        <w:rFonts w:asciiTheme="majorHAnsi" w:eastAsiaTheme="majorEastAsia" w:hAnsiTheme="majorHAnsi" w:cstheme="majorBidi"/>
         <w:b/>
         <w:bCs/>
       </w:rPr>
     </w:tblStylePr>
     <w:tblStylePr w:type="lastCol">
       <w:rPr>
-        <w:rFonts w:asciiTheme="majorHAnsi" w:hAnsiTheme="majorHAnsi" w:eastAsiaTheme="majorEastAsia" w:cstheme="majorBidi"/>
-        <w:b/>
-        <w:bCs/>
-      </w:rPr>
-      <w:tblPr/>
-      <w:tcPr>
-        <w:tcBorders>
-          <w:top w:val="single" w:color="9BBB59" w:themeColor="accent3" w:sz="8" w:space="0"/>
-          <w:left w:val="single" w:color="9BBB59" w:themeColor="accent3" w:sz="8" w:space="0"/>
-          <w:bottom w:val="single" w:color="9BBB59" w:themeColor="accent3" w:sz="8" w:space="0"/>
-          <w:right w:val="single" w:color="9BBB59" w:themeColor="accent3" w:sz="8" w:space="0"/>
+        <w:rFonts w:asciiTheme="majorHAnsi" w:eastAsiaTheme="majorEastAsia" w:hAnsiTheme="majorHAnsi" w:cstheme="majorBidi"/>
+        <w:b/>
+        <w:bCs/>
+      </w:rPr>
+      <w:tblPr/>
+      <w:tcPr>
+        <w:tcBorders>
+          <w:top w:val="single" w:sz="8" w:space="0" w:color="9BBB59" w:themeColor="accent3"/>
+          <w:left w:val="single" w:sz="8" w:space="0" w:color="9BBB59" w:themeColor="accent3"/>
+          <w:bottom w:val="single" w:sz="8" w:space="0" w:color="9BBB59" w:themeColor="accent3"/>
+          <w:right w:val="single" w:sz="8" w:space="0" w:color="9BBB59" w:themeColor="accent3"/>
         </w:tcBorders>
       </w:tcPr>
     </w:tblStylePr>
@@ -4343,10 +5677,10 @@
       <w:tblPr/>
       <w:tcPr>
         <w:tcBorders>
-          <w:top w:val="single" w:color="9BBB59" w:themeColor="accent3" w:sz="8" w:space="0"/>
-          <w:left w:val="single" w:color="9BBB59" w:themeColor="accent3" w:sz="8" w:space="0"/>
-          <w:bottom w:val="single" w:color="9BBB59" w:themeColor="accent3" w:sz="8" w:space="0"/>
-          <w:right w:val="single" w:color="9BBB59" w:themeColor="accent3" w:sz="8" w:space="0"/>
+          <w:top w:val="single" w:sz="8" w:space="0" w:color="9BBB59" w:themeColor="accent3"/>
+          <w:left w:val="single" w:sz="8" w:space="0" w:color="9BBB59" w:themeColor="accent3"/>
+          <w:bottom w:val="single" w:sz="8" w:space="0" w:color="9BBB59" w:themeColor="accent3"/>
+          <w:right w:val="single" w:sz="8" w:space="0" w:color="9BBB59" w:themeColor="accent3"/>
         </w:tcBorders>
         <w:shd w:val="clear" w:color="auto" w:fill="E6EED5" w:themeFill="accent3" w:themeFillTint="3F"/>
       </w:tcPr>
@@ -4355,11 +5689,11 @@
       <w:tblPr/>
       <w:tcPr>
         <w:tcBorders>
-          <w:top w:val="single" w:color="9BBB59" w:themeColor="accent3" w:sz="8" w:space="0"/>
-          <w:left w:val="single" w:color="9BBB59" w:themeColor="accent3" w:sz="8" w:space="0"/>
-          <w:bottom w:val="single" w:color="9BBB59" w:themeColor="accent3" w:sz="8" w:space="0"/>
-          <w:right w:val="single" w:color="9BBB59" w:themeColor="accent3" w:sz="8" w:space="0"/>
-          <w:insideV w:val="single" w:color="9BBB59" w:themeColor="accent3" w:sz="8" w:space="0"/>
+          <w:top w:val="single" w:sz="8" w:space="0" w:color="9BBB59" w:themeColor="accent3"/>
+          <w:left w:val="single" w:sz="8" w:space="0" w:color="9BBB59" w:themeColor="accent3"/>
+          <w:bottom w:val="single" w:sz="8" w:space="0" w:color="9BBB59" w:themeColor="accent3"/>
+          <w:right w:val="single" w:sz="8" w:space="0" w:color="9BBB59" w:themeColor="accent3"/>
+          <w:insideV w:val="single" w:sz="8" w:space="0" w:color="9BBB59" w:themeColor="accent3"/>
         </w:tcBorders>
         <w:shd w:val="clear" w:color="auto" w:fill="E6EED5" w:themeFill="accent3" w:themeFillTint="3F"/>
       </w:tcPr>
@@ -4368,11 +5702,11 @@
       <w:tblPr/>
       <w:tcPr>
         <w:tcBorders>
-          <w:top w:val="single" w:color="9BBB59" w:themeColor="accent3" w:sz="8" w:space="0"/>
-          <w:left w:val="single" w:color="9BBB59" w:themeColor="accent3" w:sz="8" w:space="0"/>
-          <w:bottom w:val="single" w:color="9BBB59" w:themeColor="accent3" w:sz="8" w:space="0"/>
-          <w:right w:val="single" w:color="9BBB59" w:themeColor="accent3" w:sz="8" w:space="0"/>
-          <w:insideV w:val="single" w:color="9BBB59" w:themeColor="accent3" w:sz="8" w:space="0"/>
+          <w:top w:val="single" w:sz="8" w:space="0" w:color="9BBB59" w:themeColor="accent3"/>
+          <w:left w:val="single" w:sz="8" w:space="0" w:color="9BBB59" w:themeColor="accent3"/>
+          <w:bottom w:val="single" w:sz="8" w:space="0" w:color="9BBB59" w:themeColor="accent3"/>
+          <w:right w:val="single" w:sz="8" w:space="0" w:color="9BBB59" w:themeColor="accent3"/>
+          <w:insideV w:val="single" w:sz="8" w:space="0" w:color="9BBB59" w:themeColor="accent3"/>
         </w:tcBorders>
       </w:tcPr>
     </w:tblStylePr>
@@ -4389,12 +5723,12 @@
       <w:tblStyleRowBandSize w:val="1"/>
       <w:tblStyleColBandSize w:val="1"/>
       <w:tblBorders>
-        <w:top w:val="single" w:color="8064A2" w:themeColor="accent4" w:sz="8" w:space="0"/>
-        <w:left w:val="single" w:color="8064A2" w:themeColor="accent4" w:sz="8" w:space="0"/>
-        <w:bottom w:val="single" w:color="8064A2" w:themeColor="accent4" w:sz="8" w:space="0"/>
-        <w:right w:val="single" w:color="8064A2" w:themeColor="accent4" w:sz="8" w:space="0"/>
-        <w:insideH w:val="single" w:color="8064A2" w:themeColor="accent4" w:sz="8" w:space="0"/>
-        <w:insideV w:val="single" w:color="8064A2" w:themeColor="accent4" w:sz="8" w:space="0"/>
+        <w:top w:val="single" w:sz="8" w:space="0" w:color="8064A2" w:themeColor="accent4"/>
+        <w:left w:val="single" w:sz="8" w:space="0" w:color="8064A2" w:themeColor="accent4"/>
+        <w:bottom w:val="single" w:sz="8" w:space="0" w:color="8064A2" w:themeColor="accent4"/>
+        <w:right w:val="single" w:sz="8" w:space="0" w:color="8064A2" w:themeColor="accent4"/>
+        <w:insideH w:val="single" w:sz="8" w:space="0" w:color="8064A2" w:themeColor="accent4"/>
+        <w:insideV w:val="single" w:sz="8" w:space="0" w:color="8064A2" w:themeColor="accent4"/>
       </w:tblBorders>
     </w:tblPr>
     <w:tblStylePr w:type="firstRow">
@@ -4402,19 +5736,19 @@
         <w:spacing w:before="0" w:after="0" w:line="240" w:lineRule="auto"/>
       </w:pPr>
       <w:rPr>
-        <w:rFonts w:asciiTheme="majorHAnsi" w:hAnsiTheme="majorHAnsi" w:eastAsiaTheme="majorEastAsia" w:cstheme="majorBidi"/>
-        <w:b/>
-        <w:bCs/>
-      </w:rPr>
-      <w:tblPr/>
-      <w:tcPr>
-        <w:tcBorders>
-          <w:top w:val="single" w:color="8064A2" w:themeColor="accent4" w:sz="8" w:space="0"/>
-          <w:left w:val="single" w:color="8064A2" w:themeColor="accent4" w:sz="8" w:space="0"/>
-          <w:bottom w:val="single" w:color="8064A2" w:themeColor="accent4" w:sz="18" w:space="0"/>
-          <w:right w:val="single" w:color="8064A2" w:themeColor="accent4" w:sz="8" w:space="0"/>
-          <w:insideH w:val="nil"/>
-          <w:insideV w:val="single" w:color="8064A2" w:themeColor="accent4" w:sz="8" w:space="0"/>
+        <w:rFonts w:asciiTheme="majorHAnsi" w:eastAsiaTheme="majorEastAsia" w:hAnsiTheme="majorHAnsi" w:cstheme="majorBidi"/>
+        <w:b/>
+        <w:bCs/>
+      </w:rPr>
+      <w:tblPr/>
+      <w:tcPr>
+        <w:tcBorders>
+          <w:top w:val="single" w:sz="8" w:space="0" w:color="8064A2" w:themeColor="accent4"/>
+          <w:left w:val="single" w:sz="8" w:space="0" w:color="8064A2" w:themeColor="accent4"/>
+          <w:bottom w:val="single" w:sz="18" w:space="0" w:color="8064A2" w:themeColor="accent4"/>
+          <w:right w:val="single" w:sz="8" w:space="0" w:color="8064A2" w:themeColor="accent4"/>
+          <w:insideH w:val="nil"/>
+          <w:insideV w:val="single" w:sz="8" w:space="0" w:color="8064A2" w:themeColor="accent4"/>
         </w:tcBorders>
       </w:tcPr>
     </w:tblStylePr>
@@ -4423,42 +5757,42 @@
         <w:spacing w:before="0" w:after="0" w:line="240" w:lineRule="auto"/>
       </w:pPr>
       <w:rPr>
-        <w:rFonts w:asciiTheme="majorHAnsi" w:hAnsiTheme="majorHAnsi" w:eastAsiaTheme="majorEastAsia" w:cstheme="majorBidi"/>
-        <w:b/>
-        <w:bCs/>
-      </w:rPr>
-      <w:tblPr/>
-      <w:tcPr>
-        <w:tcBorders>
-          <w:top w:val="double" w:color="8064A2" w:themeColor="accent4" w:sz="6" w:space="0"/>
-          <w:left w:val="single" w:color="8064A2" w:themeColor="accent4" w:sz="8" w:space="0"/>
-          <w:bottom w:val="single" w:color="8064A2" w:themeColor="accent4" w:sz="8" w:space="0"/>
-          <w:right w:val="single" w:color="8064A2" w:themeColor="accent4" w:sz="8" w:space="0"/>
-          <w:insideH w:val="nil"/>
-          <w:insideV w:val="single" w:color="8064A2" w:themeColor="accent4" w:sz="8" w:space="0"/>
+        <w:rFonts w:asciiTheme="majorHAnsi" w:eastAsiaTheme="majorEastAsia" w:hAnsiTheme="majorHAnsi" w:cstheme="majorBidi"/>
+        <w:b/>
+        <w:bCs/>
+      </w:rPr>
+      <w:tblPr/>
+      <w:tcPr>
+        <w:tcBorders>
+          <w:top w:val="double" w:sz="6" w:space="0" w:color="8064A2" w:themeColor="accent4"/>
+          <w:left w:val="single" w:sz="8" w:space="0" w:color="8064A2" w:themeColor="accent4"/>
+          <w:bottom w:val="single" w:sz="8" w:space="0" w:color="8064A2" w:themeColor="accent4"/>
+          <w:right w:val="single" w:sz="8" w:space="0" w:color="8064A2" w:themeColor="accent4"/>
+          <w:insideH w:val="nil"/>
+          <w:insideV w:val="single" w:sz="8" w:space="0" w:color="8064A2" w:themeColor="accent4"/>
         </w:tcBorders>
       </w:tcPr>
     </w:tblStylePr>
     <w:tblStylePr w:type="firstCol">
       <w:rPr>
-        <w:rFonts w:asciiTheme="majorHAnsi" w:hAnsiTheme="majorHAnsi" w:eastAsiaTheme="majorEastAsia" w:cstheme="majorBidi"/>
+        <w:rFonts w:asciiTheme="majorHAnsi" w:eastAsiaTheme="majorEastAsia" w:hAnsiTheme="majorHAnsi" w:cstheme="majorBidi"/>
         <w:b/>
         <w:bCs/>
       </w:rPr>
     </w:tblStylePr>
     <w:tblStylePr w:type="lastCol">
       <w:rPr>
-        <w:rFonts w:asciiTheme="majorHAnsi" w:hAnsiTheme="majorHAnsi" w:eastAsiaTheme="majorEastAsia" w:cstheme="majorBidi"/>
-        <w:b/>
-        <w:bCs/>
-      </w:rPr>
-      <w:tblPr/>
-      <w:tcPr>
-        <w:tcBorders>
-          <w:top w:val="single" w:color="8064A2" w:themeColor="accent4" w:sz="8" w:space="0"/>
-          <w:left w:val="single" w:color="8064A2" w:themeColor="accent4" w:sz="8" w:space="0"/>
-          <w:bottom w:val="single" w:color="8064A2" w:themeColor="accent4" w:sz="8" w:space="0"/>
-          <w:right w:val="single" w:color="8064A2" w:themeColor="accent4" w:sz="8" w:space="0"/>
+        <w:rFonts w:asciiTheme="majorHAnsi" w:eastAsiaTheme="majorEastAsia" w:hAnsiTheme="majorHAnsi" w:cstheme="majorBidi"/>
+        <w:b/>
+        <w:bCs/>
+      </w:rPr>
+      <w:tblPr/>
+      <w:tcPr>
+        <w:tcBorders>
+          <w:top w:val="single" w:sz="8" w:space="0" w:color="8064A2" w:themeColor="accent4"/>
+          <w:left w:val="single" w:sz="8" w:space="0" w:color="8064A2" w:themeColor="accent4"/>
+          <w:bottom w:val="single" w:sz="8" w:space="0" w:color="8064A2" w:themeColor="accent4"/>
+          <w:right w:val="single" w:sz="8" w:space="0" w:color="8064A2" w:themeColor="accent4"/>
         </w:tcBorders>
       </w:tcPr>
     </w:tblStylePr>
@@ -4466,10 +5800,10 @@
       <w:tblPr/>
       <w:tcPr>
         <w:tcBorders>
-          <w:top w:val="single" w:color="8064A2" w:themeColor="accent4" w:sz="8" w:space="0"/>
-          <w:left w:val="single" w:color="8064A2" w:themeColor="accent4" w:sz="8" w:space="0"/>
-          <w:bottom w:val="single" w:color="8064A2" w:themeColor="accent4" w:sz="8" w:space="0"/>
-          <w:right w:val="single" w:color="8064A2" w:themeColor="accent4" w:sz="8" w:space="0"/>
+          <w:top w:val="single" w:sz="8" w:space="0" w:color="8064A2" w:themeColor="accent4"/>
+          <w:left w:val="single" w:sz="8" w:space="0" w:color="8064A2" w:themeColor="accent4"/>
+          <w:bottom w:val="single" w:sz="8" w:space="0" w:color="8064A2" w:themeColor="accent4"/>
+          <w:right w:val="single" w:sz="8" w:space="0" w:color="8064A2" w:themeColor="accent4"/>
         </w:tcBorders>
         <w:shd w:val="clear" w:color="auto" w:fill="DFD8E8" w:themeFill="accent4" w:themeFillTint="3F"/>
       </w:tcPr>
@@ -4478,11 +5812,11 @@
       <w:tblPr/>
       <w:tcPr>
         <w:tcBorders>
-          <w:top w:val="single" w:color="8064A2" w:themeColor="accent4" w:sz="8" w:space="0"/>
-          <w:left w:val="single" w:color="8064A2" w:themeColor="accent4" w:sz="8" w:space="0"/>
-          <w:bottom w:val="single" w:color="8064A2" w:themeColor="accent4" w:sz="8" w:space="0"/>
-          <w:right w:val="single" w:color="8064A2" w:themeColor="accent4" w:sz="8" w:space="0"/>
-          <w:insideV w:val="single" w:color="8064A2" w:themeColor="accent4" w:sz="8" w:space="0"/>
+          <w:top w:val="single" w:sz="8" w:space="0" w:color="8064A2" w:themeColor="accent4"/>
+          <w:left w:val="single" w:sz="8" w:space="0" w:color="8064A2" w:themeColor="accent4"/>
+          <w:bottom w:val="single" w:sz="8" w:space="0" w:color="8064A2" w:themeColor="accent4"/>
+          <w:right w:val="single" w:sz="8" w:space="0" w:color="8064A2" w:themeColor="accent4"/>
+          <w:insideV w:val="single" w:sz="8" w:space="0" w:color="8064A2" w:themeColor="accent4"/>
         </w:tcBorders>
         <w:shd w:val="clear" w:color="auto" w:fill="DFD8E8" w:themeFill="accent4" w:themeFillTint="3F"/>
       </w:tcPr>
@@ -4491,11 +5825,11 @@
       <w:tblPr/>
       <w:tcPr>
         <w:tcBorders>
-          <w:top w:val="single" w:color="8064A2" w:themeColor="accent4" w:sz="8" w:space="0"/>
-          <w:left w:val="single" w:color="8064A2" w:themeColor="accent4" w:sz="8" w:space="0"/>
-          <w:bottom w:val="single" w:color="8064A2" w:themeColor="accent4" w:sz="8" w:space="0"/>
-          <w:right w:val="single" w:color="8064A2" w:themeColor="accent4" w:sz="8" w:space="0"/>
-          <w:insideV w:val="single" w:color="8064A2" w:themeColor="accent4" w:sz="8" w:space="0"/>
+          <w:top w:val="single" w:sz="8" w:space="0" w:color="8064A2" w:themeColor="accent4"/>
+          <w:left w:val="single" w:sz="8" w:space="0" w:color="8064A2" w:themeColor="accent4"/>
+          <w:bottom w:val="single" w:sz="8" w:space="0" w:color="8064A2" w:themeColor="accent4"/>
+          <w:right w:val="single" w:sz="8" w:space="0" w:color="8064A2" w:themeColor="accent4"/>
+          <w:insideV w:val="single" w:sz="8" w:space="0" w:color="8064A2" w:themeColor="accent4"/>
         </w:tcBorders>
       </w:tcPr>
     </w:tblStylePr>
@@ -4512,12 +5846,12 @@
       <w:tblStyleRowBandSize w:val="1"/>
       <w:tblStyleColBandSize w:val="1"/>
       <w:tblBorders>
-        <w:top w:val="single" w:color="4BACC6" w:themeColor="accent5" w:sz="8" w:space="0"/>
-        <w:left w:val="single" w:color="4BACC6" w:themeColor="accent5" w:sz="8" w:space="0"/>
-        <w:bottom w:val="single" w:color="4BACC6" w:themeColor="accent5" w:sz="8" w:space="0"/>
-        <w:right w:val="single" w:color="4BACC6" w:themeColor="accent5" w:sz="8" w:space="0"/>
-        <w:insideH w:val="single" w:color="4BACC6" w:themeColor="accent5" w:sz="8" w:space="0"/>
-        <w:insideV w:val="single" w:color="4BACC6" w:themeColor="accent5" w:sz="8" w:space="0"/>
+        <w:top w:val="single" w:sz="8" w:space="0" w:color="4BACC6" w:themeColor="accent5"/>
+        <w:left w:val="single" w:sz="8" w:space="0" w:color="4BACC6" w:themeColor="accent5"/>
+        <w:bottom w:val="single" w:sz="8" w:space="0" w:color="4BACC6" w:themeColor="accent5"/>
+        <w:right w:val="single" w:sz="8" w:space="0" w:color="4BACC6" w:themeColor="accent5"/>
+        <w:insideH w:val="single" w:sz="8" w:space="0" w:color="4BACC6" w:themeColor="accent5"/>
+        <w:insideV w:val="single" w:sz="8" w:space="0" w:color="4BACC6" w:themeColor="accent5"/>
       </w:tblBorders>
     </w:tblPr>
     <w:tblStylePr w:type="firstRow">
@@ -4525,19 +5859,19 @@
         <w:spacing w:before="0" w:after="0" w:line="240" w:lineRule="auto"/>
       </w:pPr>
       <w:rPr>
-        <w:rFonts w:asciiTheme="majorHAnsi" w:hAnsiTheme="majorHAnsi" w:eastAsiaTheme="majorEastAsia" w:cstheme="majorBidi"/>
-        <w:b/>
-        <w:bCs/>
-      </w:rPr>
-      <w:tblPr/>
-      <w:tcPr>
-        <w:tcBorders>
-          <w:top w:val="single" w:color="4BACC6" w:themeColor="accent5" w:sz="8" w:space="0"/>
-          <w:left w:val="single" w:color="4BACC6" w:themeColor="accent5" w:sz="8" w:space="0"/>
-          <w:bottom w:val="single" w:color="4BACC6" w:themeColor="accent5" w:sz="18" w:space="0"/>
-          <w:right w:val="single" w:color="4BACC6" w:themeColor="accent5" w:sz="8" w:space="0"/>
-          <w:insideH w:val="nil"/>
-          <w:insideV w:val="single" w:color="4BACC6" w:themeColor="accent5" w:sz="8" w:space="0"/>
+        <w:rFonts w:asciiTheme="majorHAnsi" w:eastAsiaTheme="majorEastAsia" w:hAnsiTheme="majorHAnsi" w:cstheme="majorBidi"/>
+        <w:b/>
+        <w:bCs/>
+      </w:rPr>
+      <w:tblPr/>
+      <w:tcPr>
+        <w:tcBorders>
+          <w:top w:val="single" w:sz="8" w:space="0" w:color="4BACC6" w:themeColor="accent5"/>
+          <w:left w:val="single" w:sz="8" w:space="0" w:color="4BACC6" w:themeColor="accent5"/>
+          <w:bottom w:val="single" w:sz="18" w:space="0" w:color="4BACC6" w:themeColor="accent5"/>
+          <w:right w:val="single" w:sz="8" w:space="0" w:color="4BACC6" w:themeColor="accent5"/>
+          <w:insideH w:val="nil"/>
+          <w:insideV w:val="single" w:sz="8" w:space="0" w:color="4BACC6" w:themeColor="accent5"/>
         </w:tcBorders>
       </w:tcPr>
     </w:tblStylePr>
@@ -4546,42 +5880,42 @@
         <w:spacing w:before="0" w:after="0" w:line="240" w:lineRule="auto"/>
       </w:pPr>
       <w:rPr>
-        <w:rFonts w:asciiTheme="majorHAnsi" w:hAnsiTheme="majorHAnsi" w:eastAsiaTheme="majorEastAsia" w:cstheme="majorBidi"/>
-        <w:b/>
-        <w:bCs/>
-      </w:rPr>
-      <w:tblPr/>
-      <w:tcPr>
-        <w:tcBorders>
-          <w:top w:val="double" w:color="4BACC6" w:themeColor="accent5" w:sz="6" w:space="0"/>
-          <w:left w:val="single" w:color="4BACC6" w:themeColor="accent5" w:sz="8" w:space="0"/>
-          <w:bottom w:val="single" w:color="4BACC6" w:themeColor="accent5" w:sz="8" w:space="0"/>
-          <w:right w:val="single" w:color="4BACC6" w:themeColor="accent5" w:sz="8" w:space="0"/>
-          <w:insideH w:val="nil"/>
-          <w:insideV w:val="single" w:color="4BACC6" w:themeColor="accent5" w:sz="8" w:space="0"/>
+        <w:rFonts w:asciiTheme="majorHAnsi" w:eastAsiaTheme="majorEastAsia" w:hAnsiTheme="majorHAnsi" w:cstheme="majorBidi"/>
+        <w:b/>
+        <w:bCs/>
+      </w:rPr>
+      <w:tblPr/>
+      <w:tcPr>
+        <w:tcBorders>
+          <w:top w:val="double" w:sz="6" w:space="0" w:color="4BACC6" w:themeColor="accent5"/>
+          <w:left w:val="single" w:sz="8" w:space="0" w:color="4BACC6" w:themeColor="accent5"/>
+          <w:bottom w:val="single" w:sz="8" w:space="0" w:color="4BACC6" w:themeColor="accent5"/>
+          <w:right w:val="single" w:sz="8" w:space="0" w:color="4BACC6" w:themeColor="accent5"/>
+          <w:insideH w:val="nil"/>
+          <w:insideV w:val="single" w:sz="8" w:space="0" w:color="4BACC6" w:themeColor="accent5"/>
         </w:tcBorders>
       </w:tcPr>
     </w:tblStylePr>
     <w:tblStylePr w:type="firstCol">
       <w:rPr>
-        <w:rFonts w:asciiTheme="majorHAnsi" w:hAnsiTheme="majorHAnsi" w:eastAsiaTheme="majorEastAsia" w:cstheme="majorBidi"/>
+        <w:rFonts w:asciiTheme="majorHAnsi" w:eastAsiaTheme="majorEastAsia" w:hAnsiTheme="majorHAnsi" w:cstheme="majorBidi"/>
         <w:b/>
         <w:bCs/>
       </w:rPr>
     </w:tblStylePr>
     <w:tblStylePr w:type="lastCol">
       <w:rPr>
-        <w:rFonts w:asciiTheme="majorHAnsi" w:hAnsiTheme="majorHAnsi" w:eastAsiaTheme="majorEastAsia" w:cstheme="majorBidi"/>
-        <w:b/>
-        <w:bCs/>
-      </w:rPr>
-      <w:tblPr/>
-      <w:tcPr>
-        <w:tcBorders>
-          <w:top w:val="single" w:color="4BACC6" w:themeColor="accent5" w:sz="8" w:space="0"/>
-          <w:left w:val="single" w:color="4BACC6" w:themeColor="accent5" w:sz="8" w:space="0"/>
-          <w:bottom w:val="single" w:color="4BACC6" w:themeColor="accent5" w:sz="8" w:space="0"/>
-          <w:right w:val="single" w:color="4BACC6" w:themeColor="accent5" w:sz="8" w:space="0"/>
+        <w:rFonts w:asciiTheme="majorHAnsi" w:eastAsiaTheme="majorEastAsia" w:hAnsiTheme="majorHAnsi" w:cstheme="majorBidi"/>
+        <w:b/>
+        <w:bCs/>
+      </w:rPr>
+      <w:tblPr/>
+      <w:tcPr>
+        <w:tcBorders>
+          <w:top w:val="single" w:sz="8" w:space="0" w:color="4BACC6" w:themeColor="accent5"/>
+          <w:left w:val="single" w:sz="8" w:space="0" w:color="4BACC6" w:themeColor="accent5"/>
+          <w:bottom w:val="single" w:sz="8" w:space="0" w:color="4BACC6" w:themeColor="accent5"/>
+          <w:right w:val="single" w:sz="8" w:space="0" w:color="4BACC6" w:themeColor="accent5"/>
         </w:tcBorders>
       </w:tcPr>
     </w:tblStylePr>
@@ -4589,10 +5923,10 @@
       <w:tblPr/>
       <w:tcPr>
         <w:tcBorders>
-          <w:top w:val="single" w:color="4BACC6" w:themeColor="accent5" w:sz="8" w:space="0"/>
-          <w:left w:val="single" w:color="4BACC6" w:themeColor="accent5" w:sz="8" w:space="0"/>
-          <w:bottom w:val="single" w:color="4BACC6" w:themeColor="accent5" w:sz="8" w:space="0"/>
-          <w:right w:val="single" w:color="4BACC6" w:themeColor="accent5" w:sz="8" w:space="0"/>
+          <w:top w:val="single" w:sz="8" w:space="0" w:color="4BACC6" w:themeColor="accent5"/>
+          <w:left w:val="single" w:sz="8" w:space="0" w:color="4BACC6" w:themeColor="accent5"/>
+          <w:bottom w:val="single" w:sz="8" w:space="0" w:color="4BACC6" w:themeColor="accent5"/>
+          <w:right w:val="single" w:sz="8" w:space="0" w:color="4BACC6" w:themeColor="accent5"/>
         </w:tcBorders>
         <w:shd w:val="clear" w:color="auto" w:fill="D2EAF1" w:themeFill="accent5" w:themeFillTint="3F"/>
       </w:tcPr>
@@ -4601,11 +5935,11 @@
       <w:tblPr/>
       <w:tcPr>
         <w:tcBorders>
-          <w:top w:val="single" w:color="4BACC6" w:themeColor="accent5" w:sz="8" w:space="0"/>
-          <w:left w:val="single" w:color="4BACC6" w:themeColor="accent5" w:sz="8" w:space="0"/>
-          <w:bottom w:val="single" w:color="4BACC6" w:themeColor="accent5" w:sz="8" w:space="0"/>
-          <w:right w:val="single" w:color="4BACC6" w:themeColor="accent5" w:sz="8" w:space="0"/>
-          <w:insideV w:val="single" w:color="4BACC6" w:themeColor="accent5" w:sz="8" w:space="0"/>
+          <w:top w:val="single" w:sz="8" w:space="0" w:color="4BACC6" w:themeColor="accent5"/>
+          <w:left w:val="single" w:sz="8" w:space="0" w:color="4BACC6" w:themeColor="accent5"/>
+          <w:bottom w:val="single" w:sz="8" w:space="0" w:color="4BACC6" w:themeColor="accent5"/>
+          <w:right w:val="single" w:sz="8" w:space="0" w:color="4BACC6" w:themeColor="accent5"/>
+          <w:insideV w:val="single" w:sz="8" w:space="0" w:color="4BACC6" w:themeColor="accent5"/>
         </w:tcBorders>
         <w:shd w:val="clear" w:color="auto" w:fill="D2EAF1" w:themeFill="accent5" w:themeFillTint="3F"/>
       </w:tcPr>
@@ -4614,11 +5948,11 @@
       <w:tblPr/>
       <w:tcPr>
         <w:tcBorders>
-          <w:top w:val="single" w:color="4BACC6" w:themeColor="accent5" w:sz="8" w:space="0"/>
-          <w:left w:val="single" w:color="4BACC6" w:themeColor="accent5" w:sz="8" w:space="0"/>
-          <w:bottom w:val="single" w:color="4BACC6" w:themeColor="accent5" w:sz="8" w:space="0"/>
-          <w:right w:val="single" w:color="4BACC6" w:themeColor="accent5" w:sz="8" w:space="0"/>
-          <w:insideV w:val="single" w:color="4BACC6" w:themeColor="accent5" w:sz="8" w:space="0"/>
+          <w:top w:val="single" w:sz="8" w:space="0" w:color="4BACC6" w:themeColor="accent5"/>
+          <w:left w:val="single" w:sz="8" w:space="0" w:color="4BACC6" w:themeColor="accent5"/>
+          <w:bottom w:val="single" w:sz="8" w:space="0" w:color="4BACC6" w:themeColor="accent5"/>
+          <w:right w:val="single" w:sz="8" w:space="0" w:color="4BACC6" w:themeColor="accent5"/>
+          <w:insideV w:val="single" w:sz="8" w:space="0" w:color="4BACC6" w:themeColor="accent5"/>
         </w:tcBorders>
       </w:tcPr>
     </w:tblStylePr>
@@ -4635,12 +5969,12 @@
       <w:tblStyleRowBandSize w:val="1"/>
       <w:tblStyleColBandSize w:val="1"/>
       <w:tblBorders>
-        <w:top w:val="single" w:color="F79646" w:themeColor="accent6" w:sz="8" w:space="0"/>
-        <w:left w:val="single" w:color="F79646" w:themeColor="accent6" w:sz="8" w:space="0"/>
-        <w:bottom w:val="single" w:color="F79646" w:themeColor="accent6" w:sz="8" w:space="0"/>
-        <w:right w:val="single" w:color="F79646" w:themeColor="accent6" w:sz="8" w:space="0"/>
-        <w:insideH w:val="single" w:color="F79646" w:themeColor="accent6" w:sz="8" w:space="0"/>
-        <w:insideV w:val="single" w:color="F79646" w:themeColor="accent6" w:sz="8" w:space="0"/>
+        <w:top w:val="single" w:sz="8" w:space="0" w:color="F79646" w:themeColor="accent6"/>
+        <w:left w:val="single" w:sz="8" w:space="0" w:color="F79646" w:themeColor="accent6"/>
+        <w:bottom w:val="single" w:sz="8" w:space="0" w:color="F79646" w:themeColor="accent6"/>
+        <w:right w:val="single" w:sz="8" w:space="0" w:color="F79646" w:themeColor="accent6"/>
+        <w:insideH w:val="single" w:sz="8" w:space="0" w:color="F79646" w:themeColor="accent6"/>
+        <w:insideV w:val="single" w:sz="8" w:space="0" w:color="F79646" w:themeColor="accent6"/>
       </w:tblBorders>
     </w:tblPr>
     <w:tblStylePr w:type="firstRow">
@@ -4648,19 +5982,19 @@
         <w:spacing w:before="0" w:after="0" w:line="240" w:lineRule="auto"/>
       </w:pPr>
       <w:rPr>
-        <w:rFonts w:asciiTheme="majorHAnsi" w:hAnsiTheme="majorHAnsi" w:eastAsiaTheme="majorEastAsia" w:cstheme="majorBidi"/>
-        <w:b/>
-        <w:bCs/>
-      </w:rPr>
-      <w:tblPr/>
-      <w:tcPr>
-        <w:tcBorders>
-          <w:top w:val="single" w:color="F79646" w:themeColor="accent6" w:sz="8" w:space="0"/>
-          <w:left w:val="single" w:color="F79646" w:themeColor="accent6" w:sz="8" w:space="0"/>
-          <w:bottom w:val="single" w:color="F79646" w:themeColor="accent6" w:sz="18" w:space="0"/>
-          <w:right w:val="single" w:color="F79646" w:themeColor="accent6" w:sz="8" w:space="0"/>
-          <w:insideH w:val="nil"/>
-          <w:insideV w:val="single" w:color="F79646" w:themeColor="accent6" w:sz="8" w:space="0"/>
+        <w:rFonts w:asciiTheme="majorHAnsi" w:eastAsiaTheme="majorEastAsia" w:hAnsiTheme="majorHAnsi" w:cstheme="majorBidi"/>
+        <w:b/>
+        <w:bCs/>
+      </w:rPr>
+      <w:tblPr/>
+      <w:tcPr>
+        <w:tcBorders>
+          <w:top w:val="single" w:sz="8" w:space="0" w:color="F79646" w:themeColor="accent6"/>
+          <w:left w:val="single" w:sz="8" w:space="0" w:color="F79646" w:themeColor="accent6"/>
+          <w:bottom w:val="single" w:sz="18" w:space="0" w:color="F79646" w:themeColor="accent6"/>
+          <w:right w:val="single" w:sz="8" w:space="0" w:color="F79646" w:themeColor="accent6"/>
+          <w:insideH w:val="nil"/>
+          <w:insideV w:val="single" w:sz="8" w:space="0" w:color="F79646" w:themeColor="accent6"/>
         </w:tcBorders>
       </w:tcPr>
     </w:tblStylePr>
@@ -4669,42 +6003,42 @@
         <w:spacing w:before="0" w:after="0" w:line="240" w:lineRule="auto"/>
       </w:pPr>
       <w:rPr>
-        <w:rFonts w:asciiTheme="majorHAnsi" w:hAnsiTheme="majorHAnsi" w:eastAsiaTheme="majorEastAsia" w:cstheme="majorBidi"/>
-        <w:b/>
-        <w:bCs/>
-      </w:rPr>
-      <w:tblPr/>
-      <w:tcPr>
-        <w:tcBorders>
-          <w:top w:val="double" w:color="F79646" w:themeColor="accent6" w:sz="6" w:space="0"/>
-          <w:left w:val="single" w:color="F79646" w:themeColor="accent6" w:sz="8" w:space="0"/>
-          <w:bottom w:val="single" w:color="F79646" w:themeColor="accent6" w:sz="8" w:space="0"/>
-          <w:right w:val="single" w:color="F79646" w:themeColor="accent6" w:sz="8" w:space="0"/>
-          <w:insideH w:val="nil"/>
-          <w:insideV w:val="single" w:color="F79646" w:themeColor="accent6" w:sz="8" w:space="0"/>
+        <w:rFonts w:asciiTheme="majorHAnsi" w:eastAsiaTheme="majorEastAsia" w:hAnsiTheme="majorHAnsi" w:cstheme="majorBidi"/>
+        <w:b/>
+        <w:bCs/>
+      </w:rPr>
+      <w:tblPr/>
+      <w:tcPr>
+        <w:tcBorders>
+          <w:top w:val="double" w:sz="6" w:space="0" w:color="F79646" w:themeColor="accent6"/>
+          <w:left w:val="single" w:sz="8" w:space="0" w:color="F79646" w:themeColor="accent6"/>
+          <w:bottom w:val="single" w:sz="8" w:space="0" w:color="F79646" w:themeColor="accent6"/>
+          <w:right w:val="single" w:sz="8" w:space="0" w:color="F79646" w:themeColor="accent6"/>
+          <w:insideH w:val="nil"/>
+          <w:insideV w:val="single" w:sz="8" w:space="0" w:color="F79646" w:themeColor="accent6"/>
         </w:tcBorders>
       </w:tcPr>
     </w:tblStylePr>
     <w:tblStylePr w:type="firstCol">
       <w:rPr>
-        <w:rFonts w:asciiTheme="majorHAnsi" w:hAnsiTheme="majorHAnsi" w:eastAsiaTheme="majorEastAsia" w:cstheme="majorBidi"/>
+        <w:rFonts w:asciiTheme="majorHAnsi" w:eastAsiaTheme="majorEastAsia" w:hAnsiTheme="majorHAnsi" w:cstheme="majorBidi"/>
         <w:b/>
         <w:bCs/>
       </w:rPr>
     </w:tblStylePr>
     <w:tblStylePr w:type="lastCol">
       <w:rPr>
-        <w:rFonts w:asciiTheme="majorHAnsi" w:hAnsiTheme="majorHAnsi" w:eastAsiaTheme="majorEastAsia" w:cstheme="majorBidi"/>
-        <w:b/>
-        <w:bCs/>
-      </w:rPr>
-      <w:tblPr/>
-      <w:tcPr>
-        <w:tcBorders>
-          <w:top w:val="single" w:color="F79646" w:themeColor="accent6" w:sz="8" w:space="0"/>
-          <w:left w:val="single" w:color="F79646" w:themeColor="accent6" w:sz="8" w:space="0"/>
-          <w:bottom w:val="single" w:color="F79646" w:themeColor="accent6" w:sz="8" w:space="0"/>
-          <w:right w:val="single" w:color="F79646" w:themeColor="accent6" w:sz="8" w:space="0"/>
+        <w:rFonts w:asciiTheme="majorHAnsi" w:eastAsiaTheme="majorEastAsia" w:hAnsiTheme="majorHAnsi" w:cstheme="majorBidi"/>
+        <w:b/>
+        <w:bCs/>
+      </w:rPr>
+      <w:tblPr/>
+      <w:tcPr>
+        <w:tcBorders>
+          <w:top w:val="single" w:sz="8" w:space="0" w:color="F79646" w:themeColor="accent6"/>
+          <w:left w:val="single" w:sz="8" w:space="0" w:color="F79646" w:themeColor="accent6"/>
+          <w:bottom w:val="single" w:sz="8" w:space="0" w:color="F79646" w:themeColor="accent6"/>
+          <w:right w:val="single" w:sz="8" w:space="0" w:color="F79646" w:themeColor="accent6"/>
         </w:tcBorders>
       </w:tcPr>
     </w:tblStylePr>
@@ -4712,10 +6046,10 @@
       <w:tblPr/>
       <w:tcPr>
         <w:tcBorders>
-          <w:top w:val="single" w:color="F79646" w:themeColor="accent6" w:sz="8" w:space="0"/>
-          <w:left w:val="single" w:color="F79646" w:themeColor="accent6" w:sz="8" w:space="0"/>
-          <w:bottom w:val="single" w:color="F79646" w:themeColor="accent6" w:sz="8" w:space="0"/>
-          <w:right w:val="single" w:color="F79646" w:themeColor="accent6" w:sz="8" w:space="0"/>
+          <w:top w:val="single" w:sz="8" w:space="0" w:color="F79646" w:themeColor="accent6"/>
+          <w:left w:val="single" w:sz="8" w:space="0" w:color="F79646" w:themeColor="accent6"/>
+          <w:bottom w:val="single" w:sz="8" w:space="0" w:color="F79646" w:themeColor="accent6"/>
+          <w:right w:val="single" w:sz="8" w:space="0" w:color="F79646" w:themeColor="accent6"/>
         </w:tcBorders>
         <w:shd w:val="clear" w:color="auto" w:fill="FDE4D0" w:themeFill="accent6" w:themeFillTint="3F"/>
       </w:tcPr>
@@ -4724,11 +6058,11 @@
       <w:tblPr/>
       <w:tcPr>
         <w:tcBorders>
-          <w:top w:val="single" w:color="F79646" w:themeColor="accent6" w:sz="8" w:space="0"/>
-          <w:left w:val="single" w:color="F79646" w:themeColor="accent6" w:sz="8" w:space="0"/>
-          <w:bottom w:val="single" w:color="F79646" w:themeColor="accent6" w:sz="8" w:space="0"/>
-          <w:right w:val="single" w:color="F79646" w:themeColor="accent6" w:sz="8" w:space="0"/>
-          <w:insideV w:val="single" w:color="F79646" w:themeColor="accent6" w:sz="8" w:space="0"/>
+          <w:top w:val="single" w:sz="8" w:space="0" w:color="F79646" w:themeColor="accent6"/>
+          <w:left w:val="single" w:sz="8" w:space="0" w:color="F79646" w:themeColor="accent6"/>
+          <w:bottom w:val="single" w:sz="8" w:space="0" w:color="F79646" w:themeColor="accent6"/>
+          <w:right w:val="single" w:sz="8" w:space="0" w:color="F79646" w:themeColor="accent6"/>
+          <w:insideV w:val="single" w:sz="8" w:space="0" w:color="F79646" w:themeColor="accent6"/>
         </w:tcBorders>
         <w:shd w:val="clear" w:color="auto" w:fill="FDE4D0" w:themeFill="accent6" w:themeFillTint="3F"/>
       </w:tcPr>
@@ -4737,11 +6071,11 @@
       <w:tblPr/>
       <w:tcPr>
         <w:tcBorders>
-          <w:top w:val="single" w:color="F79646" w:themeColor="accent6" w:sz="8" w:space="0"/>
-          <w:left w:val="single" w:color="F79646" w:themeColor="accent6" w:sz="8" w:space="0"/>
-          <w:bottom w:val="single" w:color="F79646" w:themeColor="accent6" w:sz="8" w:space="0"/>
-          <w:right w:val="single" w:color="F79646" w:themeColor="accent6" w:sz="8" w:space="0"/>
-          <w:insideV w:val="single" w:color="F79646" w:themeColor="accent6" w:sz="8" w:space="0"/>
+          <w:top w:val="single" w:sz="8" w:space="0" w:color="F79646" w:themeColor="accent6"/>
+          <w:left w:val="single" w:sz="8" w:space="0" w:color="F79646" w:themeColor="accent6"/>
+          <w:bottom w:val="single" w:sz="8" w:space="0" w:color="F79646" w:themeColor="accent6"/>
+          <w:right w:val="single" w:sz="8" w:space="0" w:color="F79646" w:themeColor="accent6"/>
+          <w:insideV w:val="single" w:sz="8" w:space="0" w:color="F79646" w:themeColor="accent6"/>
         </w:tcBorders>
       </w:tcPr>
     </w:tblStylePr>
@@ -4758,11 +6092,11 @@
       <w:tblStyleRowBandSize w:val="1"/>
       <w:tblStyleColBandSize w:val="1"/>
       <w:tblBorders>
-        <w:top w:val="single" w:color="404040" w:themeColor="text1" w:themeTint="BF" w:sz="8" w:space="0"/>
-        <w:left w:val="single" w:color="404040" w:themeColor="text1" w:themeTint="BF" w:sz="8" w:space="0"/>
-        <w:bottom w:val="single" w:color="404040" w:themeColor="text1" w:themeTint="BF" w:sz="8" w:space="0"/>
-        <w:right w:val="single" w:color="404040" w:themeColor="text1" w:themeTint="BF" w:sz="8" w:space="0"/>
-        <w:insideH w:val="single" w:color="404040" w:themeColor="text1" w:themeTint="BF" w:sz="8" w:space="0"/>
+        <w:top w:val="single" w:sz="8" w:space="0" w:color="404040" w:themeColor="text1" w:themeTint="BF"/>
+        <w:left w:val="single" w:sz="8" w:space="0" w:color="404040" w:themeColor="text1" w:themeTint="BF"/>
+        <w:bottom w:val="single" w:sz="8" w:space="0" w:color="404040" w:themeColor="text1" w:themeTint="BF"/>
+        <w:right w:val="single" w:sz="8" w:space="0" w:color="404040" w:themeColor="text1" w:themeTint="BF"/>
+        <w:insideH w:val="single" w:sz="8" w:space="0" w:color="404040" w:themeColor="text1" w:themeTint="BF"/>
       </w:tblBorders>
     </w:tblPr>
     <w:tblStylePr w:type="firstRow">
@@ -4777,10 +6111,10 @@
       <w:tblPr/>
       <w:tcPr>
         <w:tcBorders>
-          <w:top w:val="single" w:color="404040" w:themeColor="text1" w:themeTint="BF" w:sz="8" w:space="0"/>
-          <w:left w:val="single" w:color="404040" w:themeColor="text1" w:themeTint="BF" w:sz="8" w:space="0"/>
-          <w:bottom w:val="single" w:color="404040" w:themeColor="text1" w:themeTint="BF" w:sz="8" w:space="0"/>
-          <w:right w:val="single" w:color="404040" w:themeColor="text1" w:themeTint="BF" w:sz="8" w:space="0"/>
+          <w:top w:val="single" w:sz="8" w:space="0" w:color="404040" w:themeColor="text1" w:themeTint="BF"/>
+          <w:left w:val="single" w:sz="8" w:space="0" w:color="404040" w:themeColor="text1" w:themeTint="BF"/>
+          <w:bottom w:val="single" w:sz="8" w:space="0" w:color="404040" w:themeColor="text1" w:themeTint="BF"/>
+          <w:right w:val="single" w:sz="8" w:space="0" w:color="404040" w:themeColor="text1" w:themeTint="BF"/>
           <w:insideH w:val="nil"/>
           <w:insideV w:val="nil"/>
         </w:tcBorders>
@@ -4798,10 +6132,10 @@
       <w:tblPr/>
       <w:tcPr>
         <w:tcBorders>
-          <w:top w:val="double" w:color="404040" w:themeColor="text1" w:themeTint="BF" w:sz="6" w:space="0"/>
-          <w:left w:val="single" w:color="404040" w:themeColor="text1" w:themeTint="BF" w:sz="8" w:space="0"/>
-          <w:bottom w:val="single" w:color="404040" w:themeColor="text1" w:themeTint="BF" w:sz="8" w:space="0"/>
-          <w:right w:val="single" w:color="404040" w:themeColor="text1" w:themeTint="BF" w:sz="8" w:space="0"/>
+          <w:top w:val="double" w:sz="6" w:space="0" w:color="404040" w:themeColor="text1" w:themeTint="BF"/>
+          <w:left w:val="single" w:sz="8" w:space="0" w:color="404040" w:themeColor="text1" w:themeTint="BF"/>
+          <w:bottom w:val="single" w:sz="8" w:space="0" w:color="404040" w:themeColor="text1" w:themeTint="BF"/>
+          <w:right w:val="single" w:sz="8" w:space="0" w:color="404040" w:themeColor="text1" w:themeTint="BF"/>
           <w:insideH w:val="nil"/>
           <w:insideV w:val="nil"/>
         </w:tcBorders>
@@ -4857,11 +6191,11 @@
       <w:tblStyleRowBandSize w:val="1"/>
       <w:tblStyleColBandSize w:val="1"/>
       <w:tblBorders>
-        <w:top w:val="single" w:color="7BA0CD" w:themeColor="accent1" w:themeTint="BF" w:sz="8" w:space="0"/>
-        <w:left w:val="single" w:color="7BA0CD" w:themeColor="accent1" w:themeTint="BF" w:sz="8" w:space="0"/>
-        <w:bottom w:val="single" w:color="7BA0CD" w:themeColor="accent1" w:themeTint="BF" w:sz="8" w:space="0"/>
-        <w:right w:val="single" w:color="7BA0CD" w:themeColor="accent1" w:themeTint="BF" w:sz="8" w:space="0"/>
-        <w:insideH w:val="single" w:color="7BA0CD" w:themeColor="accent1" w:themeTint="BF" w:sz="8" w:space="0"/>
+        <w:top w:val="single" w:sz="8" w:space="0" w:color="7BA0CD" w:themeColor="accent1" w:themeTint="BF"/>
+        <w:left w:val="single" w:sz="8" w:space="0" w:color="7BA0CD" w:themeColor="accent1" w:themeTint="BF"/>
+        <w:bottom w:val="single" w:sz="8" w:space="0" w:color="7BA0CD" w:themeColor="accent1" w:themeTint="BF"/>
+        <w:right w:val="single" w:sz="8" w:space="0" w:color="7BA0CD" w:themeColor="accent1" w:themeTint="BF"/>
+        <w:insideH w:val="single" w:sz="8" w:space="0" w:color="7BA0CD" w:themeColor="accent1" w:themeTint="BF"/>
       </w:tblBorders>
     </w:tblPr>
     <w:tblStylePr w:type="firstRow">
@@ -4876,10 +6210,10 @@
       <w:tblPr/>
       <w:tcPr>
         <w:tcBorders>
-          <w:top w:val="single" w:color="7BA0CD" w:themeColor="accent1" w:themeTint="BF" w:sz="8" w:space="0"/>
-          <w:left w:val="single" w:color="7BA0CD" w:themeColor="accent1" w:themeTint="BF" w:sz="8" w:space="0"/>
-          <w:bottom w:val="single" w:color="7BA0CD" w:themeColor="accent1" w:themeTint="BF" w:sz="8" w:space="0"/>
-          <w:right w:val="single" w:color="7BA0CD" w:themeColor="accent1" w:themeTint="BF" w:sz="8" w:space="0"/>
+          <w:top w:val="single" w:sz="8" w:space="0" w:color="7BA0CD" w:themeColor="accent1" w:themeTint="BF"/>
+          <w:left w:val="single" w:sz="8" w:space="0" w:color="7BA0CD" w:themeColor="accent1" w:themeTint="BF"/>
+          <w:bottom w:val="single" w:sz="8" w:space="0" w:color="7BA0CD" w:themeColor="accent1" w:themeTint="BF"/>
+          <w:right w:val="single" w:sz="8" w:space="0" w:color="7BA0CD" w:themeColor="accent1" w:themeTint="BF"/>
           <w:insideH w:val="nil"/>
           <w:insideV w:val="nil"/>
         </w:tcBorders>
@@ -4897,10 +6231,10 @@
       <w:tblPr/>
       <w:tcPr>
         <w:tcBorders>
-          <w:top w:val="double" w:color="7BA0CD" w:themeColor="accent1" w:themeTint="BF" w:sz="6" w:space="0"/>
-          <w:left w:val="single" w:color="7BA0CD" w:themeColor="accent1" w:themeTint="BF" w:sz="8" w:space="0"/>
-          <w:bottom w:val="single" w:color="7BA0CD" w:themeColor="accent1" w:themeTint="BF" w:sz="8" w:space="0"/>
-          <w:right w:val="single" w:color="7BA0CD" w:themeColor="accent1" w:themeTint="BF" w:sz="8" w:space="0"/>
+          <w:top w:val="double" w:sz="6" w:space="0" w:color="7BA0CD" w:themeColor="accent1" w:themeTint="BF"/>
+          <w:left w:val="single" w:sz="8" w:space="0" w:color="7BA0CD" w:themeColor="accent1" w:themeTint="BF"/>
+          <w:bottom w:val="single" w:sz="8" w:space="0" w:color="7BA0CD" w:themeColor="accent1" w:themeTint="BF"/>
+          <w:right w:val="single" w:sz="8" w:space="0" w:color="7BA0CD" w:themeColor="accent1" w:themeTint="BF"/>
           <w:insideH w:val="nil"/>
           <w:insideV w:val="nil"/>
         </w:tcBorders>
@@ -4956,11 +6290,11 @@
       <w:tblStyleRowBandSize w:val="1"/>
       <w:tblStyleColBandSize w:val="1"/>
       <w:tblBorders>
-        <w:top w:val="single" w:color="CF7B79" w:themeColor="accent2" w:themeTint="BF" w:sz="8" w:space="0"/>
-        <w:left w:val="single" w:color="CF7B79" w:themeColor="accent2" w:themeTint="BF" w:sz="8" w:space="0"/>
-        <w:bottom w:val="single" w:color="CF7B79" w:themeColor="accent2" w:themeTint="BF" w:sz="8" w:space="0"/>
-        <w:right w:val="single" w:color="CF7B79" w:themeColor="accent2" w:themeTint="BF" w:sz="8" w:space="0"/>
-        <w:insideH w:val="single" w:color="CF7B79" w:themeColor="accent2" w:themeTint="BF" w:sz="8" w:space="0"/>
+        <w:top w:val="single" w:sz="8" w:space="0" w:color="CF7B79" w:themeColor="accent2" w:themeTint="BF"/>
+        <w:left w:val="single" w:sz="8" w:space="0" w:color="CF7B79" w:themeColor="accent2" w:themeTint="BF"/>
+        <w:bottom w:val="single" w:sz="8" w:space="0" w:color="CF7B79" w:themeColor="accent2" w:themeTint="BF"/>
+        <w:right w:val="single" w:sz="8" w:space="0" w:color="CF7B79" w:themeColor="accent2" w:themeTint="BF"/>
+        <w:insideH w:val="single" w:sz="8" w:space="0" w:color="CF7B79" w:themeColor="accent2" w:themeTint="BF"/>
       </w:tblBorders>
     </w:tblPr>
     <w:tblStylePr w:type="firstRow">
@@ -4975,10 +6309,10 @@
       <w:tblPr/>
       <w:tcPr>
         <w:tcBorders>
-          <w:top w:val="single" w:color="CF7B79" w:themeColor="accent2" w:themeTint="BF" w:sz="8" w:space="0"/>
-          <w:left w:val="single" w:color="CF7B79" w:themeColor="accent2" w:themeTint="BF" w:sz="8" w:space="0"/>
-          <w:bottom w:val="single" w:color="CF7B79" w:themeColor="accent2" w:themeTint="BF" w:sz="8" w:space="0"/>
-          <w:right w:val="single" w:color="CF7B79" w:themeColor="accent2" w:themeTint="BF" w:sz="8" w:space="0"/>
+          <w:top w:val="single" w:sz="8" w:space="0" w:color="CF7B79" w:themeColor="accent2" w:themeTint="BF"/>
+          <w:left w:val="single" w:sz="8" w:space="0" w:color="CF7B79" w:themeColor="accent2" w:themeTint="BF"/>
+          <w:bottom w:val="single" w:sz="8" w:space="0" w:color="CF7B79" w:themeColor="accent2" w:themeTint="BF"/>
+          <w:right w:val="single" w:sz="8" w:space="0" w:color="CF7B79" w:themeColor="accent2" w:themeTint="BF"/>
           <w:insideH w:val="nil"/>
           <w:insideV w:val="nil"/>
         </w:tcBorders>
@@ -4996,10 +6330,10 @@
       <w:tblPr/>
       <w:tcPr>
         <w:tcBorders>
-          <w:top w:val="double" w:color="CF7B79" w:themeColor="accent2" w:themeTint="BF" w:sz="6" w:space="0"/>
-          <w:left w:val="single" w:color="CF7B79" w:themeColor="accent2" w:themeTint="BF" w:sz="8" w:space="0"/>
-          <w:bottom w:val="single" w:color="CF7B79" w:themeColor="accent2" w:themeTint="BF" w:sz="8" w:space="0"/>
-          <w:right w:val="single" w:color="CF7B79" w:themeColor="accent2" w:themeTint="BF" w:sz="8" w:space="0"/>
+          <w:top w:val="double" w:sz="6" w:space="0" w:color="CF7B79" w:themeColor="accent2" w:themeTint="BF"/>
+          <w:left w:val="single" w:sz="8" w:space="0" w:color="CF7B79" w:themeColor="accent2" w:themeTint="BF"/>
+          <w:bottom w:val="single" w:sz="8" w:space="0" w:color="CF7B79" w:themeColor="accent2" w:themeTint="BF"/>
+          <w:right w:val="single" w:sz="8" w:space="0" w:color="CF7B79" w:themeColor="accent2" w:themeTint="BF"/>
           <w:insideH w:val="nil"/>
           <w:insideV w:val="nil"/>
         </w:tcBorders>
@@ -5055,11 +6389,11 @@
       <w:tblStyleRowBandSize w:val="1"/>
       <w:tblStyleColBandSize w:val="1"/>
       <w:tblBorders>
-        <w:top w:val="single" w:color="B3CC82" w:themeColor="accent3" w:themeTint="BF" w:sz="8" w:space="0"/>
-        <w:left w:val="single" w:color="B3CC82" w:themeColor="accent3" w:themeTint="BF" w:sz="8" w:space="0"/>
-        <w:bottom w:val="single" w:color="B3CC82" w:themeColor="accent3" w:themeTint="BF" w:sz="8" w:space="0"/>
-        <w:right w:val="single" w:color="B3CC82" w:themeColor="accent3" w:themeTint="BF" w:sz="8" w:space="0"/>
-        <w:insideH w:val="single" w:color="B3CC82" w:themeColor="accent3" w:themeTint="BF" w:sz="8" w:space="0"/>
+        <w:top w:val="single" w:sz="8" w:space="0" w:color="B3CC82" w:themeColor="accent3" w:themeTint="BF"/>
+        <w:left w:val="single" w:sz="8" w:space="0" w:color="B3CC82" w:themeColor="accent3" w:themeTint="BF"/>
+        <w:bottom w:val="single" w:sz="8" w:space="0" w:color="B3CC82" w:themeColor="accent3" w:themeTint="BF"/>
+        <w:right w:val="single" w:sz="8" w:space="0" w:color="B3CC82" w:themeColor="accent3" w:themeTint="BF"/>
+        <w:insideH w:val="single" w:sz="8" w:space="0" w:color="B3CC82" w:themeColor="accent3" w:themeTint="BF"/>
       </w:tblBorders>
     </w:tblPr>
     <w:tblStylePr w:type="firstRow">
@@ -5074,10 +6408,10 @@
       <w:tblPr/>
       <w:tcPr>
         <w:tcBorders>
-          <w:top w:val="single" w:color="B3CC82" w:themeColor="accent3" w:themeTint="BF" w:sz="8" w:space="0"/>
-          <w:left w:val="single" w:color="B3CC82" w:themeColor="accent3" w:themeTint="BF" w:sz="8" w:space="0"/>
-          <w:bottom w:val="single" w:color="B3CC82" w:themeColor="accent3" w:themeTint="BF" w:sz="8" w:space="0"/>
-          <w:right w:val="single" w:color="B3CC82" w:themeColor="accent3" w:themeTint="BF" w:sz="8" w:space="0"/>
+          <w:top w:val="single" w:sz="8" w:space="0" w:color="B3CC82" w:themeColor="accent3" w:themeTint="BF"/>
+          <w:left w:val="single" w:sz="8" w:space="0" w:color="B3CC82" w:themeColor="accent3" w:themeTint="BF"/>
+          <w:bottom w:val="single" w:sz="8" w:space="0" w:color="B3CC82" w:themeColor="accent3" w:themeTint="BF"/>
+          <w:right w:val="single" w:sz="8" w:space="0" w:color="B3CC82" w:themeColor="accent3" w:themeTint="BF"/>
           <w:insideH w:val="nil"/>
           <w:insideV w:val="nil"/>
         </w:tcBorders>
@@ -5095,10 +6429,10 @@
       <w:tblPr/>
       <w:tcPr>
         <w:tcBorders>
-          <w:top w:val="double" w:color="B3CC82" w:themeColor="accent3" w:themeTint="BF" w:sz="6" w:space="0"/>
-          <w:left w:val="single" w:color="B3CC82" w:themeColor="accent3" w:themeTint="BF" w:sz="8" w:space="0"/>
-          <w:bottom w:val="single" w:color="B3CC82" w:themeColor="accent3" w:themeTint="BF" w:sz="8" w:space="0"/>
-          <w:right w:val="single" w:color="B3CC82" w:themeColor="accent3" w:themeTint="BF" w:sz="8" w:space="0"/>
+          <w:top w:val="double" w:sz="6" w:space="0" w:color="B3CC82" w:themeColor="accent3" w:themeTint="BF"/>
+          <w:left w:val="single" w:sz="8" w:space="0" w:color="B3CC82" w:themeColor="accent3" w:themeTint="BF"/>
+          <w:bottom w:val="single" w:sz="8" w:space="0" w:color="B3CC82" w:themeColor="accent3" w:themeTint="BF"/>
+          <w:right w:val="single" w:sz="8" w:space="0" w:color="B3CC82" w:themeColor="accent3" w:themeTint="BF"/>
           <w:insideH w:val="nil"/>
           <w:insideV w:val="nil"/>
         </w:tcBorders>
@@ -5154,11 +6488,11 @@
       <w:tblStyleRowBandSize w:val="1"/>
       <w:tblStyleColBandSize w:val="1"/>
       <w:tblBorders>
-        <w:top w:val="single" w:color="9F8AB9" w:themeColor="accent4" w:themeTint="BF" w:sz="8" w:space="0"/>
-        <w:left w:val="single" w:color="9F8AB9" w:themeColor="accent4" w:themeTint="BF" w:sz="8" w:space="0"/>
-        <w:bottom w:val="single" w:color="9F8AB9" w:themeColor="accent4" w:themeTint="BF" w:sz="8" w:space="0"/>
-        <w:right w:val="single" w:color="9F8AB9" w:themeColor="accent4" w:themeTint="BF" w:sz="8" w:space="0"/>
-        <w:insideH w:val="single" w:color="9F8AB9" w:themeColor="accent4" w:themeTint="BF" w:sz="8" w:space="0"/>
+        <w:top w:val="single" w:sz="8" w:space="0" w:color="9F8AB9" w:themeColor="accent4" w:themeTint="BF"/>
+        <w:left w:val="single" w:sz="8" w:space="0" w:color="9F8AB9" w:themeColor="accent4" w:themeTint="BF"/>
+        <w:bottom w:val="single" w:sz="8" w:space="0" w:color="9F8AB9" w:themeColor="accent4" w:themeTint="BF"/>
+        <w:right w:val="single" w:sz="8" w:space="0" w:color="9F8AB9" w:themeColor="accent4" w:themeTint="BF"/>
+        <w:insideH w:val="single" w:sz="8" w:space="0" w:color="9F8AB9" w:themeColor="accent4" w:themeTint="BF"/>
       </w:tblBorders>
     </w:tblPr>
     <w:tblStylePr w:type="firstRow">
@@ -5173,10 +6507,10 @@
       <w:tblPr/>
       <w:tcPr>
         <w:tcBorders>
-          <w:top w:val="single" w:color="9F8AB9" w:themeColor="accent4" w:themeTint="BF" w:sz="8" w:space="0"/>
-          <w:left w:val="single" w:color="9F8AB9" w:themeColor="accent4" w:themeTint="BF" w:sz="8" w:space="0"/>
-          <w:bottom w:val="single" w:color="9F8AB9" w:themeColor="accent4" w:themeTint="BF" w:sz="8" w:space="0"/>
-          <w:right w:val="single" w:color="9F8AB9" w:themeColor="accent4" w:themeTint="BF" w:sz="8" w:space="0"/>
+          <w:top w:val="single" w:sz="8" w:space="0" w:color="9F8AB9" w:themeColor="accent4" w:themeTint="BF"/>
+          <w:left w:val="single" w:sz="8" w:space="0" w:color="9F8AB9" w:themeColor="accent4" w:themeTint="BF"/>
+          <w:bottom w:val="single" w:sz="8" w:space="0" w:color="9F8AB9" w:themeColor="accent4" w:themeTint="BF"/>
+          <w:right w:val="single" w:sz="8" w:space="0" w:color="9F8AB9" w:themeColor="accent4" w:themeTint="BF"/>
           <w:insideH w:val="nil"/>
           <w:insideV w:val="nil"/>
         </w:tcBorders>
@@ -5194,10 +6528,10 @@
       <w:tblPr/>
       <w:tcPr>
         <w:tcBorders>
-          <w:top w:val="double" w:color="9F8AB9" w:themeColor="accent4" w:themeTint="BF" w:sz="6" w:space="0"/>
-          <w:left w:val="single" w:color="9F8AB9" w:themeColor="accent4" w:themeTint="BF" w:sz="8" w:space="0"/>
-          <w:bottom w:val="single" w:color="9F8AB9" w:themeColor="accent4" w:themeTint="BF" w:sz="8" w:space="0"/>
-          <w:right w:val="single" w:color="9F8AB9" w:themeColor="accent4" w:themeTint="BF" w:sz="8" w:space="0"/>
+          <w:top w:val="double" w:sz="6" w:space="0" w:color="9F8AB9" w:themeColor="accent4" w:themeTint="BF"/>
+          <w:left w:val="single" w:sz="8" w:space="0" w:color="9F8AB9" w:themeColor="accent4" w:themeTint="BF"/>
+          <w:bottom w:val="single" w:sz="8" w:space="0" w:color="9F8AB9" w:themeColor="accent4" w:themeTint="BF"/>
+          <w:right w:val="single" w:sz="8" w:space="0" w:color="9F8AB9" w:themeColor="accent4" w:themeTint="BF"/>
           <w:insideH w:val="nil"/>
           <w:insideV w:val="nil"/>
         </w:tcBorders>
@@ -5253,11 +6587,11 @@
       <w:tblStyleRowBandSize w:val="1"/>
       <w:tblStyleColBandSize w:val="1"/>
       <w:tblBorders>
-        <w:top w:val="single" w:color="78C0D4" w:themeColor="accent5" w:themeTint="BF" w:sz="8" w:space="0"/>
-        <w:left w:val="single" w:color="78C0D4" w:themeColor="accent5" w:themeTint="BF" w:sz="8" w:space="0"/>
-        <w:bottom w:val="single" w:color="78C0D4" w:themeColor="accent5" w:themeTint="BF" w:sz="8" w:space="0"/>
-        <w:right w:val="single" w:color="78C0D4" w:themeColor="accent5" w:themeTint="BF" w:sz="8" w:space="0"/>
-        <w:insideH w:val="single" w:color="78C0D4" w:themeColor="accent5" w:themeTint="BF" w:sz="8" w:space="0"/>
+        <w:top w:val="single" w:sz="8" w:space="0" w:color="78C0D4" w:themeColor="accent5" w:themeTint="BF"/>
+        <w:left w:val="single" w:sz="8" w:space="0" w:color="78C0D4" w:themeColor="accent5" w:themeTint="BF"/>
+        <w:bottom w:val="single" w:sz="8" w:space="0" w:color="78C0D4" w:themeColor="accent5" w:themeTint="BF"/>
+        <w:right w:val="single" w:sz="8" w:space="0" w:color="78C0D4" w:themeColor="accent5" w:themeTint="BF"/>
+        <w:insideH w:val="single" w:sz="8" w:space="0" w:color="78C0D4" w:themeColor="accent5" w:themeTint="BF"/>
       </w:tblBorders>
     </w:tblPr>
     <w:tblStylePr w:type="firstRow">
@@ -5272,10 +6606,10 @@
       <w:tblPr/>
       <w:tcPr>
         <w:tcBorders>
-          <w:top w:val="single" w:color="78C0D4" w:themeColor="accent5" w:themeTint="BF" w:sz="8" w:space="0"/>
-          <w:left w:val="single" w:color="78C0D4" w:themeColor="accent5" w:themeTint="BF" w:sz="8" w:space="0"/>
-          <w:bottom w:val="single" w:color="78C0D4" w:themeColor="accent5" w:themeTint="BF" w:sz="8" w:space="0"/>
-          <w:right w:val="single" w:color="78C0D4" w:themeColor="accent5" w:themeTint="BF" w:sz="8" w:space="0"/>
+          <w:top w:val="single" w:sz="8" w:space="0" w:color="78C0D4" w:themeColor="accent5" w:themeTint="BF"/>
+          <w:left w:val="single" w:sz="8" w:space="0" w:color="78C0D4" w:themeColor="accent5" w:themeTint="BF"/>
+          <w:bottom w:val="single" w:sz="8" w:space="0" w:color="78C0D4" w:themeColor="accent5" w:themeTint="BF"/>
+          <w:right w:val="single" w:sz="8" w:space="0" w:color="78C0D4" w:themeColor="accent5" w:themeTint="BF"/>
           <w:insideH w:val="nil"/>
           <w:insideV w:val="nil"/>
         </w:tcBorders>
@@ -5293,10 +6627,10 @@
       <w:tblPr/>
       <w:tcPr>
         <w:tcBorders>
-          <w:top w:val="double" w:color="78C0D4" w:themeColor="accent5" w:themeTint="BF" w:sz="6" w:space="0"/>
-          <w:left w:val="single" w:color="78C0D4" w:themeColor="accent5" w:themeTint="BF" w:sz="8" w:space="0"/>
-          <w:bottom w:val="single" w:color="78C0D4" w:themeColor="accent5" w:themeTint="BF" w:sz="8" w:space="0"/>
-          <w:right w:val="single" w:color="78C0D4" w:themeColor="accent5" w:themeTint="BF" w:sz="8" w:space="0"/>
+          <w:top w:val="double" w:sz="6" w:space="0" w:color="78C0D4" w:themeColor="accent5" w:themeTint="BF"/>
+          <w:left w:val="single" w:sz="8" w:space="0" w:color="78C0D4" w:themeColor="accent5" w:themeTint="BF"/>
+          <w:bottom w:val="single" w:sz="8" w:space="0" w:color="78C0D4" w:themeColor="accent5" w:themeTint="BF"/>
+          <w:right w:val="single" w:sz="8" w:space="0" w:color="78C0D4" w:themeColor="accent5" w:themeTint="BF"/>
           <w:insideH w:val="nil"/>
           <w:insideV w:val="nil"/>
         </w:tcBorders>
@@ -5352,11 +6686,11 @@
       <w:tblStyleRowBandSize w:val="1"/>
       <w:tblStyleColBandSize w:val="1"/>
       <w:tblBorders>
-        <w:top w:val="single" w:color="F9B074" w:themeColor="accent6" w:themeTint="BF" w:sz="8" w:space="0"/>
-        <w:left w:val="single" w:color="F9B074" w:themeColor="accent6" w:themeTint="BF" w:sz="8" w:space="0"/>
-        <w:bottom w:val="single" w:color="F9B074" w:themeColor="accent6" w:themeTint="BF" w:sz="8" w:space="0"/>
-        <w:right w:val="single" w:color="F9B074" w:themeColor="accent6" w:themeTint="BF" w:sz="8" w:space="0"/>
-        <w:insideH w:val="single" w:color="F9B074" w:themeColor="accent6" w:themeTint="BF" w:sz="8" w:space="0"/>
+        <w:top w:val="single" w:sz="8" w:space="0" w:color="F9B074" w:themeColor="accent6" w:themeTint="BF"/>
+        <w:left w:val="single" w:sz="8" w:space="0" w:color="F9B074" w:themeColor="accent6" w:themeTint="BF"/>
+        <w:bottom w:val="single" w:sz="8" w:space="0" w:color="F9B074" w:themeColor="accent6" w:themeTint="BF"/>
+        <w:right w:val="single" w:sz="8" w:space="0" w:color="F9B074" w:themeColor="accent6" w:themeTint="BF"/>
+        <w:insideH w:val="single" w:sz="8" w:space="0" w:color="F9B074" w:themeColor="accent6" w:themeTint="BF"/>
       </w:tblBorders>
     </w:tblPr>
     <w:tblStylePr w:type="firstRow">
@@ -5371,10 +6705,10 @@
       <w:tblPr/>
       <w:tcPr>
         <w:tcBorders>
-          <w:top w:val="single" w:color="F9B074" w:themeColor="accent6" w:themeTint="BF" w:sz="8" w:space="0"/>
-          <w:left w:val="single" w:color="F9B074" w:themeColor="accent6" w:themeTint="BF" w:sz="8" w:space="0"/>
-          <w:bottom w:val="single" w:color="F9B074" w:themeColor="accent6" w:themeTint="BF" w:sz="8" w:space="0"/>
-          <w:right w:val="single" w:color="F9B074" w:themeColor="accent6" w:themeTint="BF" w:sz="8" w:space="0"/>
+          <w:top w:val="single" w:sz="8" w:space="0" w:color="F9B074" w:themeColor="accent6" w:themeTint="BF"/>
+          <w:left w:val="single" w:sz="8" w:space="0" w:color="F9B074" w:themeColor="accent6" w:themeTint="BF"/>
+          <w:bottom w:val="single" w:sz="8" w:space="0" w:color="F9B074" w:themeColor="accent6" w:themeTint="BF"/>
+          <w:right w:val="single" w:sz="8" w:space="0" w:color="F9B074" w:themeColor="accent6" w:themeTint="BF"/>
           <w:insideH w:val="nil"/>
           <w:insideV w:val="nil"/>
         </w:tcBorders>
@@ -5392,10 +6726,10 @@
       <w:tblPr/>
       <w:tcPr>
         <w:tcBorders>
-          <w:top w:val="double" w:color="F9B074" w:themeColor="accent6" w:themeTint="BF" w:sz="6" w:space="0"/>
-          <w:left w:val="single" w:color="F9B074" w:themeColor="accent6" w:themeTint="BF" w:sz="8" w:space="0"/>
-          <w:bottom w:val="single" w:color="F9B074" w:themeColor="accent6" w:themeTint="BF" w:sz="8" w:space="0"/>
-          <w:right w:val="single" w:color="F9B074" w:themeColor="accent6" w:themeTint="BF" w:sz="8" w:space="0"/>
+          <w:top w:val="double" w:sz="6" w:space="0" w:color="F9B074" w:themeColor="accent6" w:themeTint="BF"/>
+          <w:left w:val="single" w:sz="8" w:space="0" w:color="F9B074" w:themeColor="accent6" w:themeTint="BF"/>
+          <w:bottom w:val="single" w:sz="8" w:space="0" w:color="F9B074" w:themeColor="accent6" w:themeTint="BF"/>
+          <w:right w:val="single" w:sz="8" w:space="0" w:color="F9B074" w:themeColor="accent6" w:themeTint="BF"/>
           <w:insideH w:val="nil"/>
           <w:insideV w:val="nil"/>
         </w:tcBorders>
@@ -5451,8 +6785,8 @@
       <w:tblStyleRowBandSize w:val="1"/>
       <w:tblStyleColBandSize w:val="1"/>
       <w:tblBorders>
-        <w:top w:val="single" w:color="auto" w:sz="18" w:space="0"/>
-        <w:bottom w:val="single" w:color="auto" w:sz="18" w:space="0"/>
+        <w:top w:val="single" w:sz="18" w:space="0" w:color="auto"/>
+        <w:bottom w:val="single" w:sz="18" w:space="0" w:color="auto"/>
       </w:tblBorders>
     </w:tblPr>
     <w:tblStylePr w:type="firstRow">
@@ -5467,9 +6801,9 @@
       <w:tblPr/>
       <w:tcPr>
         <w:tcBorders>
-          <w:top w:val="single" w:color="auto" w:sz="18" w:space="0"/>
-          <w:left w:val="nil"/>
-          <w:bottom w:val="single" w:color="auto" w:sz="18" w:space="0"/>
+          <w:top w:val="single" w:sz="18" w:space="0" w:color="auto"/>
+          <w:left w:val="nil"/>
+          <w:bottom w:val="single" w:sz="18" w:space="0" w:color="auto"/>
           <w:right w:val="nil"/>
           <w:insideH w:val="nil"/>
           <w:insideV w:val="nil"/>
@@ -5487,9 +6821,9 @@
       <w:tblPr/>
       <w:tcPr>
         <w:tcBorders>
-          <w:top w:val="double" w:color="auto" w:sz="6" w:space="0"/>
-          <w:left w:val="nil"/>
-          <w:bottom w:val="single" w:color="auto" w:sz="18" w:space="0"/>
+          <w:top w:val="double" w:sz="6" w:space="0" w:color="auto"/>
+          <w:left w:val="nil"/>
+          <w:bottom w:val="single" w:sz="18" w:space="0" w:color="auto"/>
           <w:right w:val="nil"/>
           <w:insideH w:val="nil"/>
           <w:insideV w:val="nil"/>
@@ -5508,7 +6842,7 @@
         <w:tcBorders>
           <w:top w:val="nil"/>
           <w:left w:val="nil"/>
-          <w:bottom w:val="single" w:color="auto" w:sz="18" w:space="0"/>
+          <w:bottom w:val="single" w:sz="18" w:space="0" w:color="auto"/>
           <w:right w:val="nil"/>
           <w:insideH w:val="nil"/>
           <w:insideV w:val="nil"/>
@@ -5555,9 +6889,9 @@
       <w:tblPr/>
       <w:tcPr>
         <w:tcBorders>
-          <w:top w:val="single" w:color="auto" w:sz="18" w:space="0"/>
-          <w:left w:val="nil"/>
-          <w:bottom w:val="single" w:color="auto" w:sz="18" w:space="0"/>
+          <w:top w:val="single" w:sz="18" w:space="0" w:color="auto"/>
+          <w:left w:val="nil"/>
+          <w:bottom w:val="single" w:sz="18" w:space="0" w:color="auto"/>
           <w:right w:val="nil"/>
           <w:insideH w:val="nil"/>
           <w:insideV w:val="nil"/>
@@ -5571,9 +6905,9 @@
       <w:tblPr/>
       <w:tcPr>
         <w:tcBorders>
-          <w:top w:val="single" w:color="auto" w:sz="18" w:space="0"/>
-          <w:left w:val="nil"/>
-          <w:bottom w:val="single" w:color="auto" w:sz="18" w:space="0"/>
+          <w:top w:val="single" w:sz="18" w:space="0" w:color="auto"/>
+          <w:left w:val="nil"/>
+          <w:bottom w:val="single" w:sz="18" w:space="0" w:color="auto"/>
           <w:right w:val="nil"/>
           <w:insideH w:val="nil"/>
           <w:insideV w:val="nil"/>
@@ -5593,8 +6927,8 @@
       <w:tblStyleRowBandSize w:val="1"/>
       <w:tblStyleColBandSize w:val="1"/>
       <w:tblBorders>
-        <w:top w:val="single" w:color="auto" w:sz="18" w:space="0"/>
-        <w:bottom w:val="single" w:color="auto" w:sz="18" w:space="0"/>
+        <w:top w:val="single" w:sz="18" w:space="0" w:color="auto"/>
+        <w:bottom w:val="single" w:sz="18" w:space="0" w:color="auto"/>
       </w:tblBorders>
     </w:tblPr>
     <w:tblStylePr w:type="firstRow">
@@ -5609,9 +6943,9 @@
       <w:tblPr/>
       <w:tcPr>
         <w:tcBorders>
-          <w:top w:val="single" w:color="auto" w:sz="18" w:space="0"/>
-          <w:left w:val="nil"/>
-          <w:bottom w:val="single" w:color="auto" w:sz="18" w:space="0"/>
+          <w:top w:val="single" w:sz="18" w:space="0" w:color="auto"/>
+          <w:left w:val="nil"/>
+          <w:bottom w:val="single" w:sz="18" w:space="0" w:color="auto"/>
           <w:right w:val="nil"/>
           <w:insideH w:val="nil"/>
           <w:insideV w:val="nil"/>
@@ -5629,9 +6963,9 @@
       <w:tblPr/>
       <w:tcPr>
         <w:tcBorders>
-          <w:top w:val="double" w:color="auto" w:sz="6" w:space="0"/>
-          <w:left w:val="nil"/>
-          <w:bottom w:val="single" w:color="auto" w:sz="18" w:space="0"/>
+          <w:top w:val="double" w:sz="6" w:space="0" w:color="auto"/>
+          <w:left w:val="nil"/>
+          <w:bottom w:val="single" w:sz="18" w:space="0" w:color="auto"/>
           <w:right w:val="nil"/>
           <w:insideH w:val="nil"/>
           <w:insideV w:val="nil"/>
@@ -5650,7 +6984,7 @@
         <w:tcBorders>
           <w:top w:val="nil"/>
           <w:left w:val="nil"/>
-          <w:bottom w:val="single" w:color="auto" w:sz="18" w:space="0"/>
+          <w:bottom w:val="single" w:sz="18" w:space="0" w:color="auto"/>
           <w:right w:val="nil"/>
           <w:insideH w:val="nil"/>
           <w:insideV w:val="nil"/>
@@ -5697,9 +7031,9 @@
       <w:tblPr/>
       <w:tcPr>
         <w:tcBorders>
-          <w:top w:val="single" w:color="auto" w:sz="18" w:space="0"/>
-          <w:left w:val="nil"/>
-          <w:bottom w:val="single" w:color="auto" w:sz="18" w:space="0"/>
+          <w:top w:val="single" w:sz="18" w:space="0" w:color="auto"/>
+          <w:left w:val="nil"/>
+          <w:bottom w:val="single" w:sz="18" w:space="0" w:color="auto"/>
           <w:right w:val="nil"/>
           <w:insideH w:val="nil"/>
           <w:insideV w:val="nil"/>
@@ -5713,9 +7047,9 @@
       <w:tblPr/>
       <w:tcPr>
         <w:tcBorders>
-          <w:top w:val="single" w:color="auto" w:sz="18" w:space="0"/>
-          <w:left w:val="nil"/>
-          <w:bottom w:val="single" w:color="auto" w:sz="18" w:space="0"/>
+          <w:top w:val="single" w:sz="18" w:space="0" w:color="auto"/>
+          <w:left w:val="nil"/>
+          <w:bottom w:val="single" w:sz="18" w:space="0" w:color="auto"/>
           <w:right w:val="nil"/>
           <w:insideH w:val="nil"/>
           <w:insideV w:val="nil"/>
@@ -5735,8 +7069,8 @@
       <w:tblStyleRowBandSize w:val="1"/>
       <w:tblStyleColBandSize w:val="1"/>
       <w:tblBorders>
-        <w:top w:val="single" w:color="auto" w:sz="18" w:space="0"/>
-        <w:bottom w:val="single" w:color="auto" w:sz="18" w:space="0"/>
+        <w:top w:val="single" w:sz="18" w:space="0" w:color="auto"/>
+        <w:bottom w:val="single" w:sz="18" w:space="0" w:color="auto"/>
       </w:tblBorders>
     </w:tblPr>
     <w:tblStylePr w:type="firstRow">
@@ -5751,9 +7085,9 @@
       <w:tblPr/>
       <w:tcPr>
         <w:tcBorders>
-          <w:top w:val="single" w:color="auto" w:sz="18" w:space="0"/>
-          <w:left w:val="nil"/>
-          <w:bottom w:val="single" w:color="auto" w:sz="18" w:space="0"/>
+          <w:top w:val="single" w:sz="18" w:space="0" w:color="auto"/>
+          <w:left w:val="nil"/>
+          <w:bottom w:val="single" w:sz="18" w:space="0" w:color="auto"/>
           <w:right w:val="nil"/>
           <w:insideH w:val="nil"/>
           <w:insideV w:val="nil"/>
@@ -5771,9 +7105,9 @@
       <w:tblPr/>
       <w:tcPr>
         <w:tcBorders>
-          <w:top w:val="double" w:color="auto" w:sz="6" w:space="0"/>
-          <w:left w:val="nil"/>
-          <w:bottom w:val="single" w:color="auto" w:sz="18" w:space="0"/>
+          <w:top w:val="double" w:sz="6" w:space="0" w:color="auto"/>
+          <w:left w:val="nil"/>
+          <w:bottom w:val="single" w:sz="18" w:space="0" w:color="auto"/>
           <w:right w:val="nil"/>
           <w:insideH w:val="nil"/>
           <w:insideV w:val="nil"/>
@@ -5792,7 +7126,7 @@
         <w:tcBorders>
           <w:top w:val="nil"/>
           <w:left w:val="nil"/>
-          <w:bottom w:val="single" w:color="auto" w:sz="18" w:space="0"/>
+          <w:bottom w:val="single" w:sz="18" w:space="0" w:color="auto"/>
           <w:right w:val="nil"/>
           <w:insideH w:val="nil"/>
           <w:insideV w:val="nil"/>
@@ -5839,9 +7173,9 @@
       <w:tblPr/>
       <w:tcPr>
         <w:tcBorders>
-          <w:top w:val="single" w:color="auto" w:sz="18" w:space="0"/>
-          <w:left w:val="nil"/>
-          <w:bottom w:val="single" w:color="auto" w:sz="18" w:space="0"/>
+          <w:top w:val="single" w:sz="18" w:space="0" w:color="auto"/>
+          <w:left w:val="nil"/>
+          <w:bottom w:val="single" w:sz="18" w:space="0" w:color="auto"/>
           <w:right w:val="nil"/>
           <w:insideH w:val="nil"/>
           <w:insideV w:val="nil"/>
@@ -5855,9 +7189,9 @@
       <w:tblPr/>
       <w:tcPr>
         <w:tcBorders>
-          <w:top w:val="single" w:color="auto" w:sz="18" w:space="0"/>
-          <w:left w:val="nil"/>
-          <w:bottom w:val="single" w:color="auto" w:sz="18" w:space="0"/>
+          <w:top w:val="single" w:sz="18" w:space="0" w:color="auto"/>
+          <w:left w:val="nil"/>
+          <w:bottom w:val="single" w:sz="18" w:space="0" w:color="auto"/>
           <w:right w:val="nil"/>
           <w:insideH w:val="nil"/>
           <w:insideV w:val="nil"/>
@@ -5877,8 +7211,8 @@
       <w:tblStyleRowBandSize w:val="1"/>
       <w:tblStyleColBandSize w:val="1"/>
       <w:tblBorders>
-        <w:top w:val="single" w:color="auto" w:sz="18" w:space="0"/>
-        <w:bottom w:val="single" w:color="auto" w:sz="18" w:space="0"/>
+        <w:top w:val="single" w:sz="18" w:space="0" w:color="auto"/>
+        <w:bottom w:val="single" w:sz="18" w:space="0" w:color="auto"/>
       </w:tblBorders>
     </w:tblPr>
     <w:tblStylePr w:type="firstRow">
@@ -5893,9 +7227,9 @@
       <w:tblPr/>
       <w:tcPr>
         <w:tcBorders>
-          <w:top w:val="single" w:color="auto" w:sz="18" w:space="0"/>
-          <w:left w:val="nil"/>
-          <w:bottom w:val="single" w:color="auto" w:sz="18" w:space="0"/>
+          <w:top w:val="single" w:sz="18" w:space="0" w:color="auto"/>
+          <w:left w:val="nil"/>
+          <w:bottom w:val="single" w:sz="18" w:space="0" w:color="auto"/>
           <w:right w:val="nil"/>
           <w:insideH w:val="nil"/>
           <w:insideV w:val="nil"/>
@@ -5913,9 +7247,9 @@
       <w:tblPr/>
       <w:tcPr>
         <w:tcBorders>
-          <w:top w:val="double" w:color="auto" w:sz="6" w:space="0"/>
-          <w:left w:val="nil"/>
-          <w:bottom w:val="single" w:color="auto" w:sz="18" w:space="0"/>
+          <w:top w:val="double" w:sz="6" w:space="0" w:color="auto"/>
+          <w:left w:val="nil"/>
+          <w:bottom w:val="single" w:sz="18" w:space="0" w:color="auto"/>
           <w:right w:val="nil"/>
           <w:insideH w:val="nil"/>
           <w:insideV w:val="nil"/>
@@ -5934,7 +7268,7 @@
         <w:tcBorders>
           <w:top w:val="nil"/>
           <w:left w:val="nil"/>
-          <w:bottom w:val="single" w:color="auto" w:sz="18" w:space="0"/>
+          <w:bottom w:val="single" w:sz="18" w:space="0" w:color="auto"/>
           <w:right w:val="nil"/>
           <w:insideH w:val="nil"/>
           <w:insideV w:val="nil"/>
@@ -5981,9 +7315,9 @@
       <w:tblPr/>
       <w:tcPr>
         <w:tcBorders>
-          <w:top w:val="single" w:color="auto" w:sz="18" w:space="0"/>
-          <w:left w:val="nil"/>
-          <w:bottom w:val="single" w:color="auto" w:sz="18" w:space="0"/>
+          <w:top w:val="single" w:sz="18" w:space="0" w:color="auto"/>
+          <w:left w:val="nil"/>
+          <w:bottom w:val="single" w:sz="18" w:space="0" w:color="auto"/>
           <w:right w:val="nil"/>
           <w:insideH w:val="nil"/>
           <w:insideV w:val="nil"/>
@@ -5997,9 +7331,9 @@
       <w:tblPr/>
       <w:tcPr>
         <w:tcBorders>
-          <w:top w:val="single" w:color="auto" w:sz="18" w:space="0"/>
-          <w:left w:val="nil"/>
-          <w:bottom w:val="single" w:color="auto" w:sz="18" w:space="0"/>
+          <w:top w:val="single" w:sz="18" w:space="0" w:color="auto"/>
+          <w:left w:val="nil"/>
+          <w:bottom w:val="single" w:sz="18" w:space="0" w:color="auto"/>
           <w:right w:val="nil"/>
           <w:insideH w:val="nil"/>
           <w:insideV w:val="nil"/>
@@ -6019,8 +7353,8 @@
       <w:tblStyleRowBandSize w:val="1"/>
       <w:tblStyleColBandSize w:val="1"/>
       <w:tblBorders>
-        <w:top w:val="single" w:color="auto" w:sz="18" w:space="0"/>
-        <w:bottom w:val="single" w:color="auto" w:sz="18" w:space="0"/>
+        <w:top w:val="single" w:sz="18" w:space="0" w:color="auto"/>
+        <w:bottom w:val="single" w:sz="18" w:space="0" w:color="auto"/>
       </w:tblBorders>
     </w:tblPr>
     <w:tblStylePr w:type="firstRow">
@@ -6035,9 +7369,9 @@
       <w:tblPr/>
       <w:tcPr>
         <w:tcBorders>
-          <w:top w:val="single" w:color="auto" w:sz="18" w:space="0"/>
-          <w:left w:val="nil"/>
-          <w:bottom w:val="single" w:color="auto" w:sz="18" w:space="0"/>
+          <w:top w:val="single" w:sz="18" w:space="0" w:color="auto"/>
+          <w:left w:val="nil"/>
+          <w:bottom w:val="single" w:sz="18" w:space="0" w:color="auto"/>
           <w:right w:val="nil"/>
           <w:insideH w:val="nil"/>
           <w:insideV w:val="nil"/>
@@ -6055,9 +7389,9 @@
       <w:tblPr/>
       <w:tcPr>
         <w:tcBorders>
-          <w:top w:val="double" w:color="auto" w:sz="6" w:space="0"/>
-          <w:left w:val="nil"/>
-          <w:bottom w:val="single" w:color="auto" w:sz="18" w:space="0"/>
+          <w:top w:val="double" w:sz="6" w:space="0" w:color="auto"/>
+          <w:left w:val="nil"/>
+          <w:bottom w:val="single" w:sz="18" w:space="0" w:color="auto"/>
           <w:right w:val="nil"/>
           <w:insideH w:val="nil"/>
           <w:insideV w:val="nil"/>
@@ -6076,7 +7410,7 @@
         <w:tcBorders>
           <w:top w:val="nil"/>
           <w:left w:val="nil"/>
-          <w:bottom w:val="single" w:color="auto" w:sz="18" w:space="0"/>
+          <w:bottom w:val="single" w:sz="18" w:space="0" w:color="auto"/>
           <w:right w:val="nil"/>
           <w:insideH w:val="nil"/>
           <w:insideV w:val="nil"/>
@@ -6123,9 +7457,9 @@
       <w:tblPr/>
       <w:tcPr>
         <w:tcBorders>
-          <w:top w:val="single" w:color="auto" w:sz="18" w:space="0"/>
-          <w:left w:val="nil"/>
-          <w:bottom w:val="single" w:color="auto" w:sz="18" w:space="0"/>
+          <w:top w:val="single" w:sz="18" w:space="0" w:color="auto"/>
+          <w:left w:val="nil"/>
+          <w:bottom w:val="single" w:sz="18" w:space="0" w:color="auto"/>
           <w:right w:val="nil"/>
           <w:insideH w:val="nil"/>
           <w:insideV w:val="nil"/>
@@ -6139,9 +7473,9 @@
       <w:tblPr/>
       <w:tcPr>
         <w:tcBorders>
-          <w:top w:val="single" w:color="auto" w:sz="18" w:space="0"/>
-          <w:left w:val="nil"/>
-          <w:bottom w:val="single" w:color="auto" w:sz="18" w:space="0"/>
+          <w:top w:val="single" w:sz="18" w:space="0" w:color="auto"/>
+          <w:left w:val="nil"/>
+          <w:bottom w:val="single" w:sz="18" w:space="0" w:color="auto"/>
           <w:right w:val="nil"/>
           <w:insideH w:val="nil"/>
           <w:insideV w:val="nil"/>
@@ -6161,8 +7495,8 @@
       <w:tblStyleRowBandSize w:val="1"/>
       <w:tblStyleColBandSize w:val="1"/>
       <w:tblBorders>
-        <w:top w:val="single" w:color="auto" w:sz="18" w:space="0"/>
-        <w:bottom w:val="single" w:color="auto" w:sz="18" w:space="0"/>
+        <w:top w:val="single" w:sz="18" w:space="0" w:color="auto"/>
+        <w:bottom w:val="single" w:sz="18" w:space="0" w:color="auto"/>
       </w:tblBorders>
     </w:tblPr>
     <w:tblStylePr w:type="firstRow">
@@ -6177,9 +7511,9 @@
       <w:tblPr/>
       <w:tcPr>
         <w:tcBorders>
-          <w:top w:val="single" w:color="auto" w:sz="18" w:space="0"/>
-          <w:left w:val="nil"/>
-          <w:bottom w:val="single" w:color="auto" w:sz="18" w:space="0"/>
+          <w:top w:val="single" w:sz="18" w:space="0" w:color="auto"/>
+          <w:left w:val="nil"/>
+          <w:bottom w:val="single" w:sz="18" w:space="0" w:color="auto"/>
           <w:right w:val="nil"/>
           <w:insideH w:val="nil"/>
           <w:insideV w:val="nil"/>
@@ -6197,9 +7531,9 @@
       <w:tblPr/>
       <w:tcPr>
         <w:tcBorders>
-          <w:top w:val="double" w:color="auto" w:sz="6" w:space="0"/>
-          <w:left w:val="nil"/>
-          <w:bottom w:val="single" w:color="auto" w:sz="18" w:space="0"/>
+          <w:top w:val="double" w:sz="6" w:space="0" w:color="auto"/>
+          <w:left w:val="nil"/>
+          <w:bottom w:val="single" w:sz="18" w:space="0" w:color="auto"/>
           <w:right w:val="nil"/>
           <w:insideH w:val="nil"/>
           <w:insideV w:val="nil"/>
@@ -6218,7 +7552,7 @@
         <w:tcBorders>
           <w:top w:val="nil"/>
           <w:left w:val="nil"/>
-          <w:bottom w:val="single" w:color="auto" w:sz="18" w:space="0"/>
+          <w:bottom w:val="single" w:sz="18" w:space="0" w:color="auto"/>
           <w:right w:val="nil"/>
           <w:insideH w:val="nil"/>
           <w:insideV w:val="nil"/>
@@ -6265,9 +7599,9 @@
       <w:tblPr/>
       <w:tcPr>
         <w:tcBorders>
-          <w:top w:val="single" w:color="auto" w:sz="18" w:space="0"/>
-          <w:left w:val="nil"/>
-          <w:bottom w:val="single" w:color="auto" w:sz="18" w:space="0"/>
+          <w:top w:val="single" w:sz="18" w:space="0" w:color="auto"/>
+          <w:left w:val="nil"/>
+          <w:bottom w:val="single" w:sz="18" w:space="0" w:color="auto"/>
           <w:right w:val="nil"/>
           <w:insideH w:val="nil"/>
           <w:insideV w:val="nil"/>
@@ -6281,9 +7615,9 @@
       <w:tblPr/>
       <w:tcPr>
         <w:tcBorders>
-          <w:top w:val="single" w:color="auto" w:sz="18" w:space="0"/>
-          <w:left w:val="nil"/>
-          <w:bottom w:val="single" w:color="auto" w:sz="18" w:space="0"/>
+          <w:top w:val="single" w:sz="18" w:space="0" w:color="auto"/>
+          <w:left w:val="nil"/>
+          <w:bottom w:val="single" w:sz="18" w:space="0" w:color="auto"/>
           <w:right w:val="nil"/>
           <w:insideH w:val="nil"/>
           <w:insideV w:val="nil"/>
@@ -6303,8 +7637,8 @@
       <w:tblStyleRowBandSize w:val="1"/>
       <w:tblStyleColBandSize w:val="1"/>
       <w:tblBorders>
-        <w:top w:val="single" w:color="auto" w:sz="18" w:space="0"/>
-        <w:bottom w:val="single" w:color="auto" w:sz="18" w:space="0"/>
+        <w:top w:val="single" w:sz="18" w:space="0" w:color="auto"/>
+        <w:bottom w:val="single" w:sz="18" w:space="0" w:color="auto"/>
       </w:tblBorders>
     </w:tblPr>
     <w:tblStylePr w:type="firstRow">
@@ -6319,9 +7653,9 @@
       <w:tblPr/>
       <w:tcPr>
         <w:tcBorders>
-          <w:top w:val="single" w:color="auto" w:sz="18" w:space="0"/>
-          <w:left w:val="nil"/>
-          <w:bottom w:val="single" w:color="auto" w:sz="18" w:space="0"/>
+          <w:top w:val="single" w:sz="18" w:space="0" w:color="auto"/>
+          <w:left w:val="nil"/>
+          <w:bottom w:val="single" w:sz="18" w:space="0" w:color="auto"/>
           <w:right w:val="nil"/>
           <w:insideH w:val="nil"/>
           <w:insideV w:val="nil"/>
@@ -6339,9 +7673,9 @@
       <w:tblPr/>
       <w:tcPr>
         <w:tcBorders>
-          <w:top w:val="double" w:color="auto" w:sz="6" w:space="0"/>
-          <w:left w:val="nil"/>
-          <w:bottom w:val="single" w:color="auto" w:sz="18" w:space="0"/>
+          <w:top w:val="double" w:sz="6" w:space="0" w:color="auto"/>
+          <w:left w:val="nil"/>
+          <w:bottom w:val="single" w:sz="18" w:space="0" w:color="auto"/>
           <w:right w:val="nil"/>
           <w:insideH w:val="nil"/>
           <w:insideV w:val="nil"/>
@@ -6360,7 +7694,7 @@
         <w:tcBorders>
           <w:top w:val="nil"/>
           <w:left w:val="nil"/>
-          <w:bottom w:val="single" w:color="auto" w:sz="18" w:space="0"/>
+          <w:bottom w:val="single" w:sz="18" w:space="0" w:color="auto"/>
           <w:right w:val="nil"/>
           <w:insideH w:val="nil"/>
           <w:insideV w:val="nil"/>
@@ -6407,9 +7741,9 @@
       <w:tblPr/>
       <w:tcPr>
         <w:tcBorders>
-          <w:top w:val="single" w:color="auto" w:sz="18" w:space="0"/>
-          <w:left w:val="nil"/>
-          <w:bottom w:val="single" w:color="auto" w:sz="18" w:space="0"/>
+          <w:top w:val="single" w:sz="18" w:space="0" w:color="auto"/>
+          <w:left w:val="nil"/>
+          <w:bottom w:val="single" w:sz="18" w:space="0" w:color="auto"/>
           <w:right w:val="nil"/>
           <w:insideH w:val="nil"/>
           <w:insideV w:val="nil"/>
@@ -6423,9 +7757,9 @@
       <w:tblPr/>
       <w:tcPr>
         <w:tcBorders>
-          <w:top w:val="single" w:color="auto" w:sz="18" w:space="0"/>
-          <w:left w:val="nil"/>
-          <w:bottom w:val="single" w:color="auto" w:sz="18" w:space="0"/>
+          <w:top w:val="single" w:sz="18" w:space="0" w:color="auto"/>
+          <w:left w:val="nil"/>
+          <w:bottom w:val="single" w:sz="18" w:space="0" w:color="auto"/>
           <w:right w:val="nil"/>
           <w:insideH w:val="nil"/>
           <w:insideV w:val="nil"/>
@@ -6448,19 +7782,19 @@
       <w:tblStyleRowBandSize w:val="1"/>
       <w:tblStyleColBandSize w:val="1"/>
       <w:tblBorders>
-        <w:top w:val="single" w:color="000000" w:themeColor="text1" w:sz="8" w:space="0"/>
-        <w:bottom w:val="single" w:color="000000" w:themeColor="text1" w:sz="8" w:space="0"/>
+        <w:top w:val="single" w:sz="8" w:space="0" w:color="000000" w:themeColor="text1"/>
+        <w:bottom w:val="single" w:sz="8" w:space="0" w:color="000000" w:themeColor="text1"/>
       </w:tblBorders>
     </w:tblPr>
     <w:tblStylePr w:type="firstRow">
       <w:rPr>
-        <w:rFonts w:asciiTheme="majorHAnsi" w:hAnsiTheme="majorHAnsi" w:eastAsiaTheme="majorEastAsia" w:cstheme="majorBidi"/>
+        <w:rFonts w:asciiTheme="majorHAnsi" w:eastAsiaTheme="majorEastAsia" w:hAnsiTheme="majorHAnsi" w:cstheme="majorBidi"/>
       </w:rPr>
       <w:tblPr/>
       <w:tcPr>
         <w:tcBorders>
           <w:top w:val="nil"/>
-          <w:bottom w:val="single" w:color="000000" w:themeColor="text1" w:sz="8" w:space="0"/>
+          <w:bottom w:val="single" w:sz="8" w:space="0" w:color="000000" w:themeColor="text1"/>
         </w:tcBorders>
       </w:tcPr>
     </w:tblStylePr>
@@ -6473,8 +7807,8 @@
       <w:tblPr/>
       <w:tcPr>
         <w:tcBorders>
-          <w:top w:val="single" w:color="000000" w:themeColor="text1" w:sz="8" w:space="0"/>
-          <w:bottom w:val="single" w:color="000000" w:themeColor="text1" w:sz="8" w:space="0"/>
+          <w:top w:val="single" w:sz="8" w:space="0" w:color="000000" w:themeColor="text1"/>
+          <w:bottom w:val="single" w:sz="8" w:space="0" w:color="000000" w:themeColor="text1"/>
         </w:tcBorders>
       </w:tcPr>
     </w:tblStylePr>
@@ -6492,8 +7826,8 @@
       <w:tblPr/>
       <w:tcPr>
         <w:tcBorders>
-          <w:top w:val="single" w:color="000000" w:themeColor="text1" w:sz="8" w:space="0"/>
-          <w:bottom w:val="single" w:color="000000" w:themeColor="text1" w:sz="8" w:space="0"/>
+          <w:top w:val="single" w:sz="8" w:space="0" w:color="000000" w:themeColor="text1"/>
+          <w:bottom w:val="single" w:sz="8" w:space="0" w:color="000000" w:themeColor="text1"/>
         </w:tcBorders>
       </w:tcPr>
     </w:tblStylePr>
@@ -6525,19 +7859,19 @@
       <w:tblStyleRowBandSize w:val="1"/>
       <w:tblStyleColBandSize w:val="1"/>
       <w:tblBorders>
-        <w:top w:val="single" w:color="4F81BD" w:themeColor="accent1" w:sz="8" w:space="0"/>
-        <w:bottom w:val="single" w:color="4F81BD" w:themeColor="accent1" w:sz="8" w:space="0"/>
+        <w:top w:val="single" w:sz="8" w:space="0" w:color="4F81BD" w:themeColor="accent1"/>
+        <w:bottom w:val="single" w:sz="8" w:space="0" w:color="4F81BD" w:themeColor="accent1"/>
       </w:tblBorders>
     </w:tblPr>
     <w:tblStylePr w:type="firstRow">
       <w:rPr>
-        <w:rFonts w:asciiTheme="majorHAnsi" w:hAnsiTheme="majorHAnsi" w:eastAsiaTheme="majorEastAsia" w:cstheme="majorBidi"/>
+        <w:rFonts w:asciiTheme="majorHAnsi" w:eastAsiaTheme="majorEastAsia" w:hAnsiTheme="majorHAnsi" w:cstheme="majorBidi"/>
       </w:rPr>
       <w:tblPr/>
       <w:tcPr>
         <w:tcBorders>
           <w:top w:val="nil"/>
-          <w:bottom w:val="single" w:color="4F81BD" w:themeColor="accent1" w:sz="8" w:space="0"/>
+          <w:bottom w:val="single" w:sz="8" w:space="0" w:color="4F81BD" w:themeColor="accent1"/>
         </w:tcBorders>
       </w:tcPr>
     </w:tblStylePr>
@@ -6550,8 +7884,8 @@
       <w:tblPr/>
       <w:tcPr>
         <w:tcBorders>
-          <w:top w:val="single" w:color="4F81BD" w:themeColor="accent1" w:sz="8" w:space="0"/>
-          <w:bottom w:val="single" w:color="4F81BD" w:themeColor="accent1" w:sz="8" w:space="0"/>
+          <w:top w:val="single" w:sz="8" w:space="0" w:color="4F81BD" w:themeColor="accent1"/>
+          <w:bottom w:val="single" w:sz="8" w:space="0" w:color="4F81BD" w:themeColor="accent1"/>
         </w:tcBorders>
       </w:tcPr>
     </w:tblStylePr>
@@ -6569,8 +7903,8 @@
       <w:tblPr/>
       <w:tcPr>
         <w:tcBorders>
-          <w:top w:val="single" w:color="4F81BD" w:themeColor="accent1" w:sz="8" w:space="0"/>
-          <w:bottom w:val="single" w:color="4F81BD" w:themeColor="accent1" w:sz="8" w:space="0"/>
+          <w:top w:val="single" w:sz="8" w:space="0" w:color="4F81BD" w:themeColor="accent1"/>
+          <w:bottom w:val="single" w:sz="8" w:space="0" w:color="4F81BD" w:themeColor="accent1"/>
         </w:tcBorders>
       </w:tcPr>
     </w:tblStylePr>
@@ -6602,19 +7936,19 @@
       <w:tblStyleRowBandSize w:val="1"/>
       <w:tblStyleColBandSize w:val="1"/>
       <w:tblBorders>
-        <w:top w:val="single" w:color="C0504D" w:themeColor="accent2" w:sz="8" w:space="0"/>
-        <w:bottom w:val="single" w:color="C0504D" w:themeColor="accent2" w:sz="8" w:space="0"/>
+        <w:top w:val="single" w:sz="8" w:space="0" w:color="C0504D" w:themeColor="accent2"/>
+        <w:bottom w:val="single" w:sz="8" w:space="0" w:color="C0504D" w:themeColor="accent2"/>
       </w:tblBorders>
     </w:tblPr>
     <w:tblStylePr w:type="firstRow">
       <w:rPr>
-        <w:rFonts w:asciiTheme="majorHAnsi" w:hAnsiTheme="majorHAnsi" w:eastAsiaTheme="majorEastAsia" w:cstheme="majorBidi"/>
+        <w:rFonts w:asciiTheme="majorHAnsi" w:eastAsiaTheme="majorEastAsia" w:hAnsiTheme="majorHAnsi" w:cstheme="majorBidi"/>
       </w:rPr>
       <w:tblPr/>
       <w:tcPr>
         <w:tcBorders>
           <w:top w:val="nil"/>
-          <w:bottom w:val="single" w:color="C0504D" w:themeColor="accent2" w:sz="8" w:space="0"/>
+          <w:bottom w:val="single" w:sz="8" w:space="0" w:color="C0504D" w:themeColor="accent2"/>
         </w:tcBorders>
       </w:tcPr>
     </w:tblStylePr>
@@ -6627,8 +7961,8 @@
       <w:tblPr/>
       <w:tcPr>
         <w:tcBorders>
-          <w:top w:val="single" w:color="C0504D" w:themeColor="accent2" w:sz="8" w:space="0"/>
-          <w:bottom w:val="single" w:color="C0504D" w:themeColor="accent2" w:sz="8" w:space="0"/>
+          <w:top w:val="single" w:sz="8" w:space="0" w:color="C0504D" w:themeColor="accent2"/>
+          <w:bottom w:val="single" w:sz="8" w:space="0" w:color="C0504D" w:themeColor="accent2"/>
         </w:tcBorders>
       </w:tcPr>
     </w:tblStylePr>
@@ -6646,8 +7980,8 @@
       <w:tblPr/>
       <w:tcPr>
         <w:tcBorders>
-          <w:top w:val="single" w:color="C0504D" w:themeColor="accent2" w:sz="8" w:space="0"/>
-          <w:bottom w:val="single" w:color="C0504D" w:themeColor="accent2" w:sz="8" w:space="0"/>
+          <w:top w:val="single" w:sz="8" w:space="0" w:color="C0504D" w:themeColor="accent2"/>
+          <w:bottom w:val="single" w:sz="8" w:space="0" w:color="C0504D" w:themeColor="accent2"/>
         </w:tcBorders>
       </w:tcPr>
     </w:tblStylePr>
@@ -6679,19 +8013,19 @@
       <w:tblStyleRowBandSize w:val="1"/>
       <w:tblStyleColBandSize w:val="1"/>
       <w:tblBorders>
-        <w:top w:val="single" w:color="9BBB59" w:themeColor="accent3" w:sz="8" w:space="0"/>
-        <w:bottom w:val="single" w:color="9BBB59" w:themeColor="accent3" w:sz="8" w:space="0"/>
+        <w:top w:val="single" w:sz="8" w:space="0" w:color="9BBB59" w:themeColor="accent3"/>
+        <w:bottom w:val="single" w:sz="8" w:space="0" w:color="9BBB59" w:themeColor="accent3"/>
       </w:tblBorders>
     </w:tblPr>
     <w:tblStylePr w:type="firstRow">
       <w:rPr>
-        <w:rFonts w:asciiTheme="majorHAnsi" w:hAnsiTheme="majorHAnsi" w:eastAsiaTheme="majorEastAsia" w:cstheme="majorBidi"/>
+        <w:rFonts w:asciiTheme="majorHAnsi" w:eastAsiaTheme="majorEastAsia" w:hAnsiTheme="majorHAnsi" w:cstheme="majorBidi"/>
       </w:rPr>
       <w:tblPr/>
       <w:tcPr>
         <w:tcBorders>
           <w:top w:val="nil"/>
-          <w:bottom w:val="single" w:color="9BBB59" w:themeColor="accent3" w:sz="8" w:space="0"/>
+          <w:bottom w:val="single" w:sz="8" w:space="0" w:color="9BBB59" w:themeColor="accent3"/>
         </w:tcBorders>
       </w:tcPr>
     </w:tblStylePr>
@@ -6704,8 +8038,8 @@
       <w:tblPr/>
       <w:tcPr>
         <w:tcBorders>
-          <w:top w:val="single" w:color="9BBB59" w:themeColor="accent3" w:sz="8" w:space="0"/>
-          <w:bottom w:val="single" w:color="9BBB59" w:themeColor="accent3" w:sz="8" w:space="0"/>
+          <w:top w:val="single" w:sz="8" w:space="0" w:color="9BBB59" w:themeColor="accent3"/>
+          <w:bottom w:val="single" w:sz="8" w:space="0" w:color="9BBB59" w:themeColor="accent3"/>
         </w:tcBorders>
       </w:tcPr>
     </w:tblStylePr>
@@ -6723,8 +8057,8 @@
       <w:tblPr/>
       <w:tcPr>
         <w:tcBorders>
-          <w:top w:val="single" w:color="9BBB59" w:themeColor="accent3" w:sz="8" w:space="0"/>
-          <w:bottom w:val="single" w:color="9BBB59" w:themeColor="accent3" w:sz="8" w:space="0"/>
+          <w:top w:val="single" w:sz="8" w:space="0" w:color="9BBB59" w:themeColor="accent3"/>
+          <w:bottom w:val="single" w:sz="8" w:space="0" w:color="9BBB59" w:themeColor="accent3"/>
         </w:tcBorders>
       </w:tcPr>
     </w:tblStylePr>
@@ -6756,19 +8090,19 @@
       <w:tblStyleRowBandSize w:val="1"/>
       <w:tblStyleColBandSize w:val="1"/>
       <w:tblBorders>
-        <w:top w:val="single" w:color="8064A2" w:themeColor="accent4" w:sz="8" w:space="0"/>
-        <w:bottom w:val="single" w:color="8064A2" w:themeColor="accent4" w:sz="8" w:space="0"/>
+        <w:top w:val="single" w:sz="8" w:space="0" w:color="8064A2" w:themeColor="accent4"/>
+        <w:bottom w:val="single" w:sz="8" w:space="0" w:color="8064A2" w:themeColor="accent4"/>
       </w:tblBorders>
     </w:tblPr>
     <w:tblStylePr w:type="firstRow">
       <w:rPr>
-        <w:rFonts w:asciiTheme="majorHAnsi" w:hAnsiTheme="majorHAnsi" w:eastAsiaTheme="majorEastAsia" w:cstheme="majorBidi"/>
+        <w:rFonts w:asciiTheme="majorHAnsi" w:eastAsiaTheme="majorEastAsia" w:hAnsiTheme="majorHAnsi" w:cstheme="majorBidi"/>
       </w:rPr>
       <w:tblPr/>
       <w:tcPr>
         <w:tcBorders>
           <w:top w:val="nil"/>
-          <w:bottom w:val="single" w:color="8064A2" w:themeColor="accent4" w:sz="8" w:space="0"/>
+          <w:bottom w:val="single" w:sz="8" w:space="0" w:color="8064A2" w:themeColor="accent4"/>
         </w:tcBorders>
       </w:tcPr>
     </w:tblStylePr>
@@ -6781,8 +8115,8 @@
       <w:tblPr/>
       <w:tcPr>
         <w:tcBorders>
-          <w:top w:val="single" w:color="8064A2" w:themeColor="accent4" w:sz="8" w:space="0"/>
-          <w:bottom w:val="single" w:color="8064A2" w:themeColor="accent4" w:sz="8" w:space="0"/>
+          <w:top w:val="single" w:sz="8" w:space="0" w:color="8064A2" w:themeColor="accent4"/>
+          <w:bottom w:val="single" w:sz="8" w:space="0" w:color="8064A2" w:themeColor="accent4"/>
         </w:tcBorders>
       </w:tcPr>
     </w:tblStylePr>
@@ -6800,8 +8134,8 @@
       <w:tblPr/>
       <w:tcPr>
         <w:tcBorders>
-          <w:top w:val="single" w:color="8064A2" w:themeColor="accent4" w:sz="8" w:space="0"/>
-          <w:bottom w:val="single" w:color="8064A2" w:themeColor="accent4" w:sz="8" w:space="0"/>
+          <w:top w:val="single" w:sz="8" w:space="0" w:color="8064A2" w:themeColor="accent4"/>
+          <w:bottom w:val="single" w:sz="8" w:space="0" w:color="8064A2" w:themeColor="accent4"/>
         </w:tcBorders>
       </w:tcPr>
     </w:tblStylePr>
@@ -6833,19 +8167,19 @@
       <w:tblStyleRowBandSize w:val="1"/>
       <w:tblStyleColBandSize w:val="1"/>
       <w:tblBorders>
-        <w:top w:val="single" w:color="4BACC6" w:themeColor="accent5" w:sz="8" w:space="0"/>
-        <w:bottom w:val="single" w:color="4BACC6" w:themeColor="accent5" w:sz="8" w:space="0"/>
+        <w:top w:val="single" w:sz="8" w:space="0" w:color="4BACC6" w:themeColor="accent5"/>
+        <w:bottom w:val="single" w:sz="8" w:space="0" w:color="4BACC6" w:themeColor="accent5"/>
       </w:tblBorders>
     </w:tblPr>
     <w:tblStylePr w:type="firstRow">
       <w:rPr>
-        <w:rFonts w:asciiTheme="majorHAnsi" w:hAnsiTheme="majorHAnsi" w:eastAsiaTheme="majorEastAsia" w:cstheme="majorBidi"/>
+        <w:rFonts w:asciiTheme="majorHAnsi" w:eastAsiaTheme="majorEastAsia" w:hAnsiTheme="majorHAnsi" w:cstheme="majorBidi"/>
       </w:rPr>
       <w:tblPr/>
       <w:tcPr>
         <w:tcBorders>
           <w:top w:val="nil"/>
-          <w:bottom w:val="single" w:color="4BACC6" w:themeColor="accent5" w:sz="8" w:space="0"/>
+          <w:bottom w:val="single" w:sz="8" w:space="0" w:color="4BACC6" w:themeColor="accent5"/>
         </w:tcBorders>
       </w:tcPr>
     </w:tblStylePr>
@@ -6858,8 +8192,8 @@
       <w:tblPr/>
       <w:tcPr>
         <w:tcBorders>
-          <w:top w:val="single" w:color="4BACC6" w:themeColor="accent5" w:sz="8" w:space="0"/>
-          <w:bottom w:val="single" w:color="4BACC6" w:themeColor="accent5" w:sz="8" w:space="0"/>
+          <w:top w:val="single" w:sz="8" w:space="0" w:color="4BACC6" w:themeColor="accent5"/>
+          <w:bottom w:val="single" w:sz="8" w:space="0" w:color="4BACC6" w:themeColor="accent5"/>
         </w:tcBorders>
       </w:tcPr>
     </w:tblStylePr>
@@ -6877,8 +8211,8 @@
       <w:tblPr/>
       <w:tcPr>
         <w:tcBorders>
-          <w:top w:val="single" w:color="4BACC6" w:themeColor="accent5" w:sz="8" w:space="0"/>
-          <w:bottom w:val="single" w:color="4BACC6" w:themeColor="accent5" w:sz="8" w:space="0"/>
+          <w:top w:val="single" w:sz="8" w:space="0" w:color="4BACC6" w:themeColor="accent5"/>
+          <w:bottom w:val="single" w:sz="8" w:space="0" w:color="4BACC6" w:themeColor="accent5"/>
         </w:tcBorders>
       </w:tcPr>
     </w:tblStylePr>
@@ -6910,19 +8244,19 @@
       <w:tblStyleRowBandSize w:val="1"/>
       <w:tblStyleColBandSize w:val="1"/>
       <w:tblBorders>
-        <w:top w:val="single" w:color="F79646" w:themeColor="accent6" w:sz="8" w:space="0"/>
-        <w:bottom w:val="single" w:color="F79646" w:themeColor="accent6" w:sz="8" w:space="0"/>
+        <w:top w:val="single" w:sz="8" w:space="0" w:color="F79646" w:themeColor="accent6"/>
+        <w:bottom w:val="single" w:sz="8" w:space="0" w:color="F79646" w:themeColor="accent6"/>
       </w:tblBorders>
     </w:tblPr>
     <w:tblStylePr w:type="firstRow">
       <w:rPr>
-        <w:rFonts w:asciiTheme="majorHAnsi" w:hAnsiTheme="majorHAnsi" w:eastAsiaTheme="majorEastAsia" w:cstheme="majorBidi"/>
+        <w:rFonts w:asciiTheme="majorHAnsi" w:eastAsiaTheme="majorEastAsia" w:hAnsiTheme="majorHAnsi" w:cstheme="majorBidi"/>
       </w:rPr>
       <w:tblPr/>
       <w:tcPr>
         <w:tcBorders>
           <w:top w:val="nil"/>
-          <w:bottom w:val="single" w:color="F79646" w:themeColor="accent6" w:sz="8" w:space="0"/>
+          <w:bottom w:val="single" w:sz="8" w:space="0" w:color="F79646" w:themeColor="accent6"/>
         </w:tcBorders>
       </w:tcPr>
     </w:tblStylePr>
@@ -6935,8 +8269,8 @@
       <w:tblPr/>
       <w:tcPr>
         <w:tcBorders>
-          <w:top w:val="single" w:color="F79646" w:themeColor="accent6" w:sz="8" w:space="0"/>
-          <w:bottom w:val="single" w:color="F79646" w:themeColor="accent6" w:sz="8" w:space="0"/>
+          <w:top w:val="single" w:sz="8" w:space="0" w:color="F79646" w:themeColor="accent6"/>
+          <w:bottom w:val="single" w:sz="8" w:space="0" w:color="F79646" w:themeColor="accent6"/>
         </w:tcBorders>
       </w:tcPr>
     </w:tblStylePr>
@@ -6954,8 +8288,8 @@
       <w:tblPr/>
       <w:tcPr>
         <w:tcBorders>
-          <w:top w:val="single" w:color="F79646" w:themeColor="accent6" w:sz="8" w:space="0"/>
-          <w:bottom w:val="single" w:color="F79646" w:themeColor="accent6" w:sz="8" w:space="0"/>
+          <w:top w:val="single" w:sz="8" w:space="0" w:color="F79646" w:themeColor="accent6"/>
+          <w:bottom w:val="single" w:sz="8" w:space="0" w:color="F79646" w:themeColor="accent6"/>
         </w:tcBorders>
       </w:tcPr>
     </w:tblStylePr>
@@ -6981,17 +8315,17 @@
       <w:spacing w:after="0" w:line="240" w:lineRule="auto"/>
     </w:pPr>
     <w:rPr>
-      <w:rFonts w:asciiTheme="majorHAnsi" w:hAnsiTheme="majorHAnsi" w:eastAsiaTheme="majorEastAsia" w:cstheme="majorBidi"/>
+      <w:rFonts w:asciiTheme="majorHAnsi" w:eastAsiaTheme="majorEastAsia" w:hAnsiTheme="majorHAnsi" w:cstheme="majorBidi"/>
       <w:color w:val="000000" w:themeColor="text1"/>
     </w:rPr>
     <w:tblPr>
       <w:tblStyleRowBandSize w:val="1"/>
       <w:tblStyleColBandSize w:val="1"/>
       <w:tblBorders>
-        <w:top w:val="single" w:color="000000" w:themeColor="text1" w:sz="8" w:space="0"/>
-        <w:left w:val="single" w:color="000000" w:themeColor="text1" w:sz="8" w:space="0"/>
-        <w:bottom w:val="single" w:color="000000" w:themeColor="text1" w:sz="8" w:space="0"/>
-        <w:right w:val="single" w:color="000000" w:themeColor="text1" w:sz="8" w:space="0"/>
+        <w:top w:val="single" w:sz="8" w:space="0" w:color="000000" w:themeColor="text1"/>
+        <w:left w:val="single" w:sz="8" w:space="0" w:color="000000" w:themeColor="text1"/>
+        <w:bottom w:val="single" w:sz="8" w:space="0" w:color="000000" w:themeColor="text1"/>
+        <w:right w:val="single" w:sz="8" w:space="0" w:color="000000" w:themeColor="text1"/>
       </w:tblBorders>
     </w:tblPr>
     <w:tblStylePr w:type="firstRow">
@@ -7004,7 +8338,7 @@
         <w:tcBorders>
           <w:top w:val="nil"/>
           <w:left w:val="nil"/>
-          <w:bottom w:val="single" w:color="000000" w:themeColor="text1" w:sz="24" w:space="0"/>
+          <w:bottom w:val="single" w:sz="24" w:space="0" w:color="000000" w:themeColor="text1"/>
           <w:right w:val="nil"/>
           <w:insideH w:val="nil"/>
           <w:insideV w:val="nil"/>
@@ -7016,7 +8350,7 @@
       <w:tblPr/>
       <w:tcPr>
         <w:tcBorders>
-          <w:top w:val="single" w:color="000000" w:themeColor="text1" w:sz="8" w:space="0"/>
+          <w:top w:val="single" w:sz="8" w:space="0" w:color="000000" w:themeColor="text1"/>
           <w:left w:val="nil"/>
           <w:bottom w:val="nil"/>
           <w:right w:val="nil"/>
@@ -7033,7 +8367,7 @@
           <w:top w:val="nil"/>
           <w:left w:val="nil"/>
           <w:bottom w:val="nil"/>
-          <w:right w:val="single" w:color="000000" w:themeColor="text1" w:sz="8" w:space="0"/>
+          <w:right w:val="single" w:sz="8" w:space="0" w:color="000000" w:themeColor="text1"/>
           <w:insideH w:val="nil"/>
           <w:insideV w:val="nil"/>
         </w:tcBorders>
@@ -7045,7 +8379,7 @@
       <w:tcPr>
         <w:tcBorders>
           <w:top w:val="nil"/>
-          <w:left w:val="single" w:color="000000" w:themeColor="text1" w:sz="8" w:space="0"/>
+          <w:left w:val="single" w:sz="8" w:space="0" w:color="000000" w:themeColor="text1"/>
           <w:bottom w:val="nil"/>
           <w:right w:val="nil"/>
           <w:insideH w:val="nil"/>
@@ -7102,17 +8436,17 @@
       <w:spacing w:after="0" w:line="240" w:lineRule="auto"/>
     </w:pPr>
     <w:rPr>
-      <w:rFonts w:asciiTheme="majorHAnsi" w:hAnsiTheme="majorHAnsi" w:eastAsiaTheme="majorEastAsia" w:cstheme="majorBidi"/>
+      <w:rFonts w:asciiTheme="majorHAnsi" w:eastAsiaTheme="majorEastAsia" w:hAnsiTheme="majorHAnsi" w:cstheme="majorBidi"/>
       <w:color w:val="000000" w:themeColor="text1"/>
     </w:rPr>
     <w:tblPr>
       <w:tblStyleRowBandSize w:val="1"/>
       <w:tblStyleColBandSize w:val="1"/>
       <w:tblBorders>
-        <w:top w:val="single" w:color="4F81BD" w:themeColor="accent1" w:sz="8" w:space="0"/>
-        <w:left w:val="single" w:color="4F81BD" w:themeColor="accent1" w:sz="8" w:space="0"/>
-        <w:bottom w:val="single" w:color="4F81BD" w:themeColor="accent1" w:sz="8" w:space="0"/>
-        <w:right w:val="single" w:color="4F81BD" w:themeColor="accent1" w:sz="8" w:space="0"/>
+        <w:top w:val="single" w:sz="8" w:space="0" w:color="4F81BD" w:themeColor="accent1"/>
+        <w:left w:val="single" w:sz="8" w:space="0" w:color="4F81BD" w:themeColor="accent1"/>
+        <w:bottom w:val="single" w:sz="8" w:space="0" w:color="4F81BD" w:themeColor="accent1"/>
+        <w:right w:val="single" w:sz="8" w:space="0" w:color="4F81BD" w:themeColor="accent1"/>
       </w:tblBorders>
     </w:tblPr>
     <w:tblStylePr w:type="firstRow">
@@ -7125,7 +8459,7 @@
         <w:tcBorders>
           <w:top w:val="nil"/>
           <w:left w:val="nil"/>
-          <w:bottom w:val="single" w:color="4F81BD" w:themeColor="accent1" w:sz="24" w:space="0"/>
+          <w:bottom w:val="single" w:sz="24" w:space="0" w:color="4F81BD" w:themeColor="accent1"/>
           <w:right w:val="nil"/>
           <w:insideH w:val="nil"/>
           <w:insideV w:val="nil"/>
@@ -7137,7 +8471,7 @@
       <w:tblPr/>
       <w:tcPr>
         <w:tcBorders>
-          <w:top w:val="single" w:color="4F81BD" w:themeColor="accent1" w:sz="8" w:space="0"/>
+          <w:top w:val="single" w:sz="8" w:space="0" w:color="4F81BD" w:themeColor="accent1"/>
           <w:left w:val="nil"/>
           <w:bottom w:val="nil"/>
           <w:right w:val="nil"/>
@@ -7154,7 +8488,7 @@
           <w:top w:val="nil"/>
           <w:left w:val="nil"/>
           <w:bottom w:val="nil"/>
-          <w:right w:val="single" w:color="4F81BD" w:themeColor="accent1" w:sz="8" w:space="0"/>
+          <w:right w:val="single" w:sz="8" w:space="0" w:color="4F81BD" w:themeColor="accent1"/>
           <w:insideH w:val="nil"/>
           <w:insideV w:val="nil"/>
         </w:tcBorders>
@@ -7166,7 +8500,7 @@
       <w:tcPr>
         <w:tcBorders>
           <w:top w:val="nil"/>
-          <w:left w:val="single" w:color="4F81BD" w:themeColor="accent1" w:sz="8" w:space="0"/>
+          <w:left w:val="single" w:sz="8" w:space="0" w:color="4F81BD" w:themeColor="accent1"/>
           <w:bottom w:val="nil"/>
           <w:right w:val="nil"/>
           <w:insideH w:val="nil"/>
@@ -7223,17 +8557,17 @@
       <w:spacing w:after="0" w:line="240" w:lineRule="auto"/>
     </w:pPr>
     <w:rPr>
-      <w:rFonts w:asciiTheme="majorHAnsi" w:hAnsiTheme="majorHAnsi" w:eastAsiaTheme="majorEastAsia" w:cstheme="majorBidi"/>
+      <w:rFonts w:asciiTheme="majorHAnsi" w:eastAsiaTheme="majorEastAsia" w:hAnsiTheme="majorHAnsi" w:cstheme="majorBidi"/>
       <w:color w:val="000000" w:themeColor="text1"/>
     </w:rPr>
     <w:tblPr>
       <w:tblStyleRowBandSize w:val="1"/>
       <w:tblStyleColBandSize w:val="1"/>
       <w:tblBorders>
-        <w:top w:val="single" w:color="C0504D" w:themeColor="accent2" w:sz="8" w:space="0"/>
-        <w:left w:val="single" w:color="C0504D" w:themeColor="accent2" w:sz="8" w:space="0"/>
-        <w:bottom w:val="single" w:color="C0504D" w:themeColor="accent2" w:sz="8" w:space="0"/>
-        <w:right w:val="single" w:color="C0504D" w:themeColor="accent2" w:sz="8" w:space="0"/>
+        <w:top w:val="single" w:sz="8" w:space="0" w:color="C0504D" w:themeColor="accent2"/>
+        <w:left w:val="single" w:sz="8" w:space="0" w:color="C0504D" w:themeColor="accent2"/>
+        <w:bottom w:val="single" w:sz="8" w:space="0" w:color="C0504D" w:themeColor="accent2"/>
+        <w:right w:val="single" w:sz="8" w:space="0" w:color="C0504D" w:themeColor="accent2"/>
       </w:tblBorders>
     </w:tblPr>
     <w:tblStylePr w:type="firstRow">
@@ -7246,7 +8580,7 @@
         <w:tcBorders>
           <w:top w:val="nil"/>
           <w:left w:val="nil"/>
-          <w:bottom w:val="single" w:color="C0504D" w:themeColor="accent2" w:sz="24" w:space="0"/>
+          <w:bottom w:val="single" w:sz="24" w:space="0" w:color="C0504D" w:themeColor="accent2"/>
           <w:right w:val="nil"/>
           <w:insideH w:val="nil"/>
           <w:insideV w:val="nil"/>
@@ -7258,7 +8592,7 @@
       <w:tblPr/>
       <w:tcPr>
         <w:tcBorders>
-          <w:top w:val="single" w:color="C0504D" w:themeColor="accent2" w:sz="8" w:space="0"/>
+          <w:top w:val="single" w:sz="8" w:space="0" w:color="C0504D" w:themeColor="accent2"/>
           <w:left w:val="nil"/>
           <w:bottom w:val="nil"/>
           <w:right w:val="nil"/>
@@ -7275,7 +8609,7 @@
           <w:top w:val="nil"/>
           <w:left w:val="nil"/>
           <w:bottom w:val="nil"/>
-          <w:right w:val="single" w:color="C0504D" w:themeColor="accent2" w:sz="8" w:space="0"/>
+          <w:right w:val="single" w:sz="8" w:space="0" w:color="C0504D" w:themeColor="accent2"/>
           <w:insideH w:val="nil"/>
           <w:insideV w:val="nil"/>
         </w:tcBorders>
@@ -7287,7 +8621,7 @@
       <w:tcPr>
         <w:tcBorders>
           <w:top w:val="nil"/>
-          <w:left w:val="single" w:color="C0504D" w:themeColor="accent2" w:sz="8" w:space="0"/>
+          <w:left w:val="single" w:sz="8" w:space="0" w:color="C0504D" w:themeColor="accent2"/>
           <w:bottom w:val="nil"/>
           <w:right w:val="nil"/>
           <w:insideH w:val="nil"/>
@@ -7344,17 +8678,17 @@
       <w:spacing w:after="0" w:line="240" w:lineRule="auto"/>
     </w:pPr>
     <w:rPr>
-      <w:rFonts w:asciiTheme="majorHAnsi" w:hAnsiTheme="majorHAnsi" w:eastAsiaTheme="majorEastAsia" w:cstheme="majorBidi"/>
+      <w:rFonts w:asciiTheme="majorHAnsi" w:eastAsiaTheme="majorEastAsia" w:hAnsiTheme="majorHAnsi" w:cstheme="majorBidi"/>
       <w:color w:val="000000" w:themeColor="text1"/>
     </w:rPr>
     <w:tblPr>
       <w:tblStyleRowBandSize w:val="1"/>
       <w:tblStyleColBandSize w:val="1"/>
       <w:tblBorders>
-        <w:top w:val="single" w:color="9BBB59" w:themeColor="accent3" w:sz="8" w:space="0"/>
-        <w:left w:val="single" w:color="9BBB59" w:themeColor="accent3" w:sz="8" w:space="0"/>
-        <w:bottom w:val="single" w:color="9BBB59" w:themeColor="accent3" w:sz="8" w:space="0"/>
-        <w:right w:val="single" w:color="9BBB59" w:themeColor="accent3" w:sz="8" w:space="0"/>
+        <w:top w:val="single" w:sz="8" w:space="0" w:color="9BBB59" w:themeColor="accent3"/>
+        <w:left w:val="single" w:sz="8" w:space="0" w:color="9BBB59" w:themeColor="accent3"/>
+        <w:bottom w:val="single" w:sz="8" w:space="0" w:color="9BBB59" w:themeColor="accent3"/>
+        <w:right w:val="single" w:sz="8" w:space="0" w:color="9BBB59" w:themeColor="accent3"/>
       </w:tblBorders>
     </w:tblPr>
     <w:tblStylePr w:type="firstRow">
@@ -7367,7 +8701,7 @@
         <w:tcBorders>
           <w:top w:val="nil"/>
           <w:left w:val="nil"/>
-          <w:bottom w:val="single" w:color="9BBB59" w:themeColor="accent3" w:sz="24" w:space="0"/>
+          <w:bottom w:val="single" w:sz="24" w:space="0" w:color="9BBB59" w:themeColor="accent3"/>
           <w:right w:val="nil"/>
           <w:insideH w:val="nil"/>
           <w:insideV w:val="nil"/>
@@ -7379,7 +8713,7 @@
       <w:tblPr/>
       <w:tcPr>
         <w:tcBorders>
-          <w:top w:val="single" w:color="9BBB59" w:themeColor="accent3" w:sz="8" w:space="0"/>
+          <w:top w:val="single" w:sz="8" w:space="0" w:color="9BBB59" w:themeColor="accent3"/>
           <w:left w:val="nil"/>
           <w:bottom w:val="nil"/>
           <w:right w:val="nil"/>
@@ -7396,7 +8730,7 @@
           <w:top w:val="nil"/>
           <w:left w:val="nil"/>
           <w:bottom w:val="nil"/>
-          <w:right w:val="single" w:color="9BBB59" w:themeColor="accent3" w:sz="8" w:space="0"/>
+          <w:right w:val="single" w:sz="8" w:space="0" w:color="9BBB59" w:themeColor="accent3"/>
           <w:insideH w:val="nil"/>
           <w:insideV w:val="nil"/>
         </w:tcBorders>
@@ -7408,7 +8742,7 @@
       <w:tcPr>
         <w:tcBorders>
           <w:top w:val="nil"/>
-          <w:left w:val="single" w:color="9BBB59" w:themeColor="accent3" w:sz="8" w:space="0"/>
+          <w:left w:val="single" w:sz="8" w:space="0" w:color="9BBB59" w:themeColor="accent3"/>
           <w:bottom w:val="nil"/>
           <w:right w:val="nil"/>
           <w:insideH w:val="nil"/>
@@ -7465,17 +8799,17 @@
       <w:spacing w:after="0" w:line="240" w:lineRule="auto"/>
     </w:pPr>
     <w:rPr>
-      <w:rFonts w:asciiTheme="majorHAnsi" w:hAnsiTheme="majorHAnsi" w:eastAsiaTheme="majorEastAsia" w:cstheme="majorBidi"/>
+      <w:rFonts w:asciiTheme="majorHAnsi" w:eastAsiaTheme="majorEastAsia" w:hAnsiTheme="majorHAnsi" w:cstheme="majorBidi"/>
       <w:color w:val="000000" w:themeColor="text1"/>
     </w:rPr>
     <w:tblPr>
       <w:tblStyleRowBandSize w:val="1"/>
       <w:tblStyleColBandSize w:val="1"/>
       <w:tblBorders>
-        <w:top w:val="single" w:color="8064A2" w:themeColor="accent4" w:sz="8" w:space="0"/>
-        <w:left w:val="single" w:color="8064A2" w:themeColor="accent4" w:sz="8" w:space="0"/>
-        <w:bottom w:val="single" w:color="8064A2" w:themeColor="accent4" w:sz="8" w:space="0"/>
-        <w:right w:val="single" w:color="8064A2" w:themeColor="accent4" w:sz="8" w:space="0"/>
+        <w:top w:val="single" w:sz="8" w:space="0" w:color="8064A2" w:themeColor="accent4"/>
+        <w:left w:val="single" w:sz="8" w:space="0" w:color="8064A2" w:themeColor="accent4"/>
+        <w:bottom w:val="single" w:sz="8" w:space="0" w:color="8064A2" w:themeColor="accent4"/>
+        <w:right w:val="single" w:sz="8" w:space="0" w:color="8064A2" w:themeColor="accent4"/>
       </w:tblBorders>
     </w:tblPr>
     <w:tblStylePr w:type="firstRow">
@@ -7488,7 +8822,7 @@
         <w:tcBorders>
           <w:top w:val="nil"/>
           <w:left w:val="nil"/>
-          <w:bottom w:val="single" w:color="8064A2" w:themeColor="accent4" w:sz="24" w:space="0"/>
+          <w:bottom w:val="single" w:sz="24" w:space="0" w:color="8064A2" w:themeColor="accent4"/>
           <w:right w:val="nil"/>
           <w:insideH w:val="nil"/>
           <w:insideV w:val="nil"/>
@@ -7500,7 +8834,7 @@
       <w:tblPr/>
       <w:tcPr>
         <w:tcBorders>
-          <w:top w:val="single" w:color="8064A2" w:themeColor="accent4" w:sz="8" w:space="0"/>
+          <w:top w:val="single" w:sz="8" w:space="0" w:color="8064A2" w:themeColor="accent4"/>
           <w:left w:val="nil"/>
           <w:bottom w:val="nil"/>
           <w:right w:val="nil"/>
@@ -7517,7 +8851,7 @@
           <w:top w:val="nil"/>
           <w:left w:val="nil"/>
           <w:bottom w:val="nil"/>
-          <w:right w:val="single" w:color="8064A2" w:themeColor="accent4" w:sz="8" w:space="0"/>
+          <w:right w:val="single" w:sz="8" w:space="0" w:color="8064A2" w:themeColor="accent4"/>
           <w:insideH w:val="nil"/>
           <w:insideV w:val="nil"/>
         </w:tcBorders>
@@ -7529,7 +8863,7 @@
       <w:tcPr>
         <w:tcBorders>
           <w:top w:val="nil"/>
-          <w:left w:val="single" w:color="8064A2" w:themeColor="accent4" w:sz="8" w:space="0"/>
+          <w:left w:val="single" w:sz="8" w:space="0" w:color="8064A2" w:themeColor="accent4"/>
           <w:bottom w:val="nil"/>
           <w:right w:val="nil"/>
           <w:insideH w:val="nil"/>
@@ -7586,17 +8920,17 @@
       <w:spacing w:after="0" w:line="240" w:lineRule="auto"/>
     </w:pPr>
     <w:rPr>
-      <w:rFonts w:asciiTheme="majorHAnsi" w:hAnsiTheme="majorHAnsi" w:eastAsiaTheme="majorEastAsia" w:cstheme="majorBidi"/>
+      <w:rFonts w:asciiTheme="majorHAnsi" w:eastAsiaTheme="majorEastAsia" w:hAnsiTheme="majorHAnsi" w:cstheme="majorBidi"/>
       <w:color w:val="000000" w:themeColor="text1"/>
     </w:rPr>
     <w:tblPr>
       <w:tblStyleRowBandSize w:val="1"/>
       <w:tblStyleColBandSize w:val="1"/>
       <w:tblBorders>
-        <w:top w:val="single" w:color="4BACC6" w:themeColor="accent5" w:sz="8" w:space="0"/>
-        <w:left w:val="single" w:color="4BACC6" w:themeColor="accent5" w:sz="8" w:space="0"/>
-        <w:bottom w:val="single" w:color="4BACC6" w:themeColor="accent5" w:sz="8" w:space="0"/>
-        <w:right w:val="single" w:color="4BACC6" w:themeColor="accent5" w:sz="8" w:space="0"/>
+        <w:top w:val="single" w:sz="8" w:space="0" w:color="4BACC6" w:themeColor="accent5"/>
+        <w:left w:val="single" w:sz="8" w:space="0" w:color="4BACC6" w:themeColor="accent5"/>
+        <w:bottom w:val="single" w:sz="8" w:space="0" w:color="4BACC6" w:themeColor="accent5"/>
+        <w:right w:val="single" w:sz="8" w:space="0" w:color="4BACC6" w:themeColor="accent5"/>
       </w:tblBorders>
     </w:tblPr>
     <w:tblStylePr w:type="firstRow">
@@ -7609,7 +8943,7 @@
         <w:tcBorders>
           <w:top w:val="nil"/>
           <w:left w:val="nil"/>
-          <w:bottom w:val="single" w:color="4BACC6" w:themeColor="accent5" w:sz="24" w:space="0"/>
+          <w:bottom w:val="single" w:sz="24" w:space="0" w:color="4BACC6" w:themeColor="accent5"/>
           <w:right w:val="nil"/>
           <w:insideH w:val="nil"/>
           <w:insideV w:val="nil"/>
@@ -7621,7 +8955,7 @@
       <w:tblPr/>
       <w:tcPr>
         <w:tcBorders>
-          <w:top w:val="single" w:color="4BACC6" w:themeColor="accent5" w:sz="8" w:space="0"/>
+          <w:top w:val="single" w:sz="8" w:space="0" w:color="4BACC6" w:themeColor="accent5"/>
           <w:left w:val="nil"/>
           <w:bottom w:val="nil"/>
           <w:right w:val="nil"/>
@@ -7638,7 +8972,7 @@
           <w:top w:val="nil"/>
           <w:left w:val="nil"/>
           <w:bottom w:val="nil"/>
-          <w:right w:val="single" w:color="4BACC6" w:themeColor="accent5" w:sz="8" w:space="0"/>
+          <w:right w:val="single" w:sz="8" w:space="0" w:color="4BACC6" w:themeColor="accent5"/>
           <w:insideH w:val="nil"/>
           <w:insideV w:val="nil"/>
         </w:tcBorders>
@@ -7650,7 +8984,7 @@
       <w:tcPr>
         <w:tcBorders>
           <w:top w:val="nil"/>
-          <w:left w:val="single" w:color="4BACC6" w:themeColor="accent5" w:sz="8" w:space="0"/>
+          <w:left w:val="single" w:sz="8" w:space="0" w:color="4BACC6" w:themeColor="accent5"/>
           <w:bottom w:val="nil"/>
           <w:right w:val="nil"/>
           <w:insideH w:val="nil"/>
@@ -7707,17 +9041,17 @@
       <w:spacing w:after="0" w:line="240" w:lineRule="auto"/>
     </w:pPr>
     <w:rPr>
-      <w:rFonts w:asciiTheme="majorHAnsi" w:hAnsiTheme="majorHAnsi" w:eastAsiaTheme="majorEastAsia" w:cstheme="majorBidi"/>
+      <w:rFonts w:asciiTheme="majorHAnsi" w:eastAsiaTheme="majorEastAsia" w:hAnsiTheme="majorHAnsi" w:cstheme="majorBidi"/>
       <w:color w:val="000000" w:themeColor="text1"/>
     </w:rPr>
     <w:tblPr>
       <w:tblStyleRowBandSize w:val="1"/>
       <w:tblStyleColBandSize w:val="1"/>
       <w:tblBorders>
-        <w:top w:val="single" w:color="F79646" w:themeColor="accent6" w:sz="8" w:space="0"/>
-        <w:left w:val="single" w:color="F79646" w:themeColor="accent6" w:sz="8" w:space="0"/>
-        <w:bottom w:val="single" w:color="F79646" w:themeColor="accent6" w:sz="8" w:space="0"/>
-        <w:right w:val="single" w:color="F79646" w:themeColor="accent6" w:sz="8" w:space="0"/>
+        <w:top w:val="single" w:sz="8" w:space="0" w:color="F79646" w:themeColor="accent6"/>
+        <w:left w:val="single" w:sz="8" w:space="0" w:color="F79646" w:themeColor="accent6"/>
+        <w:bottom w:val="single" w:sz="8" w:space="0" w:color="F79646" w:themeColor="accent6"/>
+        <w:right w:val="single" w:sz="8" w:space="0" w:color="F79646" w:themeColor="accent6"/>
       </w:tblBorders>
     </w:tblPr>
     <w:tblStylePr w:type="firstRow">
@@ -7730,7 +9064,7 @@
         <w:tcBorders>
           <w:top w:val="nil"/>
           <w:left w:val="nil"/>
-          <w:bottom w:val="single" w:color="F79646" w:themeColor="accent6" w:sz="24" w:space="0"/>
+          <w:bottom w:val="single" w:sz="24" w:space="0" w:color="F79646" w:themeColor="accent6"/>
           <w:right w:val="nil"/>
           <w:insideH w:val="nil"/>
           <w:insideV w:val="nil"/>
@@ -7742,7 +9076,7 @@
       <w:tblPr/>
       <w:tcPr>
         <w:tcBorders>
-          <w:top w:val="single" w:color="F79646" w:themeColor="accent6" w:sz="8" w:space="0"/>
+          <w:top w:val="single" w:sz="8" w:space="0" w:color="F79646" w:themeColor="accent6"/>
           <w:left w:val="nil"/>
           <w:bottom w:val="nil"/>
           <w:right w:val="nil"/>
@@ -7759,7 +9093,7 @@
           <w:top w:val="nil"/>
           <w:left w:val="nil"/>
           <w:bottom w:val="nil"/>
-          <w:right w:val="single" w:color="F79646" w:themeColor="accent6" w:sz="8" w:space="0"/>
+          <w:right w:val="single" w:sz="8" w:space="0" w:color="F79646" w:themeColor="accent6"/>
           <w:insideH w:val="nil"/>
           <w:insideV w:val="nil"/>
         </w:tcBorders>
@@ -7771,7 +9105,7 @@
       <w:tcPr>
         <w:tcBorders>
           <w:top w:val="nil"/>
-          <w:left w:val="single" w:color="F79646" w:themeColor="accent6" w:sz="8" w:space="0"/>
+          <w:left w:val="single" w:sz="8" w:space="0" w:color="F79646" w:themeColor="accent6"/>
           <w:bottom w:val="nil"/>
           <w:right w:val="nil"/>
           <w:insideH w:val="nil"/>
@@ -7831,12 +9165,12 @@
       <w:tblStyleRowBandSize w:val="1"/>
       <w:tblStyleColBandSize w:val="1"/>
       <w:tblBorders>
-        <w:top w:val="single" w:color="404040" w:themeColor="text1" w:themeTint="BF" w:sz="8" w:space="0"/>
-        <w:left w:val="single" w:color="404040" w:themeColor="text1" w:themeTint="BF" w:sz="8" w:space="0"/>
-        <w:bottom w:val="single" w:color="404040" w:themeColor="text1" w:themeTint="BF" w:sz="8" w:space="0"/>
-        <w:right w:val="single" w:color="404040" w:themeColor="text1" w:themeTint="BF" w:sz="8" w:space="0"/>
-        <w:insideH w:val="single" w:color="404040" w:themeColor="text1" w:themeTint="BF" w:sz="8" w:space="0"/>
-        <w:insideV w:val="single" w:color="404040" w:themeColor="text1" w:themeTint="BF" w:sz="8" w:space="0"/>
+        <w:top w:val="single" w:sz="8" w:space="0" w:color="404040" w:themeColor="text1" w:themeTint="BF"/>
+        <w:left w:val="single" w:sz="8" w:space="0" w:color="404040" w:themeColor="text1" w:themeTint="BF"/>
+        <w:bottom w:val="single" w:sz="8" w:space="0" w:color="404040" w:themeColor="text1" w:themeTint="BF"/>
+        <w:right w:val="single" w:sz="8" w:space="0" w:color="404040" w:themeColor="text1" w:themeTint="BF"/>
+        <w:insideH w:val="single" w:sz="8" w:space="0" w:color="404040" w:themeColor="text1" w:themeTint="BF"/>
+        <w:insideV w:val="single" w:sz="8" w:space="0" w:color="404040" w:themeColor="text1" w:themeTint="BF"/>
       </w:tblBorders>
     </w:tblPr>
     <w:tcPr>
@@ -7856,7 +9190,7 @@
       <w:tblPr/>
       <w:tcPr>
         <w:tcBorders>
-          <w:top w:val="single" w:color="404040" w:themeColor="text1" w:themeTint="BF" w:sz="18" w:space="0"/>
+          <w:top w:val="single" w:sz="18" w:space="0" w:color="404040" w:themeColor="text1" w:themeTint="BF"/>
         </w:tcBorders>
       </w:tcPr>
     </w:tblStylePr>
@@ -7897,12 +9231,12 @@
       <w:tblStyleRowBandSize w:val="1"/>
       <w:tblStyleColBandSize w:val="1"/>
       <w:tblBorders>
-        <w:top w:val="single" w:color="7BA0CD" w:themeColor="accent1" w:themeTint="BF" w:sz="8" w:space="0"/>
-        <w:left w:val="single" w:color="7BA0CD" w:themeColor="accent1" w:themeTint="BF" w:sz="8" w:space="0"/>
-        <w:bottom w:val="single" w:color="7BA0CD" w:themeColor="accent1" w:themeTint="BF" w:sz="8" w:space="0"/>
-        <w:right w:val="single" w:color="7BA0CD" w:themeColor="accent1" w:themeTint="BF" w:sz="8" w:space="0"/>
-        <w:insideH w:val="single" w:color="7BA0CD" w:themeColor="accent1" w:themeTint="BF" w:sz="8" w:space="0"/>
-        <w:insideV w:val="single" w:color="7BA0CD" w:themeColor="accent1" w:themeTint="BF" w:sz="8" w:space="0"/>
+        <w:top w:val="single" w:sz="8" w:space="0" w:color="7BA0CD" w:themeColor="accent1" w:themeTint="BF"/>
+        <w:left w:val="single" w:sz="8" w:space="0" w:color="7BA0CD" w:themeColor="accent1" w:themeTint="BF"/>
+        <w:bottom w:val="single" w:sz="8" w:space="0" w:color="7BA0CD" w:themeColor="accent1" w:themeTint="BF"/>
+        <w:right w:val="single" w:sz="8" w:space="0" w:color="7BA0CD" w:themeColor="accent1" w:themeTint="BF"/>
+        <w:insideH w:val="single" w:sz="8" w:space="0" w:color="7BA0CD" w:themeColor="accent1" w:themeTint="BF"/>
+        <w:insideV w:val="single" w:sz="8" w:space="0" w:color="7BA0CD" w:themeColor="accent1" w:themeTint="BF"/>
       </w:tblBorders>
     </w:tblPr>
     <w:tcPr>
@@ -7922,7 +9256,7 @@
       <w:tblPr/>
       <w:tcPr>
         <w:tcBorders>
-          <w:top w:val="single" w:color="7BA0CD" w:themeColor="accent1" w:themeTint="BF" w:sz="18" w:space="0"/>
+          <w:top w:val="single" w:sz="18" w:space="0" w:color="7BA0CD" w:themeColor="accent1" w:themeTint="BF"/>
         </w:tcBorders>
       </w:tcPr>
     </w:tblStylePr>
@@ -7963,12 +9297,12 @@
       <w:tblStyleRowBandSize w:val="1"/>
       <w:tblStyleColBandSize w:val="1"/>
       <w:tblBorders>
-        <w:top w:val="single" w:color="CF7B79" w:themeColor="accent2" w:themeTint="BF" w:sz="8" w:space="0"/>
-        <w:left w:val="single" w:color="CF7B79" w:themeColor="accent2" w:themeTint="BF" w:sz="8" w:space="0"/>
-        <w:bottom w:val="single" w:color="CF7B79" w:themeColor="accent2" w:themeTint="BF" w:sz="8" w:space="0"/>
-        <w:right w:val="single" w:color="CF7B79" w:themeColor="accent2" w:themeTint="BF" w:sz="8" w:space="0"/>
-        <w:insideH w:val="single" w:color="CF7B79" w:themeColor="accent2" w:themeTint="BF" w:sz="8" w:space="0"/>
-        <w:insideV w:val="single" w:color="CF7B79" w:themeColor="accent2" w:themeTint="BF" w:sz="8" w:space="0"/>
+        <w:top w:val="single" w:sz="8" w:space="0" w:color="CF7B79" w:themeColor="accent2" w:themeTint="BF"/>
+        <w:left w:val="single" w:sz="8" w:space="0" w:color="CF7B79" w:themeColor="accent2" w:themeTint="BF"/>
+        <w:bottom w:val="single" w:sz="8" w:space="0" w:color="CF7B79" w:themeColor="accent2" w:themeTint="BF"/>
+        <w:right w:val="single" w:sz="8" w:space="0" w:color="CF7B79" w:themeColor="accent2" w:themeTint="BF"/>
+        <w:insideH w:val="single" w:sz="8" w:space="0" w:color="CF7B79" w:themeColor="accent2" w:themeTint="BF"/>
+        <w:insideV w:val="single" w:sz="8" w:space="0" w:color="CF7B79" w:themeColor="accent2" w:themeTint="BF"/>
       </w:tblBorders>
     </w:tblPr>
     <w:tcPr>
@@ -7988,7 +9322,7 @@
       <w:tblPr/>
       <w:tcPr>
         <w:tcBorders>
-          <w:top w:val="single" w:color="CF7B79" w:themeColor="accent2" w:themeTint="BF" w:sz="18" w:space="0"/>
+          <w:top w:val="single" w:sz="18" w:space="0" w:color="CF7B79" w:themeColor="accent2" w:themeTint="BF"/>
         </w:tcBorders>
       </w:tcPr>
     </w:tblStylePr>
@@ -8029,12 +9363,12 @@
       <w:tblStyleRowBandSize w:val="1"/>
       <w:tblStyleColBandSize w:val="1"/>
       <w:tblBorders>
-        <w:top w:val="single" w:color="B3CC82" w:themeColor="accent3" w:themeTint="BF" w:sz="8" w:space="0"/>
-        <w:left w:val="single" w:color="B3CC82" w:themeColor="accent3" w:themeTint="BF" w:sz="8" w:space="0"/>
-        <w:bottom w:val="single" w:color="B3CC82" w:themeColor="accent3" w:themeTint="BF" w:sz="8" w:space="0"/>
-        <w:right w:val="single" w:color="B3CC82" w:themeColor="accent3" w:themeTint="BF" w:sz="8" w:space="0"/>
-        <w:insideH w:val="single" w:color="B3CC82" w:themeColor="accent3" w:themeTint="BF" w:sz="8" w:space="0"/>
-        <w:insideV w:val="single" w:color="B3CC82" w:themeColor="accent3" w:themeTint="BF" w:sz="8" w:space="0"/>
+        <w:top w:val="single" w:sz="8" w:space="0" w:color="B3CC82" w:themeColor="accent3" w:themeTint="BF"/>
+        <w:left w:val="single" w:sz="8" w:space="0" w:color="B3CC82" w:themeColor="accent3" w:themeTint="BF"/>
+        <w:bottom w:val="single" w:sz="8" w:space="0" w:color="B3CC82" w:themeColor="accent3" w:themeTint="BF"/>
+        <w:right w:val="single" w:sz="8" w:space="0" w:color="B3CC82" w:themeColor="accent3" w:themeTint="BF"/>
+        <w:insideH w:val="single" w:sz="8" w:space="0" w:color="B3CC82" w:themeColor="accent3" w:themeTint="BF"/>
+        <w:insideV w:val="single" w:sz="8" w:space="0" w:color="B3CC82" w:themeColor="accent3" w:themeTint="BF"/>
       </w:tblBorders>
     </w:tblPr>
     <w:tcPr>
@@ -8054,7 +9388,7 @@
       <w:tblPr/>
       <w:tcPr>
         <w:tcBorders>
-          <w:top w:val="single" w:color="B3CC82" w:themeColor="accent3" w:themeTint="BF" w:sz="18" w:space="0"/>
+          <w:top w:val="single" w:sz="18" w:space="0" w:color="B3CC82" w:themeColor="accent3" w:themeTint="BF"/>
         </w:tcBorders>
       </w:tcPr>
     </w:tblStylePr>
@@ -8095,12 +9429,12 @@
       <w:tblStyleRowBandSize w:val="1"/>
       <w:tblStyleColBandSize w:val="1"/>
       <w:tblBorders>
-        <w:top w:val="single" w:color="9F8AB9" w:themeColor="accent4" w:themeTint="BF" w:sz="8" w:space="0"/>
-        <w:left w:val="single" w:color="9F8AB9" w:themeColor="accent4" w:themeTint="BF" w:sz="8" w:space="0"/>
-        <w:bottom w:val="single" w:color="9F8AB9" w:themeColor="accent4" w:themeTint="BF" w:sz="8" w:space="0"/>
-        <w:right w:val="single" w:color="9F8AB9" w:themeColor="accent4" w:themeTint="BF" w:sz="8" w:space="0"/>
-        <w:insideH w:val="single" w:color="9F8AB9" w:themeColor="accent4" w:themeTint="BF" w:sz="8" w:space="0"/>
-        <w:insideV w:val="single" w:color="9F8AB9" w:themeColor="accent4" w:themeTint="BF" w:sz="8" w:space="0"/>
+        <w:top w:val="single" w:sz="8" w:space="0" w:color="9F8AB9" w:themeColor="accent4" w:themeTint="BF"/>
+        <w:left w:val="single" w:sz="8" w:space="0" w:color="9F8AB9" w:themeColor="accent4" w:themeTint="BF"/>
+        <w:bottom w:val="single" w:sz="8" w:space="0" w:color="9F8AB9" w:themeColor="accent4" w:themeTint="BF"/>
+        <w:right w:val="single" w:sz="8" w:space="0" w:color="9F8AB9" w:themeColor="accent4" w:themeTint="BF"/>
+        <w:insideH w:val="single" w:sz="8" w:space="0" w:color="9F8AB9" w:themeColor="accent4" w:themeTint="BF"/>
+        <w:insideV w:val="single" w:sz="8" w:space="0" w:color="9F8AB9" w:themeColor="accent4" w:themeTint="BF"/>
       </w:tblBorders>
     </w:tblPr>
     <w:tcPr>
@@ -8120,7 +9454,7 @@
       <w:tblPr/>
       <w:tcPr>
         <w:tcBorders>
-          <w:top w:val="single" w:color="9F8AB9" w:themeColor="accent4" w:themeTint="BF" w:sz="18" w:space="0"/>
+          <w:top w:val="single" w:sz="18" w:space="0" w:color="9F8AB9" w:themeColor="accent4" w:themeTint="BF"/>
         </w:tcBorders>
       </w:tcPr>
     </w:tblStylePr>
@@ -8161,12 +9495,12 @@
       <w:tblStyleRowBandSize w:val="1"/>
       <w:tblStyleColBandSize w:val="1"/>
       <w:tblBorders>
-        <w:top w:val="single" w:color="78C0D4" w:themeColor="accent5" w:themeTint="BF" w:sz="8" w:space="0"/>
-        <w:left w:val="single" w:color="78C0D4" w:themeColor="accent5" w:themeTint="BF" w:sz="8" w:space="0"/>
-        <w:bottom w:val="single" w:color="78C0D4" w:themeColor="accent5" w:themeTint="BF" w:sz="8" w:space="0"/>
-        <w:right w:val="single" w:color="78C0D4" w:themeColor="accent5" w:themeTint="BF" w:sz="8" w:space="0"/>
-        <w:insideH w:val="single" w:color="78C0D4" w:themeColor="accent5" w:themeTint="BF" w:sz="8" w:space="0"/>
-        <w:insideV w:val="single" w:color="78C0D4" w:themeColor="accent5" w:themeTint="BF" w:sz="8" w:space="0"/>
+        <w:top w:val="single" w:sz="8" w:space="0" w:color="78C0D4" w:themeColor="accent5" w:themeTint="BF"/>
+        <w:left w:val="single" w:sz="8" w:space="0" w:color="78C0D4" w:themeColor="accent5" w:themeTint="BF"/>
+        <w:bottom w:val="single" w:sz="8" w:space="0" w:color="78C0D4" w:themeColor="accent5" w:themeTint="BF"/>
+        <w:right w:val="single" w:sz="8" w:space="0" w:color="78C0D4" w:themeColor="accent5" w:themeTint="BF"/>
+        <w:insideH w:val="single" w:sz="8" w:space="0" w:color="78C0D4" w:themeColor="accent5" w:themeTint="BF"/>
+        <w:insideV w:val="single" w:sz="8" w:space="0" w:color="78C0D4" w:themeColor="accent5" w:themeTint="BF"/>
       </w:tblBorders>
     </w:tblPr>
     <w:tcPr>
@@ -8186,7 +9520,7 @@
       <w:tblPr/>
       <w:tcPr>
         <w:tcBorders>
-          <w:top w:val="single" w:color="78C0D4" w:themeColor="accent5" w:themeTint="BF" w:sz="18" w:space="0"/>
+          <w:top w:val="single" w:sz="18" w:space="0" w:color="78C0D4" w:themeColor="accent5" w:themeTint="BF"/>
         </w:tcBorders>
       </w:tcPr>
     </w:tblStylePr>
@@ -8227,12 +9561,12 @@
       <w:tblStyleRowBandSize w:val="1"/>
       <w:tblStyleColBandSize w:val="1"/>
       <w:tblBorders>
-        <w:top w:val="single" w:color="F9B074" w:themeColor="accent6" w:themeTint="BF" w:sz="8" w:space="0"/>
-        <w:left w:val="single" w:color="F9B074" w:themeColor="accent6" w:themeTint="BF" w:sz="8" w:space="0"/>
-        <w:bottom w:val="single" w:color="F9B074" w:themeColor="accent6" w:themeTint="BF" w:sz="8" w:space="0"/>
-        <w:right w:val="single" w:color="F9B074" w:themeColor="accent6" w:themeTint="BF" w:sz="8" w:space="0"/>
-        <w:insideH w:val="single" w:color="F9B074" w:themeColor="accent6" w:themeTint="BF" w:sz="8" w:space="0"/>
-        <w:insideV w:val="single" w:color="F9B074" w:themeColor="accent6" w:themeTint="BF" w:sz="8" w:space="0"/>
+        <w:top w:val="single" w:sz="8" w:space="0" w:color="F9B074" w:themeColor="accent6" w:themeTint="BF"/>
+        <w:left w:val="single" w:sz="8" w:space="0" w:color="F9B074" w:themeColor="accent6" w:themeTint="BF"/>
+        <w:bottom w:val="single" w:sz="8" w:space="0" w:color="F9B074" w:themeColor="accent6" w:themeTint="BF"/>
+        <w:right w:val="single" w:sz="8" w:space="0" w:color="F9B074" w:themeColor="accent6" w:themeTint="BF"/>
+        <w:insideH w:val="single" w:sz="8" w:space="0" w:color="F9B074" w:themeColor="accent6" w:themeTint="BF"/>
+        <w:insideV w:val="single" w:sz="8" w:space="0" w:color="F9B074" w:themeColor="accent6" w:themeTint="BF"/>
       </w:tblBorders>
     </w:tblPr>
     <w:tcPr>
@@ -8252,7 +9586,7 @@
       <w:tblPr/>
       <w:tcPr>
         <w:tcBorders>
-          <w:top w:val="single" w:color="F9B074" w:themeColor="accent6" w:themeTint="BF" w:sz="18" w:space="0"/>
+          <w:top w:val="single" w:sz="18" w:space="0" w:color="F9B074" w:themeColor="accent6" w:themeTint="BF"/>
         </w:tcBorders>
       </w:tcPr>
     </w:tblStylePr>
@@ -8290,19 +9624,19 @@
       <w:spacing w:after="0" w:line="240" w:lineRule="auto"/>
     </w:pPr>
     <w:rPr>
-      <w:rFonts w:asciiTheme="majorHAnsi" w:hAnsiTheme="majorHAnsi" w:eastAsiaTheme="majorEastAsia" w:cstheme="majorBidi"/>
+      <w:rFonts w:asciiTheme="majorHAnsi" w:eastAsiaTheme="majorEastAsia" w:hAnsiTheme="majorHAnsi" w:cstheme="majorBidi"/>
       <w:color w:val="000000" w:themeColor="text1"/>
     </w:rPr>
     <w:tblPr>
       <w:tblStyleRowBandSize w:val="1"/>
       <w:tblStyleColBandSize w:val="1"/>
       <w:tblBorders>
-        <w:top w:val="single" w:color="000000" w:themeColor="text1" w:sz="8" w:space="0"/>
-        <w:left w:val="single" w:color="000000" w:themeColor="text1" w:sz="8" w:space="0"/>
-        <w:bottom w:val="single" w:color="000000" w:themeColor="text1" w:sz="8" w:space="0"/>
-        <w:right w:val="single" w:color="000000" w:themeColor="text1" w:sz="8" w:space="0"/>
-        <w:insideH w:val="single" w:color="000000" w:themeColor="text1" w:sz="8" w:space="0"/>
-        <w:insideV w:val="single" w:color="000000" w:themeColor="text1" w:sz="8" w:space="0"/>
+        <w:top w:val="single" w:sz="8" w:space="0" w:color="000000" w:themeColor="text1"/>
+        <w:left w:val="single" w:sz="8" w:space="0" w:color="000000" w:themeColor="text1"/>
+        <w:bottom w:val="single" w:sz="8" w:space="0" w:color="000000" w:themeColor="text1"/>
+        <w:right w:val="single" w:sz="8" w:space="0" w:color="000000" w:themeColor="text1"/>
+        <w:insideH w:val="single" w:sz="8" w:space="0" w:color="000000" w:themeColor="text1"/>
+        <w:insideV w:val="single" w:sz="8" w:space="0" w:color="000000" w:themeColor="text1"/>
       </w:tblBorders>
     </w:tblPr>
     <w:tcPr>
@@ -8328,7 +9662,7 @@
       <w:tblPr/>
       <w:tcPr>
         <w:tcBorders>
-          <w:top w:val="single" w:color="000000" w:themeColor="text1" w:sz="12" w:space="0"/>
+          <w:top w:val="single" w:sz="12" w:space="0" w:color="000000" w:themeColor="text1"/>
           <w:left w:val="nil"/>
           <w:bottom w:val="nil"/>
           <w:right w:val="nil"/>
@@ -8386,8 +9720,8 @@
       <w:tblPr/>
       <w:tcPr>
         <w:tcBorders>
-          <w:insideH w:val="single" w:color="000000" w:themeColor="text1" w:sz="6" w:space="0"/>
-          <w:insideV w:val="single" w:color="000000" w:themeColor="text1" w:sz="6" w:space="0"/>
+          <w:insideH w:val="single" w:sz="6" w:space="0" w:color="000000" w:themeColor="text1"/>
+          <w:insideV w:val="single" w:sz="6" w:space="0" w:color="000000" w:themeColor="text1"/>
         </w:tcBorders>
         <w:shd w:val="clear" w:color="auto" w:fill="808080" w:themeFill="text1" w:themeFillTint="7F"/>
       </w:tcPr>
@@ -8408,19 +9742,19 @@
       <w:spacing w:after="0" w:line="240" w:lineRule="auto"/>
     </w:pPr>
     <w:rPr>
-      <w:rFonts w:asciiTheme="majorHAnsi" w:hAnsiTheme="majorHAnsi" w:eastAsiaTheme="majorEastAsia" w:cstheme="majorBidi"/>
+      <w:rFonts w:asciiTheme="majorHAnsi" w:eastAsiaTheme="majorEastAsia" w:hAnsiTheme="majorHAnsi" w:cstheme="majorBidi"/>
       <w:color w:val="000000" w:themeColor="text1"/>
     </w:rPr>
     <w:tblPr>
       <w:tblStyleRowBandSize w:val="1"/>
       <w:tblStyleColBandSize w:val="1"/>
       <w:tblBorders>
-        <w:top w:val="single" w:color="4F81BD" w:themeColor="accent1" w:sz="8" w:space="0"/>
-        <w:left w:val="single" w:color="4F81BD" w:themeColor="accent1" w:sz="8" w:space="0"/>
-        <w:bottom w:val="single" w:color="4F81BD" w:themeColor="accent1" w:sz="8" w:space="0"/>
-        <w:right w:val="single" w:color="4F81BD" w:themeColor="accent1" w:sz="8" w:space="0"/>
-        <w:insideH w:val="single" w:color="4F81BD" w:themeColor="accent1" w:sz="8" w:space="0"/>
-        <w:insideV w:val="single" w:color="4F81BD" w:themeColor="accent1" w:sz="8" w:space="0"/>
+        <w:top w:val="single" w:sz="8" w:space="0" w:color="4F81BD" w:themeColor="accent1"/>
+        <w:left w:val="single" w:sz="8" w:space="0" w:color="4F81BD" w:themeColor="accent1"/>
+        <w:bottom w:val="single" w:sz="8" w:space="0" w:color="4F81BD" w:themeColor="accent1"/>
+        <w:right w:val="single" w:sz="8" w:space="0" w:color="4F81BD" w:themeColor="accent1"/>
+        <w:insideH w:val="single" w:sz="8" w:space="0" w:color="4F81BD" w:themeColor="accent1"/>
+        <w:insideV w:val="single" w:sz="8" w:space="0" w:color="4F81BD" w:themeColor="accent1"/>
       </w:tblBorders>
     </w:tblPr>
     <w:tcPr>
@@ -8446,7 +9780,7 @@
       <w:tblPr/>
       <w:tcPr>
         <w:tcBorders>
-          <w:top w:val="single" w:color="000000" w:themeColor="text1" w:sz="12" w:space="0"/>
+          <w:top w:val="single" w:sz="12" w:space="0" w:color="000000" w:themeColor="text1"/>
           <w:left w:val="nil"/>
           <w:bottom w:val="nil"/>
           <w:right w:val="nil"/>
@@ -8504,8 +9838,8 @@
       <w:tblPr/>
       <w:tcPr>
         <w:tcBorders>
-          <w:insideH w:val="single" w:color="4F81BD" w:themeColor="accent1" w:sz="6" w:space="0"/>
-          <w:insideV w:val="single" w:color="4F81BD" w:themeColor="accent1" w:sz="6" w:space="0"/>
+          <w:insideH w:val="single" w:sz="6" w:space="0" w:color="4F81BD" w:themeColor="accent1"/>
+          <w:insideV w:val="single" w:sz="6" w:space="0" w:color="4F81BD" w:themeColor="accent1"/>
         </w:tcBorders>
         <w:shd w:val="clear" w:color="auto" w:fill="A7BFDE" w:themeFill="accent1" w:themeFillTint="7F"/>
       </w:tcPr>
@@ -8526,19 +9860,19 @@
       <w:spacing w:after="0" w:line="240" w:lineRule="auto"/>
     </w:pPr>
     <w:rPr>
-      <w:rFonts w:asciiTheme="majorHAnsi" w:hAnsiTheme="majorHAnsi" w:eastAsiaTheme="majorEastAsia" w:cstheme="majorBidi"/>
+      <w:rFonts w:asciiTheme="majorHAnsi" w:eastAsiaTheme="majorEastAsia" w:hAnsiTheme="majorHAnsi" w:cstheme="majorBidi"/>
       <w:color w:val="000000" w:themeColor="text1"/>
     </w:rPr>
     <w:tblPr>
       <w:tblStyleRowBandSize w:val="1"/>
       <w:tblStyleColBandSize w:val="1"/>
       <w:tblBorders>
-        <w:top w:val="single" w:color="C0504D" w:themeColor="accent2" w:sz="8" w:space="0"/>
-        <w:left w:val="single" w:color="C0504D" w:themeColor="accent2" w:sz="8" w:space="0"/>
-        <w:bottom w:val="single" w:color="C0504D" w:themeColor="accent2" w:sz="8" w:space="0"/>
-        <w:right w:val="single" w:color="C0504D" w:themeColor="accent2" w:sz="8" w:space="0"/>
-        <w:insideH w:val="single" w:color="C0504D" w:themeColor="accent2" w:sz="8" w:space="0"/>
-        <w:insideV w:val="single" w:color="C0504D" w:themeColor="accent2" w:sz="8" w:space="0"/>
+        <w:top w:val="single" w:sz="8" w:space="0" w:color="C0504D" w:themeColor="accent2"/>
+        <w:left w:val="single" w:sz="8" w:space="0" w:color="C0504D" w:themeColor="accent2"/>
+        <w:bottom w:val="single" w:sz="8" w:space="0" w:color="C0504D" w:themeColor="accent2"/>
+        <w:right w:val="single" w:sz="8" w:space="0" w:color="C0504D" w:themeColor="accent2"/>
+        <w:insideH w:val="single" w:sz="8" w:space="0" w:color="C0504D" w:themeColor="accent2"/>
+        <w:insideV w:val="single" w:sz="8" w:space="0" w:color="C0504D" w:themeColor="accent2"/>
       </w:tblBorders>
     </w:tblPr>
     <w:tcPr>
@@ -8564,7 +9898,7 @@
       <w:tblPr/>
       <w:tcPr>
         <w:tcBorders>
-          <w:top w:val="single" w:color="000000" w:themeColor="text1" w:sz="12" w:space="0"/>
+          <w:top w:val="single" w:sz="12" w:space="0" w:color="000000" w:themeColor="text1"/>
           <w:left w:val="nil"/>
           <w:bottom w:val="nil"/>
           <w:right w:val="nil"/>
@@ -8622,8 +9956,8 @@
       <w:tblPr/>
       <w:tcPr>
         <w:tcBorders>
-          <w:insideH w:val="single" w:color="C0504D" w:themeColor="accent2" w:sz="6" w:space="0"/>
-          <w:insideV w:val="single" w:color="C0504D" w:themeColor="accent2" w:sz="6" w:space="0"/>
+          <w:insideH w:val="single" w:sz="6" w:space="0" w:color="C0504D" w:themeColor="accent2"/>
+          <w:insideV w:val="single" w:sz="6" w:space="0" w:color="C0504D" w:themeColor="accent2"/>
         </w:tcBorders>
         <w:shd w:val="clear" w:color="auto" w:fill="DFA7A6" w:themeFill="accent2" w:themeFillTint="7F"/>
       </w:tcPr>
@@ -8644,19 +9978,19 @@
       <w:spacing w:after="0" w:line="240" w:lineRule="auto"/>
     </w:pPr>
     <w:rPr>
-      <w:rFonts w:asciiTheme="majorHAnsi" w:hAnsiTheme="majorHAnsi" w:eastAsiaTheme="majorEastAsia" w:cstheme="majorBidi"/>
+      <w:rFonts w:asciiTheme="majorHAnsi" w:eastAsiaTheme="majorEastAsia" w:hAnsiTheme="majorHAnsi" w:cstheme="majorBidi"/>
       <w:color w:val="000000" w:themeColor="text1"/>
     </w:rPr>
     <w:tblPr>
       <w:tblStyleRowBandSize w:val="1"/>
       <w:tblStyleColBandSize w:val="1"/>
       <w:tblBorders>
-        <w:top w:val="single" w:color="9BBB59" w:themeColor="accent3" w:sz="8" w:space="0"/>
-        <w:left w:val="single" w:color="9BBB59" w:themeColor="accent3" w:sz="8" w:space="0"/>
-        <w:bottom w:val="single" w:color="9BBB59" w:themeColor="accent3" w:sz="8" w:space="0"/>
-        <w:right w:val="single" w:color="9BBB59" w:themeColor="accent3" w:sz="8" w:space="0"/>
-        <w:insideH w:val="single" w:color="9BBB59" w:themeColor="accent3" w:sz="8" w:space="0"/>
-        <w:insideV w:val="single" w:color="9BBB59" w:themeColor="accent3" w:sz="8" w:space="0"/>
+        <w:top w:val="single" w:sz="8" w:space="0" w:color="9BBB59" w:themeColor="accent3"/>
+        <w:left w:val="single" w:sz="8" w:space="0" w:color="9BBB59" w:themeColor="accent3"/>
+        <w:bottom w:val="single" w:sz="8" w:space="0" w:color="9BBB59" w:themeColor="accent3"/>
+        <w:right w:val="single" w:sz="8" w:space="0" w:color="9BBB59" w:themeColor="accent3"/>
+        <w:insideH w:val="single" w:sz="8" w:space="0" w:color="9BBB59" w:themeColor="accent3"/>
+        <w:insideV w:val="single" w:sz="8" w:space="0" w:color="9BBB59" w:themeColor="accent3"/>
       </w:tblBorders>
     </w:tblPr>
     <w:tcPr>
@@ -8682,7 +10016,7 @@
       <w:tblPr/>
       <w:tcPr>
         <w:tcBorders>
-          <w:top w:val="single" w:color="000000" w:themeColor="text1" w:sz="12" w:space="0"/>
+          <w:top w:val="single" w:sz="12" w:space="0" w:color="000000" w:themeColor="text1"/>
           <w:left w:val="nil"/>
           <w:bottom w:val="nil"/>
           <w:right w:val="nil"/>
@@ -8740,8 +10074,8 @@
       <w:tblPr/>
       <w:tcPr>
         <w:tcBorders>
-          <w:insideH w:val="single" w:color="9BBB59" w:themeColor="accent3" w:sz="6" w:space="0"/>
-          <w:insideV w:val="single" w:color="9BBB59" w:themeColor="accent3" w:sz="6" w:space="0"/>
+          <w:insideH w:val="single" w:sz="6" w:space="0" w:color="9BBB59" w:themeColor="accent3"/>
+          <w:insideV w:val="single" w:sz="6" w:space="0" w:color="9BBB59" w:themeColor="accent3"/>
         </w:tcBorders>
         <w:shd w:val="clear" w:color="auto" w:fill="CDDDAC" w:themeFill="accent3" w:themeFillTint="7F"/>
       </w:tcPr>
@@ -8762,19 +10096,19 @@
       <w:spacing w:after="0" w:line="240" w:lineRule="auto"/>
     </w:pPr>
     <w:rPr>
-      <w:rFonts w:asciiTheme="majorHAnsi" w:hAnsiTheme="majorHAnsi" w:eastAsiaTheme="majorEastAsia" w:cstheme="majorBidi"/>
+      <w:rFonts w:asciiTheme="majorHAnsi" w:eastAsiaTheme="majorEastAsia" w:hAnsiTheme="majorHAnsi" w:cstheme="majorBidi"/>
       <w:color w:val="000000" w:themeColor="text1"/>
     </w:rPr>
     <w:tblPr>
       <w:tblStyleRowBandSize w:val="1"/>
       <w:tblStyleColBandSize w:val="1"/>
       <w:tblBorders>
-        <w:top w:val="single" w:color="8064A2" w:themeColor="accent4" w:sz="8" w:space="0"/>
-        <w:left w:val="single" w:color="8064A2" w:themeColor="accent4" w:sz="8" w:space="0"/>
-        <w:bottom w:val="single" w:color="8064A2" w:themeColor="accent4" w:sz="8" w:space="0"/>
-        <w:right w:val="single" w:color="8064A2" w:themeColor="accent4" w:sz="8" w:space="0"/>
-        <w:insideH w:val="single" w:color="8064A2" w:themeColor="accent4" w:sz="8" w:space="0"/>
-        <w:insideV w:val="single" w:color="8064A2" w:themeColor="accent4" w:sz="8" w:space="0"/>
+        <w:top w:val="single" w:sz="8" w:space="0" w:color="8064A2" w:themeColor="accent4"/>
+        <w:left w:val="single" w:sz="8" w:space="0" w:color="8064A2" w:themeColor="accent4"/>
+        <w:bottom w:val="single" w:sz="8" w:space="0" w:color="8064A2" w:themeColor="accent4"/>
+        <w:right w:val="single" w:sz="8" w:space="0" w:color="8064A2" w:themeColor="accent4"/>
+        <w:insideH w:val="single" w:sz="8" w:space="0" w:color="8064A2" w:themeColor="accent4"/>
+        <w:insideV w:val="single" w:sz="8" w:space="0" w:color="8064A2" w:themeColor="accent4"/>
       </w:tblBorders>
     </w:tblPr>
     <w:tcPr>
@@ -8800,7 +10134,7 @@
       <w:tblPr/>
       <w:tcPr>
         <w:tcBorders>
-          <w:top w:val="single" w:color="000000" w:themeColor="text1" w:sz="12" w:space="0"/>
+          <w:top w:val="single" w:sz="12" w:space="0" w:color="000000" w:themeColor="text1"/>
           <w:left w:val="nil"/>
           <w:bottom w:val="nil"/>
           <w:right w:val="nil"/>
@@ -8858,8 +10192,8 @@
       <w:tblPr/>
       <w:tcPr>
         <w:tcBorders>
-          <w:insideH w:val="single" w:color="8064A2" w:themeColor="accent4" w:sz="6" w:space="0"/>
-          <w:insideV w:val="single" w:color="8064A2" w:themeColor="accent4" w:sz="6" w:space="0"/>
+          <w:insideH w:val="single" w:sz="6" w:space="0" w:color="8064A2" w:themeColor="accent4"/>
+          <w:insideV w:val="single" w:sz="6" w:space="0" w:color="8064A2" w:themeColor="accent4"/>
         </w:tcBorders>
         <w:shd w:val="clear" w:color="auto" w:fill="BFB1D0" w:themeFill="accent4" w:themeFillTint="7F"/>
       </w:tcPr>
@@ -8880,19 +10214,19 @@
       <w:spacing w:after="0" w:line="240" w:lineRule="auto"/>
     </w:pPr>
     <w:rPr>
-      <w:rFonts w:asciiTheme="majorHAnsi" w:hAnsiTheme="majorHAnsi" w:eastAsiaTheme="majorEastAsia" w:cstheme="majorBidi"/>
+      <w:rFonts w:asciiTheme="majorHAnsi" w:eastAsiaTheme="majorEastAsia" w:hAnsiTheme="majorHAnsi" w:cstheme="majorBidi"/>
       <w:color w:val="000000" w:themeColor="text1"/>
     </w:rPr>
     <w:tblPr>
       <w:tblStyleRowBandSize w:val="1"/>
       <w:tblStyleColBandSize w:val="1"/>
       <w:tblBorders>
-        <w:top w:val="single" w:color="4BACC6" w:themeColor="accent5" w:sz="8" w:space="0"/>
-        <w:left w:val="single" w:color="4BACC6" w:themeColor="accent5" w:sz="8" w:space="0"/>
-        <w:bottom w:val="single" w:color="4BACC6" w:themeColor="accent5" w:sz="8" w:space="0"/>
-        <w:right w:val="single" w:color="4BACC6" w:themeColor="accent5" w:sz="8" w:space="0"/>
-        <w:insideH w:val="single" w:color="4BACC6" w:themeColor="accent5" w:sz="8" w:space="0"/>
-        <w:insideV w:val="single" w:color="4BACC6" w:themeColor="accent5" w:sz="8" w:space="0"/>
+        <w:top w:val="single" w:sz="8" w:space="0" w:color="4BACC6" w:themeColor="accent5"/>
+        <w:left w:val="single" w:sz="8" w:space="0" w:color="4BACC6" w:themeColor="accent5"/>
+        <w:bottom w:val="single" w:sz="8" w:space="0" w:color="4BACC6" w:themeColor="accent5"/>
+        <w:right w:val="single" w:sz="8" w:space="0" w:color="4BACC6" w:themeColor="accent5"/>
+        <w:insideH w:val="single" w:sz="8" w:space="0" w:color="4BACC6" w:themeColor="accent5"/>
+        <w:insideV w:val="single" w:sz="8" w:space="0" w:color="4BACC6" w:themeColor="accent5"/>
       </w:tblBorders>
     </w:tblPr>
     <w:tcPr>
@@ -8918,7 +10252,7 @@
       <w:tblPr/>
       <w:tcPr>
         <w:tcBorders>
-          <w:top w:val="single" w:color="000000" w:themeColor="text1" w:sz="12" w:space="0"/>
+          <w:top w:val="single" w:sz="12" w:space="0" w:color="000000" w:themeColor="text1"/>
           <w:left w:val="nil"/>
           <w:bottom w:val="nil"/>
           <w:right w:val="nil"/>
@@ -8976,8 +10310,8 @@
       <w:tblPr/>
       <w:tcPr>
         <w:tcBorders>
-          <w:insideH w:val="single" w:color="4BACC6" w:themeColor="accent5" w:sz="6" w:space="0"/>
-          <w:insideV w:val="single" w:color="4BACC6" w:themeColor="accent5" w:sz="6" w:space="0"/>
+          <w:insideH w:val="single" w:sz="6" w:space="0" w:color="4BACC6" w:themeColor="accent5"/>
+          <w:insideV w:val="single" w:sz="6" w:space="0" w:color="4BACC6" w:themeColor="accent5"/>
         </w:tcBorders>
         <w:shd w:val="clear" w:color="auto" w:fill="A5D5E2" w:themeFill="accent5" w:themeFillTint="7F"/>
       </w:tcPr>
@@ -8998,19 +10332,19 @@
       <w:spacing w:after="0" w:line="240" w:lineRule="auto"/>
     </w:pPr>
     <w:rPr>
-      <w:rFonts w:asciiTheme="majorHAnsi" w:hAnsiTheme="majorHAnsi" w:eastAsiaTheme="majorEastAsia" w:cstheme="majorBidi"/>
+      <w:rFonts w:asciiTheme="majorHAnsi" w:eastAsiaTheme="majorEastAsia" w:hAnsiTheme="majorHAnsi" w:cstheme="majorBidi"/>
       <w:color w:val="000000" w:themeColor="text1"/>
     </w:rPr>
     <w:tblPr>
       <w:tblStyleRowBandSize w:val="1"/>
       <w:tblStyleColBandSize w:val="1"/>
       <w:tblBorders>
-        <w:top w:val="single" w:color="F79646" w:themeColor="accent6" w:sz="8" w:space="0"/>
-        <w:left w:val="single" w:color="F79646" w:themeColor="accent6" w:sz="8" w:space="0"/>
-        <w:bottom w:val="single" w:color="F79646" w:themeColor="accent6" w:sz="8" w:space="0"/>
-        <w:right w:val="single" w:color="F79646" w:themeColor="accent6" w:sz="8" w:space="0"/>
-        <w:insideH w:val="single" w:color="F79646" w:themeColor="accent6" w:sz="8" w:space="0"/>
-        <w:insideV w:val="single" w:color="F79646" w:themeColor="accent6" w:sz="8" w:space="0"/>
+        <w:top w:val="single" w:sz="8" w:space="0" w:color="F79646" w:themeColor="accent6"/>
+        <w:left w:val="single" w:sz="8" w:space="0" w:color="F79646" w:themeColor="accent6"/>
+        <w:bottom w:val="single" w:sz="8" w:space="0" w:color="F79646" w:themeColor="accent6"/>
+        <w:right w:val="single" w:sz="8" w:space="0" w:color="F79646" w:themeColor="accent6"/>
+        <w:insideH w:val="single" w:sz="8" w:space="0" w:color="F79646" w:themeColor="accent6"/>
+        <w:insideV w:val="single" w:sz="8" w:space="0" w:color="F79646" w:themeColor="accent6"/>
       </w:tblBorders>
     </w:tblPr>
     <w:tcPr>
@@ -9036,7 +10370,7 @@
       <w:tblPr/>
       <w:tcPr>
         <w:tcBorders>
-          <w:top w:val="single" w:color="000000" w:themeColor="text1" w:sz="12" w:space="0"/>
+          <w:top w:val="single" w:sz="12" w:space="0" w:color="000000" w:themeColor="text1"/>
           <w:left w:val="nil"/>
           <w:bottom w:val="nil"/>
           <w:right w:val="nil"/>
@@ -9094,8 +10428,8 @@
       <w:tblPr/>
       <w:tcPr>
         <w:tcBorders>
-          <w:insideH w:val="single" w:color="F79646" w:themeColor="accent6" w:sz="6" w:space="0"/>
-          <w:insideV w:val="single" w:color="F79646" w:themeColor="accent6" w:sz="6" w:space="0"/>
+          <w:insideH w:val="single" w:sz="6" w:space="0" w:color="F79646" w:themeColor="accent6"/>
+          <w:insideV w:val="single" w:sz="6" w:space="0" w:color="F79646" w:themeColor="accent6"/>
         </w:tcBorders>
         <w:shd w:val="clear" w:color="auto" w:fill="FBCAA2" w:themeFill="accent6" w:themeFillTint="7F"/>
       </w:tcPr>
@@ -9119,12 +10453,12 @@
       <w:tblStyleRowBandSize w:val="1"/>
       <w:tblStyleColBandSize w:val="1"/>
       <w:tblBorders>
-        <w:top w:val="single" w:color="FFFFFF" w:themeColor="background1" w:sz="8" w:space="0"/>
-        <w:left w:val="single" w:color="FFFFFF" w:themeColor="background1" w:sz="8" w:space="0"/>
-        <w:bottom w:val="single" w:color="FFFFFF" w:themeColor="background1" w:sz="8" w:space="0"/>
-        <w:right w:val="single" w:color="FFFFFF" w:themeColor="background1" w:sz="8" w:space="0"/>
-        <w:insideH w:val="single" w:color="FFFFFF" w:themeColor="background1" w:sz="6" w:space="0"/>
-        <w:insideV w:val="single" w:color="FFFFFF" w:themeColor="background1" w:sz="6" w:space="0"/>
+        <w:top w:val="single" w:sz="8" w:space="0" w:color="FFFFFF" w:themeColor="background1"/>
+        <w:left w:val="single" w:sz="8" w:space="0" w:color="FFFFFF" w:themeColor="background1"/>
+        <w:bottom w:val="single" w:sz="8" w:space="0" w:color="FFFFFF" w:themeColor="background1"/>
+        <w:right w:val="single" w:sz="8" w:space="0" w:color="FFFFFF" w:themeColor="background1"/>
+        <w:insideH w:val="single" w:sz="6" w:space="0" w:color="FFFFFF" w:themeColor="background1"/>
+        <w:insideV w:val="single" w:sz="6" w:space="0" w:color="FFFFFF" w:themeColor="background1"/>
       </w:tblBorders>
     </w:tblPr>
     <w:tcPr>
@@ -9141,12 +10475,12 @@
       <w:tblPr/>
       <w:tcPr>
         <w:tcBorders>
-          <w:top w:val="single" w:color="FFFFFF" w:themeColor="background1" w:sz="8" w:space="0"/>
-          <w:left w:val="single" w:color="FFFFFF" w:themeColor="background1" w:sz="8" w:space="0"/>
-          <w:bottom w:val="single" w:color="FFFFFF" w:themeColor="background1" w:sz="24" w:space="0"/>
-          <w:right w:val="single" w:color="FFFFFF" w:themeColor="background1" w:sz="8" w:space="0"/>
-          <w:insideH w:val="nil"/>
-          <w:insideV w:val="single" w:color="FFFFFF" w:themeColor="background1" w:sz="8" w:space="0"/>
+          <w:top w:val="single" w:sz="8" w:space="0" w:color="FFFFFF" w:themeColor="background1"/>
+          <w:left w:val="single" w:sz="8" w:space="0" w:color="FFFFFF" w:themeColor="background1"/>
+          <w:bottom w:val="single" w:sz="24" w:space="0" w:color="FFFFFF" w:themeColor="background1"/>
+          <w:right w:val="single" w:sz="8" w:space="0" w:color="FFFFFF" w:themeColor="background1"/>
+          <w:insideH w:val="nil"/>
+          <w:insideV w:val="single" w:sz="8" w:space="0" w:color="FFFFFF" w:themeColor="background1"/>
         </w:tcBorders>
         <w:shd w:val="clear" w:color="auto" w:fill="000000" w:themeFill="text1"/>
       </w:tcPr>
@@ -9162,12 +10496,12 @@
       <w:tblPr/>
       <w:tcPr>
         <w:tcBorders>
-          <w:top w:val="single" w:color="FFFFFF" w:themeColor="background1" w:sz="24" w:space="0"/>
-          <w:left w:val="single" w:color="FFFFFF" w:themeColor="background1" w:sz="8" w:space="0"/>
-          <w:bottom w:val="single" w:color="FFFFFF" w:themeColor="background1" w:sz="8" w:space="0"/>
-          <w:right w:val="single" w:color="FFFFFF" w:themeColor="background1" w:sz="8" w:space="0"/>
-          <w:insideH w:val="nil"/>
-          <w:insideV w:val="single" w:color="FFFFFF" w:themeColor="background1" w:sz="8" w:space="0"/>
+          <w:top w:val="single" w:sz="24" w:space="0" w:color="FFFFFF" w:themeColor="background1"/>
+          <w:left w:val="single" w:sz="8" w:space="0" w:color="FFFFFF" w:themeColor="background1"/>
+          <w:bottom w:val="single" w:sz="8" w:space="0" w:color="FFFFFF" w:themeColor="background1"/>
+          <w:right w:val="single" w:sz="8" w:space="0" w:color="FFFFFF" w:themeColor="background1"/>
+          <w:insideH w:val="nil"/>
+          <w:insideV w:val="single" w:sz="8" w:space="0" w:color="FFFFFF" w:themeColor="background1"/>
         </w:tcBorders>
         <w:shd w:val="clear" w:color="auto" w:fill="000000" w:themeFill="text1"/>
       </w:tcPr>
@@ -9183,8 +10517,8 @@
       <w:tblPr/>
       <w:tcPr>
         <w:tcBorders>
-          <w:left w:val="single" w:color="FFFFFF" w:themeColor="background1" w:sz="8" w:space="0"/>
-          <w:right w:val="single" w:color="FFFFFF" w:themeColor="background1" w:sz="24" w:space="0"/>
+          <w:left w:val="single" w:sz="8" w:space="0" w:color="FFFFFF" w:themeColor="background1"/>
+          <w:right w:val="single" w:sz="24" w:space="0" w:color="FFFFFF" w:themeColor="background1"/>
           <w:insideH w:val="nil"/>
           <w:insideV w:val="nil"/>
         </w:tcBorders>
@@ -9203,7 +10537,7 @@
       <w:tcPr>
         <w:tcBorders>
           <w:top w:val="nil"/>
-          <w:left w:val="single" w:color="FFFFFF" w:themeColor="background1" w:sz="24" w:space="0"/>
+          <w:left w:val="single" w:sz="24" w:space="0" w:color="FFFFFF" w:themeColor="background1"/>
           <w:bottom w:val="nil"/>
           <w:right w:val="nil"/>
           <w:insideH w:val="nil"/>
@@ -9216,10 +10550,10 @@
       <w:tblPr/>
       <w:tcPr>
         <w:tcBorders>
-          <w:top w:val="single" w:color="FFFFFF" w:themeColor="background1" w:sz="8" w:space="0"/>
-          <w:left w:val="single" w:color="FFFFFF" w:themeColor="background1" w:sz="8" w:space="0"/>
-          <w:bottom w:val="single" w:color="FFFFFF" w:themeColor="background1" w:sz="8" w:space="0"/>
-          <w:right w:val="single" w:color="FFFFFF" w:themeColor="background1" w:sz="8" w:space="0"/>
+          <w:top w:val="single" w:sz="8" w:space="0" w:color="FFFFFF" w:themeColor="background1"/>
+          <w:left w:val="single" w:sz="8" w:space="0" w:color="FFFFFF" w:themeColor="background1"/>
+          <w:bottom w:val="single" w:sz="8" w:space="0" w:color="FFFFFF" w:themeColor="background1"/>
+          <w:right w:val="single" w:sz="8" w:space="0" w:color="FFFFFF" w:themeColor="background1"/>
           <w:insideH w:val="nil"/>
           <w:insideV w:val="nil"/>
         </w:tcBorders>
@@ -9230,12 +10564,12 @@
       <w:tblPr/>
       <w:tcPr>
         <w:tcBorders>
-          <w:top w:val="single" w:color="FFFFFF" w:themeColor="background1" w:sz="8" w:space="0"/>
-          <w:left w:val="single" w:color="FFFFFF" w:themeColor="background1" w:sz="8" w:space="0"/>
-          <w:bottom w:val="single" w:color="FFFFFF" w:themeColor="background1" w:sz="8" w:space="0"/>
-          <w:right w:val="single" w:color="FFFFFF" w:themeColor="background1" w:sz="8" w:space="0"/>
-          <w:insideH w:val="single" w:color="FFFFFF" w:themeColor="background1" w:sz="8" w:space="0"/>
-          <w:insideV w:val="single" w:color="FFFFFF" w:themeColor="background1" w:sz="8" w:space="0"/>
+          <w:top w:val="single" w:sz="8" w:space="0" w:color="FFFFFF" w:themeColor="background1"/>
+          <w:left w:val="single" w:sz="8" w:space="0" w:color="FFFFFF" w:themeColor="background1"/>
+          <w:bottom w:val="single" w:sz="8" w:space="0" w:color="FFFFFF" w:themeColor="background1"/>
+          <w:right w:val="single" w:sz="8" w:space="0" w:color="FFFFFF" w:themeColor="background1"/>
+          <w:insideH w:val="single" w:sz="8" w:space="0" w:color="FFFFFF" w:themeColor="background1"/>
+          <w:insideV w:val="single" w:sz="8" w:space="0" w:color="FFFFFF" w:themeColor="background1"/>
         </w:tcBorders>
         <w:shd w:val="clear" w:color="auto" w:fill="808080" w:themeFill="text1" w:themeFillTint="7F"/>
       </w:tcPr>
@@ -9253,12 +10587,12 @@
       <w:tblStyleRowBandSize w:val="1"/>
       <w:tblStyleColBandSize w:val="1"/>
       <w:tblBorders>
-        <w:top w:val="single" w:color="FFFFFF" w:themeColor="background1" w:sz="8" w:space="0"/>
-        <w:left w:val="single" w:color="FFFFFF" w:themeColor="background1" w:sz="8" w:space="0"/>
-        <w:bottom w:val="single" w:color="FFFFFF" w:themeColor="background1" w:sz="8" w:space="0"/>
-        <w:right w:val="single" w:color="FFFFFF" w:themeColor="background1" w:sz="8" w:space="0"/>
-        <w:insideH w:val="single" w:color="FFFFFF" w:themeColor="background1" w:sz="6" w:space="0"/>
-        <w:insideV w:val="single" w:color="FFFFFF" w:themeColor="background1" w:sz="6" w:space="0"/>
+        <w:top w:val="single" w:sz="8" w:space="0" w:color="FFFFFF" w:themeColor="background1"/>
+        <w:left w:val="single" w:sz="8" w:space="0" w:color="FFFFFF" w:themeColor="background1"/>
+        <w:bottom w:val="single" w:sz="8" w:space="0" w:color="FFFFFF" w:themeColor="background1"/>
+        <w:right w:val="single" w:sz="8" w:space="0" w:color="FFFFFF" w:themeColor="background1"/>
+        <w:insideH w:val="single" w:sz="6" w:space="0" w:color="FFFFFF" w:themeColor="background1"/>
+        <w:insideV w:val="single" w:sz="6" w:space="0" w:color="FFFFFF" w:themeColor="background1"/>
       </w:tblBorders>
     </w:tblPr>
     <w:tcPr>
@@ -9275,12 +10609,12 @@
       <w:tblPr/>
       <w:tcPr>
         <w:tcBorders>
-          <w:top w:val="single" w:color="FFFFFF" w:themeColor="background1" w:sz="8" w:space="0"/>
-          <w:left w:val="single" w:color="FFFFFF" w:themeColor="background1" w:sz="8" w:space="0"/>
-          <w:bottom w:val="single" w:color="FFFFFF" w:themeColor="background1" w:sz="24" w:space="0"/>
-          <w:right w:val="single" w:color="FFFFFF" w:themeColor="background1" w:sz="8" w:space="0"/>
-          <w:insideH w:val="nil"/>
-          <w:insideV w:val="single" w:color="FFFFFF" w:themeColor="background1" w:sz="8" w:space="0"/>
+          <w:top w:val="single" w:sz="8" w:space="0" w:color="FFFFFF" w:themeColor="background1"/>
+          <w:left w:val="single" w:sz="8" w:space="0" w:color="FFFFFF" w:themeColor="background1"/>
+          <w:bottom w:val="single" w:sz="24" w:space="0" w:color="FFFFFF" w:themeColor="background1"/>
+          <w:right w:val="single" w:sz="8" w:space="0" w:color="FFFFFF" w:themeColor="background1"/>
+          <w:insideH w:val="nil"/>
+          <w:insideV w:val="single" w:sz="8" w:space="0" w:color="FFFFFF" w:themeColor="background1"/>
         </w:tcBorders>
         <w:shd w:val="clear" w:color="auto" w:fill="4F81BD" w:themeFill="accent1"/>
       </w:tcPr>
@@ -9296,12 +10630,12 @@
       <w:tblPr/>
       <w:tcPr>
         <w:tcBorders>
-          <w:top w:val="single" w:color="FFFFFF" w:themeColor="background1" w:sz="24" w:space="0"/>
-          <w:left w:val="single" w:color="FFFFFF" w:themeColor="background1" w:sz="8" w:space="0"/>
-          <w:bottom w:val="single" w:color="FFFFFF" w:themeColor="background1" w:sz="8" w:space="0"/>
-          <w:right w:val="single" w:color="FFFFFF" w:themeColor="background1" w:sz="8" w:space="0"/>
-          <w:insideH w:val="nil"/>
-          <w:insideV w:val="single" w:color="FFFFFF" w:themeColor="background1" w:sz="8" w:space="0"/>
+          <w:top w:val="single" w:sz="24" w:space="0" w:color="FFFFFF" w:themeColor="background1"/>
+          <w:left w:val="single" w:sz="8" w:space="0" w:color="FFFFFF" w:themeColor="background1"/>
+          <w:bottom w:val="single" w:sz="8" w:space="0" w:color="FFFFFF" w:themeColor="background1"/>
+          <w:right w:val="single" w:sz="8" w:space="0" w:color="FFFFFF" w:themeColor="background1"/>
+          <w:insideH w:val="nil"/>
+          <w:insideV w:val="single" w:sz="8" w:space="0" w:color="FFFFFF" w:themeColor="background1"/>
         </w:tcBorders>
         <w:shd w:val="clear" w:color="auto" w:fill="4F81BD" w:themeFill="accent1"/>
       </w:tcPr>
@@ -9317,8 +10651,8 @@
       <w:tblPr/>
       <w:tcPr>
         <w:tcBorders>
-          <w:left w:val="single" w:color="FFFFFF" w:themeColor="background1" w:sz="8" w:space="0"/>
-          <w:right w:val="single" w:color="FFFFFF" w:themeColor="background1" w:sz="24" w:space="0"/>
+          <w:left w:val="single" w:sz="8" w:space="0" w:color="FFFFFF" w:themeColor="background1"/>
+          <w:right w:val="single" w:sz="24" w:space="0" w:color="FFFFFF" w:themeColor="background1"/>
           <w:insideH w:val="nil"/>
           <w:insideV w:val="nil"/>
         </w:tcBorders>
@@ -9337,7 +10671,7 @@
       <w:tcPr>
         <w:tcBorders>
           <w:top w:val="nil"/>
-          <w:left w:val="single" w:color="FFFFFF" w:themeColor="background1" w:sz="24" w:space="0"/>
+          <w:left w:val="single" w:sz="24" w:space="0" w:color="FFFFFF" w:themeColor="background1"/>
           <w:bottom w:val="nil"/>
           <w:right w:val="nil"/>
           <w:insideH w:val="nil"/>
@@ -9350,10 +10684,10 @@
       <w:tblPr/>
       <w:tcPr>
         <w:tcBorders>
-          <w:top w:val="single" w:color="FFFFFF" w:themeColor="background1" w:sz="8" w:space="0"/>
-          <w:left w:val="single" w:color="FFFFFF" w:themeColor="background1" w:sz="8" w:space="0"/>
-          <w:bottom w:val="single" w:color="FFFFFF" w:themeColor="background1" w:sz="8" w:space="0"/>
-          <w:right w:val="single" w:color="FFFFFF" w:themeColor="background1" w:sz="8" w:space="0"/>
+          <w:top w:val="single" w:sz="8" w:space="0" w:color="FFFFFF" w:themeColor="background1"/>
+          <w:left w:val="single" w:sz="8" w:space="0" w:color="FFFFFF" w:themeColor="background1"/>
+          <w:bottom w:val="single" w:sz="8" w:space="0" w:color="FFFFFF" w:themeColor="background1"/>
+          <w:right w:val="single" w:sz="8" w:space="0" w:color="FFFFFF" w:themeColor="background1"/>
           <w:insideH w:val="nil"/>
           <w:insideV w:val="nil"/>
         </w:tcBorders>
@@ -9364,12 +10698,12 @@
       <w:tblPr/>
       <w:tcPr>
         <w:tcBorders>
-          <w:top w:val="single" w:color="FFFFFF" w:themeColor="background1" w:sz="8" w:space="0"/>
-          <w:left w:val="single" w:color="FFFFFF" w:themeColor="background1" w:sz="8" w:space="0"/>
-          <w:bottom w:val="single" w:color="FFFFFF" w:themeColor="background1" w:sz="8" w:space="0"/>
-          <w:right w:val="single" w:color="FFFFFF" w:themeColor="background1" w:sz="8" w:space="0"/>
-          <w:insideH w:val="single" w:color="FFFFFF" w:themeColor="background1" w:sz="8" w:space="0"/>
-          <w:insideV w:val="single" w:color="FFFFFF" w:themeColor="background1" w:sz="8" w:space="0"/>
+          <w:top w:val="single" w:sz="8" w:space="0" w:color="FFFFFF" w:themeColor="background1"/>
+          <w:left w:val="single" w:sz="8" w:space="0" w:color="FFFFFF" w:themeColor="background1"/>
+          <w:bottom w:val="single" w:sz="8" w:space="0" w:color="FFFFFF" w:themeColor="background1"/>
+          <w:right w:val="single" w:sz="8" w:space="0" w:color="FFFFFF" w:themeColor="background1"/>
+          <w:insideH w:val="single" w:sz="8" w:space="0" w:color="FFFFFF" w:themeColor="background1"/>
+          <w:insideV w:val="single" w:sz="8" w:space="0" w:color="FFFFFF" w:themeColor="background1"/>
         </w:tcBorders>
         <w:shd w:val="clear" w:color="auto" w:fill="A7BFDE" w:themeFill="accent1" w:themeFillTint="7F"/>
       </w:tcPr>
@@ -9387,12 +10721,12 @@
       <w:tblStyleRowBandSize w:val="1"/>
       <w:tblStyleColBandSize w:val="1"/>
       <w:tblBorders>
-        <w:top w:val="single" w:color="FFFFFF" w:themeColor="background1" w:sz="8" w:space="0"/>
-        <w:left w:val="single" w:color="FFFFFF" w:themeColor="background1" w:sz="8" w:space="0"/>
-        <w:bottom w:val="single" w:color="FFFFFF" w:themeColor="background1" w:sz="8" w:space="0"/>
-        <w:right w:val="single" w:color="FFFFFF" w:themeColor="background1" w:sz="8" w:space="0"/>
-        <w:insideH w:val="single" w:color="FFFFFF" w:themeColor="background1" w:sz="6" w:space="0"/>
-        <w:insideV w:val="single" w:color="FFFFFF" w:themeColor="background1" w:sz="6" w:space="0"/>
+        <w:top w:val="single" w:sz="8" w:space="0" w:color="FFFFFF" w:themeColor="background1"/>
+        <w:left w:val="single" w:sz="8" w:space="0" w:color="FFFFFF" w:themeColor="background1"/>
+        <w:bottom w:val="single" w:sz="8" w:space="0" w:color="FFFFFF" w:themeColor="background1"/>
+        <w:right w:val="single" w:sz="8" w:space="0" w:color="FFFFFF" w:themeColor="background1"/>
+        <w:insideH w:val="single" w:sz="6" w:space="0" w:color="FFFFFF" w:themeColor="background1"/>
+        <w:insideV w:val="single" w:sz="6" w:space="0" w:color="FFFFFF" w:themeColor="background1"/>
       </w:tblBorders>
     </w:tblPr>
     <w:tcPr>
@@ -9409,12 +10743,12 @@
       <w:tblPr/>
       <w:tcPr>
         <w:tcBorders>
-          <w:top w:val="single" w:color="FFFFFF" w:themeColor="background1" w:sz="8" w:space="0"/>
-          <w:left w:val="single" w:color="FFFFFF" w:themeColor="background1" w:sz="8" w:space="0"/>
-          <w:bottom w:val="single" w:color="FFFFFF" w:themeColor="background1" w:sz="24" w:space="0"/>
-          <w:right w:val="single" w:color="FFFFFF" w:themeColor="background1" w:sz="8" w:space="0"/>
-          <w:insideH w:val="nil"/>
-          <w:insideV w:val="single" w:color="FFFFFF" w:themeColor="background1" w:sz="8" w:space="0"/>
+          <w:top w:val="single" w:sz="8" w:space="0" w:color="FFFFFF" w:themeColor="background1"/>
+          <w:left w:val="single" w:sz="8" w:space="0" w:color="FFFFFF" w:themeColor="background1"/>
+          <w:bottom w:val="single" w:sz="24" w:space="0" w:color="FFFFFF" w:themeColor="background1"/>
+          <w:right w:val="single" w:sz="8" w:space="0" w:color="FFFFFF" w:themeColor="background1"/>
+          <w:insideH w:val="nil"/>
+          <w:insideV w:val="single" w:sz="8" w:space="0" w:color="FFFFFF" w:themeColor="background1"/>
         </w:tcBorders>
         <w:shd w:val="clear" w:color="auto" w:fill="C0504D" w:themeFill="accent2"/>
       </w:tcPr>
@@ -9430,12 +10764,12 @@
       <w:tblPr/>
       <w:tcPr>
         <w:tcBorders>
-          <w:top w:val="single" w:color="FFFFFF" w:themeColor="background1" w:sz="24" w:space="0"/>
-          <w:left w:val="single" w:color="FFFFFF" w:themeColor="background1" w:sz="8" w:space="0"/>
-          <w:bottom w:val="single" w:color="FFFFFF" w:themeColor="background1" w:sz="8" w:space="0"/>
-          <w:right w:val="single" w:color="FFFFFF" w:themeColor="background1" w:sz="8" w:space="0"/>
-          <w:insideH w:val="nil"/>
-          <w:insideV w:val="single" w:color="FFFFFF" w:themeColor="background1" w:sz="8" w:space="0"/>
+          <w:top w:val="single" w:sz="24" w:space="0" w:color="FFFFFF" w:themeColor="background1"/>
+          <w:left w:val="single" w:sz="8" w:space="0" w:color="FFFFFF" w:themeColor="background1"/>
+          <w:bottom w:val="single" w:sz="8" w:space="0" w:color="FFFFFF" w:themeColor="background1"/>
+          <w:right w:val="single" w:sz="8" w:space="0" w:color="FFFFFF" w:themeColor="background1"/>
+          <w:insideH w:val="nil"/>
+          <w:insideV w:val="single" w:sz="8" w:space="0" w:color="FFFFFF" w:themeColor="background1"/>
         </w:tcBorders>
         <w:shd w:val="clear" w:color="auto" w:fill="C0504D" w:themeFill="accent2"/>
       </w:tcPr>
@@ -9451,8 +10785,8 @@
       <w:tblPr/>
       <w:tcPr>
         <w:tcBorders>
-          <w:left w:val="single" w:color="FFFFFF" w:themeColor="background1" w:sz="8" w:space="0"/>
-          <w:right w:val="single" w:color="FFFFFF" w:themeColor="background1" w:sz="24" w:space="0"/>
+          <w:left w:val="single" w:sz="8" w:space="0" w:color="FFFFFF" w:themeColor="background1"/>
+          <w:right w:val="single" w:sz="24" w:space="0" w:color="FFFFFF" w:themeColor="background1"/>
           <w:insideH w:val="nil"/>
           <w:insideV w:val="nil"/>
         </w:tcBorders>
@@ -9471,7 +10805,7 @@
       <w:tcPr>
         <w:tcBorders>
           <w:top w:val="nil"/>
-          <w:left w:val="single" w:color="FFFFFF" w:themeColor="background1" w:sz="24" w:space="0"/>
+          <w:left w:val="single" w:sz="24" w:space="0" w:color="FFFFFF" w:themeColor="background1"/>
           <w:bottom w:val="nil"/>
           <w:right w:val="nil"/>
           <w:insideH w:val="nil"/>
@@ -9484,10 +10818,10 @@
       <w:tblPr/>
       <w:tcPr>
         <w:tcBorders>
-          <w:top w:val="single" w:color="FFFFFF" w:themeColor="background1" w:sz="8" w:space="0"/>
-          <w:left w:val="single" w:color="FFFFFF" w:themeColor="background1" w:sz="8" w:space="0"/>
-          <w:bottom w:val="single" w:color="FFFFFF" w:themeColor="background1" w:sz="8" w:space="0"/>
-          <w:right w:val="single" w:color="FFFFFF" w:themeColor="background1" w:sz="8" w:space="0"/>
+          <w:top w:val="single" w:sz="8" w:space="0" w:color="FFFFFF" w:themeColor="background1"/>
+          <w:left w:val="single" w:sz="8" w:space="0" w:color="FFFFFF" w:themeColor="background1"/>
+          <w:bottom w:val="single" w:sz="8" w:space="0" w:color="FFFFFF" w:themeColor="background1"/>
+          <w:right w:val="single" w:sz="8" w:space="0" w:color="FFFFFF" w:themeColor="background1"/>
           <w:insideH w:val="nil"/>
           <w:insideV w:val="nil"/>
         </w:tcBorders>
@@ -9498,12 +10832,12 @@
       <w:tblPr/>
       <w:tcPr>
         <w:tcBorders>
-          <w:top w:val="single" w:color="FFFFFF" w:themeColor="background1" w:sz="8" w:space="0"/>
-          <w:left w:val="single" w:color="FFFFFF" w:themeColor="background1" w:sz="8" w:space="0"/>
-          <w:bottom w:val="single" w:color="FFFFFF" w:themeColor="background1" w:sz="8" w:space="0"/>
-          <w:right w:val="single" w:color="FFFFFF" w:themeColor="background1" w:sz="8" w:space="0"/>
-          <w:insideH w:val="single" w:color="FFFFFF" w:themeColor="background1" w:sz="8" w:space="0"/>
-          <w:insideV w:val="single" w:color="FFFFFF" w:themeColor="background1" w:sz="8" w:space="0"/>
+          <w:top w:val="single" w:sz="8" w:space="0" w:color="FFFFFF" w:themeColor="background1"/>
+          <w:left w:val="single" w:sz="8" w:space="0" w:color="FFFFFF" w:themeColor="background1"/>
+          <w:bottom w:val="single" w:sz="8" w:space="0" w:color="FFFFFF" w:themeColor="background1"/>
+          <w:right w:val="single" w:sz="8" w:space="0" w:color="FFFFFF" w:themeColor="background1"/>
+          <w:insideH w:val="single" w:sz="8" w:space="0" w:color="FFFFFF" w:themeColor="background1"/>
+          <w:insideV w:val="single" w:sz="8" w:space="0" w:color="FFFFFF" w:themeColor="background1"/>
         </w:tcBorders>
         <w:shd w:val="clear" w:color="auto" w:fill="DFA7A6" w:themeFill="accent2" w:themeFillTint="7F"/>
       </w:tcPr>
@@ -9521,12 +10855,12 @@
       <w:tblStyleRowBandSize w:val="1"/>
       <w:tblStyleColBandSize w:val="1"/>
       <w:tblBorders>
-        <w:top w:val="single" w:color="FFFFFF" w:themeColor="background1" w:sz="8" w:space="0"/>
-        <w:left w:val="single" w:color="FFFFFF" w:themeColor="background1" w:sz="8" w:space="0"/>
-        <w:bottom w:val="single" w:color="FFFFFF" w:themeColor="background1" w:sz="8" w:space="0"/>
-        <w:right w:val="single" w:color="FFFFFF" w:themeColor="background1" w:sz="8" w:space="0"/>
-        <w:insideH w:val="single" w:color="FFFFFF" w:themeColor="background1" w:sz="6" w:space="0"/>
-        <w:insideV w:val="single" w:color="FFFFFF" w:themeColor="background1" w:sz="6" w:space="0"/>
+        <w:top w:val="single" w:sz="8" w:space="0" w:color="FFFFFF" w:themeColor="background1"/>
+        <w:left w:val="single" w:sz="8" w:space="0" w:color="FFFFFF" w:themeColor="background1"/>
+        <w:bottom w:val="single" w:sz="8" w:space="0" w:color="FFFFFF" w:themeColor="background1"/>
+        <w:right w:val="single" w:sz="8" w:space="0" w:color="FFFFFF" w:themeColor="background1"/>
+        <w:insideH w:val="single" w:sz="6" w:space="0" w:color="FFFFFF" w:themeColor="background1"/>
+        <w:insideV w:val="single" w:sz="6" w:space="0" w:color="FFFFFF" w:themeColor="background1"/>
       </w:tblBorders>
     </w:tblPr>
     <w:tcPr>
@@ -9543,12 +10877,12 @@
       <w:tblPr/>
       <w:tcPr>
         <w:tcBorders>
-          <w:top w:val="single" w:color="FFFFFF" w:themeColor="background1" w:sz="8" w:space="0"/>
-          <w:left w:val="single" w:color="FFFFFF" w:themeColor="background1" w:sz="8" w:space="0"/>
-          <w:bottom w:val="single" w:color="FFFFFF" w:themeColor="background1" w:sz="24" w:space="0"/>
-          <w:right w:val="single" w:color="FFFFFF" w:themeColor="background1" w:sz="8" w:space="0"/>
-          <w:insideH w:val="nil"/>
-          <w:insideV w:val="single" w:color="FFFFFF" w:themeColor="background1" w:sz="8" w:space="0"/>
+          <w:top w:val="single" w:sz="8" w:space="0" w:color="FFFFFF" w:themeColor="background1"/>
+          <w:left w:val="single" w:sz="8" w:space="0" w:color="FFFFFF" w:themeColor="background1"/>
+          <w:bottom w:val="single" w:sz="24" w:space="0" w:color="FFFFFF" w:themeColor="background1"/>
+          <w:right w:val="single" w:sz="8" w:space="0" w:color="FFFFFF" w:themeColor="background1"/>
+          <w:insideH w:val="nil"/>
+          <w:insideV w:val="single" w:sz="8" w:space="0" w:color="FFFFFF" w:themeColor="background1"/>
         </w:tcBorders>
         <w:shd w:val="clear" w:color="auto" w:fill="9BBB59" w:themeFill="accent3"/>
       </w:tcPr>
@@ -9564,12 +10898,12 @@
       <w:tblPr/>
       <w:tcPr>
         <w:tcBorders>
-          <w:top w:val="single" w:color="FFFFFF" w:themeColor="background1" w:sz="24" w:space="0"/>
-          <w:left w:val="single" w:color="FFFFFF" w:themeColor="background1" w:sz="8" w:space="0"/>
-          <w:bottom w:val="single" w:color="FFFFFF" w:themeColor="background1" w:sz="8" w:space="0"/>
-          <w:right w:val="single" w:color="FFFFFF" w:themeColor="background1" w:sz="8" w:space="0"/>
-          <w:insideH w:val="nil"/>
-          <w:insideV w:val="single" w:color="FFFFFF" w:themeColor="background1" w:sz="8" w:space="0"/>
+          <w:top w:val="single" w:sz="24" w:space="0" w:color="FFFFFF" w:themeColor="background1"/>
+          <w:left w:val="single" w:sz="8" w:space="0" w:color="FFFFFF" w:themeColor="background1"/>
+          <w:bottom w:val="single" w:sz="8" w:space="0" w:color="FFFFFF" w:themeColor="background1"/>
+          <w:right w:val="single" w:sz="8" w:space="0" w:color="FFFFFF" w:themeColor="background1"/>
+          <w:insideH w:val="nil"/>
+          <w:insideV w:val="single" w:sz="8" w:space="0" w:color="FFFFFF" w:themeColor="background1"/>
         </w:tcBorders>
         <w:shd w:val="clear" w:color="auto" w:fill="9BBB59" w:themeFill="accent3"/>
       </w:tcPr>
@@ -9585,8 +10919,8 @@
       <w:tblPr/>
       <w:tcPr>
         <w:tcBorders>
-          <w:left w:val="single" w:color="FFFFFF" w:themeColor="background1" w:sz="8" w:space="0"/>
-          <w:right w:val="single" w:color="FFFFFF" w:themeColor="background1" w:sz="24" w:space="0"/>
+          <w:left w:val="single" w:sz="8" w:space="0" w:color="FFFFFF" w:themeColor="background1"/>
+          <w:right w:val="single" w:sz="24" w:space="0" w:color="FFFFFF" w:themeColor="background1"/>
           <w:insideH w:val="nil"/>
           <w:insideV w:val="nil"/>
         </w:tcBorders>
@@ -9605,7 +10939,7 @@
       <w:tcPr>
         <w:tcBorders>
           <w:top w:val="nil"/>
-          <w:left w:val="single" w:color="FFFFFF" w:themeColor="background1" w:sz="24" w:space="0"/>
+          <w:left w:val="single" w:sz="24" w:space="0" w:color="FFFFFF" w:themeColor="background1"/>
           <w:bottom w:val="nil"/>
           <w:right w:val="nil"/>
           <w:insideH w:val="nil"/>
@@ -9618,10 +10952,10 @@
       <w:tblPr/>
       <w:tcPr>
         <w:tcBorders>
-          <w:top w:val="single" w:color="FFFFFF" w:themeColor="background1" w:sz="8" w:space="0"/>
-          <w:left w:val="single" w:color="FFFFFF" w:themeColor="background1" w:sz="8" w:space="0"/>
-          <w:bottom w:val="single" w:color="FFFFFF" w:themeColor="background1" w:sz="8" w:space="0"/>
-          <w:right w:val="single" w:color="FFFFFF" w:themeColor="background1" w:sz="8" w:space="0"/>
+          <w:top w:val="single" w:sz="8" w:space="0" w:color="FFFFFF" w:themeColor="background1"/>
+          <w:left w:val="single" w:sz="8" w:space="0" w:color="FFFFFF" w:themeColor="background1"/>
+          <w:bottom w:val="single" w:sz="8" w:space="0" w:color="FFFFFF" w:themeColor="background1"/>
+          <w:right w:val="single" w:sz="8" w:space="0" w:color="FFFFFF" w:themeColor="background1"/>
           <w:insideH w:val="nil"/>
           <w:insideV w:val="nil"/>
         </w:tcBorders>
@@ -9632,12 +10966,12 @@
       <w:tblPr/>
       <w:tcPr>
         <w:tcBorders>
-          <w:top w:val="single" w:color="FFFFFF" w:themeColor="background1" w:sz="8" w:space="0"/>
-          <w:left w:val="single" w:color="FFFFFF" w:themeColor="background1" w:sz="8" w:space="0"/>
-          <w:bottom w:val="single" w:color="FFFFFF" w:themeColor="background1" w:sz="8" w:space="0"/>
-          <w:right w:val="single" w:color="FFFFFF" w:themeColor="background1" w:sz="8" w:space="0"/>
-          <w:insideH w:val="single" w:color="FFFFFF" w:themeColor="background1" w:sz="8" w:space="0"/>
-          <w:insideV w:val="single" w:color="FFFFFF" w:themeColor="background1" w:sz="8" w:space="0"/>
+          <w:top w:val="single" w:sz="8" w:space="0" w:color="FFFFFF" w:themeColor="background1"/>
+          <w:left w:val="single" w:sz="8" w:space="0" w:color="FFFFFF" w:themeColor="background1"/>
+          <w:bottom w:val="single" w:sz="8" w:space="0" w:color="FFFFFF" w:themeColor="background1"/>
+          <w:right w:val="single" w:sz="8" w:space="0" w:color="FFFFFF" w:themeColor="background1"/>
+          <w:insideH w:val="single" w:sz="8" w:space="0" w:color="FFFFFF" w:themeColor="background1"/>
+          <w:insideV w:val="single" w:sz="8" w:space="0" w:color="FFFFFF" w:themeColor="background1"/>
         </w:tcBorders>
         <w:shd w:val="clear" w:color="auto" w:fill="CDDDAC" w:themeFill="accent3" w:themeFillTint="7F"/>
       </w:tcPr>
@@ -9655,12 +10989,12 @@
       <w:tblStyleRowBandSize w:val="1"/>
       <w:tblStyleColBandSize w:val="1"/>
       <w:tblBorders>
-        <w:top w:val="single" w:color="FFFFFF" w:themeColor="background1" w:sz="8" w:space="0"/>
-        <w:left w:val="single" w:color="FFFFFF" w:themeColor="background1" w:sz="8" w:space="0"/>
-        <w:bottom w:val="single" w:color="FFFFFF" w:themeColor="background1" w:sz="8" w:space="0"/>
-        <w:right w:val="single" w:color="FFFFFF" w:themeColor="background1" w:sz="8" w:space="0"/>
-        <w:insideH w:val="single" w:color="FFFFFF" w:themeColor="background1" w:sz="6" w:space="0"/>
-        <w:insideV w:val="single" w:color="FFFFFF" w:themeColor="background1" w:sz="6" w:space="0"/>
+        <w:top w:val="single" w:sz="8" w:space="0" w:color="FFFFFF" w:themeColor="background1"/>
+        <w:left w:val="single" w:sz="8" w:space="0" w:color="FFFFFF" w:themeColor="background1"/>
+        <w:bottom w:val="single" w:sz="8" w:space="0" w:color="FFFFFF" w:themeColor="background1"/>
+        <w:right w:val="single" w:sz="8" w:space="0" w:color="FFFFFF" w:themeColor="background1"/>
+        <w:insideH w:val="single" w:sz="6" w:space="0" w:color="FFFFFF" w:themeColor="background1"/>
+        <w:insideV w:val="single" w:sz="6" w:space="0" w:color="FFFFFF" w:themeColor="background1"/>
       </w:tblBorders>
     </w:tblPr>
     <w:tcPr>
@@ -9677,12 +11011,12 @@
       <w:tblPr/>
       <w:tcPr>
         <w:tcBorders>
-          <w:top w:val="single" w:color="FFFFFF" w:themeColor="background1" w:sz="8" w:space="0"/>
-          <w:left w:val="single" w:color="FFFFFF" w:themeColor="background1" w:sz="8" w:space="0"/>
-          <w:bottom w:val="single" w:color="FFFFFF" w:themeColor="background1" w:sz="24" w:space="0"/>
-          <w:right w:val="single" w:color="FFFFFF" w:themeColor="background1" w:sz="8" w:space="0"/>
-          <w:insideH w:val="nil"/>
-          <w:insideV w:val="single" w:color="FFFFFF" w:themeColor="background1" w:sz="8" w:space="0"/>
+          <w:top w:val="single" w:sz="8" w:space="0" w:color="FFFFFF" w:themeColor="background1"/>
+          <w:left w:val="single" w:sz="8" w:space="0" w:color="FFFFFF" w:themeColor="background1"/>
+          <w:bottom w:val="single" w:sz="24" w:space="0" w:color="FFFFFF" w:themeColor="background1"/>
+          <w:right w:val="single" w:sz="8" w:space="0" w:color="FFFFFF" w:themeColor="background1"/>
+          <w:insideH w:val="nil"/>
+          <w:insideV w:val="single" w:sz="8" w:space="0" w:color="FFFFFF" w:themeColor="background1"/>
         </w:tcBorders>
         <w:shd w:val="clear" w:color="auto" w:fill="8064A2" w:themeFill="accent4"/>
       </w:tcPr>
@@ -9698,12 +11032,12 @@
       <w:tblPr/>
       <w:tcPr>
         <w:tcBorders>
-          <w:top w:val="single" w:color="FFFFFF" w:themeColor="background1" w:sz="24" w:space="0"/>
-          <w:left w:val="single" w:color="FFFFFF" w:themeColor="background1" w:sz="8" w:space="0"/>
-          <w:bottom w:val="single" w:color="FFFFFF" w:themeColor="background1" w:sz="8" w:space="0"/>
-          <w:right w:val="single" w:color="FFFFFF" w:themeColor="background1" w:sz="8" w:space="0"/>
-          <w:insideH w:val="nil"/>
-          <w:insideV w:val="single" w:color="FFFFFF" w:themeColor="background1" w:sz="8" w:space="0"/>
+          <w:top w:val="single" w:sz="24" w:space="0" w:color="FFFFFF" w:themeColor="background1"/>
+          <w:left w:val="single" w:sz="8" w:space="0" w:color="FFFFFF" w:themeColor="background1"/>
+          <w:bottom w:val="single" w:sz="8" w:space="0" w:color="FFFFFF" w:themeColor="background1"/>
+          <w:right w:val="single" w:sz="8" w:space="0" w:color="FFFFFF" w:themeColor="background1"/>
+          <w:insideH w:val="nil"/>
+          <w:insideV w:val="single" w:sz="8" w:space="0" w:color="FFFFFF" w:themeColor="background1"/>
         </w:tcBorders>
         <w:shd w:val="clear" w:color="auto" w:fill="8064A2" w:themeFill="accent4"/>
       </w:tcPr>
@@ -9719,8 +11053,8 @@
       <w:tblPr/>
       <w:tcPr>
         <w:tcBorders>
-          <w:left w:val="single" w:color="FFFFFF" w:themeColor="background1" w:sz="8" w:space="0"/>
-          <w:right w:val="single" w:color="FFFFFF" w:themeColor="background1" w:sz="24" w:space="0"/>
+          <w:left w:val="single" w:sz="8" w:space="0" w:color="FFFFFF" w:themeColor="background1"/>
+          <w:right w:val="single" w:sz="24" w:space="0" w:color="FFFFFF" w:themeColor="background1"/>
           <w:insideH w:val="nil"/>
           <w:insideV w:val="nil"/>
         </w:tcBorders>
@@ -9739,7 +11073,7 @@
       <w:tcPr>
         <w:tcBorders>
           <w:top w:val="nil"/>
-          <w:left w:val="single" w:color="FFFFFF" w:themeColor="background1" w:sz="24" w:space="0"/>
+          <w:left w:val="single" w:sz="24" w:space="0" w:color="FFFFFF" w:themeColor="background1"/>
           <w:bottom w:val="nil"/>
           <w:right w:val="nil"/>
           <w:insideH w:val="nil"/>
@@ -9752,10 +11086,10 @@
       <w:tblPr/>
       <w:tcPr>
         <w:tcBorders>
-          <w:top w:val="single" w:color="FFFFFF" w:themeColor="background1" w:sz="8" w:space="0"/>
-          <w:left w:val="single" w:color="FFFFFF" w:themeColor="background1" w:sz="8" w:space="0"/>
-          <w:bottom w:val="single" w:color="FFFFFF" w:themeColor="background1" w:sz="8" w:space="0"/>
-          <w:right w:val="single" w:color="FFFFFF" w:themeColor="background1" w:sz="8" w:space="0"/>
+          <w:top w:val="single" w:sz="8" w:space="0" w:color="FFFFFF" w:themeColor="background1"/>
+          <w:left w:val="single" w:sz="8" w:space="0" w:color="FFFFFF" w:themeColor="background1"/>
+          <w:bottom w:val="single" w:sz="8" w:space="0" w:color="FFFFFF" w:themeColor="background1"/>
+          <w:right w:val="single" w:sz="8" w:space="0" w:color="FFFFFF" w:themeColor="background1"/>
           <w:insideH w:val="nil"/>
           <w:insideV w:val="nil"/>
         </w:tcBorders>
@@ -9766,12 +11100,12 @@
       <w:tblPr/>
       <w:tcPr>
         <w:tcBorders>
-          <w:top w:val="single" w:color="FFFFFF" w:themeColor="background1" w:sz="8" w:space="0"/>
-          <w:left w:val="single" w:color="FFFFFF" w:themeColor="background1" w:sz="8" w:space="0"/>
-          <w:bottom w:val="single" w:color="FFFFFF" w:themeColor="background1" w:sz="8" w:space="0"/>
-          <w:right w:val="single" w:color="FFFFFF" w:themeColor="background1" w:sz="8" w:space="0"/>
-          <w:insideH w:val="single" w:color="FFFFFF" w:themeColor="background1" w:sz="8" w:space="0"/>
-          <w:insideV w:val="single" w:color="FFFFFF" w:themeColor="background1" w:sz="8" w:space="0"/>
+          <w:top w:val="single" w:sz="8" w:space="0" w:color="FFFFFF" w:themeColor="background1"/>
+          <w:left w:val="single" w:sz="8" w:space="0" w:color="FFFFFF" w:themeColor="background1"/>
+          <w:bottom w:val="single" w:sz="8" w:space="0" w:color="FFFFFF" w:themeColor="background1"/>
+          <w:right w:val="single" w:sz="8" w:space="0" w:color="FFFFFF" w:themeColor="background1"/>
+          <w:insideH w:val="single" w:sz="8" w:space="0" w:color="FFFFFF" w:themeColor="background1"/>
+          <w:insideV w:val="single" w:sz="8" w:space="0" w:color="FFFFFF" w:themeColor="background1"/>
         </w:tcBorders>
         <w:shd w:val="clear" w:color="auto" w:fill="BFB1D0" w:themeFill="accent4" w:themeFillTint="7F"/>
       </w:tcPr>
@@ -9789,12 +11123,12 @@
       <w:tblStyleRowBandSize w:val="1"/>
       <w:tblStyleColBandSize w:val="1"/>
       <w:tblBorders>
-        <w:top w:val="single" w:color="FFFFFF" w:themeColor="background1" w:sz="8" w:space="0"/>
-        <w:left w:val="single" w:color="FFFFFF" w:themeColor="background1" w:sz="8" w:space="0"/>
-        <w:bottom w:val="single" w:color="FFFFFF" w:themeColor="background1" w:sz="8" w:space="0"/>
-        <w:right w:val="single" w:color="FFFFFF" w:themeColor="background1" w:sz="8" w:space="0"/>
-        <w:insideH w:val="single" w:color="FFFFFF" w:themeColor="background1" w:sz="6" w:space="0"/>
-        <w:insideV w:val="single" w:color="FFFFFF" w:themeColor="background1" w:sz="6" w:space="0"/>
+        <w:top w:val="single" w:sz="8" w:space="0" w:color="FFFFFF" w:themeColor="background1"/>
+        <w:left w:val="single" w:sz="8" w:space="0" w:color="FFFFFF" w:themeColor="background1"/>
+        <w:bottom w:val="single" w:sz="8" w:space="0" w:color="FFFFFF" w:themeColor="background1"/>
+        <w:right w:val="single" w:sz="8" w:space="0" w:color="FFFFFF" w:themeColor="background1"/>
+        <w:insideH w:val="single" w:sz="6" w:space="0" w:color="FFFFFF" w:themeColor="background1"/>
+        <w:insideV w:val="single" w:sz="6" w:space="0" w:color="FFFFFF" w:themeColor="background1"/>
       </w:tblBorders>
     </w:tblPr>
     <w:tcPr>
@@ -9811,12 +11145,12 @@
       <w:tblPr/>
       <w:tcPr>
         <w:tcBorders>
-          <w:top w:val="single" w:color="FFFFFF" w:themeColor="background1" w:sz="8" w:space="0"/>
-          <w:left w:val="single" w:color="FFFFFF" w:themeColor="background1" w:sz="8" w:space="0"/>
-          <w:bottom w:val="single" w:color="FFFFFF" w:themeColor="background1" w:sz="24" w:space="0"/>
-          <w:right w:val="single" w:color="FFFFFF" w:themeColor="background1" w:sz="8" w:space="0"/>
-          <w:insideH w:val="nil"/>
-          <w:insideV w:val="single" w:color="FFFFFF" w:themeColor="background1" w:sz="8" w:space="0"/>
+          <w:top w:val="single" w:sz="8" w:space="0" w:color="FFFFFF" w:themeColor="background1"/>
+          <w:left w:val="single" w:sz="8" w:space="0" w:color="FFFFFF" w:themeColor="background1"/>
+          <w:bottom w:val="single" w:sz="24" w:space="0" w:color="FFFFFF" w:themeColor="background1"/>
+          <w:right w:val="single" w:sz="8" w:space="0" w:color="FFFFFF" w:themeColor="background1"/>
+          <w:insideH w:val="nil"/>
+          <w:insideV w:val="single" w:sz="8" w:space="0" w:color="FFFFFF" w:themeColor="background1"/>
         </w:tcBorders>
         <w:shd w:val="clear" w:color="auto" w:fill="4BACC6" w:themeFill="accent5"/>
       </w:tcPr>
@@ -9832,12 +11166,12 @@
       <w:tblPr/>
       <w:tcPr>
         <w:tcBorders>
-          <w:top w:val="single" w:color="FFFFFF" w:themeColor="background1" w:sz="24" w:space="0"/>
-          <w:left w:val="single" w:color="FFFFFF" w:themeColor="background1" w:sz="8" w:space="0"/>
-          <w:bottom w:val="single" w:color="FFFFFF" w:themeColor="background1" w:sz="8" w:space="0"/>
-          <w:right w:val="single" w:color="FFFFFF" w:themeColor="background1" w:sz="8" w:space="0"/>
-          <w:insideH w:val="nil"/>
-          <w:insideV w:val="single" w:color="FFFFFF" w:themeColor="background1" w:sz="8" w:space="0"/>
+          <w:top w:val="single" w:sz="24" w:space="0" w:color="FFFFFF" w:themeColor="background1"/>
+          <w:left w:val="single" w:sz="8" w:space="0" w:color="FFFFFF" w:themeColor="background1"/>
+          <w:bottom w:val="single" w:sz="8" w:space="0" w:color="FFFFFF" w:themeColor="background1"/>
+          <w:right w:val="single" w:sz="8" w:space="0" w:color="FFFFFF" w:themeColor="background1"/>
+          <w:insideH w:val="nil"/>
+          <w:insideV w:val="single" w:sz="8" w:space="0" w:color="FFFFFF" w:themeColor="background1"/>
         </w:tcBorders>
         <w:shd w:val="clear" w:color="auto" w:fill="4BACC6" w:themeFill="accent5"/>
       </w:tcPr>
@@ -9853,8 +11187,8 @@
       <w:tblPr/>
       <w:tcPr>
         <w:tcBorders>
-          <w:left w:val="single" w:color="FFFFFF" w:themeColor="background1" w:sz="8" w:space="0"/>
-          <w:right w:val="single" w:color="FFFFFF" w:themeColor="background1" w:sz="24" w:space="0"/>
+          <w:left w:val="single" w:sz="8" w:space="0" w:color="FFFFFF" w:themeColor="background1"/>
+          <w:right w:val="single" w:sz="24" w:space="0" w:color="FFFFFF" w:themeColor="background1"/>
           <w:insideH w:val="nil"/>
           <w:insideV w:val="nil"/>
         </w:tcBorders>
@@ -9873,7 +11207,7 @@
       <w:tcPr>
         <w:tcBorders>
           <w:top w:val="nil"/>
-          <w:left w:val="single" w:color="FFFFFF" w:themeColor="background1" w:sz="24" w:space="0"/>
+          <w:left w:val="single" w:sz="24" w:space="0" w:color="FFFFFF" w:themeColor="background1"/>
           <w:bottom w:val="nil"/>
           <w:right w:val="nil"/>
           <w:insideH w:val="nil"/>
@@ -9886,10 +11220,10 @@
       <w:tblPr/>
       <w:tcPr>
         <w:tcBorders>
-          <w:top w:val="single" w:color="FFFFFF" w:themeColor="background1" w:sz="8" w:space="0"/>
-          <w:left w:val="single" w:color="FFFFFF" w:themeColor="background1" w:sz="8" w:space="0"/>
-          <w:bottom w:val="single" w:color="FFFFFF" w:themeColor="background1" w:sz="8" w:space="0"/>
-          <w:right w:val="single" w:color="FFFFFF" w:themeColor="background1" w:sz="8" w:space="0"/>
+          <w:top w:val="single" w:sz="8" w:space="0" w:color="FFFFFF" w:themeColor="background1"/>
+          <w:left w:val="single" w:sz="8" w:space="0" w:color="FFFFFF" w:themeColor="background1"/>
+          <w:bottom w:val="single" w:sz="8" w:space="0" w:color="FFFFFF" w:themeColor="background1"/>
+          <w:right w:val="single" w:sz="8" w:space="0" w:color="FFFFFF" w:themeColor="background1"/>
           <w:insideH w:val="nil"/>
           <w:insideV w:val="nil"/>
         </w:tcBorders>
@@ -9900,12 +11234,12 @@
       <w:tblPr/>
       <w:tcPr>
         <w:tcBorders>
-          <w:top w:val="single" w:color="FFFFFF" w:themeColor="background1" w:sz="8" w:space="0"/>
-          <w:left w:val="single" w:color="FFFFFF" w:themeColor="background1" w:sz="8" w:space="0"/>
-          <w:bottom w:val="single" w:color="FFFFFF" w:themeColor="background1" w:sz="8" w:space="0"/>
-          <w:right w:val="single" w:color="FFFFFF" w:themeColor="background1" w:sz="8" w:space="0"/>
-          <w:insideH w:val="single" w:color="FFFFFF" w:themeColor="background1" w:sz="8" w:space="0"/>
-          <w:insideV w:val="single" w:color="FFFFFF" w:themeColor="background1" w:sz="8" w:space="0"/>
+          <w:top w:val="single" w:sz="8" w:space="0" w:color="FFFFFF" w:themeColor="background1"/>
+          <w:left w:val="single" w:sz="8" w:space="0" w:color="FFFFFF" w:themeColor="background1"/>
+          <w:bottom w:val="single" w:sz="8" w:space="0" w:color="FFFFFF" w:themeColor="background1"/>
+          <w:right w:val="single" w:sz="8" w:space="0" w:color="FFFFFF" w:themeColor="background1"/>
+          <w:insideH w:val="single" w:sz="8" w:space="0" w:color="FFFFFF" w:themeColor="background1"/>
+          <w:insideV w:val="single" w:sz="8" w:space="0" w:color="FFFFFF" w:themeColor="background1"/>
         </w:tcBorders>
         <w:shd w:val="clear" w:color="auto" w:fill="A5D5E2" w:themeFill="accent5" w:themeFillTint="7F"/>
       </w:tcPr>
@@ -9923,12 +11257,12 @@
       <w:tblStyleRowBandSize w:val="1"/>
       <w:tblStyleColBandSize w:val="1"/>
       <w:tblBorders>
-        <w:top w:val="single" w:color="FFFFFF" w:themeColor="background1" w:sz="8" w:space="0"/>
-        <w:left w:val="single" w:color="FFFFFF" w:themeColor="background1" w:sz="8" w:space="0"/>
-        <w:bottom w:val="single" w:color="FFFFFF" w:themeColor="background1" w:sz="8" w:space="0"/>
-        <w:right w:val="single" w:color="FFFFFF" w:themeColor="background1" w:sz="8" w:space="0"/>
-        <w:insideH w:val="single" w:color="FFFFFF" w:themeColor="background1" w:sz="6" w:space="0"/>
-        <w:insideV w:val="single" w:color="FFFFFF" w:themeColor="background1" w:sz="6" w:space="0"/>
+        <w:top w:val="single" w:sz="8" w:space="0" w:color="FFFFFF" w:themeColor="background1"/>
+        <w:left w:val="single" w:sz="8" w:space="0" w:color="FFFFFF" w:themeColor="background1"/>
+        <w:bottom w:val="single" w:sz="8" w:space="0" w:color="FFFFFF" w:themeColor="background1"/>
+        <w:right w:val="single" w:sz="8" w:space="0" w:color="FFFFFF" w:themeColor="background1"/>
+        <w:insideH w:val="single" w:sz="6" w:space="0" w:color="FFFFFF" w:themeColor="background1"/>
+        <w:insideV w:val="single" w:sz="6" w:space="0" w:color="FFFFFF" w:themeColor="background1"/>
       </w:tblBorders>
     </w:tblPr>
     <w:tcPr>
@@ -9945,12 +11279,12 @@
       <w:tblPr/>
       <w:tcPr>
         <w:tcBorders>
-          <w:top w:val="single" w:color="FFFFFF" w:themeColor="background1" w:sz="8" w:space="0"/>
-          <w:left w:val="single" w:color="FFFFFF" w:themeColor="background1" w:sz="8" w:space="0"/>
-          <w:bottom w:val="single" w:color="FFFFFF" w:themeColor="background1" w:sz="24" w:space="0"/>
-          <w:right w:val="single" w:color="FFFFFF" w:themeColor="background1" w:sz="8" w:space="0"/>
-          <w:insideH w:val="nil"/>
-          <w:insideV w:val="single" w:color="FFFFFF" w:themeColor="background1" w:sz="8" w:space="0"/>
+          <w:top w:val="single" w:sz="8" w:space="0" w:color="FFFFFF" w:themeColor="background1"/>
+          <w:left w:val="single" w:sz="8" w:space="0" w:color="FFFFFF" w:themeColor="background1"/>
+          <w:bottom w:val="single" w:sz="24" w:space="0" w:color="FFFFFF" w:themeColor="background1"/>
+          <w:right w:val="single" w:sz="8" w:space="0" w:color="FFFFFF" w:themeColor="background1"/>
+          <w:insideH w:val="nil"/>
+          <w:insideV w:val="single" w:sz="8" w:space="0" w:color="FFFFFF" w:themeColor="background1"/>
         </w:tcBorders>
         <w:shd w:val="clear" w:color="auto" w:fill="F79646" w:themeFill="accent6"/>
       </w:tcPr>
@@ -9966,12 +11300,12 @@
       <w:tblPr/>
       <w:tcPr>
         <w:tcBorders>
-          <w:top w:val="single" w:color="FFFFFF" w:themeColor="background1" w:sz="24" w:space="0"/>
-          <w:left w:val="single" w:color="FFFFFF" w:themeColor="background1" w:sz="8" w:space="0"/>
-          <w:bottom w:val="single" w:color="FFFFFF" w:themeColor="background1" w:sz="8" w:space="0"/>
-          <w:right w:val="single" w:color="FFFFFF" w:themeColor="background1" w:sz="8" w:space="0"/>
-          <w:insideH w:val="nil"/>
-          <w:insideV w:val="single" w:color="FFFFFF" w:themeColor="background1" w:sz="8" w:space="0"/>
+          <w:top w:val="single" w:sz="24" w:space="0" w:color="FFFFFF" w:themeColor="background1"/>
+          <w:left w:val="single" w:sz="8" w:space="0" w:color="FFFFFF" w:themeColor="background1"/>
+          <w:bottom w:val="single" w:sz="8" w:space="0" w:color="FFFFFF" w:themeColor="background1"/>
+          <w:right w:val="single" w:sz="8" w:space="0" w:color="FFFFFF" w:themeColor="background1"/>
+          <w:insideH w:val="nil"/>
+          <w:insideV w:val="single" w:sz="8" w:space="0" w:color="FFFFFF" w:themeColor="background1"/>
         </w:tcBorders>
         <w:shd w:val="clear" w:color="auto" w:fill="F79646" w:themeFill="accent6"/>
       </w:tcPr>
@@ -9987,8 +11321,8 @@
       <w:tblPr/>
       <w:tcPr>
         <w:tcBorders>
-          <w:left w:val="single" w:color="FFFFFF" w:themeColor="background1" w:sz="8" w:space="0"/>
-          <w:right w:val="single" w:color="FFFFFF" w:themeColor="background1" w:sz="24" w:space="0"/>
+          <w:left w:val="single" w:sz="8" w:space="0" w:color="FFFFFF" w:themeColor="background1"/>
+          <w:right w:val="single" w:sz="24" w:space="0" w:color="FFFFFF" w:themeColor="background1"/>
           <w:insideH w:val="nil"/>
           <w:insideV w:val="nil"/>
         </w:tcBorders>
@@ -10007,7 +11341,7 @@
       <w:tcPr>
         <w:tcBorders>
           <w:top w:val="nil"/>
-          <w:left w:val="single" w:color="FFFFFF" w:themeColor="background1" w:sz="24" w:space="0"/>
+          <w:left w:val="single" w:sz="24" w:space="0" w:color="FFFFFF" w:themeColor="background1"/>
           <w:bottom w:val="nil"/>
           <w:right w:val="nil"/>
           <w:insideH w:val="nil"/>
@@ -10020,10 +11354,10 @@
       <w:tblPr/>
       <w:tcPr>
         <w:tcBorders>
-          <w:top w:val="single" w:color="FFFFFF" w:themeColor="background1" w:sz="8" w:space="0"/>
-          <w:left w:val="single" w:color="FFFFFF" w:themeColor="background1" w:sz="8" w:space="0"/>
-          <w:bottom w:val="single" w:color="FFFFFF" w:themeColor="background1" w:sz="8" w:space="0"/>
-          <w:right w:val="single" w:color="FFFFFF" w:themeColor="background1" w:sz="8" w:space="0"/>
+          <w:top w:val="single" w:sz="8" w:space="0" w:color="FFFFFF" w:themeColor="background1"/>
+          <w:left w:val="single" w:sz="8" w:space="0" w:color="FFFFFF" w:themeColor="background1"/>
+          <w:bottom w:val="single" w:sz="8" w:space="0" w:color="FFFFFF" w:themeColor="background1"/>
+          <w:right w:val="single" w:sz="8" w:space="0" w:color="FFFFFF" w:themeColor="background1"/>
           <w:insideH w:val="nil"/>
           <w:insideV w:val="nil"/>
         </w:tcBorders>
@@ -10034,12 +11368,12 @@
       <w:tblPr/>
       <w:tcPr>
         <w:tcBorders>
-          <w:top w:val="single" w:color="FFFFFF" w:themeColor="background1" w:sz="8" w:space="0"/>
-          <w:left w:val="single" w:color="FFFFFF" w:themeColor="background1" w:sz="8" w:space="0"/>
-          <w:bottom w:val="single" w:color="FFFFFF" w:themeColor="background1" w:sz="8" w:space="0"/>
-          <w:right w:val="single" w:color="FFFFFF" w:themeColor="background1" w:sz="8" w:space="0"/>
-          <w:insideH w:val="single" w:color="FFFFFF" w:themeColor="background1" w:sz="8" w:space="0"/>
-          <w:insideV w:val="single" w:color="FFFFFF" w:themeColor="background1" w:sz="8" w:space="0"/>
+          <w:top w:val="single" w:sz="8" w:space="0" w:color="FFFFFF" w:themeColor="background1"/>
+          <w:left w:val="single" w:sz="8" w:space="0" w:color="FFFFFF" w:themeColor="background1"/>
+          <w:bottom w:val="single" w:sz="8" w:space="0" w:color="FFFFFF" w:themeColor="background1"/>
+          <w:right w:val="single" w:sz="8" w:space="0" w:color="FFFFFF" w:themeColor="background1"/>
+          <w:insideH w:val="single" w:sz="8" w:space="0" w:color="FFFFFF" w:themeColor="background1"/>
+          <w:insideV w:val="single" w:sz="8" w:space="0" w:color="FFFFFF" w:themeColor="background1"/>
         </w:tcBorders>
         <w:shd w:val="clear" w:color="auto" w:fill="FBCAA2" w:themeFill="accent6" w:themeFillTint="7F"/>
       </w:tcPr>
@@ -10073,7 +11407,7 @@
         <w:tcBorders>
           <w:top w:val="nil"/>
           <w:left w:val="nil"/>
-          <w:bottom w:val="single" w:color="FFFFFF" w:themeColor="background1" w:sz="18" w:space="0"/>
+          <w:bottom w:val="single" w:sz="18" w:space="0" w:color="FFFFFF" w:themeColor="background1"/>
           <w:right w:val="nil"/>
           <w:insideH w:val="nil"/>
           <w:insideV w:val="nil"/>
@@ -10085,7 +11419,7 @@
       <w:tblPr/>
       <w:tcPr>
         <w:tcBorders>
-          <w:top w:val="single" w:color="FFFFFF" w:themeColor="background1" w:sz="18" w:space="0"/>
+          <w:top w:val="single" w:sz="18" w:space="0" w:color="FFFFFF" w:themeColor="background1"/>
           <w:left w:val="nil"/>
           <w:bottom w:val="nil"/>
           <w:right w:val="nil"/>
@@ -10102,7 +11436,7 @@
           <w:top w:val="nil"/>
           <w:left w:val="nil"/>
           <w:bottom w:val="nil"/>
-          <w:right w:val="single" w:color="FFFFFF" w:themeColor="background1" w:sz="18" w:space="0"/>
+          <w:right w:val="single" w:sz="18" w:space="0" w:color="FFFFFF" w:themeColor="background1"/>
           <w:insideH w:val="nil"/>
           <w:insideV w:val="nil"/>
         </w:tcBorders>
@@ -10114,7 +11448,7 @@
       <w:tcPr>
         <w:tcBorders>
           <w:top w:val="nil"/>
-          <w:left w:val="single" w:color="FFFFFF" w:themeColor="background1" w:sz="18" w:space="0"/>
+          <w:left w:val="single" w:sz="18" w:space="0" w:color="FFFFFF" w:themeColor="background1"/>
           <w:bottom w:val="nil"/>
           <w:right w:val="nil"/>
           <w:insideH w:val="nil"/>
@@ -10180,7 +11514,7 @@
         <w:tcBorders>
           <w:top w:val="nil"/>
           <w:left w:val="nil"/>
-          <w:bottom w:val="single" w:color="FFFFFF" w:themeColor="background1" w:sz="18" w:space="0"/>
+          <w:bottom w:val="single" w:sz="18" w:space="0" w:color="FFFFFF" w:themeColor="background1"/>
           <w:right w:val="nil"/>
           <w:insideH w:val="nil"/>
           <w:insideV w:val="nil"/>
@@ -10192,7 +11526,7 @@
       <w:tblPr/>
       <w:tcPr>
         <w:tcBorders>
-          <w:top w:val="single" w:color="FFFFFF" w:themeColor="background1" w:sz="18" w:space="0"/>
+          <w:top w:val="single" w:sz="18" w:space="0" w:color="FFFFFF" w:themeColor="background1"/>
           <w:left w:val="nil"/>
           <w:bottom w:val="nil"/>
           <w:right w:val="nil"/>
@@ -10209,7 +11543,7 @@
           <w:top w:val="nil"/>
           <w:left w:val="nil"/>
           <w:bottom w:val="nil"/>
-          <w:right w:val="single" w:color="FFFFFF" w:themeColor="background1" w:sz="18" w:space="0"/>
+          <w:right w:val="single" w:sz="18" w:space="0" w:color="FFFFFF" w:themeColor="background1"/>
           <w:insideH w:val="nil"/>
           <w:insideV w:val="nil"/>
         </w:tcBorders>
@@ -10221,7 +11555,7 @@
       <w:tcPr>
         <w:tcBorders>
           <w:top w:val="nil"/>
-          <w:left w:val="single" w:color="FFFFFF" w:themeColor="background1" w:sz="18" w:space="0"/>
+          <w:left w:val="single" w:sz="18" w:space="0" w:color="FFFFFF" w:themeColor="background1"/>
           <w:bottom w:val="nil"/>
           <w:right w:val="nil"/>
           <w:insideH w:val="nil"/>
@@ -10287,7 +11621,7 @@
         <w:tcBorders>
           <w:top w:val="nil"/>
           <w:left w:val="nil"/>
-          <w:bottom w:val="single" w:color="FFFFFF" w:themeColor="background1" w:sz="18" w:space="0"/>
+          <w:bottom w:val="single" w:sz="18" w:space="0" w:color="FFFFFF" w:themeColor="background1"/>
           <w:right w:val="nil"/>
           <w:insideH w:val="nil"/>
           <w:insideV w:val="nil"/>
@@ -10299,7 +11633,7 @@
       <w:tblPr/>
       <w:tcPr>
         <w:tcBorders>
-          <w:top w:val="single" w:color="FFFFFF" w:themeColor="background1" w:sz="18" w:space="0"/>
+          <w:top w:val="single" w:sz="18" w:space="0" w:color="FFFFFF" w:themeColor="background1"/>
           <w:left w:val="nil"/>
           <w:bottom w:val="nil"/>
           <w:right w:val="nil"/>
@@ -10316,7 +11650,7 @@
           <w:top w:val="nil"/>
           <w:left w:val="nil"/>
           <w:bottom w:val="nil"/>
-          <w:right w:val="single" w:color="FFFFFF" w:themeColor="background1" w:sz="18" w:space="0"/>
+          <w:right w:val="single" w:sz="18" w:space="0" w:color="FFFFFF" w:themeColor="background1"/>
           <w:insideH w:val="nil"/>
           <w:insideV w:val="nil"/>
         </w:tcBorders>
@@ -10328,7 +11662,7 @@
       <w:tcPr>
         <w:tcBorders>
           <w:top w:val="nil"/>
-          <w:left w:val="single" w:color="FFFFFF" w:themeColor="background1" w:sz="18" w:space="0"/>
+          <w:left w:val="single" w:sz="18" w:space="0" w:color="FFFFFF" w:themeColor="background1"/>
           <w:bottom w:val="nil"/>
           <w:right w:val="nil"/>
           <w:insideH w:val="nil"/>
@@ -10394,7 +11728,7 @@
         <w:tcBorders>
           <w:top w:val="nil"/>
           <w:left w:val="nil"/>
-          <w:bottom w:val="single" w:color="FFFFFF" w:themeColor="background1" w:sz="18" w:space="0"/>
+          <w:bottom w:val="single" w:sz="18" w:space="0" w:color="FFFFFF" w:themeColor="background1"/>
           <w:right w:val="nil"/>
           <w:insideH w:val="nil"/>
           <w:insideV w:val="nil"/>
@@ -10406,7 +11740,7 @@
       <w:tblPr/>
       <w:tcPr>
         <w:tcBorders>
-          <w:top w:val="single" w:color="FFFFFF" w:themeColor="background1" w:sz="18" w:space="0"/>
+          <w:top w:val="single" w:sz="18" w:space="0" w:color="FFFFFF" w:themeColor="background1"/>
           <w:left w:val="nil"/>
           <w:bottom w:val="nil"/>
           <w:right w:val="nil"/>
@@ -10423,7 +11757,7 @@
           <w:top w:val="nil"/>
           <w:left w:val="nil"/>
           <w:bottom w:val="nil"/>
-          <w:right w:val="single" w:color="FFFFFF" w:themeColor="background1" w:sz="18" w:space="0"/>
+          <w:right w:val="single" w:sz="18" w:space="0" w:color="FFFFFF" w:themeColor="background1"/>
           <w:insideH w:val="nil"/>
           <w:insideV w:val="nil"/>
         </w:tcBorders>
@@ -10435,7 +11769,7 @@
       <w:tcPr>
         <w:tcBorders>
           <w:top w:val="nil"/>
-          <w:left w:val="single" w:color="FFFFFF" w:themeColor="background1" w:sz="18" w:space="0"/>
+          <w:left w:val="single" w:sz="18" w:space="0" w:color="FFFFFF" w:themeColor="background1"/>
           <w:bottom w:val="nil"/>
           <w:right w:val="nil"/>
           <w:insideH w:val="nil"/>
@@ -10501,7 +11835,7 @@
         <w:tcBorders>
           <w:top w:val="nil"/>
           <w:left w:val="nil"/>
-          <w:bottom w:val="single" w:color="FFFFFF" w:themeColor="background1" w:sz="18" w:space="0"/>
+          <w:bottom w:val="single" w:sz="18" w:space="0" w:color="FFFFFF" w:themeColor="background1"/>
           <w:right w:val="nil"/>
           <w:insideH w:val="nil"/>
           <w:insideV w:val="nil"/>
@@ -10513,7 +11847,7 @@
       <w:tblPr/>
       <w:tcPr>
         <w:tcBorders>
-          <w:top w:val="single" w:color="FFFFFF" w:themeColor="background1" w:sz="18" w:space="0"/>
+          <w:top w:val="single" w:sz="18" w:space="0" w:color="FFFFFF" w:themeColor="background1"/>
           <w:left w:val="nil"/>
           <w:bottom w:val="nil"/>
           <w:right w:val="nil"/>
@@ -10530,7 +11864,7 @@
           <w:top w:val="nil"/>
           <w:left w:val="nil"/>
           <w:bottom w:val="nil"/>
-          <w:right w:val="single" w:color="FFFFFF" w:themeColor="background1" w:sz="18" w:space="0"/>
+          <w:right w:val="single" w:sz="18" w:space="0" w:color="FFFFFF" w:themeColor="background1"/>
           <w:insideH w:val="nil"/>
           <w:insideV w:val="nil"/>
         </w:tcBorders>
@@ -10542,7 +11876,7 @@
       <w:tcPr>
         <w:tcBorders>
           <w:top w:val="nil"/>
-          <w:left w:val="single" w:color="FFFFFF" w:themeColor="background1" w:sz="18" w:space="0"/>
+          <w:left w:val="single" w:sz="18" w:space="0" w:color="FFFFFF" w:themeColor="background1"/>
           <w:bottom w:val="nil"/>
           <w:right w:val="nil"/>
           <w:insideH w:val="nil"/>
@@ -10608,7 +11942,7 @@
         <w:tcBorders>
           <w:top w:val="nil"/>
           <w:left w:val="nil"/>
-          <w:bottom w:val="single" w:color="FFFFFF" w:themeColor="background1" w:sz="18" w:space="0"/>
+          <w:bottom w:val="single" w:sz="18" w:space="0" w:color="FFFFFF" w:themeColor="background1"/>
           <w:right w:val="nil"/>
           <w:insideH w:val="nil"/>
           <w:insideV w:val="nil"/>
@@ -10620,7 +11954,7 @@
       <w:tblPr/>
       <w:tcPr>
         <w:tcBorders>
-          <w:top w:val="single" w:color="FFFFFF" w:themeColor="background1" w:sz="18" w:space="0"/>
+          <w:top w:val="single" w:sz="18" w:space="0" w:color="FFFFFF" w:themeColor="background1"/>
           <w:left w:val="nil"/>
           <w:bottom w:val="nil"/>
           <w:right w:val="nil"/>
@@ -10637,7 +11971,7 @@
           <w:top w:val="nil"/>
           <w:left w:val="nil"/>
           <w:bottom w:val="nil"/>
-          <w:right w:val="single" w:color="FFFFFF" w:themeColor="background1" w:sz="18" w:space="0"/>
+          <w:right w:val="single" w:sz="18" w:space="0" w:color="FFFFFF" w:themeColor="background1"/>
           <w:insideH w:val="nil"/>
           <w:insideV w:val="nil"/>
         </w:tcBorders>
@@ -10649,7 +11983,7 @@
       <w:tcPr>
         <w:tcBorders>
           <w:top w:val="nil"/>
-          <w:left w:val="single" w:color="FFFFFF" w:themeColor="background1" w:sz="18" w:space="0"/>
+          <w:left w:val="single" w:sz="18" w:space="0" w:color="FFFFFF" w:themeColor="background1"/>
           <w:bottom w:val="nil"/>
           <w:right w:val="nil"/>
           <w:insideH w:val="nil"/>
@@ -10715,7 +12049,7 @@
         <w:tcBorders>
           <w:top w:val="nil"/>
           <w:left w:val="nil"/>
-          <w:bottom w:val="single" w:color="FFFFFF" w:themeColor="background1" w:sz="18" w:space="0"/>
+          <w:bottom w:val="single" w:sz="18" w:space="0" w:color="FFFFFF" w:themeColor="background1"/>
           <w:right w:val="nil"/>
           <w:insideH w:val="nil"/>
           <w:insideV w:val="nil"/>
@@ -10727,7 +12061,7 @@
       <w:tblPr/>
       <w:tcPr>
         <w:tcBorders>
-          <w:top w:val="single" w:color="FFFFFF" w:themeColor="background1" w:sz="18" w:space="0"/>
+          <w:top w:val="single" w:sz="18" w:space="0" w:color="FFFFFF" w:themeColor="background1"/>
           <w:left w:val="nil"/>
           <w:bottom w:val="nil"/>
           <w:right w:val="nil"/>
@@ -10744,7 +12078,7 @@
           <w:top w:val="nil"/>
           <w:left w:val="nil"/>
           <w:bottom w:val="nil"/>
-          <w:right w:val="single" w:color="FFFFFF" w:themeColor="background1" w:sz="18" w:space="0"/>
+          <w:right w:val="single" w:sz="18" w:space="0" w:color="FFFFFF" w:themeColor="background1"/>
           <w:insideH w:val="nil"/>
           <w:insideV w:val="nil"/>
         </w:tcBorders>
@@ -10756,7 +12090,7 @@
       <w:tcPr>
         <w:tcBorders>
           <w:top w:val="nil"/>
-          <w:left w:val="single" w:color="FFFFFF" w:themeColor="background1" w:sz="18" w:space="0"/>
+          <w:left w:val="single" w:sz="18" w:space="0" w:color="FFFFFF" w:themeColor="background1"/>
           <w:bottom w:val="nil"/>
           <w:right w:val="nil"/>
           <w:insideH w:val="nil"/>
@@ -10809,12 +12143,12 @@
       <w:tblStyleRowBandSize w:val="1"/>
       <w:tblStyleColBandSize w:val="1"/>
       <w:tblBorders>
-        <w:top w:val="single" w:color="C0504D" w:themeColor="accent2" w:sz="24" w:space="0"/>
-        <w:left w:val="single" w:color="000000" w:themeColor="text1" w:sz="4" w:space="0"/>
-        <w:bottom w:val="single" w:color="000000" w:themeColor="text1" w:sz="4" w:space="0"/>
-        <w:right w:val="single" w:color="000000" w:themeColor="text1" w:sz="4" w:space="0"/>
-        <w:insideH w:val="single" w:color="FFFFFF" w:themeColor="background1" w:sz="4" w:space="0"/>
-        <w:insideV w:val="single" w:color="FFFFFF" w:themeColor="background1" w:sz="4" w:space="0"/>
+        <w:top w:val="single" w:sz="24" w:space="0" w:color="C0504D" w:themeColor="accent2"/>
+        <w:left w:val="single" w:sz="4" w:space="0" w:color="000000" w:themeColor="text1"/>
+        <w:bottom w:val="single" w:sz="4" w:space="0" w:color="000000" w:themeColor="text1"/>
+        <w:right w:val="single" w:sz="4" w:space="0" w:color="000000" w:themeColor="text1"/>
+        <w:insideH w:val="single" w:sz="4" w:space="0" w:color="FFFFFF" w:themeColor="background1"/>
+        <w:insideV w:val="single" w:sz="4" w:space="0" w:color="FFFFFF" w:themeColor="background1"/>
       </w:tblBorders>
     </w:tblPr>
     <w:tcPr>
@@ -10830,7 +12164,7 @@
         <w:tcBorders>
           <w:top w:val="nil"/>
           <w:left w:val="nil"/>
-          <w:bottom w:val="single" w:color="C0504D" w:themeColor="accent2" w:sz="24" w:space="0"/>
+          <w:bottom w:val="single" w:sz="24" w:space="0" w:color="C0504D" w:themeColor="accent2"/>
           <w:right w:val="nil"/>
           <w:insideH w:val="nil"/>
           <w:insideV w:val="nil"/>
@@ -10847,7 +12181,7 @@
       <w:tblPr/>
       <w:tcPr>
         <w:tcBorders>
-          <w:top w:val="single" w:color="FFFFFF" w:themeColor="background1" w:sz="6" w:space="0"/>
+          <w:top w:val="single" w:sz="6" w:space="0" w:color="FFFFFF" w:themeColor="background1"/>
         </w:tcBorders>
         <w:shd w:val="clear" w:color="auto" w:fill="000000" w:themeFill="text1" w:themeFillShade="99"/>
       </w:tcPr>
@@ -10863,7 +12197,7 @@
           <w:left w:val="nil"/>
           <w:bottom w:val="nil"/>
           <w:right w:val="nil"/>
-          <w:insideH w:val="single" w:color="000000" w:themeColor="text1" w:themeShade="99" w:sz="4" w:space="0"/>
+          <w:insideH w:val="single" w:sz="4" w:space="0" w:color="000000" w:themeColor="text1" w:themeShade="99"/>
           <w:insideV w:val="nil"/>
         </w:tcBorders>
         <w:shd w:val="clear" w:color="auto" w:fill="000000" w:themeFill="text1" w:themeFillShade="99"/>
@@ -10924,12 +12258,12 @@
       <w:tblStyleRowBandSize w:val="1"/>
       <w:tblStyleColBandSize w:val="1"/>
       <w:tblBorders>
-        <w:top w:val="single" w:color="C0504D" w:themeColor="accent2" w:sz="24" w:space="0"/>
-        <w:left w:val="single" w:color="4F81BD" w:themeColor="accent1" w:sz="4" w:space="0"/>
-        <w:bottom w:val="single" w:color="4F81BD" w:themeColor="accent1" w:sz="4" w:space="0"/>
-        <w:right w:val="single" w:color="4F81BD" w:themeColor="accent1" w:sz="4" w:space="0"/>
-        <w:insideH w:val="single" w:color="FFFFFF" w:themeColor="background1" w:sz="4" w:space="0"/>
-        <w:insideV w:val="single" w:color="FFFFFF" w:themeColor="background1" w:sz="4" w:space="0"/>
+        <w:top w:val="single" w:sz="24" w:space="0" w:color="C0504D" w:themeColor="accent2"/>
+        <w:left w:val="single" w:sz="4" w:space="0" w:color="4F81BD" w:themeColor="accent1"/>
+        <w:bottom w:val="single" w:sz="4" w:space="0" w:color="4F81BD" w:themeColor="accent1"/>
+        <w:right w:val="single" w:sz="4" w:space="0" w:color="4F81BD" w:themeColor="accent1"/>
+        <w:insideH w:val="single" w:sz="4" w:space="0" w:color="FFFFFF" w:themeColor="background1"/>
+        <w:insideV w:val="single" w:sz="4" w:space="0" w:color="FFFFFF" w:themeColor="background1"/>
       </w:tblBorders>
     </w:tblPr>
     <w:tcPr>
@@ -10945,7 +12279,7 @@
         <w:tcBorders>
           <w:top w:val="nil"/>
           <w:left w:val="nil"/>
-          <w:bottom w:val="single" w:color="C0504D" w:themeColor="accent2" w:sz="24" w:space="0"/>
+          <w:bottom w:val="single" w:sz="24" w:space="0" w:color="C0504D" w:themeColor="accent2"/>
           <w:right w:val="nil"/>
           <w:insideH w:val="nil"/>
           <w:insideV w:val="nil"/>
@@ -10962,7 +12296,7 @@
       <w:tblPr/>
       <w:tcPr>
         <w:tcBorders>
-          <w:top w:val="single" w:color="FFFFFF" w:themeColor="background1" w:sz="6" w:space="0"/>
+          <w:top w:val="single" w:sz="6" w:space="0" w:color="FFFFFF" w:themeColor="background1"/>
         </w:tcBorders>
         <w:shd w:val="clear" w:color="auto" w:fill="2C4C74" w:themeFill="accent1" w:themeFillShade="99"/>
       </w:tcPr>
@@ -10978,7 +12312,7 @@
           <w:left w:val="nil"/>
           <w:bottom w:val="nil"/>
           <w:right w:val="nil"/>
-          <w:insideH w:val="single" w:color="2C4C74" w:themeColor="accent1" w:themeShade="99" w:sz="4" w:space="0"/>
+          <w:insideH w:val="single" w:sz="4" w:space="0" w:color="2C4C74" w:themeColor="accent1" w:themeShade="99"/>
           <w:insideV w:val="nil"/>
         </w:tcBorders>
         <w:shd w:val="clear" w:color="auto" w:fill="2C4C74" w:themeFill="accent1" w:themeFillShade="99"/>
@@ -11039,12 +12373,12 @@
       <w:tblStyleRowBandSize w:val="1"/>
       <w:tblStyleColBandSize w:val="1"/>
       <w:tblBorders>
-        <w:top w:val="single" w:color="C0504D" w:themeColor="accent2" w:sz="24" w:space="0"/>
-        <w:left w:val="single" w:color="C0504D" w:themeColor="accent2" w:sz="4" w:space="0"/>
-        <w:bottom w:val="single" w:color="C0504D" w:themeColor="accent2" w:sz="4" w:space="0"/>
-        <w:right w:val="single" w:color="C0504D" w:themeColor="accent2" w:sz="4" w:space="0"/>
-        <w:insideH w:val="single" w:color="FFFFFF" w:themeColor="background1" w:sz="4" w:space="0"/>
-        <w:insideV w:val="single" w:color="FFFFFF" w:themeColor="background1" w:sz="4" w:space="0"/>
+        <w:top w:val="single" w:sz="24" w:space="0" w:color="C0504D" w:themeColor="accent2"/>
+        <w:left w:val="single" w:sz="4" w:space="0" w:color="C0504D" w:themeColor="accent2"/>
+        <w:bottom w:val="single" w:sz="4" w:space="0" w:color="C0504D" w:themeColor="accent2"/>
+        <w:right w:val="single" w:sz="4" w:space="0" w:color="C0504D" w:themeColor="accent2"/>
+        <w:insideH w:val="single" w:sz="4" w:space="0" w:color="FFFFFF" w:themeColor="background1"/>
+        <w:insideV w:val="single" w:sz="4" w:space="0" w:color="FFFFFF" w:themeColor="background1"/>
       </w:tblBorders>
     </w:tblPr>
     <w:tcPr>
@@ -11060,7 +12394,7 @@
         <w:tcBorders>
           <w:top w:val="nil"/>
           <w:left w:val="nil"/>
-          <w:bottom w:val="single" w:color="C0504D" w:themeColor="accent2" w:sz="24" w:space="0"/>
+          <w:bottom w:val="single" w:sz="24" w:space="0" w:color="C0504D" w:themeColor="accent2"/>
           <w:right w:val="nil"/>
           <w:insideH w:val="nil"/>
           <w:insideV w:val="nil"/>
@@ -11077,7 +12411,7 @@
       <w:tblPr/>
       <w:tcPr>
         <w:tcBorders>
-          <w:top w:val="single" w:color="FFFFFF" w:themeColor="background1" w:sz="6" w:space="0"/>
+          <w:top w:val="single" w:sz="6" w:space="0" w:color="FFFFFF" w:themeColor="background1"/>
         </w:tcBorders>
         <w:shd w:val="clear" w:color="auto" w:fill="772C2A" w:themeFill="accent2" w:themeFillShade="99"/>
       </w:tcPr>
@@ -11093,7 +12427,7 @@
           <w:left w:val="nil"/>
           <w:bottom w:val="nil"/>
           <w:right w:val="nil"/>
-          <w:insideH w:val="single" w:color="772C2A" w:themeColor="accent2" w:themeShade="99" w:sz="4" w:space="0"/>
+          <w:insideH w:val="single" w:sz="4" w:space="0" w:color="772C2A" w:themeColor="accent2" w:themeShade="99"/>
           <w:insideV w:val="nil"/>
         </w:tcBorders>
         <w:shd w:val="clear" w:color="auto" w:fill="772C2A" w:themeFill="accent2" w:themeFillShade="99"/>
@@ -11154,12 +12488,12 @@
       <w:tblStyleRowBandSize w:val="1"/>
       <w:tblStyleColBandSize w:val="1"/>
       <w:tblBorders>
-        <w:top w:val="single" w:color="8064A2" w:themeColor="accent4" w:sz="24" w:space="0"/>
-        <w:left w:val="single" w:color="9BBB59" w:themeColor="accent3" w:sz="4" w:space="0"/>
-        <w:bottom w:val="single" w:color="9BBB59" w:themeColor="accent3" w:sz="4" w:space="0"/>
-        <w:right w:val="single" w:color="9BBB59" w:themeColor="accent3" w:sz="4" w:space="0"/>
-        <w:insideH w:val="single" w:color="FFFFFF" w:themeColor="background1" w:sz="4" w:space="0"/>
-        <w:insideV w:val="single" w:color="FFFFFF" w:themeColor="background1" w:sz="4" w:space="0"/>
+        <w:top w:val="single" w:sz="24" w:space="0" w:color="8064A2" w:themeColor="accent4"/>
+        <w:left w:val="single" w:sz="4" w:space="0" w:color="9BBB59" w:themeColor="accent3"/>
+        <w:bottom w:val="single" w:sz="4" w:space="0" w:color="9BBB59" w:themeColor="accent3"/>
+        <w:right w:val="single" w:sz="4" w:space="0" w:color="9BBB59" w:themeColor="accent3"/>
+        <w:insideH w:val="single" w:sz="4" w:space="0" w:color="FFFFFF" w:themeColor="background1"/>
+        <w:insideV w:val="single" w:sz="4" w:space="0" w:color="FFFFFF" w:themeColor="background1"/>
       </w:tblBorders>
     </w:tblPr>
     <w:tcPr>
@@ -11175,7 +12509,7 @@
         <w:tcBorders>
           <w:top w:val="nil"/>
           <w:left w:val="nil"/>
-          <w:bottom w:val="single" w:color="8064A2" w:themeColor="accent4" w:sz="24" w:space="0"/>
+          <w:bottom w:val="single" w:sz="24" w:space="0" w:color="8064A2" w:themeColor="accent4"/>
           <w:right w:val="nil"/>
           <w:insideH w:val="nil"/>
           <w:insideV w:val="nil"/>
@@ -11192,7 +12526,7 @@
       <w:tblPr/>
       <w:tcPr>
         <w:tcBorders>
-          <w:top w:val="single" w:color="FFFFFF" w:themeColor="background1" w:sz="6" w:space="0"/>
+          <w:top w:val="single" w:sz="6" w:space="0" w:color="FFFFFF" w:themeColor="background1"/>
         </w:tcBorders>
         <w:shd w:val="clear" w:color="auto" w:fill="5E7530" w:themeFill="accent3" w:themeFillShade="99"/>
       </w:tcPr>
@@ -11208,7 +12542,7 @@
           <w:left w:val="nil"/>
           <w:bottom w:val="nil"/>
           <w:right w:val="nil"/>
-          <w:insideH w:val="single" w:color="5E7530" w:themeColor="accent3" w:themeShade="99" w:sz="4" w:space="0"/>
+          <w:insideH w:val="single" w:sz="4" w:space="0" w:color="5E7530" w:themeColor="accent3" w:themeShade="99"/>
           <w:insideV w:val="nil"/>
         </w:tcBorders>
         <w:shd w:val="clear" w:color="auto" w:fill="5E7530" w:themeFill="accent3" w:themeFillShade="99"/>
@@ -11259,12 +12593,12 @@
       <w:tblStyleRowBandSize w:val="1"/>
       <w:tblStyleColBandSize w:val="1"/>
       <w:tblBorders>
-        <w:top w:val="single" w:color="9BBB59" w:themeColor="accent3" w:sz="24" w:space="0"/>
-        <w:left w:val="single" w:color="8064A2" w:themeColor="accent4" w:sz="4" w:space="0"/>
-        <w:bottom w:val="single" w:color="8064A2" w:themeColor="accent4" w:sz="4" w:space="0"/>
-        <w:right w:val="single" w:color="8064A2" w:themeColor="accent4" w:sz="4" w:space="0"/>
-        <w:insideH w:val="single" w:color="FFFFFF" w:themeColor="background1" w:sz="4" w:space="0"/>
-        <w:insideV w:val="single" w:color="FFFFFF" w:themeColor="background1" w:sz="4" w:space="0"/>
+        <w:top w:val="single" w:sz="24" w:space="0" w:color="9BBB59" w:themeColor="accent3"/>
+        <w:left w:val="single" w:sz="4" w:space="0" w:color="8064A2" w:themeColor="accent4"/>
+        <w:bottom w:val="single" w:sz="4" w:space="0" w:color="8064A2" w:themeColor="accent4"/>
+        <w:right w:val="single" w:sz="4" w:space="0" w:color="8064A2" w:themeColor="accent4"/>
+        <w:insideH w:val="single" w:sz="4" w:space="0" w:color="FFFFFF" w:themeColor="background1"/>
+        <w:insideV w:val="single" w:sz="4" w:space="0" w:color="FFFFFF" w:themeColor="background1"/>
       </w:tblBorders>
     </w:tblPr>
     <w:tcPr>
@@ -11280,7 +12614,7 @@
         <w:tcBorders>
           <w:top w:val="nil"/>
           <w:left w:val="nil"/>
-          <w:bottom w:val="single" w:color="9BBB59" w:themeColor="accent3" w:sz="24" w:space="0"/>
+          <w:bottom w:val="single" w:sz="24" w:space="0" w:color="9BBB59" w:themeColor="accent3"/>
           <w:right w:val="nil"/>
           <w:insideH w:val="nil"/>
           <w:insideV w:val="nil"/>
@@ -11297,7 +12631,7 @@
       <w:tblPr/>
       <w:tcPr>
         <w:tcBorders>
-          <w:top w:val="single" w:color="FFFFFF" w:themeColor="background1" w:sz="6" w:space="0"/>
+          <w:top w:val="single" w:sz="6" w:space="0" w:color="FFFFFF" w:themeColor="background1"/>
         </w:tcBorders>
         <w:shd w:val="clear" w:color="auto" w:fill="4C3B62" w:themeFill="accent4" w:themeFillShade="99"/>
       </w:tcPr>
@@ -11313,7 +12647,7 @@
           <w:left w:val="nil"/>
           <w:bottom w:val="nil"/>
           <w:right w:val="nil"/>
-          <w:insideH w:val="single" w:color="4C3B62" w:themeColor="accent4" w:themeShade="99" w:sz="4" w:space="0"/>
+          <w:insideH w:val="single" w:sz="4" w:space="0" w:color="4C3B62" w:themeColor="accent4" w:themeShade="99"/>
           <w:insideV w:val="nil"/>
         </w:tcBorders>
         <w:shd w:val="clear" w:color="auto" w:fill="4C3B62" w:themeFill="accent4" w:themeFillShade="99"/>
@@ -11374,12 +12708,12 @@
       <w:tblStyleRowBandSize w:val="1"/>
       <w:tblStyleColBandSize w:val="1"/>
       <w:tblBorders>
-        <w:top w:val="single" w:color="F79646" w:themeColor="accent6" w:sz="24" w:space="0"/>
-        <w:left w:val="single" w:color="4BACC6" w:themeColor="accent5" w:sz="4" w:space="0"/>
-        <w:bottom w:val="single" w:color="4BACC6" w:themeColor="accent5" w:sz="4" w:space="0"/>
-        <w:right w:val="single" w:color="4BACC6" w:themeColor="accent5" w:sz="4" w:space="0"/>
-        <w:insideH w:val="single" w:color="FFFFFF" w:themeColor="background1" w:sz="4" w:space="0"/>
-        <w:insideV w:val="single" w:color="FFFFFF" w:themeColor="background1" w:sz="4" w:space="0"/>
+        <w:top w:val="single" w:sz="24" w:space="0" w:color="F79646" w:themeColor="accent6"/>
+        <w:left w:val="single" w:sz="4" w:space="0" w:color="4BACC6" w:themeColor="accent5"/>
+        <w:bottom w:val="single" w:sz="4" w:space="0" w:color="4BACC6" w:themeColor="accent5"/>
+        <w:right w:val="single" w:sz="4" w:space="0" w:color="4BACC6" w:themeColor="accent5"/>
+        <w:insideH w:val="single" w:sz="4" w:space="0" w:color="FFFFFF" w:themeColor="background1"/>
+        <w:insideV w:val="single" w:sz="4" w:space="0" w:color="FFFFFF" w:themeColor="background1"/>
       </w:tblBorders>
     </w:tblPr>
     <w:tcPr>
@@ -11395,7 +12729,7 @@
         <w:tcBorders>
           <w:top w:val="nil"/>
           <w:left w:val="nil"/>
-          <w:bottom w:val="single" w:color="F79646" w:themeColor="accent6" w:sz="24" w:space="0"/>
+          <w:bottom w:val="single" w:sz="24" w:space="0" w:color="F79646" w:themeColor="accent6"/>
           <w:right w:val="nil"/>
           <w:insideH w:val="nil"/>
           <w:insideV w:val="nil"/>
@@ -11412,7 +12746,7 @@
       <w:tblPr/>
       <w:tcPr>
         <w:tcBorders>
-          <w:top w:val="single" w:color="FFFFFF" w:themeColor="background1" w:sz="6" w:space="0"/>
+          <w:top w:val="single" w:sz="6" w:space="0" w:color="FFFFFF" w:themeColor="background1"/>
         </w:tcBorders>
         <w:shd w:val="clear" w:color="auto" w:fill="276A7C" w:themeFill="accent5" w:themeFillShade="99"/>
       </w:tcPr>
@@ -11428,7 +12762,7 @@
           <w:left w:val="nil"/>
           <w:bottom w:val="nil"/>
           <w:right w:val="nil"/>
-          <w:insideH w:val="single" w:color="276A7C" w:themeColor="accent5" w:themeShade="99" w:sz="4" w:space="0"/>
+          <w:insideH w:val="single" w:sz="4" w:space="0" w:color="276A7C" w:themeColor="accent5" w:themeShade="99"/>
           <w:insideV w:val="nil"/>
         </w:tcBorders>
         <w:shd w:val="clear" w:color="auto" w:fill="276A7C" w:themeFill="accent5" w:themeFillShade="99"/>
@@ -11489,12 +12823,12 @@
       <w:tblStyleRowBandSize w:val="1"/>
       <w:tblStyleColBandSize w:val="1"/>
       <w:tblBorders>
-        <w:top w:val="single" w:color="4BACC6" w:themeColor="accent5" w:sz="24" w:space="0"/>
-        <w:left w:val="single" w:color="F79646" w:themeColor="accent6" w:sz="4" w:space="0"/>
-        <w:bottom w:val="single" w:color="F79646" w:themeColor="accent6" w:sz="4" w:space="0"/>
-        <w:right w:val="single" w:color="F79646" w:themeColor="accent6" w:sz="4" w:space="0"/>
-        <w:insideH w:val="single" w:color="FFFFFF" w:themeColor="background1" w:sz="4" w:space="0"/>
-        <w:insideV w:val="single" w:color="FFFFFF" w:themeColor="background1" w:sz="4" w:space="0"/>
+        <w:top w:val="single" w:sz="24" w:space="0" w:color="4BACC6" w:themeColor="accent5"/>
+        <w:left w:val="single" w:sz="4" w:space="0" w:color="F79646" w:themeColor="accent6"/>
+        <w:bottom w:val="single" w:sz="4" w:space="0" w:color="F79646" w:themeColor="accent6"/>
+        <w:right w:val="single" w:sz="4" w:space="0" w:color="F79646" w:themeColor="accent6"/>
+        <w:insideH w:val="single" w:sz="4" w:space="0" w:color="FFFFFF" w:themeColor="background1"/>
+        <w:insideV w:val="single" w:sz="4" w:space="0" w:color="FFFFFF" w:themeColor="background1"/>
       </w:tblBorders>
     </w:tblPr>
     <w:tcPr>
@@ -11510,7 +12844,7 @@
         <w:tcBorders>
           <w:top w:val="nil"/>
           <w:left w:val="nil"/>
-          <w:bottom w:val="single" w:color="4BACC6" w:themeColor="accent5" w:sz="24" w:space="0"/>
+          <w:bottom w:val="single" w:sz="24" w:space="0" w:color="4BACC6" w:themeColor="accent5"/>
           <w:right w:val="nil"/>
           <w:insideH w:val="nil"/>
           <w:insideV w:val="nil"/>
@@ -11527,7 +12861,7 @@
       <w:tblPr/>
       <w:tcPr>
         <w:tcBorders>
-          <w:top w:val="single" w:color="FFFFFF" w:themeColor="background1" w:sz="6" w:space="0"/>
+          <w:top w:val="single" w:sz="6" w:space="0" w:color="FFFFFF" w:themeColor="background1"/>
         </w:tcBorders>
         <w:shd w:val="clear" w:color="auto" w:fill="B65608" w:themeFill="accent6" w:themeFillShade="99"/>
       </w:tcPr>
@@ -11543,7 +12877,7 @@
           <w:left w:val="nil"/>
           <w:bottom w:val="nil"/>
           <w:right w:val="nil"/>
-          <w:insideH w:val="single" w:color="B65608" w:themeColor="accent6" w:themeShade="99" w:sz="4" w:space="0"/>
+          <w:insideH w:val="single" w:sz="4" w:space="0" w:color="B65608" w:themeColor="accent6" w:themeShade="99"/>
           <w:insideV w:val="nil"/>
         </w:tcBorders>
         <w:shd w:val="clear" w:color="auto" w:fill="B65608" w:themeFill="accent6" w:themeFillShade="99"/>
@@ -11616,7 +12950,7 @@
       <w:tblPr/>
       <w:tcPr>
         <w:tcBorders>
-          <w:bottom w:val="single" w:color="FFFFFF" w:themeColor="background1" w:sz="12" w:space="0"/>
+          <w:bottom w:val="single" w:sz="12" w:space="0" w:color="FFFFFF" w:themeColor="background1"/>
         </w:tcBorders>
         <w:shd w:val="clear" w:color="auto" w:fill="9E3A38" w:themeFill="accent2" w:themeFillShade="CC"/>
       </w:tcPr>
@@ -11630,7 +12964,7 @@
       <w:tblPr/>
       <w:tcPr>
         <w:tcBorders>
-          <w:top w:val="single" w:color="000000" w:themeColor="text1" w:sz="12" w:space="0"/>
+          <w:top w:val="single" w:sz="12" w:space="0" w:color="000000" w:themeColor="text1"/>
         </w:tcBorders>
         <w:shd w:val="clear" w:color="auto" w:fill="FFFFFF" w:themeFill="background1"/>
       </w:tcPr>
@@ -11695,7 +13029,7 @@
       <w:tblPr/>
       <w:tcPr>
         <w:tcBorders>
-          <w:bottom w:val="single" w:color="FFFFFF" w:themeColor="background1" w:sz="12" w:space="0"/>
+          <w:bottom w:val="single" w:sz="12" w:space="0" w:color="FFFFFF" w:themeColor="background1"/>
         </w:tcBorders>
         <w:shd w:val="clear" w:color="auto" w:fill="9E3A38" w:themeFill="accent2" w:themeFillShade="CC"/>
       </w:tcPr>
@@ -11709,7 +13043,7 @@
       <w:tblPr/>
       <w:tcPr>
         <w:tcBorders>
-          <w:top w:val="single" w:color="000000" w:themeColor="text1" w:sz="12" w:space="0"/>
+          <w:top w:val="single" w:sz="12" w:space="0" w:color="000000" w:themeColor="text1"/>
         </w:tcBorders>
         <w:shd w:val="clear" w:color="auto" w:fill="FFFFFF" w:themeFill="background1"/>
       </w:tcPr>
@@ -11774,7 +13108,7 @@
       <w:tblPr/>
       <w:tcPr>
         <w:tcBorders>
-          <w:bottom w:val="single" w:color="FFFFFF" w:themeColor="background1" w:sz="12" w:space="0"/>
+          <w:bottom w:val="single" w:sz="12" w:space="0" w:color="FFFFFF" w:themeColor="background1"/>
         </w:tcBorders>
         <w:shd w:val="clear" w:color="auto" w:fill="9E3A38" w:themeFill="accent2" w:themeFillShade="CC"/>
       </w:tcPr>
@@ -11788,7 +13122,7 @@
       <w:tblPr/>
       <w:tcPr>
         <w:tcBorders>
-          <w:top w:val="single" w:color="000000" w:themeColor="text1" w:sz="12" w:space="0"/>
+          <w:top w:val="single" w:sz="12" w:space="0" w:color="000000" w:themeColor="text1"/>
         </w:tcBorders>
         <w:shd w:val="clear" w:color="auto" w:fill="FFFFFF" w:themeFill="background1"/>
       </w:tcPr>
@@ -11853,7 +13187,7 @@
       <w:tblPr/>
       <w:tcPr>
         <w:tcBorders>
-          <w:bottom w:val="single" w:color="FFFFFF" w:themeColor="background1" w:sz="12" w:space="0"/>
+          <w:bottom w:val="single" w:sz="12" w:space="0" w:color="FFFFFF" w:themeColor="background1"/>
         </w:tcBorders>
         <w:shd w:val="clear" w:color="auto" w:fill="664E82" w:themeFill="accent4" w:themeFillShade="CC"/>
       </w:tcPr>
@@ -11867,7 +13201,7 @@
       <w:tblPr/>
       <w:tcPr>
         <w:tcBorders>
-          <w:top w:val="single" w:color="000000" w:themeColor="text1" w:sz="12" w:space="0"/>
+          <w:top w:val="single" w:sz="12" w:space="0" w:color="000000" w:themeColor="text1"/>
         </w:tcBorders>
         <w:shd w:val="clear" w:color="auto" w:fill="FFFFFF" w:themeFill="background1"/>
       </w:tcPr>
@@ -11932,7 +13266,7 @@
       <w:tblPr/>
       <w:tcPr>
         <w:tcBorders>
-          <w:bottom w:val="single" w:color="FFFFFF" w:themeColor="background1" w:sz="12" w:space="0"/>
+          <w:bottom w:val="single" w:sz="12" w:space="0" w:color="FFFFFF" w:themeColor="background1"/>
         </w:tcBorders>
         <w:shd w:val="clear" w:color="auto" w:fill="7E9C40" w:themeFill="accent3" w:themeFillShade="CC"/>
       </w:tcPr>
@@ -11946,7 +13280,7 @@
       <w:tblPr/>
       <w:tcPr>
         <w:tcBorders>
-          <w:top w:val="single" w:color="000000" w:themeColor="text1" w:sz="12" w:space="0"/>
+          <w:top w:val="single" w:sz="12" w:space="0" w:color="000000" w:themeColor="text1"/>
         </w:tcBorders>
         <w:shd w:val="clear" w:color="auto" w:fill="FFFFFF" w:themeFill="background1"/>
       </w:tcPr>
@@ -12011,7 +13345,7 @@
       <w:tblPr/>
       <w:tcPr>
         <w:tcBorders>
-          <w:bottom w:val="single" w:color="FFFFFF" w:themeColor="background1" w:sz="12" w:space="0"/>
+          <w:bottom w:val="single" w:sz="12" w:space="0" w:color="FFFFFF" w:themeColor="background1"/>
         </w:tcBorders>
         <w:shd w:val="clear" w:color="auto" w:fill="F2730A" w:themeFill="accent6" w:themeFillShade="CC"/>
       </w:tcPr>
@@ -12025,7 +13359,7 @@
       <w:tblPr/>
       <w:tcPr>
         <w:tcBorders>
-          <w:top w:val="single" w:color="000000" w:themeColor="text1" w:sz="12" w:space="0"/>
+          <w:top w:val="single" w:sz="12" w:space="0" w:color="000000" w:themeColor="text1"/>
         </w:tcBorders>
         <w:shd w:val="clear" w:color="auto" w:fill="FFFFFF" w:themeFill="background1"/>
       </w:tcPr>
@@ -12090,7 +13424,7 @@
       <w:tblPr/>
       <w:tcPr>
         <w:tcBorders>
-          <w:bottom w:val="single" w:color="FFFFFF" w:themeColor="background1" w:sz="12" w:space="0"/>
+          <w:bottom w:val="single" w:sz="12" w:space="0" w:color="FFFFFF" w:themeColor="background1"/>
         </w:tcBorders>
         <w:shd w:val="clear" w:color="auto" w:fill="348DA5" w:themeFill="accent5" w:themeFillShade="CC"/>
       </w:tcPr>
@@ -12104,7 +13438,7 @@
       <w:tblPr/>
       <w:tcPr>
         <w:tcBorders>
-          <w:top w:val="single" w:color="000000" w:themeColor="text1" w:sz="12" w:space="0"/>
+          <w:top w:val="single" w:sz="12" w:space="0" w:color="000000" w:themeColor="text1"/>
         </w:tcBorders>
         <w:shd w:val="clear" w:color="auto" w:fill="FFFFFF" w:themeFill="background1"/>
       </w:tcPr>
@@ -12157,7 +13491,7 @@
       <w:tblStyleRowBandSize w:val="1"/>
       <w:tblStyleColBandSize w:val="1"/>
       <w:tblBorders>
-        <w:insideH w:val="single" w:color="FFFFFF" w:themeColor="background1" w:sz="4" w:space="0"/>
+        <w:insideH w:val="single" w:sz="4" w:space="0" w:color="FFFFFF" w:themeColor="background1"/>
       </w:tblBorders>
     </w:tblPr>
     <w:tcPr>
@@ -12230,7 +13564,7 @@
       <w:tblStyleRowBandSize w:val="1"/>
       <w:tblStyleColBandSize w:val="1"/>
       <w:tblBorders>
-        <w:insideH w:val="single" w:color="FFFFFF" w:themeColor="background1" w:sz="4" w:space="0"/>
+        <w:insideH w:val="single" w:sz="4" w:space="0" w:color="FFFFFF" w:themeColor="background1"/>
       </w:tblBorders>
     </w:tblPr>
     <w:tcPr>
@@ -12303,7 +13637,7 @@
       <w:tblStyleRowBandSize w:val="1"/>
       <w:tblStyleColBandSize w:val="1"/>
       <w:tblBorders>
-        <w:insideH w:val="single" w:color="FFFFFF" w:themeColor="background1" w:sz="4" w:space="0"/>
+        <w:insideH w:val="single" w:sz="4" w:space="0" w:color="FFFFFF" w:themeColor="background1"/>
       </w:tblBorders>
     </w:tblPr>
     <w:tcPr>
@@ -12376,7 +13710,7 @@
       <w:tblStyleRowBandSize w:val="1"/>
       <w:tblStyleColBandSize w:val="1"/>
       <w:tblBorders>
-        <w:insideH w:val="single" w:color="FFFFFF" w:themeColor="background1" w:sz="4" w:space="0"/>
+        <w:insideH w:val="single" w:sz="4" w:space="0" w:color="FFFFFF" w:themeColor="background1"/>
       </w:tblBorders>
     </w:tblPr>
     <w:tcPr>
@@ -12449,7 +13783,7 @@
       <w:tblStyleRowBandSize w:val="1"/>
       <w:tblStyleColBandSize w:val="1"/>
       <w:tblBorders>
-        <w:insideH w:val="single" w:color="FFFFFF" w:themeColor="background1" w:sz="4" w:space="0"/>
+        <w:insideH w:val="single" w:sz="4" w:space="0" w:color="FFFFFF" w:themeColor="background1"/>
       </w:tblBorders>
     </w:tblPr>
     <w:tcPr>
@@ -12522,7 +13856,7 @@
       <w:tblStyleRowBandSize w:val="1"/>
       <w:tblStyleColBandSize w:val="1"/>
       <w:tblBorders>
-        <w:insideH w:val="single" w:color="FFFFFF" w:themeColor="background1" w:sz="4" w:space="0"/>
+        <w:insideH w:val="single" w:sz="4" w:space="0" w:color="FFFFFF" w:themeColor="background1"/>
       </w:tblBorders>
     </w:tblPr>
     <w:tcPr>
@@ -12595,7 +13929,7 @@
       <w:tblStyleRowBandSize w:val="1"/>
       <w:tblStyleColBandSize w:val="1"/>
       <w:tblBorders>
-        <w:insideH w:val="single" w:color="FFFFFF" w:themeColor="background1" w:sz="4" w:space="0"/>
+        <w:insideH w:val="single" w:sz="4" w:space="0" w:color="FFFFFF" w:themeColor="background1"/>
       </w:tblBorders>
     </w:tblPr>
     <w:tcPr>
@@ -12652,6 +13986,16 @@
         <w:shd w:val="clear" w:color="auto" w:fill="FBCAA2" w:themeFill="accent6" w:themeFillTint="7F"/>
       </w:tcPr>
     </w:tblStylePr>
+  </w:style>
+  <w:style w:type="paragraph" w:styleId="Poprawka">
+    <w:name w:val="Revision"/>
+    <w:hidden/>
+    <w:uiPriority w:val="99"/>
+    <w:semiHidden/>
+    <w:rsid w:val="003249DA"/>
+    <w:pPr>
+      <w:spacing w:after="0" w:line="240" w:lineRule="auto"/>
+    </w:pPr>
   </w:style>
 </w:styles>
 </file>
